--- a/ACPOS_KB-01_知識庫_Mother_Basic_Design_OPTIMIZED.docx
+++ b/ACPOS_KB-01_知識庫_Mother_Basic_Design_OPTIMIZED.docx
@@ -19396,11 +19396,5192 @@
         <w:spacing w:after="10"/>
       </w:pPr>
     </w:p>
+    <w:p>
+      <w:pPr>
+        <w:sectPr>
+          <w:headerReference w:type="default" r:id="rId9"/>
+          <w:footerReference w:type="default" r:id="rId10"/>
+          <w:pgSz w:w="12240" w:h="15840"/>
+          <w:pgMar w:top="792" w:right="893" w:bottom="792" w:left="893" w:header="317" w:footer="317" w:gutter="0"/>
+          <w:cols w:space="720"/>
+          <w:docGrid w:linePitch="360"/>
+        </w:sectPr>
+      </w:pPr>
+    </w:p>
+    <w:p>
+      <w:pPr>
+        <w:pStyle w:val="Heading1"/>
+      </w:pPr>
+      <w:r>
+        <w:t>2026-09-21 Machine Authority Construction Closure / 機器權威施工綁定封板</w:t>
+      </w:r>
+    </w:p>
+    <w:p>
+      <w:r>
+        <w:rPr>
+          <w:b/>
+        </w:rPr>
+        <w:t xml:space="preserve">[ACPOS-20260921-SOURCE-GROUNDED-CONSTRUCTION-CLOSURE-V1] </w:t>
+      </w:r>
+      <w:r>
+        <w:t>Source-grounded only. Existing Current source wins; missing source values remain blocked/decision-required. This closure supersedes the prior generic 2026-09-21 V1/V3 annex only, not the original domain logic or human visual review gates.</w:t>
+      </w:r>
+    </w:p>
+    <w:p>
+      <w:pPr>
+        <w:pStyle w:val="Heading2"/>
+      </w:pPr>
+      <w:r>
+        <w:t>KB-01 · Exact Construction Binding</w:t>
+      </w:r>
+    </w:p>
+    <w:tbl>
+      <w:tblPr>
+        <w:tblStyle w:val="TableGrid"/>
+        <w:tblW w:type="auto" w:w="0"/>
+        <w:tblLook w:firstColumn="1" w:firstRow="1" w:lastColumn="0" w:lastRow="0" w:noHBand="0" w:noVBand="1" w:val="04A0"/>
+      </w:tblPr>
+      <w:tblGrid>
+        <w:gridCol w:w="7416"/>
+        <w:gridCol w:w="7416"/>
+      </w:tblGrid>
+      <w:tr>
+        <w:trPr>
+          <w:tblHeader w:val="true"/>
+        </w:trPr>
+        <w:tc>
+          <w:tcPr>
+            <w:tcW w:type="dxa" w:w="7416"/>
+            <w:shd w:fill="EDE9FE"/>
+          </w:tcPr>
+          <w:p>
+            <w:r>
+              <w:rPr>
+                <w:sz w:val="14"/>
+              </w:rPr>
+              <w:t>Authority</w:t>
+            </w:r>
+          </w:p>
+        </w:tc>
+        <w:tc>
+          <w:tcPr>
+            <w:tcW w:type="dxa" w:w="7416"/>
+            <w:shd w:fill="EDE9FE"/>
+          </w:tcPr>
+          <w:p>
+            <w:r>
+              <w:rPr>
+                <w:sz w:val="14"/>
+              </w:rPr>
+              <w:t>Value</w:t>
+            </w:r>
+          </w:p>
+        </w:tc>
+      </w:tr>
+      <w:tr>
+        <w:tc>
+          <w:tcPr>
+            <w:tcW w:type="dxa" w:w="7416"/>
+          </w:tcPr>
+          <w:p>
+            <w:r>
+              <w:rPr>
+                <w:sz w:val="14"/>
+              </w:rPr>
+              <w:t>Source Commit</w:t>
+            </w:r>
+          </w:p>
+        </w:tc>
+        <w:tc>
+          <w:tcPr>
+            <w:tcW w:type="dxa" w:w="7416"/>
+          </w:tcPr>
+          <w:p>
+            <w:r>
+              <w:rPr>
+                <w:sz w:val="14"/>
+              </w:rPr>
+              <w:t>165c6440cb53b1b45ec96905241fb4d56dc3b867</w:t>
+            </w:r>
+          </w:p>
+        </w:tc>
+      </w:tr>
+      <w:tr>
+        <w:tc>
+          <w:tcPr>
+            <w:tcW w:type="dxa" w:w="7416"/>
+          </w:tcPr>
+          <w:p>
+            <w:r>
+              <w:rPr>
+                <w:sz w:val="14"/>
+              </w:rPr>
+              <w:t>Machine Authority</w:t>
+            </w:r>
+          </w:p>
+        </w:tc>
+        <w:tc>
+          <w:tcPr>
+            <w:tcW w:type="dxa" w:w="7416"/>
+          </w:tcPr>
+          <w:p>
+            <w:r>
+              <w:rPr>
+                <w:sz w:val="14"/>
+              </w:rPr>
+              <w:t>authority/pages/admin/KB-01/ACPOS_KB-01_FINAL_LOCKED_ENCODING.yaml</w:t>
+            </w:r>
+          </w:p>
+        </w:tc>
+      </w:tr>
+      <w:tr>
+        <w:tc>
+          <w:tcPr>
+            <w:tcW w:type="dxa" w:w="7416"/>
+          </w:tcPr>
+          <w:p>
+            <w:r>
+              <w:rPr>
+                <w:sz w:val="14"/>
+              </w:rPr>
+              <w:t>Authority SHA-256</w:t>
+            </w:r>
+          </w:p>
+        </w:tc>
+        <w:tc>
+          <w:tcPr>
+            <w:tcW w:type="dxa" w:w="7416"/>
+          </w:tcPr>
+          <w:p>
+            <w:r>
+              <w:rPr>
+                <w:sz w:val="14"/>
+              </w:rPr>
+              <w:t>9fcf647d6cd0232ef8dff09bd8808bad22f1123d60b4d56fd2fc3f4fede276ec</w:t>
+            </w:r>
+          </w:p>
+        </w:tc>
+      </w:tr>
+      <w:tr>
+        <w:tc>
+          <w:tcPr>
+            <w:tcW w:type="dxa" w:w="7416"/>
+          </w:tcPr>
+          <w:p>
+            <w:r>
+              <w:rPr>
+                <w:sz w:val="14"/>
+              </w:rPr>
+              <w:t>Expected Control Denominator</w:t>
+            </w:r>
+          </w:p>
+        </w:tc>
+        <w:tc>
+          <w:tcPr>
+            <w:tcW w:type="dxa" w:w="7416"/>
+          </w:tcPr>
+          <w:p>
+            <w:r>
+              <w:rPr>
+                <w:sz w:val="14"/>
+              </w:rPr>
+              <w:t>27</w:t>
+            </w:r>
+          </w:p>
+        </w:tc>
+      </w:tr>
+      <w:tr>
+        <w:tc>
+          <w:tcPr>
+            <w:tcW w:type="dxa" w:w="7416"/>
+          </w:tcPr>
+          <w:p>
+            <w:r>
+              <w:rPr>
+                <w:sz w:val="14"/>
+              </w:rPr>
+              <w:t>Unique Control Rows</w:t>
+            </w:r>
+          </w:p>
+        </w:tc>
+        <w:tc>
+          <w:tcPr>
+            <w:tcW w:type="dxa" w:w="7416"/>
+          </w:tcPr>
+          <w:p>
+            <w:r>
+              <w:rPr>
+                <w:sz w:val="14"/>
+              </w:rPr>
+              <w:t>27</w:t>
+            </w:r>
+          </w:p>
+        </w:tc>
+      </w:tr>
+      <w:tr>
+        <w:tc>
+          <w:tcPr>
+            <w:tcW w:type="dxa" w:w="7416"/>
+          </w:tcPr>
+          <w:p>
+            <w:r>
+              <w:rPr>
+                <w:sz w:val="14"/>
+              </w:rPr>
+              <w:t>Denominator Gate</w:t>
+            </w:r>
+          </w:p>
+        </w:tc>
+        <w:tc>
+          <w:tcPr>
+            <w:tcW w:type="dxa" w:w="7416"/>
+          </w:tcPr>
+          <w:p>
+            <w:r>
+              <w:rPr>
+                <w:sz w:val="14"/>
+              </w:rPr>
+              <w:t>PASS</w:t>
+            </w:r>
+          </w:p>
+        </w:tc>
+      </w:tr>
+    </w:tbl>
+    <w:tbl>
+      <w:tblPr>
+        <w:tblStyle w:val="TableGrid"/>
+        <w:tblW w:type="auto" w:w="0"/>
+        <w:tblLook w:firstColumn="1" w:firstRow="1" w:lastColumn="0" w:lastRow="0" w:noHBand="0" w:noVBand="1" w:val="04A0"/>
+      </w:tblPr>
+      <w:tblGrid>
+        <w:gridCol w:w="1141"/>
+        <w:gridCol w:w="1141"/>
+        <w:gridCol w:w="1141"/>
+        <w:gridCol w:w="1141"/>
+        <w:gridCol w:w="1141"/>
+        <w:gridCol w:w="1141"/>
+        <w:gridCol w:w="1141"/>
+        <w:gridCol w:w="1141"/>
+        <w:gridCol w:w="1141"/>
+        <w:gridCol w:w="1141"/>
+        <w:gridCol w:w="1141"/>
+        <w:gridCol w:w="1141"/>
+        <w:gridCol w:w="1141"/>
+      </w:tblGrid>
+      <w:tr>
+        <w:trPr>
+          <w:tblHeader w:val="true"/>
+        </w:trPr>
+        <w:tc>
+          <w:tcPr>
+            <w:tcW w:type="dxa" w:w="1141"/>
+            <w:shd w:fill="EDE9FE"/>
+          </w:tcPr>
+          <w:p>
+            <w:r>
+              <w:rPr>
+                <w:sz w:val="10"/>
+              </w:rPr>
+              <w:t>Control UID</w:t>
+            </w:r>
+          </w:p>
+        </w:tc>
+        <w:tc>
+          <w:tcPr>
+            <w:tcW w:type="dxa" w:w="1141"/>
+            <w:shd w:fill="EDE9FE"/>
+          </w:tcPr>
+          <w:p>
+            <w:r>
+              <w:rPr>
+                <w:sz w:val="10"/>
+              </w:rPr>
+              <w:t>UID Status</w:t>
+            </w:r>
+          </w:p>
+        </w:tc>
+        <w:tc>
+          <w:tcPr>
+            <w:tcW w:type="dxa" w:w="1141"/>
+            <w:shd w:fill="EDE9FE"/>
+          </w:tcPr>
+          <w:p>
+            <w:r>
+              <w:rPr>
+                <w:sz w:val="10"/>
+              </w:rPr>
+              <w:t>Label</w:t>
+            </w:r>
+          </w:p>
+        </w:tc>
+        <w:tc>
+          <w:tcPr>
+            <w:tcW w:type="dxa" w:w="1141"/>
+            <w:shd w:fill="EDE9FE"/>
+          </w:tcPr>
+          <w:p>
+            <w:r>
+              <w:rPr>
+                <w:sz w:val="10"/>
+              </w:rPr>
+              <w:t>Type</w:t>
+            </w:r>
+          </w:p>
+        </w:tc>
+        <w:tc>
+          <w:tcPr>
+            <w:tcW w:type="dxa" w:w="1141"/>
+            <w:shd w:fill="EDE9FE"/>
+          </w:tcPr>
+          <w:p>
+            <w:r>
+              <w:rPr>
+                <w:sz w:val="10"/>
+              </w:rPr>
+              <w:t>Action UID</w:t>
+            </w:r>
+          </w:p>
+        </w:tc>
+        <w:tc>
+          <w:tcPr>
+            <w:tcW w:type="dxa" w:w="1141"/>
+            <w:shd w:fill="EDE9FE"/>
+          </w:tcPr>
+          <w:p>
+            <w:r>
+              <w:rPr>
+                <w:sz w:val="10"/>
+              </w:rPr>
+              <w:t>Gate</w:t>
+            </w:r>
+          </w:p>
+        </w:tc>
+        <w:tc>
+          <w:tcPr>
+            <w:tcW w:type="dxa" w:w="1141"/>
+            <w:shd w:fill="EDE9FE"/>
+          </w:tcPr>
+          <w:p>
+            <w:r>
+              <w:rPr>
+                <w:sz w:val="10"/>
+              </w:rPr>
+              <w:t>Permission / Auth Resource</w:t>
+            </w:r>
+          </w:p>
+        </w:tc>
+        <w:tc>
+          <w:tcPr>
+            <w:tcW w:type="dxa" w:w="1141"/>
+            <w:shd w:fill="EDE9FE"/>
+          </w:tcPr>
+          <w:p>
+            <w:r>
+              <w:rPr>
+                <w:sz w:val="10"/>
+              </w:rPr>
+              <w:t>Payload / Schema</w:t>
+            </w:r>
+          </w:p>
+        </w:tc>
+        <w:tc>
+          <w:tcPr>
+            <w:tcW w:type="dxa" w:w="1141"/>
+            <w:shd w:fill="EDE9FE"/>
+          </w:tcPr>
+          <w:p>
+            <w:r>
+              <w:rPr>
+                <w:sz w:val="10"/>
+              </w:rPr>
+              <w:t>Operation</w:t>
+            </w:r>
+          </w:p>
+        </w:tc>
+        <w:tc>
+          <w:tcPr>
+            <w:tcW w:type="dxa" w:w="1141"/>
+            <w:shd w:fill="EDE9FE"/>
+          </w:tcPr>
+          <w:p>
+            <w:r>
+              <w:rPr>
+                <w:sz w:val="10"/>
+              </w:rPr>
+              <w:t>Method / Path</w:t>
+            </w:r>
+          </w:p>
+        </w:tc>
+        <w:tc>
+          <w:tcPr>
+            <w:tcW w:type="dxa" w:w="1141"/>
+            <w:shd w:fill="EDE9FE"/>
+          </w:tcPr>
+          <w:p>
+            <w:r>
+              <w:rPr>
+                <w:sz w:val="10"/>
+              </w:rPr>
+              <w:t>Runtime Owner</w:t>
+            </w:r>
+          </w:p>
+        </w:tc>
+        <w:tc>
+          <w:tcPr>
+            <w:tcW w:type="dxa" w:w="1141"/>
+            <w:shd w:fill="EDE9FE"/>
+          </w:tcPr>
+          <w:p>
+            <w:r>
+              <w:rPr>
+                <w:sz w:val="10"/>
+              </w:rPr>
+              <w:t>Persistence Owner</w:t>
+            </w:r>
+          </w:p>
+        </w:tc>
+        <w:tc>
+          <w:tcPr>
+            <w:tcW w:type="dxa" w:w="1141"/>
+            <w:shd w:fill="EDE9FE"/>
+          </w:tcPr>
+          <w:p>
+            <w:r>
+              <w:rPr>
+                <w:sz w:val="10"/>
+              </w:rPr>
+              <w:t>Runtime Status</w:t>
+            </w:r>
+          </w:p>
+        </w:tc>
+      </w:tr>
+      <w:tr>
+        <w:tc>
+          <w:tcPr>
+            <w:tcW w:type="dxa" w:w="1141"/>
+          </w:tcPr>
+          <w:p>
+            <w:r>
+              <w:rPr>
+                <w:sz w:val="10"/>
+              </w:rPr>
+              <w:t>KB-01-CTL-VIEW-OVERVIEW</w:t>
+            </w:r>
+          </w:p>
+        </w:tc>
+        <w:tc>
+          <w:tcPr>
+            <w:tcW w:type="dxa" w:w="1141"/>
+          </w:tcPr>
+          <w:p>
+            <w:r>
+              <w:rPr>
+                <w:sz w:val="10"/>
+              </w:rPr>
+              <w:t>EXISTING_SOURCE_UID</w:t>
+            </w:r>
+          </w:p>
+        </w:tc>
+        <w:tc>
+          <w:tcPr>
+            <w:tcW w:type="dxa" w:w="1141"/>
+          </w:tcPr>
+          <w:p>
+            <w:r>
+              <w:rPr>
+                <w:sz w:val="10"/>
+              </w:rPr>
+              <w:t>知識總覽</w:t>
+            </w:r>
+          </w:p>
+        </w:tc>
+        <w:tc>
+          <w:tcPr>
+            <w:tcW w:type="dxa" w:w="1141"/>
+          </w:tcPr>
+          <w:p>
+            <w:r>
+              <w:rPr>
+                <w:sz w:val="10"/>
+              </w:rPr>
+              <w:t>TAB</w:t>
+            </w:r>
+          </w:p>
+        </w:tc>
+        <w:tc>
+          <w:tcPr>
+            <w:tcW w:type="dxa" w:w="1141"/>
+          </w:tcPr>
+          <w:p>
+            <w:r>
+              <w:rPr>
+                <w:sz w:val="10"/>
+              </w:rPr>
+              <w:t>—</w:t>
+            </w:r>
+          </w:p>
+        </w:tc>
+        <w:tc>
+          <w:tcPr>
+            <w:tcW w:type="dxa" w:w="1141"/>
+          </w:tcPr>
+          <w:p>
+            <w:r>
+              <w:rPr>
+                <w:sz w:val="10"/>
+              </w:rPr>
+              <w:t>—</w:t>
+            </w:r>
+          </w:p>
+        </w:tc>
+        <w:tc>
+          <w:tcPr>
+            <w:tcW w:type="dxa" w:w="1141"/>
+          </w:tcPr>
+          <w:p>
+            <w:r>
+              <w:rPr>
+                <w:sz w:val="10"/>
+              </w:rPr>
+              <w:t>knowledge.read</w:t>
+            </w:r>
+          </w:p>
+        </w:tc>
+        <w:tc>
+          <w:tcPr>
+            <w:tcW w:type="dxa" w:w="1141"/>
+          </w:tcPr>
+          <w:p>
+            <w:r>
+              <w:rPr>
+                <w:sz w:val="10"/>
+              </w:rPr>
+              <w:t>—</w:t>
+            </w:r>
+          </w:p>
+        </w:tc>
+        <w:tc>
+          <w:tcPr>
+            <w:tcW w:type="dxa" w:w="1141"/>
+          </w:tcPr>
+          <w:p>
+            <w:r>
+              <w:rPr>
+                <w:sz w:val="10"/>
+              </w:rPr>
+              <w:t>—</w:t>
+            </w:r>
+          </w:p>
+        </w:tc>
+        <w:tc>
+          <w:tcPr>
+            <w:tcW w:type="dxa" w:w="1141"/>
+          </w:tcPr>
+          <w:p>
+            <w:r>
+              <w:rPr>
+                <w:sz w:val="10"/>
+              </w:rPr>
+              <w:t>—</w:t>
+            </w:r>
+          </w:p>
+        </w:tc>
+        <w:tc>
+          <w:tcPr>
+            <w:tcW w:type="dxa" w:w="1141"/>
+          </w:tcPr>
+          <w:p>
+            <w:r>
+              <w:rPr>
+                <w:sz w:val="10"/>
+              </w:rPr>
+              <w:t>PAGE_UI_STATE</w:t>
+            </w:r>
+          </w:p>
+        </w:tc>
+        <w:tc>
+          <w:tcPr>
+            <w:tcW w:type="dxa" w:w="1141"/>
+          </w:tcPr>
+          <w:p>
+            <w:r>
+              <w:rPr>
+                <w:sz w:val="10"/>
+              </w:rPr>
+              <w:t>—</w:t>
+            </w:r>
+          </w:p>
+        </w:tc>
+        <w:tc>
+          <w:tcPr>
+            <w:tcW w:type="dxa" w:w="1141"/>
+          </w:tcPr>
+          <w:p>
+            <w:r>
+              <w:rPr>
+                <w:sz w:val="10"/>
+              </w:rPr>
+              <w:t>UI_LOCAL_EXACT</w:t>
+            </w:r>
+          </w:p>
+        </w:tc>
+      </w:tr>
+      <w:tr>
+        <w:tc>
+          <w:tcPr>
+            <w:tcW w:type="dxa" w:w="1141"/>
+          </w:tcPr>
+          <w:p>
+            <w:r>
+              <w:rPr>
+                <w:sz w:val="10"/>
+              </w:rPr>
+              <w:t>KB-01-CTL-VIEW-SOURCE</w:t>
+            </w:r>
+          </w:p>
+        </w:tc>
+        <w:tc>
+          <w:tcPr>
+            <w:tcW w:type="dxa" w:w="1141"/>
+          </w:tcPr>
+          <w:p>
+            <w:r>
+              <w:rPr>
+                <w:sz w:val="10"/>
+              </w:rPr>
+              <w:t>EXISTING_SOURCE_UID</w:t>
+            </w:r>
+          </w:p>
+        </w:tc>
+        <w:tc>
+          <w:tcPr>
+            <w:tcW w:type="dxa" w:w="1141"/>
+          </w:tcPr>
+          <w:p>
+            <w:r>
+              <w:rPr>
+                <w:sz w:val="10"/>
+              </w:rPr>
+              <w:t>來源與蒐集</w:t>
+            </w:r>
+          </w:p>
+        </w:tc>
+        <w:tc>
+          <w:tcPr>
+            <w:tcW w:type="dxa" w:w="1141"/>
+          </w:tcPr>
+          <w:p>
+            <w:r>
+              <w:rPr>
+                <w:sz w:val="10"/>
+              </w:rPr>
+              <w:t>TAB</w:t>
+            </w:r>
+          </w:p>
+        </w:tc>
+        <w:tc>
+          <w:tcPr>
+            <w:tcW w:type="dxa" w:w="1141"/>
+          </w:tcPr>
+          <w:p>
+            <w:r>
+              <w:rPr>
+                <w:sz w:val="10"/>
+              </w:rPr>
+              <w:t>—</w:t>
+            </w:r>
+          </w:p>
+        </w:tc>
+        <w:tc>
+          <w:tcPr>
+            <w:tcW w:type="dxa" w:w="1141"/>
+          </w:tcPr>
+          <w:p>
+            <w:r>
+              <w:rPr>
+                <w:sz w:val="10"/>
+              </w:rPr>
+              <w:t>—</w:t>
+            </w:r>
+          </w:p>
+        </w:tc>
+        <w:tc>
+          <w:tcPr>
+            <w:tcW w:type="dxa" w:w="1141"/>
+          </w:tcPr>
+          <w:p>
+            <w:r>
+              <w:rPr>
+                <w:sz w:val="10"/>
+              </w:rPr>
+              <w:t>knowledge.read</w:t>
+            </w:r>
+          </w:p>
+        </w:tc>
+        <w:tc>
+          <w:tcPr>
+            <w:tcW w:type="dxa" w:w="1141"/>
+          </w:tcPr>
+          <w:p>
+            <w:r>
+              <w:rPr>
+                <w:sz w:val="10"/>
+              </w:rPr>
+              <w:t>—</w:t>
+            </w:r>
+          </w:p>
+        </w:tc>
+        <w:tc>
+          <w:tcPr>
+            <w:tcW w:type="dxa" w:w="1141"/>
+          </w:tcPr>
+          <w:p>
+            <w:r>
+              <w:rPr>
+                <w:sz w:val="10"/>
+              </w:rPr>
+              <w:t>—</w:t>
+            </w:r>
+          </w:p>
+        </w:tc>
+        <w:tc>
+          <w:tcPr>
+            <w:tcW w:type="dxa" w:w="1141"/>
+          </w:tcPr>
+          <w:p>
+            <w:r>
+              <w:rPr>
+                <w:sz w:val="10"/>
+              </w:rPr>
+              <w:t>—</w:t>
+            </w:r>
+          </w:p>
+        </w:tc>
+        <w:tc>
+          <w:tcPr>
+            <w:tcW w:type="dxa" w:w="1141"/>
+          </w:tcPr>
+          <w:p>
+            <w:r>
+              <w:rPr>
+                <w:sz w:val="10"/>
+              </w:rPr>
+              <w:t>PAGE_UI_STATE</w:t>
+            </w:r>
+          </w:p>
+        </w:tc>
+        <w:tc>
+          <w:tcPr>
+            <w:tcW w:type="dxa" w:w="1141"/>
+          </w:tcPr>
+          <w:p>
+            <w:r>
+              <w:rPr>
+                <w:sz w:val="10"/>
+              </w:rPr>
+              <w:t>—</w:t>
+            </w:r>
+          </w:p>
+        </w:tc>
+        <w:tc>
+          <w:tcPr>
+            <w:tcW w:type="dxa" w:w="1141"/>
+          </w:tcPr>
+          <w:p>
+            <w:r>
+              <w:rPr>
+                <w:sz w:val="10"/>
+              </w:rPr>
+              <w:t>UI_LOCAL_EXACT</w:t>
+            </w:r>
+          </w:p>
+        </w:tc>
+      </w:tr>
+      <w:tr>
+        <w:tc>
+          <w:tcPr>
+            <w:tcW w:type="dxa" w:w="1141"/>
+          </w:tcPr>
+          <w:p>
+            <w:r>
+              <w:rPr>
+                <w:sz w:val="10"/>
+              </w:rPr>
+              <w:t>KB-01-CTL-VIEW-SEARCH</w:t>
+            </w:r>
+          </w:p>
+        </w:tc>
+        <w:tc>
+          <w:tcPr>
+            <w:tcW w:type="dxa" w:w="1141"/>
+          </w:tcPr>
+          <w:p>
+            <w:r>
+              <w:rPr>
+                <w:sz w:val="10"/>
+              </w:rPr>
+              <w:t>EXISTING_SOURCE_UID</w:t>
+            </w:r>
+          </w:p>
+        </w:tc>
+        <w:tc>
+          <w:tcPr>
+            <w:tcW w:type="dxa" w:w="1141"/>
+          </w:tcPr>
+          <w:p>
+            <w:r>
+              <w:rPr>
+                <w:sz w:val="10"/>
+              </w:rPr>
+              <w:t>搜尋 / Citation / Context</w:t>
+            </w:r>
+          </w:p>
+        </w:tc>
+        <w:tc>
+          <w:tcPr>
+            <w:tcW w:type="dxa" w:w="1141"/>
+          </w:tcPr>
+          <w:p>
+            <w:r>
+              <w:rPr>
+                <w:sz w:val="10"/>
+              </w:rPr>
+              <w:t>TAB</w:t>
+            </w:r>
+          </w:p>
+        </w:tc>
+        <w:tc>
+          <w:tcPr>
+            <w:tcW w:type="dxa" w:w="1141"/>
+          </w:tcPr>
+          <w:p>
+            <w:r>
+              <w:rPr>
+                <w:sz w:val="10"/>
+              </w:rPr>
+              <w:t>—</w:t>
+            </w:r>
+          </w:p>
+        </w:tc>
+        <w:tc>
+          <w:tcPr>
+            <w:tcW w:type="dxa" w:w="1141"/>
+          </w:tcPr>
+          <w:p>
+            <w:r>
+              <w:rPr>
+                <w:sz w:val="10"/>
+              </w:rPr>
+              <w:t>—</w:t>
+            </w:r>
+          </w:p>
+        </w:tc>
+        <w:tc>
+          <w:tcPr>
+            <w:tcW w:type="dxa" w:w="1141"/>
+          </w:tcPr>
+          <w:p>
+            <w:r>
+              <w:rPr>
+                <w:sz w:val="10"/>
+              </w:rPr>
+              <w:t>knowledge.read</w:t>
+            </w:r>
+          </w:p>
+        </w:tc>
+        <w:tc>
+          <w:tcPr>
+            <w:tcW w:type="dxa" w:w="1141"/>
+          </w:tcPr>
+          <w:p>
+            <w:r>
+              <w:rPr>
+                <w:sz w:val="10"/>
+              </w:rPr>
+              <w:t>—</w:t>
+            </w:r>
+          </w:p>
+        </w:tc>
+        <w:tc>
+          <w:tcPr>
+            <w:tcW w:type="dxa" w:w="1141"/>
+          </w:tcPr>
+          <w:p>
+            <w:r>
+              <w:rPr>
+                <w:sz w:val="10"/>
+              </w:rPr>
+              <w:t>—</w:t>
+            </w:r>
+          </w:p>
+        </w:tc>
+        <w:tc>
+          <w:tcPr>
+            <w:tcW w:type="dxa" w:w="1141"/>
+          </w:tcPr>
+          <w:p>
+            <w:r>
+              <w:rPr>
+                <w:sz w:val="10"/>
+              </w:rPr>
+              <w:t>—</w:t>
+            </w:r>
+          </w:p>
+        </w:tc>
+        <w:tc>
+          <w:tcPr>
+            <w:tcW w:type="dxa" w:w="1141"/>
+          </w:tcPr>
+          <w:p>
+            <w:r>
+              <w:rPr>
+                <w:sz w:val="10"/>
+              </w:rPr>
+              <w:t>PAGE_UI_STATE</w:t>
+            </w:r>
+          </w:p>
+        </w:tc>
+        <w:tc>
+          <w:tcPr>
+            <w:tcW w:type="dxa" w:w="1141"/>
+          </w:tcPr>
+          <w:p>
+            <w:r>
+              <w:rPr>
+                <w:sz w:val="10"/>
+              </w:rPr>
+              <w:t>—</w:t>
+            </w:r>
+          </w:p>
+        </w:tc>
+        <w:tc>
+          <w:tcPr>
+            <w:tcW w:type="dxa" w:w="1141"/>
+          </w:tcPr>
+          <w:p>
+            <w:r>
+              <w:rPr>
+                <w:sz w:val="10"/>
+              </w:rPr>
+              <w:t>UI_LOCAL_EXACT</w:t>
+            </w:r>
+          </w:p>
+        </w:tc>
+      </w:tr>
+      <w:tr>
+        <w:tc>
+          <w:tcPr>
+            <w:tcW w:type="dxa" w:w="1141"/>
+          </w:tcPr>
+          <w:p>
+            <w:r>
+              <w:rPr>
+                <w:sz w:val="10"/>
+              </w:rPr>
+              <w:t>KB-01-CTL-VIEW-EXPERIENCE</w:t>
+            </w:r>
+          </w:p>
+        </w:tc>
+        <w:tc>
+          <w:tcPr>
+            <w:tcW w:type="dxa" w:w="1141"/>
+          </w:tcPr>
+          <w:p>
+            <w:r>
+              <w:rPr>
+                <w:sz w:val="10"/>
+              </w:rPr>
+              <w:t>EXISTING_SOURCE_UID</w:t>
+            </w:r>
+          </w:p>
+        </w:tc>
+        <w:tc>
+          <w:tcPr>
+            <w:tcW w:type="dxa" w:w="1141"/>
+          </w:tcPr>
+          <w:p>
+            <w:r>
+              <w:rPr>
+                <w:sz w:val="10"/>
+              </w:rPr>
+              <w:t>Experience / Replay</w:t>
+            </w:r>
+          </w:p>
+        </w:tc>
+        <w:tc>
+          <w:tcPr>
+            <w:tcW w:type="dxa" w:w="1141"/>
+          </w:tcPr>
+          <w:p>
+            <w:r>
+              <w:rPr>
+                <w:sz w:val="10"/>
+              </w:rPr>
+              <w:t>TAB</w:t>
+            </w:r>
+          </w:p>
+        </w:tc>
+        <w:tc>
+          <w:tcPr>
+            <w:tcW w:type="dxa" w:w="1141"/>
+          </w:tcPr>
+          <w:p>
+            <w:r>
+              <w:rPr>
+                <w:sz w:val="10"/>
+              </w:rPr>
+              <w:t>—</w:t>
+            </w:r>
+          </w:p>
+        </w:tc>
+        <w:tc>
+          <w:tcPr>
+            <w:tcW w:type="dxa" w:w="1141"/>
+          </w:tcPr>
+          <w:p>
+            <w:r>
+              <w:rPr>
+                <w:sz w:val="10"/>
+              </w:rPr>
+              <w:t>—</w:t>
+            </w:r>
+          </w:p>
+        </w:tc>
+        <w:tc>
+          <w:tcPr>
+            <w:tcW w:type="dxa" w:w="1141"/>
+          </w:tcPr>
+          <w:p>
+            <w:r>
+              <w:rPr>
+                <w:sz w:val="10"/>
+              </w:rPr>
+              <w:t>knowledge.read</w:t>
+            </w:r>
+          </w:p>
+        </w:tc>
+        <w:tc>
+          <w:tcPr>
+            <w:tcW w:type="dxa" w:w="1141"/>
+          </w:tcPr>
+          <w:p>
+            <w:r>
+              <w:rPr>
+                <w:sz w:val="10"/>
+              </w:rPr>
+              <w:t>—</w:t>
+            </w:r>
+          </w:p>
+        </w:tc>
+        <w:tc>
+          <w:tcPr>
+            <w:tcW w:type="dxa" w:w="1141"/>
+          </w:tcPr>
+          <w:p>
+            <w:r>
+              <w:rPr>
+                <w:sz w:val="10"/>
+              </w:rPr>
+              <w:t>—</w:t>
+            </w:r>
+          </w:p>
+        </w:tc>
+        <w:tc>
+          <w:tcPr>
+            <w:tcW w:type="dxa" w:w="1141"/>
+          </w:tcPr>
+          <w:p>
+            <w:r>
+              <w:rPr>
+                <w:sz w:val="10"/>
+              </w:rPr>
+              <w:t>—</w:t>
+            </w:r>
+          </w:p>
+        </w:tc>
+        <w:tc>
+          <w:tcPr>
+            <w:tcW w:type="dxa" w:w="1141"/>
+          </w:tcPr>
+          <w:p>
+            <w:r>
+              <w:rPr>
+                <w:sz w:val="10"/>
+              </w:rPr>
+              <w:t>PAGE_UI_STATE</w:t>
+            </w:r>
+          </w:p>
+        </w:tc>
+        <w:tc>
+          <w:tcPr>
+            <w:tcW w:type="dxa" w:w="1141"/>
+          </w:tcPr>
+          <w:p>
+            <w:r>
+              <w:rPr>
+                <w:sz w:val="10"/>
+              </w:rPr>
+              <w:t>—</w:t>
+            </w:r>
+          </w:p>
+        </w:tc>
+        <w:tc>
+          <w:tcPr>
+            <w:tcW w:type="dxa" w:w="1141"/>
+          </w:tcPr>
+          <w:p>
+            <w:r>
+              <w:rPr>
+                <w:sz w:val="10"/>
+              </w:rPr>
+              <w:t>UI_LOCAL_EXACT</w:t>
+            </w:r>
+          </w:p>
+        </w:tc>
+      </w:tr>
+      <w:tr>
+        <w:tc>
+          <w:tcPr>
+            <w:tcW w:type="dxa" w:w="1141"/>
+          </w:tcPr>
+          <w:p>
+            <w:r>
+              <w:rPr>
+                <w:sz w:val="10"/>
+              </w:rPr>
+              <w:t>KB-01-CTL-VIEW-REVIEW</w:t>
+            </w:r>
+          </w:p>
+        </w:tc>
+        <w:tc>
+          <w:tcPr>
+            <w:tcW w:type="dxa" w:w="1141"/>
+          </w:tcPr>
+          <w:p>
+            <w:r>
+              <w:rPr>
+                <w:sz w:val="10"/>
+              </w:rPr>
+              <w:t>EXISTING_SOURCE_UID</w:t>
+            </w:r>
+          </w:p>
+        </w:tc>
+        <w:tc>
+          <w:tcPr>
+            <w:tcW w:type="dxa" w:w="1141"/>
+          </w:tcPr>
+          <w:p>
+            <w:r>
+              <w:rPr>
+                <w:sz w:val="10"/>
+              </w:rPr>
+              <w:t>Knowledge Review</w:t>
+            </w:r>
+          </w:p>
+        </w:tc>
+        <w:tc>
+          <w:tcPr>
+            <w:tcW w:type="dxa" w:w="1141"/>
+          </w:tcPr>
+          <w:p>
+            <w:r>
+              <w:rPr>
+                <w:sz w:val="10"/>
+              </w:rPr>
+              <w:t>TAB</w:t>
+            </w:r>
+          </w:p>
+        </w:tc>
+        <w:tc>
+          <w:tcPr>
+            <w:tcW w:type="dxa" w:w="1141"/>
+          </w:tcPr>
+          <w:p>
+            <w:r>
+              <w:rPr>
+                <w:sz w:val="10"/>
+              </w:rPr>
+              <w:t>—</w:t>
+            </w:r>
+          </w:p>
+        </w:tc>
+        <w:tc>
+          <w:tcPr>
+            <w:tcW w:type="dxa" w:w="1141"/>
+          </w:tcPr>
+          <w:p>
+            <w:r>
+              <w:rPr>
+                <w:sz w:val="10"/>
+              </w:rPr>
+              <w:t>—</w:t>
+            </w:r>
+          </w:p>
+        </w:tc>
+        <w:tc>
+          <w:tcPr>
+            <w:tcW w:type="dxa" w:w="1141"/>
+          </w:tcPr>
+          <w:p>
+            <w:r>
+              <w:rPr>
+                <w:sz w:val="10"/>
+              </w:rPr>
+              <w:t>knowledge.read</w:t>
+            </w:r>
+          </w:p>
+        </w:tc>
+        <w:tc>
+          <w:tcPr>
+            <w:tcW w:type="dxa" w:w="1141"/>
+          </w:tcPr>
+          <w:p>
+            <w:r>
+              <w:rPr>
+                <w:sz w:val="10"/>
+              </w:rPr>
+              <w:t>—</w:t>
+            </w:r>
+          </w:p>
+        </w:tc>
+        <w:tc>
+          <w:tcPr>
+            <w:tcW w:type="dxa" w:w="1141"/>
+          </w:tcPr>
+          <w:p>
+            <w:r>
+              <w:rPr>
+                <w:sz w:val="10"/>
+              </w:rPr>
+              <w:t>—</w:t>
+            </w:r>
+          </w:p>
+        </w:tc>
+        <w:tc>
+          <w:tcPr>
+            <w:tcW w:type="dxa" w:w="1141"/>
+          </w:tcPr>
+          <w:p>
+            <w:r>
+              <w:rPr>
+                <w:sz w:val="10"/>
+              </w:rPr>
+              <w:t>—</w:t>
+            </w:r>
+          </w:p>
+        </w:tc>
+        <w:tc>
+          <w:tcPr>
+            <w:tcW w:type="dxa" w:w="1141"/>
+          </w:tcPr>
+          <w:p>
+            <w:r>
+              <w:rPr>
+                <w:sz w:val="10"/>
+              </w:rPr>
+              <w:t>PAGE_UI_STATE</w:t>
+            </w:r>
+          </w:p>
+        </w:tc>
+        <w:tc>
+          <w:tcPr>
+            <w:tcW w:type="dxa" w:w="1141"/>
+          </w:tcPr>
+          <w:p>
+            <w:r>
+              <w:rPr>
+                <w:sz w:val="10"/>
+              </w:rPr>
+              <w:t>—</w:t>
+            </w:r>
+          </w:p>
+        </w:tc>
+        <w:tc>
+          <w:tcPr>
+            <w:tcW w:type="dxa" w:w="1141"/>
+          </w:tcPr>
+          <w:p>
+            <w:r>
+              <w:rPr>
+                <w:sz w:val="10"/>
+              </w:rPr>
+              <w:t>UI_LOCAL_EXACT</w:t>
+            </w:r>
+          </w:p>
+        </w:tc>
+      </w:tr>
+      <w:tr>
+        <w:tc>
+          <w:tcPr>
+            <w:tcW w:type="dxa" w:w="1141"/>
+          </w:tcPr>
+          <w:p>
+            <w:r>
+              <w:rPr>
+                <w:sz w:val="10"/>
+              </w:rPr>
+              <w:t>KB-01-CTL-SEARCH-GLOBAL</w:t>
+            </w:r>
+          </w:p>
+        </w:tc>
+        <w:tc>
+          <w:tcPr>
+            <w:tcW w:type="dxa" w:w="1141"/>
+          </w:tcPr>
+          <w:p>
+            <w:r>
+              <w:rPr>
+                <w:sz w:val="10"/>
+              </w:rPr>
+              <w:t>EXISTING_SOURCE_UID</w:t>
+            </w:r>
+          </w:p>
+        </w:tc>
+        <w:tc>
+          <w:tcPr>
+            <w:tcW w:type="dxa" w:w="1141"/>
+          </w:tcPr>
+          <w:p>
+            <w:r>
+              <w:rPr>
+                <w:sz w:val="10"/>
+              </w:rPr>
+              <w:t>搜尋</w:t>
+            </w:r>
+          </w:p>
+        </w:tc>
+        <w:tc>
+          <w:tcPr>
+            <w:tcW w:type="dxa" w:w="1141"/>
+          </w:tcPr>
+          <w:p>
+            <w:r>
+              <w:rPr>
+                <w:sz w:val="10"/>
+              </w:rPr>
+              <w:t>SEARCH</w:t>
+            </w:r>
+          </w:p>
+        </w:tc>
+        <w:tc>
+          <w:tcPr>
+            <w:tcW w:type="dxa" w:w="1141"/>
+          </w:tcPr>
+          <w:p>
+            <w:r>
+              <w:rPr>
+                <w:sz w:val="10"/>
+              </w:rPr>
+              <w:t>KB-01-ACT-SEARCH</w:t>
+            </w:r>
+          </w:p>
+        </w:tc>
+        <w:tc>
+          <w:tcPr>
+            <w:tcW w:type="dxa" w:w="1141"/>
+          </w:tcPr>
+          <w:p>
+            <w:r>
+              <w:rPr>
+                <w:sz w:val="10"/>
+              </w:rPr>
+              <w:t>KB-01-GATE-READ</w:t>
+            </w:r>
+          </w:p>
+        </w:tc>
+        <w:tc>
+          <w:tcPr>
+            <w:tcW w:type="dxa" w:w="1141"/>
+          </w:tcPr>
+          <w:p>
+            <w:r>
+              <w:rPr>
+                <w:sz w:val="10"/>
+              </w:rPr>
+              <w:t>knowledge.read</w:t>
+            </w:r>
+          </w:p>
+        </w:tc>
+        <w:tc>
+          <w:tcPr>
+            <w:tcW w:type="dxa" w:w="1141"/>
+          </w:tcPr>
+          <w:p>
+            <w:r>
+              <w:rPr>
+                <w:sz w:val="10"/>
+              </w:rPr>
+              <w:t>KBSearchRequest</w:t>
+            </w:r>
+          </w:p>
+        </w:tc>
+        <w:tc>
+          <w:tcPr>
+            <w:tcW w:type="dxa" w:w="1141"/>
+          </w:tcPr>
+          <w:p>
+            <w:r>
+              <w:rPr>
+                <w:sz w:val="10"/>
+              </w:rPr>
+              <w:t>searchKnowledge</w:t>
+            </w:r>
+          </w:p>
+        </w:tc>
+        <w:tc>
+          <w:tcPr>
+            <w:tcW w:type="dxa" w:w="1141"/>
+          </w:tcPr>
+          <w:p>
+            <w:r>
+              <w:rPr>
+                <w:sz w:val="10"/>
+              </w:rPr>
+              <w:t>POST /v1/knowledge/search</w:t>
+            </w:r>
+          </w:p>
+        </w:tc>
+        <w:tc>
+          <w:tcPr>
+            <w:tcW w:type="dxa" w:w="1141"/>
+          </w:tcPr>
+          <w:p>
+            <w:r>
+              <w:rPr>
+                <w:sz w:val="10"/>
+              </w:rPr>
+              <w:t>FactPackService + KnowledgeExperienceService</w:t>
+            </w:r>
+          </w:p>
+        </w:tc>
+        <w:tc>
+          <w:tcPr>
+            <w:tcW w:type="dxa" w:w="1141"/>
+          </w:tcPr>
+          <w:p>
+            <w:r>
+              <w:rPr>
+                <w:sz w:val="10"/>
+              </w:rPr>
+              <w:t>—</w:t>
+            </w:r>
+          </w:p>
+        </w:tc>
+        <w:tc>
+          <w:tcPr>
+            <w:tcW w:type="dxa" w:w="1141"/>
+          </w:tcPr>
+          <w:p>
+            <w:r>
+              <w:rPr>
+                <w:sz w:val="10"/>
+              </w:rPr>
+              <w:t>SPEC_EXACT_RUNTIME_NOT_EXECUTED</w:t>
+            </w:r>
+          </w:p>
+        </w:tc>
+      </w:tr>
+      <w:tr>
+        <w:tc>
+          <w:tcPr>
+            <w:tcW w:type="dxa" w:w="1141"/>
+          </w:tcPr>
+          <w:p>
+            <w:r>
+              <w:rPr>
+                <w:sz w:val="10"/>
+              </w:rPr>
+              <w:t>KB-01-CTL-SOURCE-CREATE</w:t>
+            </w:r>
+          </w:p>
+        </w:tc>
+        <w:tc>
+          <w:tcPr>
+            <w:tcW w:type="dxa" w:w="1141"/>
+          </w:tcPr>
+          <w:p>
+            <w:r>
+              <w:rPr>
+                <w:sz w:val="10"/>
+              </w:rPr>
+              <w:t>EXISTING_SOURCE_UID</w:t>
+            </w:r>
+          </w:p>
+        </w:tc>
+        <w:tc>
+          <w:tcPr>
+            <w:tcW w:type="dxa" w:w="1141"/>
+          </w:tcPr>
+          <w:p>
+            <w:r>
+              <w:rPr>
+                <w:sz w:val="10"/>
+              </w:rPr>
+              <w:t>新增來源</w:t>
+            </w:r>
+          </w:p>
+        </w:tc>
+        <w:tc>
+          <w:tcPr>
+            <w:tcW w:type="dxa" w:w="1141"/>
+          </w:tcPr>
+          <w:p>
+            <w:r>
+              <w:rPr>
+                <w:sz w:val="10"/>
+              </w:rPr>
+              <w:t>PRIMARY_BUTTON</w:t>
+            </w:r>
+          </w:p>
+        </w:tc>
+        <w:tc>
+          <w:tcPr>
+            <w:tcW w:type="dxa" w:w="1141"/>
+          </w:tcPr>
+          <w:p>
+            <w:r>
+              <w:rPr>
+                <w:sz w:val="10"/>
+              </w:rPr>
+              <w:t>KB-01-ACT-SOURCE-CREATE</w:t>
+            </w:r>
+          </w:p>
+        </w:tc>
+        <w:tc>
+          <w:tcPr>
+            <w:tcW w:type="dxa" w:w="1141"/>
+          </w:tcPr>
+          <w:p>
+            <w:r>
+              <w:rPr>
+                <w:sz w:val="10"/>
+              </w:rPr>
+              <w:t>KB-01-GATE-SOURCE-WRITE</w:t>
+            </w:r>
+          </w:p>
+        </w:tc>
+        <w:tc>
+          <w:tcPr>
+            <w:tcW w:type="dxa" w:w="1141"/>
+          </w:tcPr>
+          <w:p>
+            <w:r>
+              <w:rPr>
+                <w:sz w:val="10"/>
+              </w:rPr>
+              <w:t>knowledge.source.configure</w:t>
+            </w:r>
+          </w:p>
+        </w:tc>
+        <w:tc>
+          <w:tcPr>
+            <w:tcW w:type="dxa" w:w="1141"/>
+          </w:tcPr>
+          <w:p>
+            <w:r>
+              <w:rPr>
+                <w:sz w:val="10"/>
+              </w:rPr>
+              <w:t>CreateKnowledgeSourceRequest</w:t>
+            </w:r>
+          </w:p>
+        </w:tc>
+        <w:tc>
+          <w:tcPr>
+            <w:tcW w:type="dxa" w:w="1141"/>
+          </w:tcPr>
+          <w:p>
+            <w:r>
+              <w:rPr>
+                <w:sz w:val="10"/>
+              </w:rPr>
+              <w:t>createKnowledgeSource</w:t>
+            </w:r>
+          </w:p>
+        </w:tc>
+        <w:tc>
+          <w:tcPr>
+            <w:tcW w:type="dxa" w:w="1141"/>
+          </w:tcPr>
+          <w:p>
+            <w:r>
+              <w:rPr>
+                <w:sz w:val="10"/>
+              </w:rPr>
+              <w:t>POST /v1/knowledge/sources</w:t>
+            </w:r>
+          </w:p>
+        </w:tc>
+        <w:tc>
+          <w:tcPr>
+            <w:tcW w:type="dxa" w:w="1141"/>
+          </w:tcPr>
+          <w:p>
+            <w:r>
+              <w:rPr>
+                <w:sz w:val="10"/>
+              </w:rPr>
+              <w:t>KnowledgeExperienceService</w:t>
+            </w:r>
+          </w:p>
+        </w:tc>
+        <w:tc>
+          <w:tcPr>
+            <w:tcW w:type="dxa" w:w="1141"/>
+          </w:tcPr>
+          <w:p>
+            <w:r>
+              <w:rPr>
+                <w:sz w:val="10"/>
+              </w:rPr>
+              <w:t>—</w:t>
+            </w:r>
+          </w:p>
+        </w:tc>
+        <w:tc>
+          <w:tcPr>
+            <w:tcW w:type="dxa" w:w="1141"/>
+          </w:tcPr>
+          <w:p>
+            <w:r>
+              <w:rPr>
+                <w:sz w:val="10"/>
+              </w:rPr>
+              <w:t>SPEC_EXACT_RUNTIME_NOT_EXECUTED</w:t>
+            </w:r>
+          </w:p>
+        </w:tc>
+      </w:tr>
+      <w:tr>
+        <w:tc>
+          <w:tcPr>
+            <w:tcW w:type="dxa" w:w="1141"/>
+          </w:tcPr>
+          <w:p>
+            <w:r>
+              <w:rPr>
+                <w:sz w:val="10"/>
+              </w:rPr>
+              <w:t>KB-01-CTL-SOURCE-SAVE</w:t>
+            </w:r>
+          </w:p>
+        </w:tc>
+        <w:tc>
+          <w:tcPr>
+            <w:tcW w:type="dxa" w:w="1141"/>
+          </w:tcPr>
+          <w:p>
+            <w:r>
+              <w:rPr>
+                <w:sz w:val="10"/>
+              </w:rPr>
+              <w:t>EXISTING_SOURCE_UID</w:t>
+            </w:r>
+          </w:p>
+        </w:tc>
+        <w:tc>
+          <w:tcPr>
+            <w:tcW w:type="dxa" w:w="1141"/>
+          </w:tcPr>
+          <w:p>
+            <w:r>
+              <w:rPr>
+                <w:sz w:val="10"/>
+              </w:rPr>
+              <w:t>儲存來源設定</w:t>
+            </w:r>
+          </w:p>
+        </w:tc>
+        <w:tc>
+          <w:tcPr>
+            <w:tcW w:type="dxa" w:w="1141"/>
+          </w:tcPr>
+          <w:p>
+            <w:r>
+              <w:rPr>
+                <w:sz w:val="10"/>
+              </w:rPr>
+              <w:t>PRIMARY_BUTTON</w:t>
+            </w:r>
+          </w:p>
+        </w:tc>
+        <w:tc>
+          <w:tcPr>
+            <w:tcW w:type="dxa" w:w="1141"/>
+          </w:tcPr>
+          <w:p>
+            <w:r>
+              <w:rPr>
+                <w:sz w:val="10"/>
+              </w:rPr>
+              <w:t>KB-01-ACT-SOURCE-SAVE</w:t>
+            </w:r>
+          </w:p>
+        </w:tc>
+        <w:tc>
+          <w:tcPr>
+            <w:tcW w:type="dxa" w:w="1141"/>
+          </w:tcPr>
+          <w:p>
+            <w:r>
+              <w:rPr>
+                <w:sz w:val="10"/>
+              </w:rPr>
+              <w:t>KB-01-GATE-SOURCE-SAVE</w:t>
+            </w:r>
+          </w:p>
+        </w:tc>
+        <w:tc>
+          <w:tcPr>
+            <w:tcW w:type="dxa" w:w="1141"/>
+          </w:tcPr>
+          <w:p>
+            <w:r>
+              <w:rPr>
+                <w:sz w:val="10"/>
+              </w:rPr>
+              <w:t>knowledge.source.configure</w:t>
+            </w:r>
+          </w:p>
+        </w:tc>
+        <w:tc>
+          <w:tcPr>
+            <w:tcW w:type="dxa" w:w="1141"/>
+          </w:tcPr>
+          <w:p>
+            <w:r>
+              <w:rPr>
+                <w:sz w:val="10"/>
+              </w:rPr>
+              <w:t>UpdateKnowledgeSourceRequest</w:t>
+            </w:r>
+          </w:p>
+        </w:tc>
+        <w:tc>
+          <w:tcPr>
+            <w:tcW w:type="dxa" w:w="1141"/>
+          </w:tcPr>
+          <w:p>
+            <w:r>
+              <w:rPr>
+                <w:sz w:val="10"/>
+              </w:rPr>
+              <w:t>updateKnowledgeSource</w:t>
+            </w:r>
+          </w:p>
+        </w:tc>
+        <w:tc>
+          <w:tcPr>
+            <w:tcW w:type="dxa" w:w="1141"/>
+          </w:tcPr>
+          <w:p>
+            <w:r>
+              <w:rPr>
+                <w:sz w:val="10"/>
+              </w:rPr>
+              <w:t>PATCH /v1/knowledge/sources/{sourceId}</w:t>
+            </w:r>
+          </w:p>
+        </w:tc>
+        <w:tc>
+          <w:tcPr>
+            <w:tcW w:type="dxa" w:w="1141"/>
+          </w:tcPr>
+          <w:p>
+            <w:r>
+              <w:rPr>
+                <w:sz w:val="10"/>
+              </w:rPr>
+              <w:t>KnowledgeExperienceService</w:t>
+            </w:r>
+          </w:p>
+        </w:tc>
+        <w:tc>
+          <w:tcPr>
+            <w:tcW w:type="dxa" w:w="1141"/>
+          </w:tcPr>
+          <w:p>
+            <w:r>
+              <w:rPr>
+                <w:sz w:val="10"/>
+              </w:rPr>
+              <w:t>—</w:t>
+            </w:r>
+          </w:p>
+        </w:tc>
+        <w:tc>
+          <w:tcPr>
+            <w:tcW w:type="dxa" w:w="1141"/>
+          </w:tcPr>
+          <w:p>
+            <w:r>
+              <w:rPr>
+                <w:sz w:val="10"/>
+              </w:rPr>
+              <w:t>SPEC_EXACT_RUNTIME_NOT_EXECUTED</w:t>
+            </w:r>
+          </w:p>
+        </w:tc>
+      </w:tr>
+      <w:tr>
+        <w:tc>
+          <w:tcPr>
+            <w:tcW w:type="dxa" w:w="1141"/>
+          </w:tcPr>
+          <w:p>
+            <w:r>
+              <w:rPr>
+                <w:sz w:val="10"/>
+              </w:rPr>
+              <w:t>KB-01-CTL-SOURCE-PAUSE</w:t>
+            </w:r>
+          </w:p>
+        </w:tc>
+        <w:tc>
+          <w:tcPr>
+            <w:tcW w:type="dxa" w:w="1141"/>
+          </w:tcPr>
+          <w:p>
+            <w:r>
+              <w:rPr>
+                <w:sz w:val="10"/>
+              </w:rPr>
+              <w:t>EXISTING_SOURCE_UID</w:t>
+            </w:r>
+          </w:p>
+        </w:tc>
+        <w:tc>
+          <w:tcPr>
+            <w:tcW w:type="dxa" w:w="1141"/>
+          </w:tcPr>
+          <w:p>
+            <w:r>
+              <w:rPr>
+                <w:sz w:val="10"/>
+              </w:rPr>
+              <w:t>暫停</w:t>
+            </w:r>
+          </w:p>
+        </w:tc>
+        <w:tc>
+          <w:tcPr>
+            <w:tcW w:type="dxa" w:w="1141"/>
+          </w:tcPr>
+          <w:p>
+            <w:r>
+              <w:rPr>
+                <w:sz w:val="10"/>
+              </w:rPr>
+              <w:t>BUTTON</w:t>
+            </w:r>
+          </w:p>
+        </w:tc>
+        <w:tc>
+          <w:tcPr>
+            <w:tcW w:type="dxa" w:w="1141"/>
+          </w:tcPr>
+          <w:p>
+            <w:r>
+              <w:rPr>
+                <w:sz w:val="10"/>
+              </w:rPr>
+              <w:t>KB-01-ACT-SOURCE-PAUSE</w:t>
+            </w:r>
+          </w:p>
+        </w:tc>
+        <w:tc>
+          <w:tcPr>
+            <w:tcW w:type="dxa" w:w="1141"/>
+          </w:tcPr>
+          <w:p>
+            <w:r>
+              <w:rPr>
+                <w:sz w:val="10"/>
+              </w:rPr>
+              <w:t>KB-01-GATE-SOURCE-PAUSE</w:t>
+            </w:r>
+          </w:p>
+        </w:tc>
+        <w:tc>
+          <w:tcPr>
+            <w:tcW w:type="dxa" w:w="1141"/>
+          </w:tcPr>
+          <w:p>
+            <w:r>
+              <w:rPr>
+                <w:sz w:val="10"/>
+              </w:rPr>
+              <w:t>knowledge.source.configure</w:t>
+            </w:r>
+          </w:p>
+        </w:tc>
+        <w:tc>
+          <w:tcPr>
+            <w:tcW w:type="dxa" w:w="1141"/>
+          </w:tcPr>
+          <w:p>
+            <w:r>
+              <w:rPr>
+                <w:sz w:val="10"/>
+              </w:rPr>
+              <w:t>SourceStateChangeRequest</w:t>
+            </w:r>
+          </w:p>
+        </w:tc>
+        <w:tc>
+          <w:tcPr>
+            <w:tcW w:type="dxa" w:w="1141"/>
+          </w:tcPr>
+          <w:p>
+            <w:r>
+              <w:rPr>
+                <w:sz w:val="10"/>
+              </w:rPr>
+              <w:t>pauseKnowledgeSource</w:t>
+            </w:r>
+          </w:p>
+        </w:tc>
+        <w:tc>
+          <w:tcPr>
+            <w:tcW w:type="dxa" w:w="1141"/>
+          </w:tcPr>
+          <w:p>
+            <w:r>
+              <w:rPr>
+                <w:sz w:val="10"/>
+              </w:rPr>
+              <w:t>POST /v1/knowledge/sources/{sourceId}/pause</w:t>
+            </w:r>
+          </w:p>
+        </w:tc>
+        <w:tc>
+          <w:tcPr>
+            <w:tcW w:type="dxa" w:w="1141"/>
+          </w:tcPr>
+          <w:p>
+            <w:r>
+              <w:rPr>
+                <w:sz w:val="10"/>
+              </w:rPr>
+              <w:t>KnowledgeExperienceService</w:t>
+            </w:r>
+          </w:p>
+        </w:tc>
+        <w:tc>
+          <w:tcPr>
+            <w:tcW w:type="dxa" w:w="1141"/>
+          </w:tcPr>
+          <w:p>
+            <w:r>
+              <w:rPr>
+                <w:sz w:val="10"/>
+              </w:rPr>
+              <w:t>—</w:t>
+            </w:r>
+          </w:p>
+        </w:tc>
+        <w:tc>
+          <w:tcPr>
+            <w:tcW w:type="dxa" w:w="1141"/>
+          </w:tcPr>
+          <w:p>
+            <w:r>
+              <w:rPr>
+                <w:sz w:val="10"/>
+              </w:rPr>
+              <w:t>SPEC_EXACT_RUNTIME_NOT_EXECUTED</w:t>
+            </w:r>
+          </w:p>
+        </w:tc>
+      </w:tr>
+      <w:tr>
+        <w:tc>
+          <w:tcPr>
+            <w:tcW w:type="dxa" w:w="1141"/>
+          </w:tcPr>
+          <w:p>
+            <w:r>
+              <w:rPr>
+                <w:sz w:val="10"/>
+              </w:rPr>
+              <w:t>KB-01-CTL-SOURCE-RESUME</w:t>
+            </w:r>
+          </w:p>
+        </w:tc>
+        <w:tc>
+          <w:tcPr>
+            <w:tcW w:type="dxa" w:w="1141"/>
+          </w:tcPr>
+          <w:p>
+            <w:r>
+              <w:rPr>
+                <w:sz w:val="10"/>
+              </w:rPr>
+              <w:t>EXISTING_SOURCE_UID</w:t>
+            </w:r>
+          </w:p>
+        </w:tc>
+        <w:tc>
+          <w:tcPr>
+            <w:tcW w:type="dxa" w:w="1141"/>
+          </w:tcPr>
+          <w:p>
+            <w:r>
+              <w:rPr>
+                <w:sz w:val="10"/>
+              </w:rPr>
+              <w:t>恢復</w:t>
+            </w:r>
+          </w:p>
+        </w:tc>
+        <w:tc>
+          <w:tcPr>
+            <w:tcW w:type="dxa" w:w="1141"/>
+          </w:tcPr>
+          <w:p>
+            <w:r>
+              <w:rPr>
+                <w:sz w:val="10"/>
+              </w:rPr>
+              <w:t>BUTTON</w:t>
+            </w:r>
+          </w:p>
+        </w:tc>
+        <w:tc>
+          <w:tcPr>
+            <w:tcW w:type="dxa" w:w="1141"/>
+          </w:tcPr>
+          <w:p>
+            <w:r>
+              <w:rPr>
+                <w:sz w:val="10"/>
+              </w:rPr>
+              <w:t>KB-01-ACT-SOURCE-RESUME</w:t>
+            </w:r>
+          </w:p>
+        </w:tc>
+        <w:tc>
+          <w:tcPr>
+            <w:tcW w:type="dxa" w:w="1141"/>
+          </w:tcPr>
+          <w:p>
+            <w:r>
+              <w:rPr>
+                <w:sz w:val="10"/>
+              </w:rPr>
+              <w:t>KB-01-GATE-SOURCE-RESUME</w:t>
+            </w:r>
+          </w:p>
+        </w:tc>
+        <w:tc>
+          <w:tcPr>
+            <w:tcW w:type="dxa" w:w="1141"/>
+          </w:tcPr>
+          <w:p>
+            <w:r>
+              <w:rPr>
+                <w:sz w:val="10"/>
+              </w:rPr>
+              <w:t>knowledge.source.configure</w:t>
+            </w:r>
+          </w:p>
+        </w:tc>
+        <w:tc>
+          <w:tcPr>
+            <w:tcW w:type="dxa" w:w="1141"/>
+          </w:tcPr>
+          <w:p>
+            <w:r>
+              <w:rPr>
+                <w:sz w:val="10"/>
+              </w:rPr>
+              <w:t>SourceStateChangeRequest</w:t>
+            </w:r>
+          </w:p>
+        </w:tc>
+        <w:tc>
+          <w:tcPr>
+            <w:tcW w:type="dxa" w:w="1141"/>
+          </w:tcPr>
+          <w:p>
+            <w:r>
+              <w:rPr>
+                <w:sz w:val="10"/>
+              </w:rPr>
+              <w:t>resumeKnowledgeSource</w:t>
+            </w:r>
+          </w:p>
+        </w:tc>
+        <w:tc>
+          <w:tcPr>
+            <w:tcW w:type="dxa" w:w="1141"/>
+          </w:tcPr>
+          <w:p>
+            <w:r>
+              <w:rPr>
+                <w:sz w:val="10"/>
+              </w:rPr>
+              <w:t>POST /v1/knowledge/sources/{sourceId}/resume</w:t>
+            </w:r>
+          </w:p>
+        </w:tc>
+        <w:tc>
+          <w:tcPr>
+            <w:tcW w:type="dxa" w:w="1141"/>
+          </w:tcPr>
+          <w:p>
+            <w:r>
+              <w:rPr>
+                <w:sz w:val="10"/>
+              </w:rPr>
+              <w:t>KnowledgeExperienceService</w:t>
+            </w:r>
+          </w:p>
+        </w:tc>
+        <w:tc>
+          <w:tcPr>
+            <w:tcW w:type="dxa" w:w="1141"/>
+          </w:tcPr>
+          <w:p>
+            <w:r>
+              <w:rPr>
+                <w:sz w:val="10"/>
+              </w:rPr>
+              <w:t>—</w:t>
+            </w:r>
+          </w:p>
+        </w:tc>
+        <w:tc>
+          <w:tcPr>
+            <w:tcW w:type="dxa" w:w="1141"/>
+          </w:tcPr>
+          <w:p>
+            <w:r>
+              <w:rPr>
+                <w:sz w:val="10"/>
+              </w:rPr>
+              <w:t>SPEC_EXACT_RUNTIME_NOT_EXECUTED</w:t>
+            </w:r>
+          </w:p>
+        </w:tc>
+      </w:tr>
+      <w:tr>
+        <w:tc>
+          <w:tcPr>
+            <w:tcW w:type="dxa" w:w="1141"/>
+          </w:tcPr>
+          <w:p>
+            <w:r>
+              <w:rPr>
+                <w:sz w:val="10"/>
+              </w:rPr>
+              <w:t>KB-01-CTL-SOURCE-RETIRE</w:t>
+            </w:r>
+          </w:p>
+        </w:tc>
+        <w:tc>
+          <w:tcPr>
+            <w:tcW w:type="dxa" w:w="1141"/>
+          </w:tcPr>
+          <w:p>
+            <w:r>
+              <w:rPr>
+                <w:sz w:val="10"/>
+              </w:rPr>
+              <w:t>EXISTING_SOURCE_UID</w:t>
+            </w:r>
+          </w:p>
+        </w:tc>
+        <w:tc>
+          <w:tcPr>
+            <w:tcW w:type="dxa" w:w="1141"/>
+          </w:tcPr>
+          <w:p>
+            <w:r>
+              <w:rPr>
+                <w:sz w:val="10"/>
+              </w:rPr>
+              <w:t>退役</w:t>
+            </w:r>
+          </w:p>
+        </w:tc>
+        <w:tc>
+          <w:tcPr>
+            <w:tcW w:type="dxa" w:w="1141"/>
+          </w:tcPr>
+          <w:p>
+            <w:r>
+              <w:rPr>
+                <w:sz w:val="10"/>
+              </w:rPr>
+              <w:t>DANGER_BUTTON</w:t>
+            </w:r>
+          </w:p>
+        </w:tc>
+        <w:tc>
+          <w:tcPr>
+            <w:tcW w:type="dxa" w:w="1141"/>
+          </w:tcPr>
+          <w:p>
+            <w:r>
+              <w:rPr>
+                <w:sz w:val="10"/>
+              </w:rPr>
+              <w:t>KB-01-ACT-SOURCE-RETIRE</w:t>
+            </w:r>
+          </w:p>
+        </w:tc>
+        <w:tc>
+          <w:tcPr>
+            <w:tcW w:type="dxa" w:w="1141"/>
+          </w:tcPr>
+          <w:p>
+            <w:r>
+              <w:rPr>
+                <w:sz w:val="10"/>
+              </w:rPr>
+              <w:t>KB-01-GATE-SOURCE-RETIRE</w:t>
+            </w:r>
+          </w:p>
+        </w:tc>
+        <w:tc>
+          <w:tcPr>
+            <w:tcW w:type="dxa" w:w="1141"/>
+          </w:tcPr>
+          <w:p>
+            <w:r>
+              <w:rPr>
+                <w:sz w:val="10"/>
+              </w:rPr>
+              <w:t>knowledge.source.configure</w:t>
+            </w:r>
+          </w:p>
+        </w:tc>
+        <w:tc>
+          <w:tcPr>
+            <w:tcW w:type="dxa" w:w="1141"/>
+          </w:tcPr>
+          <w:p>
+            <w:r>
+              <w:rPr>
+                <w:sz w:val="10"/>
+              </w:rPr>
+              <w:t>SourceStateChangeRequest</w:t>
+            </w:r>
+          </w:p>
+        </w:tc>
+        <w:tc>
+          <w:tcPr>
+            <w:tcW w:type="dxa" w:w="1141"/>
+          </w:tcPr>
+          <w:p>
+            <w:r>
+              <w:rPr>
+                <w:sz w:val="10"/>
+              </w:rPr>
+              <w:t>retireKnowledgeSource</w:t>
+            </w:r>
+          </w:p>
+        </w:tc>
+        <w:tc>
+          <w:tcPr>
+            <w:tcW w:type="dxa" w:w="1141"/>
+          </w:tcPr>
+          <w:p>
+            <w:r>
+              <w:rPr>
+                <w:sz w:val="10"/>
+              </w:rPr>
+              <w:t>POST /v1/knowledge/sources/{sourceId}/retire</w:t>
+            </w:r>
+          </w:p>
+        </w:tc>
+        <w:tc>
+          <w:tcPr>
+            <w:tcW w:type="dxa" w:w="1141"/>
+          </w:tcPr>
+          <w:p>
+            <w:r>
+              <w:rPr>
+                <w:sz w:val="10"/>
+              </w:rPr>
+              <w:t>KnowledgeExperienceService</w:t>
+            </w:r>
+          </w:p>
+        </w:tc>
+        <w:tc>
+          <w:tcPr>
+            <w:tcW w:type="dxa" w:w="1141"/>
+          </w:tcPr>
+          <w:p>
+            <w:r>
+              <w:rPr>
+                <w:sz w:val="10"/>
+              </w:rPr>
+              <w:t>—</w:t>
+            </w:r>
+          </w:p>
+        </w:tc>
+        <w:tc>
+          <w:tcPr>
+            <w:tcW w:type="dxa" w:w="1141"/>
+          </w:tcPr>
+          <w:p>
+            <w:r>
+              <w:rPr>
+                <w:sz w:val="10"/>
+              </w:rPr>
+              <w:t>SPEC_EXACT_RUNTIME_NOT_EXECUTED</w:t>
+            </w:r>
+          </w:p>
+        </w:tc>
+      </w:tr>
+      <w:tr>
+        <w:tc>
+          <w:tcPr>
+            <w:tcW w:type="dxa" w:w="1141"/>
+          </w:tcPr>
+          <w:p>
+            <w:r>
+              <w:rPr>
+                <w:sz w:val="10"/>
+              </w:rPr>
+              <w:t>KB-01-CTL-INGEST-START</w:t>
+            </w:r>
+          </w:p>
+        </w:tc>
+        <w:tc>
+          <w:tcPr>
+            <w:tcW w:type="dxa" w:w="1141"/>
+          </w:tcPr>
+          <w:p>
+            <w:r>
+              <w:rPr>
+                <w:sz w:val="10"/>
+              </w:rPr>
+              <w:t>EXISTING_SOURCE_UID</w:t>
+            </w:r>
+          </w:p>
+        </w:tc>
+        <w:tc>
+          <w:tcPr>
+            <w:tcW w:type="dxa" w:w="1141"/>
+          </w:tcPr>
+          <w:p>
+            <w:r>
+              <w:rPr>
+                <w:sz w:val="10"/>
+              </w:rPr>
+              <w:t>開始蒐集 / Ingest</w:t>
+            </w:r>
+          </w:p>
+        </w:tc>
+        <w:tc>
+          <w:tcPr>
+            <w:tcW w:type="dxa" w:w="1141"/>
+          </w:tcPr>
+          <w:p>
+            <w:r>
+              <w:rPr>
+                <w:sz w:val="10"/>
+              </w:rPr>
+              <w:t>PRIMARY_BUTTON</w:t>
+            </w:r>
+          </w:p>
+        </w:tc>
+        <w:tc>
+          <w:tcPr>
+            <w:tcW w:type="dxa" w:w="1141"/>
+          </w:tcPr>
+          <w:p>
+            <w:r>
+              <w:rPr>
+                <w:sz w:val="10"/>
+              </w:rPr>
+              <w:t>KB-01-ACT-INGEST-START</w:t>
+            </w:r>
+          </w:p>
+        </w:tc>
+        <w:tc>
+          <w:tcPr>
+            <w:tcW w:type="dxa" w:w="1141"/>
+          </w:tcPr>
+          <w:p>
+            <w:r>
+              <w:rPr>
+                <w:sz w:val="10"/>
+              </w:rPr>
+              <w:t>KB-01-GATE-INGEST-START</w:t>
+            </w:r>
+          </w:p>
+        </w:tc>
+        <w:tc>
+          <w:tcPr>
+            <w:tcW w:type="dxa" w:w="1141"/>
+          </w:tcPr>
+          <w:p>
+            <w:r>
+              <w:rPr>
+                <w:sz w:val="10"/>
+              </w:rPr>
+              <w:t>knowledge.ingestion.execute</w:t>
+            </w:r>
+          </w:p>
+        </w:tc>
+        <w:tc>
+          <w:tcPr>
+            <w:tcW w:type="dxa" w:w="1141"/>
+          </w:tcPr>
+          <w:p>
+            <w:r>
+              <w:rPr>
+                <w:sz w:val="10"/>
+              </w:rPr>
+              <w:t>CreateKnowledgeAcquisitionIntentRequest</w:t>
+            </w:r>
+          </w:p>
+        </w:tc>
+        <w:tc>
+          <w:tcPr>
+            <w:tcW w:type="dxa" w:w="1141"/>
+          </w:tcPr>
+          <w:p>
+            <w:r>
+              <w:rPr>
+                <w:sz w:val="10"/>
+              </w:rPr>
+              <w:t>createAcquisitionJob</w:t>
+            </w:r>
+          </w:p>
+        </w:tc>
+        <w:tc>
+          <w:tcPr>
+            <w:tcW w:type="dxa" w:w="1141"/>
+          </w:tcPr>
+          <w:p>
+            <w:r>
+              <w:rPr>
+                <w:sz w:val="10"/>
+              </w:rPr>
+              <w:t>POST /v1/acpos/acquisition/jobs</w:t>
+            </w:r>
+          </w:p>
+        </w:tc>
+        <w:tc>
+          <w:tcPr>
+            <w:tcW w:type="dxa" w:w="1141"/>
+          </w:tcPr>
+          <w:p>
+            <w:r>
+              <w:rPr>
+                <w:sz w:val="10"/>
+              </w:rPr>
+              <w:t>ACPOS_SHARED_EXTERNAL_DATA_ACQUISITION_RUNTIME</w:t>
+            </w:r>
+          </w:p>
+        </w:tc>
+        <w:tc>
+          <w:tcPr>
+            <w:tcW w:type="dxa" w:w="1141"/>
+          </w:tcPr>
+          <w:p>
+            <w:r>
+              <w:rPr>
+                <w:sz w:val="10"/>
+              </w:rPr>
+              <w:t>—</w:t>
+            </w:r>
+          </w:p>
+        </w:tc>
+        <w:tc>
+          <w:tcPr>
+            <w:tcW w:type="dxa" w:w="1141"/>
+          </w:tcPr>
+          <w:p>
+            <w:r>
+              <w:rPr>
+                <w:sz w:val="10"/>
+              </w:rPr>
+              <w:t>SPEC_EXACT_RUNTIME_NOT_EXECUTED</w:t>
+            </w:r>
+          </w:p>
+        </w:tc>
+      </w:tr>
+      <w:tr>
+        <w:tc>
+          <w:tcPr>
+            <w:tcW w:type="dxa" w:w="1141"/>
+          </w:tcPr>
+          <w:p>
+            <w:r>
+              <w:rPr>
+                <w:sz w:val="10"/>
+              </w:rPr>
+              <w:t>KB-01-CTL-INGEST-RETRY</w:t>
+            </w:r>
+          </w:p>
+        </w:tc>
+        <w:tc>
+          <w:tcPr>
+            <w:tcW w:type="dxa" w:w="1141"/>
+          </w:tcPr>
+          <w:p>
+            <w:r>
+              <w:rPr>
+                <w:sz w:val="10"/>
+              </w:rPr>
+              <w:t>EXISTING_SOURCE_UID</w:t>
+            </w:r>
+          </w:p>
+        </w:tc>
+        <w:tc>
+          <w:tcPr>
+            <w:tcW w:type="dxa" w:w="1141"/>
+          </w:tcPr>
+          <w:p>
+            <w:r>
+              <w:rPr>
+                <w:sz w:val="10"/>
+              </w:rPr>
+              <w:t>重試</w:t>
+            </w:r>
+          </w:p>
+        </w:tc>
+        <w:tc>
+          <w:tcPr>
+            <w:tcW w:type="dxa" w:w="1141"/>
+          </w:tcPr>
+          <w:p>
+            <w:r>
+              <w:rPr>
+                <w:sz w:val="10"/>
+              </w:rPr>
+              <w:t>BUTTON</w:t>
+            </w:r>
+          </w:p>
+        </w:tc>
+        <w:tc>
+          <w:tcPr>
+            <w:tcW w:type="dxa" w:w="1141"/>
+          </w:tcPr>
+          <w:p>
+            <w:r>
+              <w:rPr>
+                <w:sz w:val="10"/>
+              </w:rPr>
+              <w:t>KB-01-ACT-INGEST-RETRY</w:t>
+            </w:r>
+          </w:p>
+        </w:tc>
+        <w:tc>
+          <w:tcPr>
+            <w:tcW w:type="dxa" w:w="1141"/>
+          </w:tcPr>
+          <w:p>
+            <w:r>
+              <w:rPr>
+                <w:sz w:val="10"/>
+              </w:rPr>
+              <w:t>KB-01-GATE-INGEST-RETRY</w:t>
+            </w:r>
+          </w:p>
+        </w:tc>
+        <w:tc>
+          <w:tcPr>
+            <w:tcW w:type="dxa" w:w="1141"/>
+          </w:tcPr>
+          <w:p>
+            <w:r>
+              <w:rPr>
+                <w:sz w:val="10"/>
+              </w:rPr>
+              <w:t>knowledge.ingestion.execute</w:t>
+            </w:r>
+          </w:p>
+        </w:tc>
+        <w:tc>
+          <w:tcPr>
+            <w:tcW w:type="dxa" w:w="1141"/>
+          </w:tcPr>
+          <w:p>
+            <w:r>
+              <w:rPr>
+                <w:sz w:val="10"/>
+              </w:rPr>
+              <w:t>RetryAcquisitionJobRequest</w:t>
+            </w:r>
+          </w:p>
+        </w:tc>
+        <w:tc>
+          <w:tcPr>
+            <w:tcW w:type="dxa" w:w="1141"/>
+          </w:tcPr>
+          <w:p>
+            <w:r>
+              <w:rPr>
+                <w:sz w:val="10"/>
+              </w:rPr>
+              <w:t>retryAcquisitionJob</w:t>
+            </w:r>
+          </w:p>
+        </w:tc>
+        <w:tc>
+          <w:tcPr>
+            <w:tcW w:type="dxa" w:w="1141"/>
+          </w:tcPr>
+          <w:p>
+            <w:r>
+              <w:rPr>
+                <w:sz w:val="10"/>
+              </w:rPr>
+              <w:t>POST /v1/acpos/acquisition/jobs/{jobId}/retry</w:t>
+            </w:r>
+          </w:p>
+        </w:tc>
+        <w:tc>
+          <w:tcPr>
+            <w:tcW w:type="dxa" w:w="1141"/>
+          </w:tcPr>
+          <w:p>
+            <w:r>
+              <w:rPr>
+                <w:sz w:val="10"/>
+              </w:rPr>
+              <w:t>ACPOS_SHARED_EXTERNAL_DATA_ACQUISITION_RUNTIME</w:t>
+            </w:r>
+          </w:p>
+        </w:tc>
+        <w:tc>
+          <w:tcPr>
+            <w:tcW w:type="dxa" w:w="1141"/>
+          </w:tcPr>
+          <w:p>
+            <w:r>
+              <w:rPr>
+                <w:sz w:val="10"/>
+              </w:rPr>
+              <w:t>—</w:t>
+            </w:r>
+          </w:p>
+        </w:tc>
+        <w:tc>
+          <w:tcPr>
+            <w:tcW w:type="dxa" w:w="1141"/>
+          </w:tcPr>
+          <w:p>
+            <w:r>
+              <w:rPr>
+                <w:sz w:val="10"/>
+              </w:rPr>
+              <w:t>SPEC_EXACT_RUNTIME_NOT_EXECUTED</w:t>
+            </w:r>
+          </w:p>
+        </w:tc>
+      </w:tr>
+      <w:tr>
+        <w:tc>
+          <w:tcPr>
+            <w:tcW w:type="dxa" w:w="1141"/>
+          </w:tcPr>
+          <w:p>
+            <w:r>
+              <w:rPr>
+                <w:sz w:val="10"/>
+              </w:rPr>
+              <w:t>KB-01-CTL-SEARCH</w:t>
+            </w:r>
+          </w:p>
+        </w:tc>
+        <w:tc>
+          <w:tcPr>
+            <w:tcW w:type="dxa" w:w="1141"/>
+          </w:tcPr>
+          <w:p>
+            <w:r>
+              <w:rPr>
+                <w:sz w:val="10"/>
+              </w:rPr>
+              <w:t>EXISTING_SOURCE_UID</w:t>
+            </w:r>
+          </w:p>
+        </w:tc>
+        <w:tc>
+          <w:tcPr>
+            <w:tcW w:type="dxa" w:w="1141"/>
+          </w:tcPr>
+          <w:p>
+            <w:r>
+              <w:rPr>
+                <w:sz w:val="10"/>
+              </w:rPr>
+              <w:t>搜尋</w:t>
+            </w:r>
+          </w:p>
+        </w:tc>
+        <w:tc>
+          <w:tcPr>
+            <w:tcW w:type="dxa" w:w="1141"/>
+          </w:tcPr>
+          <w:p>
+            <w:r>
+              <w:rPr>
+                <w:sz w:val="10"/>
+              </w:rPr>
+              <w:t>PRIMARY_BUTTON</w:t>
+            </w:r>
+          </w:p>
+        </w:tc>
+        <w:tc>
+          <w:tcPr>
+            <w:tcW w:type="dxa" w:w="1141"/>
+          </w:tcPr>
+          <w:p>
+            <w:r>
+              <w:rPr>
+                <w:sz w:val="10"/>
+              </w:rPr>
+              <w:t>KB-01-ACT-SEARCH</w:t>
+            </w:r>
+          </w:p>
+        </w:tc>
+        <w:tc>
+          <w:tcPr>
+            <w:tcW w:type="dxa" w:w="1141"/>
+          </w:tcPr>
+          <w:p>
+            <w:r>
+              <w:rPr>
+                <w:sz w:val="10"/>
+              </w:rPr>
+              <w:t>KB-01-GATE-READ</w:t>
+            </w:r>
+          </w:p>
+        </w:tc>
+        <w:tc>
+          <w:tcPr>
+            <w:tcW w:type="dxa" w:w="1141"/>
+          </w:tcPr>
+          <w:p>
+            <w:r>
+              <w:rPr>
+                <w:sz w:val="10"/>
+              </w:rPr>
+              <w:t>knowledge.read</w:t>
+            </w:r>
+          </w:p>
+        </w:tc>
+        <w:tc>
+          <w:tcPr>
+            <w:tcW w:type="dxa" w:w="1141"/>
+          </w:tcPr>
+          <w:p>
+            <w:r>
+              <w:rPr>
+                <w:sz w:val="10"/>
+              </w:rPr>
+              <w:t>KBSearchRequest</w:t>
+            </w:r>
+          </w:p>
+        </w:tc>
+        <w:tc>
+          <w:tcPr>
+            <w:tcW w:type="dxa" w:w="1141"/>
+          </w:tcPr>
+          <w:p>
+            <w:r>
+              <w:rPr>
+                <w:sz w:val="10"/>
+              </w:rPr>
+              <w:t>searchKnowledge</w:t>
+            </w:r>
+          </w:p>
+        </w:tc>
+        <w:tc>
+          <w:tcPr>
+            <w:tcW w:type="dxa" w:w="1141"/>
+          </w:tcPr>
+          <w:p>
+            <w:r>
+              <w:rPr>
+                <w:sz w:val="10"/>
+              </w:rPr>
+              <w:t>POST /v1/knowledge/search</w:t>
+            </w:r>
+          </w:p>
+        </w:tc>
+        <w:tc>
+          <w:tcPr>
+            <w:tcW w:type="dxa" w:w="1141"/>
+          </w:tcPr>
+          <w:p>
+            <w:r>
+              <w:rPr>
+                <w:sz w:val="10"/>
+              </w:rPr>
+              <w:t>FactPackService + KnowledgeExperienceService</w:t>
+            </w:r>
+          </w:p>
+        </w:tc>
+        <w:tc>
+          <w:tcPr>
+            <w:tcW w:type="dxa" w:w="1141"/>
+          </w:tcPr>
+          <w:p>
+            <w:r>
+              <w:rPr>
+                <w:sz w:val="10"/>
+              </w:rPr>
+              <w:t>—</w:t>
+            </w:r>
+          </w:p>
+        </w:tc>
+        <w:tc>
+          <w:tcPr>
+            <w:tcW w:type="dxa" w:w="1141"/>
+          </w:tcPr>
+          <w:p>
+            <w:r>
+              <w:rPr>
+                <w:sz w:val="10"/>
+              </w:rPr>
+              <w:t>SPEC_EXACT_RUNTIME_NOT_EXECUTED</w:t>
+            </w:r>
+          </w:p>
+        </w:tc>
+      </w:tr>
+      <w:tr>
+        <w:tc>
+          <w:tcPr>
+            <w:tcW w:type="dxa" w:w="1141"/>
+          </w:tcPr>
+          <w:p>
+            <w:r>
+              <w:rPr>
+                <w:sz w:val="10"/>
+              </w:rPr>
+              <w:t>KB-01-CTL-CITATION-OPEN</w:t>
+            </w:r>
+          </w:p>
+        </w:tc>
+        <w:tc>
+          <w:tcPr>
+            <w:tcW w:type="dxa" w:w="1141"/>
+          </w:tcPr>
+          <w:p>
+            <w:r>
+              <w:rPr>
+                <w:sz w:val="10"/>
+              </w:rPr>
+              <w:t>EXISTING_SOURCE_UID</w:t>
+            </w:r>
+          </w:p>
+        </w:tc>
+        <w:tc>
+          <w:tcPr>
+            <w:tcW w:type="dxa" w:w="1141"/>
+          </w:tcPr>
+          <w:p>
+            <w:r>
+              <w:rPr>
+                <w:sz w:val="10"/>
+              </w:rPr>
+              <w:t>查看 Citation</w:t>
+            </w:r>
+          </w:p>
+        </w:tc>
+        <w:tc>
+          <w:tcPr>
+            <w:tcW w:type="dxa" w:w="1141"/>
+          </w:tcPr>
+          <w:p>
+            <w:r>
+              <w:rPr>
+                <w:sz w:val="10"/>
+              </w:rPr>
+              <w:t>BUTTON</w:t>
+            </w:r>
+          </w:p>
+        </w:tc>
+        <w:tc>
+          <w:tcPr>
+            <w:tcW w:type="dxa" w:w="1141"/>
+          </w:tcPr>
+          <w:p>
+            <w:r>
+              <w:rPr>
+                <w:sz w:val="10"/>
+              </w:rPr>
+              <w:t>KB-01-ACT-CITATION-OPEN</w:t>
+            </w:r>
+          </w:p>
+        </w:tc>
+        <w:tc>
+          <w:tcPr>
+            <w:tcW w:type="dxa" w:w="1141"/>
+          </w:tcPr>
+          <w:p>
+            <w:r>
+              <w:rPr>
+                <w:sz w:val="10"/>
+              </w:rPr>
+              <w:t>KB-01-GATE-READ</w:t>
+            </w:r>
+          </w:p>
+        </w:tc>
+        <w:tc>
+          <w:tcPr>
+            <w:tcW w:type="dxa" w:w="1141"/>
+          </w:tcPr>
+          <w:p>
+            <w:r>
+              <w:rPr>
+                <w:sz w:val="10"/>
+              </w:rPr>
+              <w:t>knowledge.read</w:t>
+            </w:r>
+          </w:p>
+        </w:tc>
+        <w:tc>
+          <w:tcPr>
+            <w:tcW w:type="dxa" w:w="1141"/>
+          </w:tcPr>
+          <w:p>
+            <w:r>
+              <w:rPr>
+                <w:sz w:val="10"/>
+              </w:rPr>
+              <w:t>—</w:t>
+            </w:r>
+          </w:p>
+        </w:tc>
+        <w:tc>
+          <w:tcPr>
+            <w:tcW w:type="dxa" w:w="1141"/>
+          </w:tcPr>
+          <w:p>
+            <w:r>
+              <w:rPr>
+                <w:sz w:val="10"/>
+              </w:rPr>
+              <w:t>getCitation</w:t>
+            </w:r>
+          </w:p>
+        </w:tc>
+        <w:tc>
+          <w:tcPr>
+            <w:tcW w:type="dxa" w:w="1141"/>
+          </w:tcPr>
+          <w:p>
+            <w:r>
+              <w:rPr>
+                <w:sz w:val="10"/>
+              </w:rPr>
+              <w:t>GET /v1/knowledge/citations/{citationId}</w:t>
+            </w:r>
+          </w:p>
+        </w:tc>
+        <w:tc>
+          <w:tcPr>
+            <w:tcW w:type="dxa" w:w="1141"/>
+          </w:tcPr>
+          <w:p>
+            <w:r>
+              <w:rPr>
+                <w:sz w:val="10"/>
+              </w:rPr>
+              <w:t>FactPackService + KnowledgeExperienceService</w:t>
+            </w:r>
+          </w:p>
+        </w:tc>
+        <w:tc>
+          <w:tcPr>
+            <w:tcW w:type="dxa" w:w="1141"/>
+          </w:tcPr>
+          <w:p>
+            <w:r>
+              <w:rPr>
+                <w:sz w:val="10"/>
+              </w:rPr>
+              <w:t>—</w:t>
+            </w:r>
+          </w:p>
+        </w:tc>
+        <w:tc>
+          <w:tcPr>
+            <w:tcW w:type="dxa" w:w="1141"/>
+          </w:tcPr>
+          <w:p>
+            <w:r>
+              <w:rPr>
+                <w:sz w:val="10"/>
+              </w:rPr>
+              <w:t>READ_EXACT</w:t>
+            </w:r>
+          </w:p>
+        </w:tc>
+      </w:tr>
+      <w:tr>
+        <w:tc>
+          <w:tcPr>
+            <w:tcW w:type="dxa" w:w="1141"/>
+          </w:tcPr>
+          <w:p>
+            <w:r>
+              <w:rPr>
+                <w:sz w:val="10"/>
+              </w:rPr>
+              <w:t>KB-01-CTL-CONTEXT-ADD</w:t>
+            </w:r>
+          </w:p>
+        </w:tc>
+        <w:tc>
+          <w:tcPr>
+            <w:tcW w:type="dxa" w:w="1141"/>
+          </w:tcPr>
+          <w:p>
+            <w:r>
+              <w:rPr>
+                <w:sz w:val="10"/>
+              </w:rPr>
+              <w:t>EXISTING_SOURCE_UID</w:t>
+            </w:r>
+          </w:p>
+        </w:tc>
+        <w:tc>
+          <w:tcPr>
+            <w:tcW w:type="dxa" w:w="1141"/>
+          </w:tcPr>
+          <w:p>
+            <w:r>
+              <w:rPr>
+                <w:sz w:val="10"/>
+              </w:rPr>
+              <w:t>加入 Context</w:t>
+            </w:r>
+          </w:p>
+        </w:tc>
+        <w:tc>
+          <w:tcPr>
+            <w:tcW w:type="dxa" w:w="1141"/>
+          </w:tcPr>
+          <w:p>
+            <w:r>
+              <w:rPr>
+                <w:sz w:val="10"/>
+              </w:rPr>
+              <w:t>BUTTON</w:t>
+            </w:r>
+          </w:p>
+        </w:tc>
+        <w:tc>
+          <w:tcPr>
+            <w:tcW w:type="dxa" w:w="1141"/>
+          </w:tcPr>
+          <w:p>
+            <w:r>
+              <w:rPr>
+                <w:sz w:val="10"/>
+              </w:rPr>
+              <w:t>KB-01-ACT-CONTEXT-ITEM-ADD</w:t>
+            </w:r>
+          </w:p>
+        </w:tc>
+        <w:tc>
+          <w:tcPr>
+            <w:tcW w:type="dxa" w:w="1141"/>
+          </w:tcPr>
+          <w:p>
+            <w:r>
+              <w:rPr>
+                <w:sz w:val="10"/>
+              </w:rPr>
+              <w:t>KB-01-GATE-CONTEXT-DRAFT</w:t>
+            </w:r>
+          </w:p>
+        </w:tc>
+        <w:tc>
+          <w:tcPr>
+            <w:tcW w:type="dxa" w:w="1141"/>
+          </w:tcPr>
+          <w:p>
+            <w:r>
+              <w:rPr>
+                <w:sz w:val="10"/>
+              </w:rPr>
+              <w:t>knowledge.context.create</w:t>
+            </w:r>
+          </w:p>
+        </w:tc>
+        <w:tc>
+          <w:tcPr>
+            <w:tcW w:type="dxa" w:w="1141"/>
+          </w:tcPr>
+          <w:p>
+            <w:r>
+              <w:rPr>
+                <w:sz w:val="10"/>
+              </w:rPr>
+              <w:t>ContextDraftItem</w:t>
+            </w:r>
+          </w:p>
+        </w:tc>
+        <w:tc>
+          <w:tcPr>
+            <w:tcW w:type="dxa" w:w="1141"/>
+          </w:tcPr>
+          <w:p>
+            <w:r>
+              <w:rPr>
+                <w:sz w:val="10"/>
+              </w:rPr>
+              <w:t>addContextDraftItem</w:t>
+            </w:r>
+          </w:p>
+        </w:tc>
+        <w:tc>
+          <w:tcPr>
+            <w:tcW w:type="dxa" w:w="1141"/>
+          </w:tcPr>
+          <w:p>
+            <w:r>
+              <w:rPr>
+                <w:sz w:val="10"/>
+              </w:rPr>
+              <w:t>LOCAL LOCAL</w:t>
+            </w:r>
+          </w:p>
+        </w:tc>
+        <w:tc>
+          <w:tcPr>
+            <w:tcW w:type="dxa" w:w="1141"/>
+          </w:tcPr>
+          <w:p>
+            <w:r>
+              <w:rPr>
+                <w:sz w:val="10"/>
+              </w:rPr>
+              <w:t>PAGE_UI_STATE</w:t>
+            </w:r>
+          </w:p>
+        </w:tc>
+        <w:tc>
+          <w:tcPr>
+            <w:tcW w:type="dxa" w:w="1141"/>
+          </w:tcPr>
+          <w:p>
+            <w:r>
+              <w:rPr>
+                <w:sz w:val="10"/>
+              </w:rPr>
+              <w:t>—</w:t>
+            </w:r>
+          </w:p>
+        </w:tc>
+        <w:tc>
+          <w:tcPr>
+            <w:tcW w:type="dxa" w:w="1141"/>
+          </w:tcPr>
+          <w:p>
+            <w:r>
+              <w:rPr>
+                <w:sz w:val="10"/>
+              </w:rPr>
+              <w:t>UI_LOCAL_EXACT</w:t>
+            </w:r>
+          </w:p>
+        </w:tc>
+      </w:tr>
+      <w:tr>
+        <w:tc>
+          <w:tcPr>
+            <w:tcW w:type="dxa" w:w="1141"/>
+          </w:tcPr>
+          <w:p>
+            <w:r>
+              <w:rPr>
+                <w:sz w:val="10"/>
+              </w:rPr>
+              <w:t>KB-01-CTL-CONTEXT-REMOVE</w:t>
+            </w:r>
+          </w:p>
+        </w:tc>
+        <w:tc>
+          <w:tcPr>
+            <w:tcW w:type="dxa" w:w="1141"/>
+          </w:tcPr>
+          <w:p>
+            <w:r>
+              <w:rPr>
+                <w:sz w:val="10"/>
+              </w:rPr>
+              <w:t>EXISTING_SOURCE_UID</w:t>
+            </w:r>
+          </w:p>
+        </w:tc>
+        <w:tc>
+          <w:tcPr>
+            <w:tcW w:type="dxa" w:w="1141"/>
+          </w:tcPr>
+          <w:p>
+            <w:r>
+              <w:rPr>
+                <w:sz w:val="10"/>
+              </w:rPr>
+              <w:t>移除</w:t>
+            </w:r>
+          </w:p>
+        </w:tc>
+        <w:tc>
+          <w:tcPr>
+            <w:tcW w:type="dxa" w:w="1141"/>
+          </w:tcPr>
+          <w:p>
+            <w:r>
+              <w:rPr>
+                <w:sz w:val="10"/>
+              </w:rPr>
+              <w:t>BUTTON</w:t>
+            </w:r>
+          </w:p>
+        </w:tc>
+        <w:tc>
+          <w:tcPr>
+            <w:tcW w:type="dxa" w:w="1141"/>
+          </w:tcPr>
+          <w:p>
+            <w:r>
+              <w:rPr>
+                <w:sz w:val="10"/>
+              </w:rPr>
+              <w:t>KB-01-ACT-CONTEXT-ITEM-REMOVE</w:t>
+            </w:r>
+          </w:p>
+        </w:tc>
+        <w:tc>
+          <w:tcPr>
+            <w:tcW w:type="dxa" w:w="1141"/>
+          </w:tcPr>
+          <w:p>
+            <w:r>
+              <w:rPr>
+                <w:sz w:val="10"/>
+              </w:rPr>
+              <w:t>KB-01-GATE-CONTEXT-DRAFT</w:t>
+            </w:r>
+          </w:p>
+        </w:tc>
+        <w:tc>
+          <w:tcPr>
+            <w:tcW w:type="dxa" w:w="1141"/>
+          </w:tcPr>
+          <w:p>
+            <w:r>
+              <w:rPr>
+                <w:sz w:val="10"/>
+              </w:rPr>
+              <w:t>knowledge.context.create</w:t>
+            </w:r>
+          </w:p>
+        </w:tc>
+        <w:tc>
+          <w:tcPr>
+            <w:tcW w:type="dxa" w:w="1141"/>
+          </w:tcPr>
+          <w:p>
+            <w:r>
+              <w:rPr>
+                <w:sz w:val="10"/>
+              </w:rPr>
+              <w:t>ContextDraftItem</w:t>
+            </w:r>
+          </w:p>
+        </w:tc>
+        <w:tc>
+          <w:tcPr>
+            <w:tcW w:type="dxa" w:w="1141"/>
+          </w:tcPr>
+          <w:p>
+            <w:r>
+              <w:rPr>
+                <w:sz w:val="10"/>
+              </w:rPr>
+              <w:t>removeContextDraftItem</w:t>
+            </w:r>
+          </w:p>
+        </w:tc>
+        <w:tc>
+          <w:tcPr>
+            <w:tcW w:type="dxa" w:w="1141"/>
+          </w:tcPr>
+          <w:p>
+            <w:r>
+              <w:rPr>
+                <w:sz w:val="10"/>
+              </w:rPr>
+              <w:t>LOCAL LOCAL</w:t>
+            </w:r>
+          </w:p>
+        </w:tc>
+        <w:tc>
+          <w:tcPr>
+            <w:tcW w:type="dxa" w:w="1141"/>
+          </w:tcPr>
+          <w:p>
+            <w:r>
+              <w:rPr>
+                <w:sz w:val="10"/>
+              </w:rPr>
+              <w:t>PAGE_UI_STATE</w:t>
+            </w:r>
+          </w:p>
+        </w:tc>
+        <w:tc>
+          <w:tcPr>
+            <w:tcW w:type="dxa" w:w="1141"/>
+          </w:tcPr>
+          <w:p>
+            <w:r>
+              <w:rPr>
+                <w:sz w:val="10"/>
+              </w:rPr>
+              <w:t>—</w:t>
+            </w:r>
+          </w:p>
+        </w:tc>
+        <w:tc>
+          <w:tcPr>
+            <w:tcW w:type="dxa" w:w="1141"/>
+          </w:tcPr>
+          <w:p>
+            <w:r>
+              <w:rPr>
+                <w:sz w:val="10"/>
+              </w:rPr>
+              <w:t>UI_LOCAL_EXACT</w:t>
+            </w:r>
+          </w:p>
+        </w:tc>
+      </w:tr>
+      <w:tr>
+        <w:tc>
+          <w:tcPr>
+            <w:tcW w:type="dxa" w:w="1141"/>
+          </w:tcPr>
+          <w:p>
+            <w:r>
+              <w:rPr>
+                <w:sz w:val="10"/>
+              </w:rPr>
+              <w:t>KB-01-CTL-CONTEXT-CREATE</w:t>
+            </w:r>
+          </w:p>
+        </w:tc>
+        <w:tc>
+          <w:tcPr>
+            <w:tcW w:type="dxa" w:w="1141"/>
+          </w:tcPr>
+          <w:p>
+            <w:r>
+              <w:rPr>
+                <w:sz w:val="10"/>
+              </w:rPr>
+              <w:t>EXISTING_SOURCE_UID</w:t>
+            </w:r>
+          </w:p>
+        </w:tc>
+        <w:tc>
+          <w:tcPr>
+            <w:tcW w:type="dxa" w:w="1141"/>
+          </w:tcPr>
+          <w:p>
+            <w:r>
+              <w:rPr>
+                <w:sz w:val="10"/>
+              </w:rPr>
+              <w:t>建立 Context Candidate</w:t>
+            </w:r>
+          </w:p>
+        </w:tc>
+        <w:tc>
+          <w:tcPr>
+            <w:tcW w:type="dxa" w:w="1141"/>
+          </w:tcPr>
+          <w:p>
+            <w:r>
+              <w:rPr>
+                <w:sz w:val="10"/>
+              </w:rPr>
+              <w:t>PRIMARY_BUTTON</w:t>
+            </w:r>
+          </w:p>
+        </w:tc>
+        <w:tc>
+          <w:tcPr>
+            <w:tcW w:type="dxa" w:w="1141"/>
+          </w:tcPr>
+          <w:p>
+            <w:r>
+              <w:rPr>
+                <w:sz w:val="10"/>
+              </w:rPr>
+              <w:t>KB-01-ACT-CONTEXT-CANDIDATE-CREATE</w:t>
+            </w:r>
+          </w:p>
+        </w:tc>
+        <w:tc>
+          <w:tcPr>
+            <w:tcW w:type="dxa" w:w="1141"/>
+          </w:tcPr>
+          <w:p>
+            <w:r>
+              <w:rPr>
+                <w:sz w:val="10"/>
+              </w:rPr>
+              <w:t>KB-01-GATE-CONTEXT-CREATE</w:t>
+            </w:r>
+          </w:p>
+        </w:tc>
+        <w:tc>
+          <w:tcPr>
+            <w:tcW w:type="dxa" w:w="1141"/>
+          </w:tcPr>
+          <w:p>
+            <w:r>
+              <w:rPr>
+                <w:sz w:val="10"/>
+              </w:rPr>
+              <w:t>knowledge.context.create</w:t>
+            </w:r>
+          </w:p>
+        </w:tc>
+        <w:tc>
+          <w:tcPr>
+            <w:tcW w:type="dxa" w:w="1141"/>
+          </w:tcPr>
+          <w:p>
+            <w:r>
+              <w:rPr>
+                <w:sz w:val="10"/>
+              </w:rPr>
+              <w:t>CreateACPOSContextCandidateRequest</w:t>
+            </w:r>
+          </w:p>
+        </w:tc>
+        <w:tc>
+          <w:tcPr>
+            <w:tcW w:type="dxa" w:w="1141"/>
+          </w:tcPr>
+          <w:p>
+            <w:r>
+              <w:rPr>
+                <w:sz w:val="10"/>
+              </w:rPr>
+              <w:t>createContextCandidate</w:t>
+            </w:r>
+          </w:p>
+        </w:tc>
+        <w:tc>
+          <w:tcPr>
+            <w:tcW w:type="dxa" w:w="1141"/>
+          </w:tcPr>
+          <w:p>
+            <w:r>
+              <w:rPr>
+                <w:sz w:val="10"/>
+              </w:rPr>
+              <w:t>POST /v1/acpos/context-candidates</w:t>
+            </w:r>
+          </w:p>
+        </w:tc>
+        <w:tc>
+          <w:tcPr>
+            <w:tcW w:type="dxa" w:w="1141"/>
+          </w:tcPr>
+          <w:p>
+            <w:r>
+              <w:rPr>
+                <w:sz w:val="10"/>
+              </w:rPr>
+              <w:t>ACPOSContextEngine</w:t>
+            </w:r>
+          </w:p>
+        </w:tc>
+        <w:tc>
+          <w:tcPr>
+            <w:tcW w:type="dxa" w:w="1141"/>
+          </w:tcPr>
+          <w:p>
+            <w:r>
+              <w:rPr>
+                <w:sz w:val="10"/>
+              </w:rPr>
+              <w:t>—</w:t>
+            </w:r>
+          </w:p>
+        </w:tc>
+        <w:tc>
+          <w:tcPr>
+            <w:tcW w:type="dxa" w:w="1141"/>
+          </w:tcPr>
+          <w:p>
+            <w:r>
+              <w:rPr>
+                <w:sz w:val="10"/>
+              </w:rPr>
+              <w:t>SPEC_EXACT_RUNTIME_NOT_EXECUTED</w:t>
+            </w:r>
+          </w:p>
+        </w:tc>
+      </w:tr>
+      <w:tr>
+        <w:tc>
+          <w:tcPr>
+            <w:tcW w:type="dxa" w:w="1141"/>
+          </w:tcPr>
+          <w:p>
+            <w:r>
+              <w:rPr>
+                <w:sz w:val="10"/>
+              </w:rPr>
+              <w:t>KB-01-CTL-REPLAY-OPEN</w:t>
+            </w:r>
+          </w:p>
+        </w:tc>
+        <w:tc>
+          <w:tcPr>
+            <w:tcW w:type="dxa" w:w="1141"/>
+          </w:tcPr>
+          <w:p>
+            <w:r>
+              <w:rPr>
+                <w:sz w:val="10"/>
+              </w:rPr>
+              <w:t>EXISTING_SOURCE_UID</w:t>
+            </w:r>
+          </w:p>
+        </w:tc>
+        <w:tc>
+          <w:tcPr>
+            <w:tcW w:type="dxa" w:w="1141"/>
+          </w:tcPr>
+          <w:p>
+            <w:r>
+              <w:rPr>
+                <w:sz w:val="10"/>
+              </w:rPr>
+              <w:t>查看 Replay</w:t>
+            </w:r>
+          </w:p>
+        </w:tc>
+        <w:tc>
+          <w:tcPr>
+            <w:tcW w:type="dxa" w:w="1141"/>
+          </w:tcPr>
+          <w:p>
+            <w:r>
+              <w:rPr>
+                <w:sz w:val="10"/>
+              </w:rPr>
+              <w:t>BUTTON</w:t>
+            </w:r>
+          </w:p>
+        </w:tc>
+        <w:tc>
+          <w:tcPr>
+            <w:tcW w:type="dxa" w:w="1141"/>
+          </w:tcPr>
+          <w:p>
+            <w:r>
+              <w:rPr>
+                <w:sz w:val="10"/>
+              </w:rPr>
+              <w:t>KB-01-ACT-REPLAY-OPEN</w:t>
+            </w:r>
+          </w:p>
+        </w:tc>
+        <w:tc>
+          <w:tcPr>
+            <w:tcW w:type="dxa" w:w="1141"/>
+          </w:tcPr>
+          <w:p>
+            <w:r>
+              <w:rPr>
+                <w:sz w:val="10"/>
+              </w:rPr>
+              <w:t>KB-01-GATE-EXPERIENCE-READ</w:t>
+            </w:r>
+          </w:p>
+        </w:tc>
+        <w:tc>
+          <w:tcPr>
+            <w:tcW w:type="dxa" w:w="1141"/>
+          </w:tcPr>
+          <w:p>
+            <w:r>
+              <w:rPr>
+                <w:sz w:val="10"/>
+              </w:rPr>
+              <w:t>knowledge.experience.read</w:t>
+            </w:r>
+          </w:p>
+        </w:tc>
+        <w:tc>
+          <w:tcPr>
+            <w:tcW w:type="dxa" w:w="1141"/>
+          </w:tcPr>
+          <w:p>
+            <w:r>
+              <w:rPr>
+                <w:sz w:val="10"/>
+              </w:rPr>
+              <w:t>—</w:t>
+            </w:r>
+          </w:p>
+        </w:tc>
+        <w:tc>
+          <w:tcPr>
+            <w:tcW w:type="dxa" w:w="1141"/>
+          </w:tcPr>
+          <w:p>
+            <w:r>
+              <w:rPr>
+                <w:sz w:val="10"/>
+              </w:rPr>
+              <w:t>getExperienceReplay</w:t>
+            </w:r>
+          </w:p>
+        </w:tc>
+        <w:tc>
+          <w:tcPr>
+            <w:tcW w:type="dxa" w:w="1141"/>
+          </w:tcPr>
+          <w:p>
+            <w:r>
+              <w:rPr>
+                <w:sz w:val="10"/>
+              </w:rPr>
+              <w:t>GET /v1/acpos/experience/{experienceId}/replay</w:t>
+            </w:r>
+          </w:p>
+        </w:tc>
+        <w:tc>
+          <w:tcPr>
+            <w:tcW w:type="dxa" w:w="1141"/>
+          </w:tcPr>
+          <w:p>
+            <w:r>
+              <w:rPr>
+                <w:sz w:val="10"/>
+              </w:rPr>
+              <w:t>ACPOSExperienceEngine</w:t>
+            </w:r>
+          </w:p>
+        </w:tc>
+        <w:tc>
+          <w:tcPr>
+            <w:tcW w:type="dxa" w:w="1141"/>
+          </w:tcPr>
+          <w:p>
+            <w:r>
+              <w:rPr>
+                <w:sz w:val="10"/>
+              </w:rPr>
+              <w:t>—</w:t>
+            </w:r>
+          </w:p>
+        </w:tc>
+        <w:tc>
+          <w:tcPr>
+            <w:tcW w:type="dxa" w:w="1141"/>
+          </w:tcPr>
+          <w:p>
+            <w:r>
+              <w:rPr>
+                <w:sz w:val="10"/>
+              </w:rPr>
+              <w:t>READ_EXACT</w:t>
+            </w:r>
+          </w:p>
+        </w:tc>
+      </w:tr>
+      <w:tr>
+        <w:tc>
+          <w:tcPr>
+            <w:tcW w:type="dxa" w:w="1141"/>
+          </w:tcPr>
+          <w:p>
+            <w:r>
+              <w:rPr>
+                <w:sz w:val="10"/>
+              </w:rPr>
+              <w:t>KB-01-CTL-REPLAY-COMPARE</w:t>
+            </w:r>
+          </w:p>
+        </w:tc>
+        <w:tc>
+          <w:tcPr>
+            <w:tcW w:type="dxa" w:w="1141"/>
+          </w:tcPr>
+          <w:p>
+            <w:r>
+              <w:rPr>
+                <w:sz w:val="10"/>
+              </w:rPr>
+              <w:t>EXISTING_SOURCE_UID</w:t>
+            </w:r>
+          </w:p>
+        </w:tc>
+        <w:tc>
+          <w:tcPr>
+            <w:tcW w:type="dxa" w:w="1141"/>
+          </w:tcPr>
+          <w:p>
+            <w:r>
+              <w:rPr>
+                <w:sz w:val="10"/>
+              </w:rPr>
+              <w:t>比較 Attempt / Version</w:t>
+            </w:r>
+          </w:p>
+        </w:tc>
+        <w:tc>
+          <w:tcPr>
+            <w:tcW w:type="dxa" w:w="1141"/>
+          </w:tcPr>
+          <w:p>
+            <w:r>
+              <w:rPr>
+                <w:sz w:val="10"/>
+              </w:rPr>
+              <w:t>BUTTON</w:t>
+            </w:r>
+          </w:p>
+        </w:tc>
+        <w:tc>
+          <w:tcPr>
+            <w:tcW w:type="dxa" w:w="1141"/>
+          </w:tcPr>
+          <w:p>
+            <w:r>
+              <w:rPr>
+                <w:sz w:val="10"/>
+              </w:rPr>
+              <w:t>KB-01-ACT-REPLAY-COMPARE</w:t>
+            </w:r>
+          </w:p>
+        </w:tc>
+        <w:tc>
+          <w:tcPr>
+            <w:tcW w:type="dxa" w:w="1141"/>
+          </w:tcPr>
+          <w:p>
+            <w:r>
+              <w:rPr>
+                <w:sz w:val="10"/>
+              </w:rPr>
+              <w:t>KB-01-GATE-REPLAY-COMPARE</w:t>
+            </w:r>
+          </w:p>
+        </w:tc>
+        <w:tc>
+          <w:tcPr>
+            <w:tcW w:type="dxa" w:w="1141"/>
+          </w:tcPr>
+          <w:p>
+            <w:r>
+              <w:rPr>
+                <w:sz w:val="10"/>
+              </w:rPr>
+              <w:t>knowledge.experience.read</w:t>
+            </w:r>
+          </w:p>
+        </w:tc>
+        <w:tc>
+          <w:tcPr>
+            <w:tcW w:type="dxa" w:w="1141"/>
+          </w:tcPr>
+          <w:p>
+            <w:r>
+              <w:rPr>
+                <w:sz w:val="10"/>
+              </w:rPr>
+              <w:t>CompareExperienceReplayRequest</w:t>
+            </w:r>
+          </w:p>
+        </w:tc>
+        <w:tc>
+          <w:tcPr>
+            <w:tcW w:type="dxa" w:w="1141"/>
+          </w:tcPr>
+          <w:p>
+            <w:r>
+              <w:rPr>
+                <w:sz w:val="10"/>
+              </w:rPr>
+              <w:t>compareExperienceReplay</w:t>
+            </w:r>
+          </w:p>
+        </w:tc>
+        <w:tc>
+          <w:tcPr>
+            <w:tcW w:type="dxa" w:w="1141"/>
+          </w:tcPr>
+          <w:p>
+            <w:r>
+              <w:rPr>
+                <w:sz w:val="10"/>
+              </w:rPr>
+              <w:t>POST /v1/acpos/experience/replay/compare</w:t>
+            </w:r>
+          </w:p>
+        </w:tc>
+        <w:tc>
+          <w:tcPr>
+            <w:tcW w:type="dxa" w:w="1141"/>
+          </w:tcPr>
+          <w:p>
+            <w:r>
+              <w:rPr>
+                <w:sz w:val="10"/>
+              </w:rPr>
+              <w:t>ACPOSExperienceEngine</w:t>
+            </w:r>
+          </w:p>
+        </w:tc>
+        <w:tc>
+          <w:tcPr>
+            <w:tcW w:type="dxa" w:w="1141"/>
+          </w:tcPr>
+          <w:p>
+            <w:r>
+              <w:rPr>
+                <w:sz w:val="10"/>
+              </w:rPr>
+              <w:t>—</w:t>
+            </w:r>
+          </w:p>
+        </w:tc>
+        <w:tc>
+          <w:tcPr>
+            <w:tcW w:type="dxa" w:w="1141"/>
+          </w:tcPr>
+          <w:p>
+            <w:r>
+              <w:rPr>
+                <w:sz w:val="10"/>
+              </w:rPr>
+              <w:t>SPEC_EXACT_RUNTIME_NOT_EXECUTED</w:t>
+            </w:r>
+          </w:p>
+        </w:tc>
+      </w:tr>
+      <w:tr>
+        <w:tc>
+          <w:tcPr>
+            <w:tcW w:type="dxa" w:w="1141"/>
+          </w:tcPr>
+          <w:p>
+            <w:r>
+              <w:rPr>
+                <w:sz w:val="10"/>
+              </w:rPr>
+              <w:t>KB-01-CTL-LEARNING-CREATE</w:t>
+            </w:r>
+          </w:p>
+        </w:tc>
+        <w:tc>
+          <w:tcPr>
+            <w:tcW w:type="dxa" w:w="1141"/>
+          </w:tcPr>
+          <w:p>
+            <w:r>
+              <w:rPr>
+                <w:sz w:val="10"/>
+              </w:rPr>
+              <w:t>EXISTING_SOURCE_UID</w:t>
+            </w:r>
+          </w:p>
+        </w:tc>
+        <w:tc>
+          <w:tcPr>
+            <w:tcW w:type="dxa" w:w="1141"/>
+          </w:tcPr>
+          <w:p>
+            <w:r>
+              <w:rPr>
+                <w:sz w:val="10"/>
+              </w:rPr>
+              <w:t>建立 Learning Candidate</w:t>
+            </w:r>
+          </w:p>
+        </w:tc>
+        <w:tc>
+          <w:tcPr>
+            <w:tcW w:type="dxa" w:w="1141"/>
+          </w:tcPr>
+          <w:p>
+            <w:r>
+              <w:rPr>
+                <w:sz w:val="10"/>
+              </w:rPr>
+              <w:t>PRIMARY_BUTTON</w:t>
+            </w:r>
+          </w:p>
+        </w:tc>
+        <w:tc>
+          <w:tcPr>
+            <w:tcW w:type="dxa" w:w="1141"/>
+          </w:tcPr>
+          <w:p>
+            <w:r>
+              <w:rPr>
+                <w:sz w:val="10"/>
+              </w:rPr>
+              <w:t>KB-01-ACT-LEARNING-CREATE</w:t>
+            </w:r>
+          </w:p>
+        </w:tc>
+        <w:tc>
+          <w:tcPr>
+            <w:tcW w:type="dxa" w:w="1141"/>
+          </w:tcPr>
+          <w:p>
+            <w:r>
+              <w:rPr>
+                <w:sz w:val="10"/>
+              </w:rPr>
+              <w:t>KB-01-GATE-LEARNING-CREATE</w:t>
+            </w:r>
+          </w:p>
+        </w:tc>
+        <w:tc>
+          <w:tcPr>
+            <w:tcW w:type="dxa" w:w="1141"/>
+          </w:tcPr>
+          <w:p>
+            <w:r>
+              <w:rPr>
+                <w:sz w:val="10"/>
+              </w:rPr>
+              <w:t>knowledge.learning.create</w:t>
+            </w:r>
+          </w:p>
+        </w:tc>
+        <w:tc>
+          <w:tcPr>
+            <w:tcW w:type="dxa" w:w="1141"/>
+          </w:tcPr>
+          <w:p>
+            <w:r>
+              <w:rPr>
+                <w:sz w:val="10"/>
+              </w:rPr>
+              <w:t>CreateACPOSLearningCandidateRequest</w:t>
+            </w:r>
+          </w:p>
+        </w:tc>
+        <w:tc>
+          <w:tcPr>
+            <w:tcW w:type="dxa" w:w="1141"/>
+          </w:tcPr>
+          <w:p>
+            <w:r>
+              <w:rPr>
+                <w:sz w:val="10"/>
+              </w:rPr>
+              <w:t>createLearningCandidate</w:t>
+            </w:r>
+          </w:p>
+        </w:tc>
+        <w:tc>
+          <w:tcPr>
+            <w:tcW w:type="dxa" w:w="1141"/>
+          </w:tcPr>
+          <w:p>
+            <w:r>
+              <w:rPr>
+                <w:sz w:val="10"/>
+              </w:rPr>
+              <w:t>POST /v1/acpos/learning-candidates</w:t>
+            </w:r>
+          </w:p>
+        </w:tc>
+        <w:tc>
+          <w:tcPr>
+            <w:tcW w:type="dxa" w:w="1141"/>
+          </w:tcPr>
+          <w:p>
+            <w:r>
+              <w:rPr>
+                <w:sz w:val="10"/>
+              </w:rPr>
+              <w:t>ACPOSEvolutionEngine</w:t>
+            </w:r>
+          </w:p>
+        </w:tc>
+        <w:tc>
+          <w:tcPr>
+            <w:tcW w:type="dxa" w:w="1141"/>
+          </w:tcPr>
+          <w:p>
+            <w:r>
+              <w:rPr>
+                <w:sz w:val="10"/>
+              </w:rPr>
+              <w:t>—</w:t>
+            </w:r>
+          </w:p>
+        </w:tc>
+        <w:tc>
+          <w:tcPr>
+            <w:tcW w:type="dxa" w:w="1141"/>
+          </w:tcPr>
+          <w:p>
+            <w:r>
+              <w:rPr>
+                <w:sz w:val="10"/>
+              </w:rPr>
+              <w:t>SPEC_EXACT_RUNTIME_NOT_EXECUTED</w:t>
+            </w:r>
+          </w:p>
+        </w:tc>
+      </w:tr>
+      <w:tr>
+        <w:tc>
+          <w:tcPr>
+            <w:tcW w:type="dxa" w:w="1141"/>
+          </w:tcPr>
+          <w:p>
+            <w:r>
+              <w:rPr>
+                <w:sz w:val="10"/>
+              </w:rPr>
+              <w:t>KB-01-CTL-DRAFT-FROM-EXP</w:t>
+            </w:r>
+          </w:p>
+        </w:tc>
+        <w:tc>
+          <w:tcPr>
+            <w:tcW w:type="dxa" w:w="1141"/>
+          </w:tcPr>
+          <w:p>
+            <w:r>
+              <w:rPr>
+                <w:sz w:val="10"/>
+              </w:rPr>
+              <w:t>EXISTING_SOURCE_UID</w:t>
+            </w:r>
+          </w:p>
+        </w:tc>
+        <w:tc>
+          <w:tcPr>
+            <w:tcW w:type="dxa" w:w="1141"/>
+          </w:tcPr>
+          <w:p>
+            <w:r>
+              <w:rPr>
+                <w:sz w:val="10"/>
+              </w:rPr>
+              <w:t>建立 Knowledge Draft</w:t>
+            </w:r>
+          </w:p>
+        </w:tc>
+        <w:tc>
+          <w:tcPr>
+            <w:tcW w:type="dxa" w:w="1141"/>
+          </w:tcPr>
+          <w:p>
+            <w:r>
+              <w:rPr>
+                <w:sz w:val="10"/>
+              </w:rPr>
+              <w:t>BUTTON</w:t>
+            </w:r>
+          </w:p>
+        </w:tc>
+        <w:tc>
+          <w:tcPr>
+            <w:tcW w:type="dxa" w:w="1141"/>
+          </w:tcPr>
+          <w:p>
+            <w:r>
+              <w:rPr>
+                <w:sz w:val="10"/>
+              </w:rPr>
+              <w:t>KB-01-ACT-KNOWLEDGE-DRAFT-FROM-EXPERIENCE</w:t>
+            </w:r>
+          </w:p>
+        </w:tc>
+        <w:tc>
+          <w:tcPr>
+            <w:tcW w:type="dxa" w:w="1141"/>
+          </w:tcPr>
+          <w:p>
+            <w:r>
+              <w:rPr>
+                <w:sz w:val="10"/>
+              </w:rPr>
+              <w:t>KB-01-GATE-DRAFT-FROM-EXP</w:t>
+            </w:r>
+          </w:p>
+        </w:tc>
+        <w:tc>
+          <w:tcPr>
+            <w:tcW w:type="dxa" w:w="1141"/>
+          </w:tcPr>
+          <w:p>
+            <w:r>
+              <w:rPr>
+                <w:sz w:val="10"/>
+              </w:rPr>
+              <w:t>knowledge.draft.write</w:t>
+            </w:r>
+          </w:p>
+        </w:tc>
+        <w:tc>
+          <w:tcPr>
+            <w:tcW w:type="dxa" w:w="1141"/>
+          </w:tcPr>
+          <w:p>
+            <w:r>
+              <w:rPr>
+                <w:sz w:val="10"/>
+              </w:rPr>
+              <w:t>CreateKnowledgeDraftFromExperienceRequest</w:t>
+            </w:r>
+          </w:p>
+        </w:tc>
+        <w:tc>
+          <w:tcPr>
+            <w:tcW w:type="dxa" w:w="1141"/>
+          </w:tcPr>
+          <w:p>
+            <w:r>
+              <w:rPr>
+                <w:sz w:val="10"/>
+              </w:rPr>
+              <w:t>createKnowledgeDraftFromExperience</w:t>
+            </w:r>
+          </w:p>
+        </w:tc>
+        <w:tc>
+          <w:tcPr>
+            <w:tcW w:type="dxa" w:w="1141"/>
+          </w:tcPr>
+          <w:p>
+            <w:r>
+              <w:rPr>
+                <w:sz w:val="10"/>
+              </w:rPr>
+              <w:t>POST /v1/knowledge/drafts/from-experience</w:t>
+            </w:r>
+          </w:p>
+        </w:tc>
+        <w:tc>
+          <w:tcPr>
+            <w:tcW w:type="dxa" w:w="1141"/>
+          </w:tcPr>
+          <w:p>
+            <w:r>
+              <w:rPr>
+                <w:sz w:val="10"/>
+              </w:rPr>
+              <w:t>KnowledgeExperienceService</w:t>
+            </w:r>
+          </w:p>
+        </w:tc>
+        <w:tc>
+          <w:tcPr>
+            <w:tcW w:type="dxa" w:w="1141"/>
+          </w:tcPr>
+          <w:p>
+            <w:r>
+              <w:rPr>
+                <w:sz w:val="10"/>
+              </w:rPr>
+              <w:t>—</w:t>
+            </w:r>
+          </w:p>
+        </w:tc>
+        <w:tc>
+          <w:tcPr>
+            <w:tcW w:type="dxa" w:w="1141"/>
+          </w:tcPr>
+          <w:p>
+            <w:r>
+              <w:rPr>
+                <w:sz w:val="10"/>
+              </w:rPr>
+              <w:t>SPEC_EXACT_RUNTIME_NOT_EXECUTED</w:t>
+            </w:r>
+          </w:p>
+        </w:tc>
+      </w:tr>
+      <w:tr>
+        <w:tc>
+          <w:tcPr>
+            <w:tcW w:type="dxa" w:w="1141"/>
+          </w:tcPr>
+          <w:p>
+            <w:r>
+              <w:rPr>
+                <w:sz w:val="10"/>
+              </w:rPr>
+              <w:t>KB-01-CTL-DRAFT-SAVE</w:t>
+            </w:r>
+          </w:p>
+        </w:tc>
+        <w:tc>
+          <w:tcPr>
+            <w:tcW w:type="dxa" w:w="1141"/>
+          </w:tcPr>
+          <w:p>
+            <w:r>
+              <w:rPr>
+                <w:sz w:val="10"/>
+              </w:rPr>
+              <w:t>EXISTING_SOURCE_UID</w:t>
+            </w:r>
+          </w:p>
+        </w:tc>
+        <w:tc>
+          <w:tcPr>
+            <w:tcW w:type="dxa" w:w="1141"/>
+          </w:tcPr>
+          <w:p>
+            <w:r>
+              <w:rPr>
+                <w:sz w:val="10"/>
+              </w:rPr>
+              <w:t>儲存 Draft</w:t>
+            </w:r>
+          </w:p>
+        </w:tc>
+        <w:tc>
+          <w:tcPr>
+            <w:tcW w:type="dxa" w:w="1141"/>
+          </w:tcPr>
+          <w:p>
+            <w:r>
+              <w:rPr>
+                <w:sz w:val="10"/>
+              </w:rPr>
+              <w:t>PRIMARY_BUTTON</w:t>
+            </w:r>
+          </w:p>
+        </w:tc>
+        <w:tc>
+          <w:tcPr>
+            <w:tcW w:type="dxa" w:w="1141"/>
+          </w:tcPr>
+          <w:p>
+            <w:r>
+              <w:rPr>
+                <w:sz w:val="10"/>
+              </w:rPr>
+              <w:t>KB-01-ACT-KNOWLEDGE-DRAFT-SAVE</w:t>
+            </w:r>
+          </w:p>
+        </w:tc>
+        <w:tc>
+          <w:tcPr>
+            <w:tcW w:type="dxa" w:w="1141"/>
+          </w:tcPr>
+          <w:p>
+            <w:r>
+              <w:rPr>
+                <w:sz w:val="10"/>
+              </w:rPr>
+              <w:t>KB-01-GATE-DRAFT-SAVE</w:t>
+            </w:r>
+          </w:p>
+        </w:tc>
+        <w:tc>
+          <w:tcPr>
+            <w:tcW w:type="dxa" w:w="1141"/>
+          </w:tcPr>
+          <w:p>
+            <w:r>
+              <w:rPr>
+                <w:sz w:val="10"/>
+              </w:rPr>
+              <w:t>knowledge.draft.write</w:t>
+            </w:r>
+          </w:p>
+        </w:tc>
+        <w:tc>
+          <w:tcPr>
+            <w:tcW w:type="dxa" w:w="1141"/>
+          </w:tcPr>
+          <w:p>
+            <w:r>
+              <w:rPr>
+                <w:sz w:val="10"/>
+              </w:rPr>
+              <w:t>SaveKnowledgeDraftRequest</w:t>
+            </w:r>
+          </w:p>
+        </w:tc>
+        <w:tc>
+          <w:tcPr>
+            <w:tcW w:type="dxa" w:w="1141"/>
+          </w:tcPr>
+          <w:p>
+            <w:r>
+              <w:rPr>
+                <w:sz w:val="10"/>
+              </w:rPr>
+              <w:t>saveKnowledgeDraft</w:t>
+            </w:r>
+          </w:p>
+        </w:tc>
+        <w:tc>
+          <w:tcPr>
+            <w:tcW w:type="dxa" w:w="1141"/>
+          </w:tcPr>
+          <w:p>
+            <w:r>
+              <w:rPr>
+                <w:sz w:val="10"/>
+              </w:rPr>
+              <w:t>PATCH /v1/knowledge/drafts/{knowledgeId}</w:t>
+            </w:r>
+          </w:p>
+        </w:tc>
+        <w:tc>
+          <w:tcPr>
+            <w:tcW w:type="dxa" w:w="1141"/>
+          </w:tcPr>
+          <w:p>
+            <w:r>
+              <w:rPr>
+                <w:sz w:val="10"/>
+              </w:rPr>
+              <w:t>KnowledgeExperienceService</w:t>
+            </w:r>
+          </w:p>
+        </w:tc>
+        <w:tc>
+          <w:tcPr>
+            <w:tcW w:type="dxa" w:w="1141"/>
+          </w:tcPr>
+          <w:p>
+            <w:r>
+              <w:rPr>
+                <w:sz w:val="10"/>
+              </w:rPr>
+              <w:t>—</w:t>
+            </w:r>
+          </w:p>
+        </w:tc>
+        <w:tc>
+          <w:tcPr>
+            <w:tcW w:type="dxa" w:w="1141"/>
+          </w:tcPr>
+          <w:p>
+            <w:r>
+              <w:rPr>
+                <w:sz w:val="10"/>
+              </w:rPr>
+              <w:t>SPEC_EXACT_RUNTIME_NOT_EXECUTED</w:t>
+            </w:r>
+          </w:p>
+        </w:tc>
+      </w:tr>
+      <w:tr>
+        <w:tc>
+          <w:tcPr>
+            <w:tcW w:type="dxa" w:w="1141"/>
+          </w:tcPr>
+          <w:p>
+            <w:r>
+              <w:rPr>
+                <w:sz w:val="10"/>
+              </w:rPr>
+              <w:t>KB-01-CTL-VERSION-COMPARE</w:t>
+            </w:r>
+          </w:p>
+        </w:tc>
+        <w:tc>
+          <w:tcPr>
+            <w:tcW w:type="dxa" w:w="1141"/>
+          </w:tcPr>
+          <w:p>
+            <w:r>
+              <w:rPr>
+                <w:sz w:val="10"/>
+              </w:rPr>
+              <w:t>EXISTING_SOURCE_UID</w:t>
+            </w:r>
+          </w:p>
+        </w:tc>
+        <w:tc>
+          <w:tcPr>
+            <w:tcW w:type="dxa" w:w="1141"/>
+          </w:tcPr>
+          <w:p>
+            <w:r>
+              <w:rPr>
+                <w:sz w:val="10"/>
+              </w:rPr>
+              <w:t>比較前版</w:t>
+            </w:r>
+          </w:p>
+        </w:tc>
+        <w:tc>
+          <w:tcPr>
+            <w:tcW w:type="dxa" w:w="1141"/>
+          </w:tcPr>
+          <w:p>
+            <w:r>
+              <w:rPr>
+                <w:sz w:val="10"/>
+              </w:rPr>
+              <w:t>BUTTON</w:t>
+            </w:r>
+          </w:p>
+        </w:tc>
+        <w:tc>
+          <w:tcPr>
+            <w:tcW w:type="dxa" w:w="1141"/>
+          </w:tcPr>
+          <w:p>
+            <w:r>
+              <w:rPr>
+                <w:sz w:val="10"/>
+              </w:rPr>
+              <w:t>KB-01-ACT-KNOWLEDGE-VERSION-COMPARE</w:t>
+            </w:r>
+          </w:p>
+        </w:tc>
+        <w:tc>
+          <w:tcPr>
+            <w:tcW w:type="dxa" w:w="1141"/>
+          </w:tcPr>
+          <w:p>
+            <w:r>
+              <w:rPr>
+                <w:sz w:val="10"/>
+              </w:rPr>
+              <w:t>KB-01-GATE-READ</w:t>
+            </w:r>
+          </w:p>
+        </w:tc>
+        <w:tc>
+          <w:tcPr>
+            <w:tcW w:type="dxa" w:w="1141"/>
+          </w:tcPr>
+          <w:p>
+            <w:r>
+              <w:rPr>
+                <w:sz w:val="10"/>
+              </w:rPr>
+              <w:t>knowledge.read</w:t>
+            </w:r>
+          </w:p>
+        </w:tc>
+        <w:tc>
+          <w:tcPr>
+            <w:tcW w:type="dxa" w:w="1141"/>
+          </w:tcPr>
+          <w:p>
+            <w:r>
+              <w:rPr>
+                <w:sz w:val="10"/>
+              </w:rPr>
+              <w:t>CompareKnowledgeVersionsRequest</w:t>
+            </w:r>
+          </w:p>
+        </w:tc>
+        <w:tc>
+          <w:tcPr>
+            <w:tcW w:type="dxa" w:w="1141"/>
+          </w:tcPr>
+          <w:p>
+            <w:r>
+              <w:rPr>
+                <w:sz w:val="10"/>
+              </w:rPr>
+              <w:t>compareKnowledgeVersions</w:t>
+            </w:r>
+          </w:p>
+        </w:tc>
+        <w:tc>
+          <w:tcPr>
+            <w:tcW w:type="dxa" w:w="1141"/>
+          </w:tcPr>
+          <w:p>
+            <w:r>
+              <w:rPr>
+                <w:sz w:val="10"/>
+              </w:rPr>
+              <w:t>POST /v1/knowledge/versions/compare</w:t>
+            </w:r>
+          </w:p>
+        </w:tc>
+        <w:tc>
+          <w:tcPr>
+            <w:tcW w:type="dxa" w:w="1141"/>
+          </w:tcPr>
+          <w:p>
+            <w:r>
+              <w:rPr>
+                <w:sz w:val="10"/>
+              </w:rPr>
+              <w:t>KnowledgeExperienceService</w:t>
+            </w:r>
+          </w:p>
+        </w:tc>
+        <w:tc>
+          <w:tcPr>
+            <w:tcW w:type="dxa" w:w="1141"/>
+          </w:tcPr>
+          <w:p>
+            <w:r>
+              <w:rPr>
+                <w:sz w:val="10"/>
+              </w:rPr>
+              <w:t>—</w:t>
+            </w:r>
+          </w:p>
+        </w:tc>
+        <w:tc>
+          <w:tcPr>
+            <w:tcW w:type="dxa" w:w="1141"/>
+          </w:tcPr>
+          <w:p>
+            <w:r>
+              <w:rPr>
+                <w:sz w:val="10"/>
+              </w:rPr>
+              <w:t>SPEC_EXACT_RUNTIME_NOT_EXECUTED</w:t>
+            </w:r>
+          </w:p>
+        </w:tc>
+      </w:tr>
+      <w:tr>
+        <w:tc>
+          <w:tcPr>
+            <w:tcW w:type="dxa" w:w="1141"/>
+          </w:tcPr>
+          <w:p>
+            <w:r>
+              <w:rPr>
+                <w:sz w:val="10"/>
+              </w:rPr>
+              <w:t>KB-01-CTL-APPROVE</w:t>
+            </w:r>
+          </w:p>
+        </w:tc>
+        <w:tc>
+          <w:tcPr>
+            <w:tcW w:type="dxa" w:w="1141"/>
+          </w:tcPr>
+          <w:p>
+            <w:r>
+              <w:rPr>
+                <w:sz w:val="10"/>
+              </w:rPr>
+              <w:t>EXISTING_SOURCE_UID</w:t>
+            </w:r>
+          </w:p>
+        </w:tc>
+        <w:tc>
+          <w:tcPr>
+            <w:tcW w:type="dxa" w:w="1141"/>
+          </w:tcPr>
+          <w:p>
+            <w:r>
+              <w:rPr>
+                <w:sz w:val="10"/>
+              </w:rPr>
+              <w:t>核准</w:t>
+            </w:r>
+          </w:p>
+        </w:tc>
+        <w:tc>
+          <w:tcPr>
+            <w:tcW w:type="dxa" w:w="1141"/>
+          </w:tcPr>
+          <w:p>
+            <w:r>
+              <w:rPr>
+                <w:sz w:val="10"/>
+              </w:rPr>
+              <w:t>PRIMARY_BUTTON</w:t>
+            </w:r>
+          </w:p>
+        </w:tc>
+        <w:tc>
+          <w:tcPr>
+            <w:tcW w:type="dxa" w:w="1141"/>
+          </w:tcPr>
+          <w:p>
+            <w:r>
+              <w:rPr>
+                <w:sz w:val="10"/>
+              </w:rPr>
+              <w:t>KB-01-ACT-KNOWLEDGE-APPROVE</w:t>
+            </w:r>
+          </w:p>
+        </w:tc>
+        <w:tc>
+          <w:tcPr>
+            <w:tcW w:type="dxa" w:w="1141"/>
+          </w:tcPr>
+          <w:p>
+            <w:r>
+              <w:rPr>
+                <w:sz w:val="10"/>
+              </w:rPr>
+              <w:t>KB-01-GATE-KNOWLEDGE-APPROVE</w:t>
+            </w:r>
+          </w:p>
+        </w:tc>
+        <w:tc>
+          <w:tcPr>
+            <w:tcW w:type="dxa" w:w="1141"/>
+          </w:tcPr>
+          <w:p>
+            <w:r>
+              <w:rPr>
+                <w:sz w:val="10"/>
+              </w:rPr>
+              <w:t>knowledge.review.approve</w:t>
+            </w:r>
+          </w:p>
+        </w:tc>
+        <w:tc>
+          <w:tcPr>
+            <w:tcW w:type="dxa" w:w="1141"/>
+          </w:tcPr>
+          <w:p>
+            <w:r>
+              <w:rPr>
+                <w:sz w:val="10"/>
+              </w:rPr>
+              <w:t>ReviewKnowledgeDraftRequest</w:t>
+            </w:r>
+          </w:p>
+        </w:tc>
+        <w:tc>
+          <w:tcPr>
+            <w:tcW w:type="dxa" w:w="1141"/>
+          </w:tcPr>
+          <w:p>
+            <w:r>
+              <w:rPr>
+                <w:sz w:val="10"/>
+              </w:rPr>
+              <w:t>approveKnowledgeDraft</w:t>
+            </w:r>
+          </w:p>
+        </w:tc>
+        <w:tc>
+          <w:tcPr>
+            <w:tcW w:type="dxa" w:w="1141"/>
+          </w:tcPr>
+          <w:p>
+            <w:r>
+              <w:rPr>
+                <w:sz w:val="10"/>
+              </w:rPr>
+              <w:t>POST /v1/knowledge/drafts/{knowledgeId}/approve</w:t>
+            </w:r>
+          </w:p>
+        </w:tc>
+        <w:tc>
+          <w:tcPr>
+            <w:tcW w:type="dxa" w:w="1141"/>
+          </w:tcPr>
+          <w:p>
+            <w:r>
+              <w:rPr>
+                <w:sz w:val="10"/>
+              </w:rPr>
+              <w:t>KnowledgeExperienceService</w:t>
+            </w:r>
+          </w:p>
+        </w:tc>
+        <w:tc>
+          <w:tcPr>
+            <w:tcW w:type="dxa" w:w="1141"/>
+          </w:tcPr>
+          <w:p>
+            <w:r>
+              <w:rPr>
+                <w:sz w:val="10"/>
+              </w:rPr>
+              <w:t>—</w:t>
+            </w:r>
+          </w:p>
+        </w:tc>
+        <w:tc>
+          <w:tcPr>
+            <w:tcW w:type="dxa" w:w="1141"/>
+          </w:tcPr>
+          <w:p>
+            <w:r>
+              <w:rPr>
+                <w:sz w:val="10"/>
+              </w:rPr>
+              <w:t>SPEC_EXACT_RUNTIME_NOT_EXECUTED</w:t>
+            </w:r>
+          </w:p>
+        </w:tc>
+      </w:tr>
+      <w:tr>
+        <w:tc>
+          <w:tcPr>
+            <w:tcW w:type="dxa" w:w="1141"/>
+          </w:tcPr>
+          <w:p>
+            <w:r>
+              <w:rPr>
+                <w:sz w:val="10"/>
+              </w:rPr>
+              <w:t>KB-01-CTL-RETURN</w:t>
+            </w:r>
+          </w:p>
+        </w:tc>
+        <w:tc>
+          <w:tcPr>
+            <w:tcW w:type="dxa" w:w="1141"/>
+          </w:tcPr>
+          <w:p>
+            <w:r>
+              <w:rPr>
+                <w:sz w:val="10"/>
+              </w:rPr>
+              <w:t>EXISTING_SOURCE_UID</w:t>
+            </w:r>
+          </w:p>
+        </w:tc>
+        <w:tc>
+          <w:tcPr>
+            <w:tcW w:type="dxa" w:w="1141"/>
+          </w:tcPr>
+          <w:p>
+            <w:r>
+              <w:rPr>
+                <w:sz w:val="10"/>
+              </w:rPr>
+              <w:t>退回修改</w:t>
+            </w:r>
+          </w:p>
+        </w:tc>
+        <w:tc>
+          <w:tcPr>
+            <w:tcW w:type="dxa" w:w="1141"/>
+          </w:tcPr>
+          <w:p>
+            <w:r>
+              <w:rPr>
+                <w:sz w:val="10"/>
+              </w:rPr>
+              <w:t>BUTTON</w:t>
+            </w:r>
+          </w:p>
+        </w:tc>
+        <w:tc>
+          <w:tcPr>
+            <w:tcW w:type="dxa" w:w="1141"/>
+          </w:tcPr>
+          <w:p>
+            <w:r>
+              <w:rPr>
+                <w:sz w:val="10"/>
+              </w:rPr>
+              <w:t>KB-01-ACT-KNOWLEDGE-RETURN</w:t>
+            </w:r>
+          </w:p>
+        </w:tc>
+        <w:tc>
+          <w:tcPr>
+            <w:tcW w:type="dxa" w:w="1141"/>
+          </w:tcPr>
+          <w:p>
+            <w:r>
+              <w:rPr>
+                <w:sz w:val="10"/>
+              </w:rPr>
+              <w:t>KB-01-GATE-KNOWLEDGE-REVIEW</w:t>
+            </w:r>
+          </w:p>
+        </w:tc>
+        <w:tc>
+          <w:tcPr>
+            <w:tcW w:type="dxa" w:w="1141"/>
+          </w:tcPr>
+          <w:p>
+            <w:r>
+              <w:rPr>
+                <w:sz w:val="10"/>
+              </w:rPr>
+              <w:t>knowledge.review.approve</w:t>
+            </w:r>
+          </w:p>
+        </w:tc>
+        <w:tc>
+          <w:tcPr>
+            <w:tcW w:type="dxa" w:w="1141"/>
+          </w:tcPr>
+          <w:p>
+            <w:r>
+              <w:rPr>
+                <w:sz w:val="10"/>
+              </w:rPr>
+              <w:t>ReviewKnowledgeDraftRequest</w:t>
+            </w:r>
+          </w:p>
+        </w:tc>
+        <w:tc>
+          <w:tcPr>
+            <w:tcW w:type="dxa" w:w="1141"/>
+          </w:tcPr>
+          <w:p>
+            <w:r>
+              <w:rPr>
+                <w:sz w:val="10"/>
+              </w:rPr>
+              <w:t>returnKnowledgeDraft</w:t>
+            </w:r>
+          </w:p>
+        </w:tc>
+        <w:tc>
+          <w:tcPr>
+            <w:tcW w:type="dxa" w:w="1141"/>
+          </w:tcPr>
+          <w:p>
+            <w:r>
+              <w:rPr>
+                <w:sz w:val="10"/>
+              </w:rPr>
+              <w:t>POST /v1/knowledge/drafts/{knowledgeId}/return</w:t>
+            </w:r>
+          </w:p>
+        </w:tc>
+        <w:tc>
+          <w:tcPr>
+            <w:tcW w:type="dxa" w:w="1141"/>
+          </w:tcPr>
+          <w:p>
+            <w:r>
+              <w:rPr>
+                <w:sz w:val="10"/>
+              </w:rPr>
+              <w:t>KnowledgeExperienceService</w:t>
+            </w:r>
+          </w:p>
+        </w:tc>
+        <w:tc>
+          <w:tcPr>
+            <w:tcW w:type="dxa" w:w="1141"/>
+          </w:tcPr>
+          <w:p>
+            <w:r>
+              <w:rPr>
+                <w:sz w:val="10"/>
+              </w:rPr>
+              <w:t>—</w:t>
+            </w:r>
+          </w:p>
+        </w:tc>
+        <w:tc>
+          <w:tcPr>
+            <w:tcW w:type="dxa" w:w="1141"/>
+          </w:tcPr>
+          <w:p>
+            <w:r>
+              <w:rPr>
+                <w:sz w:val="10"/>
+              </w:rPr>
+              <w:t>SPEC_EXACT_RUNTIME_NOT_EXECUTED</w:t>
+            </w:r>
+          </w:p>
+        </w:tc>
+      </w:tr>
+      <w:tr>
+        <w:tc>
+          <w:tcPr>
+            <w:tcW w:type="dxa" w:w="1141"/>
+          </w:tcPr>
+          <w:p>
+            <w:r>
+              <w:rPr>
+                <w:sz w:val="10"/>
+              </w:rPr>
+              <w:t>KB-01-CTL-REJECT</w:t>
+            </w:r>
+          </w:p>
+        </w:tc>
+        <w:tc>
+          <w:tcPr>
+            <w:tcW w:type="dxa" w:w="1141"/>
+          </w:tcPr>
+          <w:p>
+            <w:r>
+              <w:rPr>
+                <w:sz w:val="10"/>
+              </w:rPr>
+              <w:t>EXISTING_SOURCE_UID</w:t>
+            </w:r>
+          </w:p>
+        </w:tc>
+        <w:tc>
+          <w:tcPr>
+            <w:tcW w:type="dxa" w:w="1141"/>
+          </w:tcPr>
+          <w:p>
+            <w:r>
+              <w:rPr>
+                <w:sz w:val="10"/>
+              </w:rPr>
+              <w:t>拒絕</w:t>
+            </w:r>
+          </w:p>
+        </w:tc>
+        <w:tc>
+          <w:tcPr>
+            <w:tcW w:type="dxa" w:w="1141"/>
+          </w:tcPr>
+          <w:p>
+            <w:r>
+              <w:rPr>
+                <w:sz w:val="10"/>
+              </w:rPr>
+              <w:t>DANGER_BUTTON</w:t>
+            </w:r>
+          </w:p>
+        </w:tc>
+        <w:tc>
+          <w:tcPr>
+            <w:tcW w:type="dxa" w:w="1141"/>
+          </w:tcPr>
+          <w:p>
+            <w:r>
+              <w:rPr>
+                <w:sz w:val="10"/>
+              </w:rPr>
+              <w:t>KB-01-ACT-KNOWLEDGE-REJECT</w:t>
+            </w:r>
+          </w:p>
+        </w:tc>
+        <w:tc>
+          <w:tcPr>
+            <w:tcW w:type="dxa" w:w="1141"/>
+          </w:tcPr>
+          <w:p>
+            <w:r>
+              <w:rPr>
+                <w:sz w:val="10"/>
+              </w:rPr>
+              <w:t>KB-01-GATE-KNOWLEDGE-REVIEW</w:t>
+            </w:r>
+          </w:p>
+        </w:tc>
+        <w:tc>
+          <w:tcPr>
+            <w:tcW w:type="dxa" w:w="1141"/>
+          </w:tcPr>
+          <w:p>
+            <w:r>
+              <w:rPr>
+                <w:sz w:val="10"/>
+              </w:rPr>
+              <w:t>knowledge.review.approve</w:t>
+            </w:r>
+          </w:p>
+        </w:tc>
+        <w:tc>
+          <w:tcPr>
+            <w:tcW w:type="dxa" w:w="1141"/>
+          </w:tcPr>
+          <w:p>
+            <w:r>
+              <w:rPr>
+                <w:sz w:val="10"/>
+              </w:rPr>
+              <w:t>ReviewKnowledgeDraftRequest</w:t>
+            </w:r>
+          </w:p>
+        </w:tc>
+        <w:tc>
+          <w:tcPr>
+            <w:tcW w:type="dxa" w:w="1141"/>
+          </w:tcPr>
+          <w:p>
+            <w:r>
+              <w:rPr>
+                <w:sz w:val="10"/>
+              </w:rPr>
+              <w:t>rejectKnowledgeDraft</w:t>
+            </w:r>
+          </w:p>
+        </w:tc>
+        <w:tc>
+          <w:tcPr>
+            <w:tcW w:type="dxa" w:w="1141"/>
+          </w:tcPr>
+          <w:p>
+            <w:r>
+              <w:rPr>
+                <w:sz w:val="10"/>
+              </w:rPr>
+              <w:t>POST /v1/knowledge/drafts/{knowledgeId}/reject</w:t>
+            </w:r>
+          </w:p>
+        </w:tc>
+        <w:tc>
+          <w:tcPr>
+            <w:tcW w:type="dxa" w:w="1141"/>
+          </w:tcPr>
+          <w:p>
+            <w:r>
+              <w:rPr>
+                <w:sz w:val="10"/>
+              </w:rPr>
+              <w:t>KnowledgeExperienceService</w:t>
+            </w:r>
+          </w:p>
+        </w:tc>
+        <w:tc>
+          <w:tcPr>
+            <w:tcW w:type="dxa" w:w="1141"/>
+          </w:tcPr>
+          <w:p>
+            <w:r>
+              <w:rPr>
+                <w:sz w:val="10"/>
+              </w:rPr>
+              <w:t>—</w:t>
+            </w:r>
+          </w:p>
+        </w:tc>
+        <w:tc>
+          <w:tcPr>
+            <w:tcW w:type="dxa" w:w="1141"/>
+          </w:tcPr>
+          <w:p>
+            <w:r>
+              <w:rPr>
+                <w:sz w:val="10"/>
+              </w:rPr>
+              <w:t>SPEC_EXACT_RUNTIME_NOT_EXECUTED</w:t>
+            </w:r>
+          </w:p>
+        </w:tc>
+      </w:tr>
+    </w:tbl>
+    <w:p>
+      <w:pPr>
+        <w:pStyle w:val="Heading3"/>
+      </w:pPr>
+      <w:r>
+        <w:t>KB-01 · Truthful Remaining Runtime / Governance Status</w:t>
+      </w:r>
+    </w:p>
+    <w:tbl>
+      <w:tblPr>
+        <w:tblStyle w:val="TableGrid"/>
+        <w:tblW w:type="auto" w:w="0"/>
+        <w:tblLook w:firstColumn="1" w:firstRow="1" w:lastColumn="0" w:lastRow="0" w:noHBand="0" w:noVBand="1" w:val="04A0"/>
+      </w:tblPr>
+      <w:tblGrid>
+        <w:gridCol w:w="7416"/>
+        <w:gridCol w:w="7416"/>
+      </w:tblGrid>
+      <w:tr>
+        <w:trPr>
+          <w:tblHeader w:val="true"/>
+        </w:trPr>
+        <w:tc>
+          <w:tcPr>
+            <w:tcW w:type="dxa" w:w="7416"/>
+            <w:shd w:fill="EDE9FE"/>
+          </w:tcPr>
+          <w:p>
+            <w:r>
+              <w:rPr>
+                <w:sz w:val="13"/>
+              </w:rPr>
+              <w:t>Finding</w:t>
+            </w:r>
+          </w:p>
+        </w:tc>
+        <w:tc>
+          <w:tcPr>
+            <w:tcW w:type="dxa" w:w="7416"/>
+            <w:shd w:fill="EDE9FE"/>
+          </w:tcPr>
+          <w:p>
+            <w:r>
+              <w:rPr>
+                <w:sz w:val="13"/>
+              </w:rPr>
+              <w:t>Source-grounded status</w:t>
+            </w:r>
+          </w:p>
+        </w:tc>
+      </w:tr>
+      <w:tr>
+        <w:tc>
+          <w:tcPr>
+            <w:tcW w:type="dxa" w:w="7416"/>
+          </w:tcPr>
+          <w:p>
+            <w:r>
+              <w:rPr>
+                <w:sz w:val="13"/>
+              </w:rPr>
+              <w:t>IMPLEMENTATION_EXECUTION_EVIDENCE</w:t>
+            </w:r>
+          </w:p>
+        </w:tc>
+        <w:tc>
+          <w:tcPr>
+            <w:tcW w:type="dxa" w:w="7416"/>
+          </w:tcPr>
+          <w:p>
+            <w:r>
+              <w:rPr>
+                <w:sz w:val="13"/>
+              </w:rPr>
+              <w:t>{"status": "application/api/db/crawler/e2e/deploy NOT_EXECUTED"}</w:t>
+            </w:r>
+          </w:p>
+        </w:tc>
+      </w:tr>
+    </w:tbl>
+    <w:p>
+      <w:pPr>
+        <w:pStyle w:val="Heading3"/>
+      </w:pPr>
+      <w:r>
+        <w:t>KB-01 Runtime Truth</w:t>
+      </w:r>
+    </w:p>
+    <w:p>
+      <w:r>
+        <w:t>The 27 controls and 21 action contracts are exact, including method/path. Machine authority still records application/api/db/crawler_execution/e2e/deploy = NOT_EXECUTED. Therefore the specification is construction-complete while Production implementation acceptance remains open.</w:t>
+      </w:r>
+    </w:p>
+    <w:p>
+      <w:pPr>
+        <w:pStyle w:val="Heading2"/>
+      </w:pPr>
+      <w:r>
+        <w:t>Page Construction Invariant</w:t>
+      </w:r>
+    </w:p>
+    <w:p>
+      <w:r>
+        <w:t>The exact control denominator above is the only construction denominator for this page. Components/fields/visual IDs are not counted as additional controls. Existing source UIDs are preserved. A control classified UI_LOCAL_EXACT MUST NOT create a server write. A control classified SPEC_EXACT_RUNTIME_BLOCKED / NOT_EXECUTED MUST remain disabled or fail-closed until its runtime evidence exists.</w:t>
+      </w:r>
+    </w:p>
     <w:sectPr>
-      <w:headerReference w:type="default" r:id="rId9"/>
-      <w:footerReference w:type="default" r:id="rId10"/>
-      <w:pgSz w:w="12240" w:h="15840"/>
-      <w:pgMar w:top="792" w:right="893" w:bottom="792" w:left="893" w:header="317" w:footer="317" w:gutter="0"/>
+      <w:pgSz w:w="15840" w:h="12240" w:orient="landscape"/>
+      <w:pgMar w:top="576" w:right="504" w:bottom="576" w:left="504" w:header="317" w:footer="317" w:gutter="0"/>
       <w:cols w:space="720"/>
       <w:docGrid w:linePitch="360"/>
     </w:sectPr>

--- a/ACPOS_KB-01_知識庫_Mother_Basic_Design_OPTIMIZED.docx
+++ b/ACPOS_KB-01_知識庫_Mother_Basic_Design_OPTIMIZED.docx
@@ -19398,11 +19398,17 @@
     </w:p>
     <w:p>
       <w:pPr>
+        <w:pStyle w:val="Heading1"/>
+      </w:pPr>
+      <w:r>
+        <w:t>2026-09-21 Machine Authority Construction Closure / 機器權威施工綁定封板</w:t>
+      </w:r>
+    </w:p>
+    <w:p>
+      <w:pPr>
         <w:sectPr>
-          <w:headerReference w:type="default" r:id="rId9"/>
-          <w:footerReference w:type="default" r:id="rId10"/>
-          <w:pgSz w:w="12240" w:h="15840"/>
-          <w:pgMar w:top="792" w:right="893" w:bottom="792" w:left="893" w:header="317" w:footer="317" w:gutter="0"/>
+          <w:pgSz w:w="15840" w:h="12240" w:orient="landscape"/>
+          <w:pgMar w:top="576" w:right="504" w:bottom="576" w:left="504" w:header="317" w:footer="317" w:gutter="0"/>
           <w:cols w:space="720"/>
           <w:docGrid w:linePitch="360"/>
         </w:sectPr>
@@ -19421,7 +19427,7 @@
         <w:rPr>
           <w:b/>
         </w:rPr>
-        <w:t xml:space="preserve">[ACPOS-20260921-SOURCE-GROUNDED-CONSTRUCTION-CLOSURE-V1] </w:t>
+        <w:t xml:space="preserve">[ACPOS-20260921-SOURCE-GROUNDED-CONSTRUCTION-CLOSURE-V2] </w:t>
       </w:r>
       <w:r>
         <w:t>Source-grounded only. Existing Current source wins; missing source values remain blocked/decision-required. This closure supersedes the prior generic 2026-09-21 V1/V3 annex only, not the original domain logic or human visual review gates.</w:t>
@@ -19442,8 +19448,8 @@
         <w:tblLook w:firstColumn="1" w:firstRow="1" w:lastColumn="0" w:lastRow="0" w:noHBand="0" w:noVBand="1" w:val="04A0"/>
       </w:tblPr>
       <w:tblGrid>
-        <w:gridCol w:w="7416"/>
-        <w:gridCol w:w="7416"/>
+        <w:gridCol w:w="5616"/>
+        <w:gridCol w:w="5616"/>
       </w:tblGrid>
       <w:tr>
         <w:trPr>
@@ -19451,7 +19457,7 @@
         </w:trPr>
         <w:tc>
           <w:tcPr>
-            <w:tcW w:type="dxa" w:w="7416"/>
+            <w:tcW w:type="dxa" w:w="5616"/>
             <w:shd w:fill="EDE9FE"/>
           </w:tcPr>
           <w:p>
@@ -19465,7 +19471,7 @@
         </w:tc>
         <w:tc>
           <w:tcPr>
-            <w:tcW w:type="dxa" w:w="7416"/>
+            <w:tcW w:type="dxa" w:w="5616"/>
             <w:shd w:fill="EDE9FE"/>
           </w:tcPr>
           <w:p>
@@ -19481,7 +19487,7 @@
       <w:tr>
         <w:tc>
           <w:tcPr>
-            <w:tcW w:type="dxa" w:w="7416"/>
+            <w:tcW w:type="dxa" w:w="5616"/>
           </w:tcPr>
           <w:p>
             <w:r>
@@ -19494,7 +19500,7 @@
         </w:tc>
         <w:tc>
           <w:tcPr>
-            <w:tcW w:type="dxa" w:w="7416"/>
+            <w:tcW w:type="dxa" w:w="5616"/>
           </w:tcPr>
           <w:p>
             <w:r>
@@ -19509,7 +19515,7 @@
       <w:tr>
         <w:tc>
           <w:tcPr>
-            <w:tcW w:type="dxa" w:w="7416"/>
+            <w:tcW w:type="dxa" w:w="5616"/>
           </w:tcPr>
           <w:p>
             <w:r>
@@ -19522,7 +19528,7 @@
         </w:tc>
         <w:tc>
           <w:tcPr>
-            <w:tcW w:type="dxa" w:w="7416"/>
+            <w:tcW w:type="dxa" w:w="5616"/>
           </w:tcPr>
           <w:p>
             <w:r>
@@ -19537,7 +19543,7 @@
       <w:tr>
         <w:tc>
           <w:tcPr>
-            <w:tcW w:type="dxa" w:w="7416"/>
+            <w:tcW w:type="dxa" w:w="5616"/>
           </w:tcPr>
           <w:p>
             <w:r>
@@ -19550,7 +19556,7 @@
         </w:tc>
         <w:tc>
           <w:tcPr>
-            <w:tcW w:type="dxa" w:w="7416"/>
+            <w:tcW w:type="dxa" w:w="5616"/>
           </w:tcPr>
           <w:p>
             <w:r>
@@ -19565,7 +19571,7 @@
       <w:tr>
         <w:tc>
           <w:tcPr>
-            <w:tcW w:type="dxa" w:w="7416"/>
+            <w:tcW w:type="dxa" w:w="5616"/>
           </w:tcPr>
           <w:p>
             <w:r>
@@ -19578,7 +19584,7 @@
         </w:tc>
         <w:tc>
           <w:tcPr>
-            <w:tcW w:type="dxa" w:w="7416"/>
+            <w:tcW w:type="dxa" w:w="5616"/>
           </w:tcPr>
           <w:p>
             <w:r>
@@ -19593,7 +19599,7 @@
       <w:tr>
         <w:tc>
           <w:tcPr>
-            <w:tcW w:type="dxa" w:w="7416"/>
+            <w:tcW w:type="dxa" w:w="5616"/>
           </w:tcPr>
           <w:p>
             <w:r>
@@ -19606,7 +19612,7 @@
         </w:tc>
         <w:tc>
           <w:tcPr>
-            <w:tcW w:type="dxa" w:w="7416"/>
+            <w:tcW w:type="dxa" w:w="5616"/>
           </w:tcPr>
           <w:p>
             <w:r>
@@ -19621,7 +19627,7 @@
       <w:tr>
         <w:tc>
           <w:tcPr>
-            <w:tcW w:type="dxa" w:w="7416"/>
+            <w:tcW w:type="dxa" w:w="5616"/>
           </w:tcPr>
           <w:p>
             <w:r>
@@ -19634,7 +19640,7 @@
         </w:tc>
         <w:tc>
           <w:tcPr>
-            <w:tcW w:type="dxa" w:w="7416"/>
+            <w:tcW w:type="dxa" w:w="5616"/>
           </w:tcPr>
           <w:p>
             <w:r>
@@ -19654,19 +19660,19 @@
         <w:tblLook w:firstColumn="1" w:firstRow="1" w:lastColumn="0" w:lastRow="0" w:noHBand="0" w:noVBand="1" w:val="04A0"/>
       </w:tblPr>
       <w:tblGrid>
-        <w:gridCol w:w="1141"/>
-        <w:gridCol w:w="1141"/>
-        <w:gridCol w:w="1141"/>
-        <w:gridCol w:w="1141"/>
-        <w:gridCol w:w="1141"/>
-        <w:gridCol w:w="1141"/>
-        <w:gridCol w:w="1141"/>
-        <w:gridCol w:w="1141"/>
-        <w:gridCol w:w="1141"/>
-        <w:gridCol w:w="1141"/>
-        <w:gridCol w:w="1141"/>
-        <w:gridCol w:w="1141"/>
-        <w:gridCol w:w="1141"/>
+        <w:gridCol w:w="864"/>
+        <w:gridCol w:w="864"/>
+        <w:gridCol w:w="864"/>
+        <w:gridCol w:w="864"/>
+        <w:gridCol w:w="864"/>
+        <w:gridCol w:w="864"/>
+        <w:gridCol w:w="864"/>
+        <w:gridCol w:w="864"/>
+        <w:gridCol w:w="864"/>
+        <w:gridCol w:w="864"/>
+        <w:gridCol w:w="864"/>
+        <w:gridCol w:w="864"/>
+        <w:gridCol w:w="864"/>
       </w:tblGrid>
       <w:tr>
         <w:trPr>
@@ -19674,7 +19680,7 @@
         </w:trPr>
         <w:tc>
           <w:tcPr>
-            <w:tcW w:type="dxa" w:w="1141"/>
+            <w:tcW w:type="dxa" w:w="864"/>
             <w:shd w:fill="EDE9FE"/>
           </w:tcPr>
           <w:p>
@@ -19688,7 +19694,7 @@
         </w:tc>
         <w:tc>
           <w:tcPr>
-            <w:tcW w:type="dxa" w:w="1141"/>
+            <w:tcW w:type="dxa" w:w="864"/>
             <w:shd w:fill="EDE9FE"/>
           </w:tcPr>
           <w:p>
@@ -19702,7 +19708,7 @@
         </w:tc>
         <w:tc>
           <w:tcPr>
-            <w:tcW w:type="dxa" w:w="1141"/>
+            <w:tcW w:type="dxa" w:w="864"/>
             <w:shd w:fill="EDE9FE"/>
           </w:tcPr>
           <w:p>
@@ -19716,7 +19722,7 @@
         </w:tc>
         <w:tc>
           <w:tcPr>
-            <w:tcW w:type="dxa" w:w="1141"/>
+            <w:tcW w:type="dxa" w:w="864"/>
             <w:shd w:fill="EDE9FE"/>
           </w:tcPr>
           <w:p>
@@ -19730,7 +19736,7 @@
         </w:tc>
         <w:tc>
           <w:tcPr>
-            <w:tcW w:type="dxa" w:w="1141"/>
+            <w:tcW w:type="dxa" w:w="864"/>
             <w:shd w:fill="EDE9FE"/>
           </w:tcPr>
           <w:p>
@@ -19744,7 +19750,7 @@
         </w:tc>
         <w:tc>
           <w:tcPr>
-            <w:tcW w:type="dxa" w:w="1141"/>
+            <w:tcW w:type="dxa" w:w="864"/>
             <w:shd w:fill="EDE9FE"/>
           </w:tcPr>
           <w:p>
@@ -19758,7 +19764,7 @@
         </w:tc>
         <w:tc>
           <w:tcPr>
-            <w:tcW w:type="dxa" w:w="1141"/>
+            <w:tcW w:type="dxa" w:w="864"/>
             <w:shd w:fill="EDE9FE"/>
           </w:tcPr>
           <w:p>
@@ -19772,7 +19778,7 @@
         </w:tc>
         <w:tc>
           <w:tcPr>
-            <w:tcW w:type="dxa" w:w="1141"/>
+            <w:tcW w:type="dxa" w:w="864"/>
             <w:shd w:fill="EDE9FE"/>
           </w:tcPr>
           <w:p>
@@ -19786,7 +19792,7 @@
         </w:tc>
         <w:tc>
           <w:tcPr>
-            <w:tcW w:type="dxa" w:w="1141"/>
+            <w:tcW w:type="dxa" w:w="864"/>
             <w:shd w:fill="EDE9FE"/>
           </w:tcPr>
           <w:p>
@@ -19800,7 +19806,7 @@
         </w:tc>
         <w:tc>
           <w:tcPr>
-            <w:tcW w:type="dxa" w:w="1141"/>
+            <w:tcW w:type="dxa" w:w="864"/>
             <w:shd w:fill="EDE9FE"/>
           </w:tcPr>
           <w:p>
@@ -19814,7 +19820,7 @@
         </w:tc>
         <w:tc>
           <w:tcPr>
-            <w:tcW w:type="dxa" w:w="1141"/>
+            <w:tcW w:type="dxa" w:w="864"/>
             <w:shd w:fill="EDE9FE"/>
           </w:tcPr>
           <w:p>
@@ -19828,7 +19834,7 @@
         </w:tc>
         <w:tc>
           <w:tcPr>
-            <w:tcW w:type="dxa" w:w="1141"/>
+            <w:tcW w:type="dxa" w:w="864"/>
             <w:shd w:fill="EDE9FE"/>
           </w:tcPr>
           <w:p>
@@ -19842,7 +19848,7 @@
         </w:tc>
         <w:tc>
           <w:tcPr>
-            <w:tcW w:type="dxa" w:w="1141"/>
+            <w:tcW w:type="dxa" w:w="864"/>
             <w:shd w:fill="EDE9FE"/>
           </w:tcPr>
           <w:p>
@@ -19858,7 +19864,7 @@
       <w:tr>
         <w:tc>
           <w:tcPr>
-            <w:tcW w:type="dxa" w:w="1141"/>
+            <w:tcW w:type="dxa" w:w="864"/>
           </w:tcPr>
           <w:p>
             <w:r>
@@ -19871,7 +19877,7 @@
         </w:tc>
         <w:tc>
           <w:tcPr>
-            <w:tcW w:type="dxa" w:w="1141"/>
+            <w:tcW w:type="dxa" w:w="864"/>
           </w:tcPr>
           <w:p>
             <w:r>
@@ -19884,7 +19890,7 @@
         </w:tc>
         <w:tc>
           <w:tcPr>
-            <w:tcW w:type="dxa" w:w="1141"/>
+            <w:tcW w:type="dxa" w:w="864"/>
           </w:tcPr>
           <w:p>
             <w:r>
@@ -19897,7 +19903,7 @@
         </w:tc>
         <w:tc>
           <w:tcPr>
-            <w:tcW w:type="dxa" w:w="1141"/>
+            <w:tcW w:type="dxa" w:w="864"/>
           </w:tcPr>
           <w:p>
             <w:r>
@@ -19910,7 +19916,7 @@
         </w:tc>
         <w:tc>
           <w:tcPr>
-            <w:tcW w:type="dxa" w:w="1141"/>
+            <w:tcW w:type="dxa" w:w="864"/>
           </w:tcPr>
           <w:p>
             <w:r>
@@ -19923,7 +19929,7 @@
         </w:tc>
         <w:tc>
           <w:tcPr>
-            <w:tcW w:type="dxa" w:w="1141"/>
+            <w:tcW w:type="dxa" w:w="864"/>
           </w:tcPr>
           <w:p>
             <w:r>
@@ -19936,7 +19942,7 @@
         </w:tc>
         <w:tc>
           <w:tcPr>
-            <w:tcW w:type="dxa" w:w="1141"/>
+            <w:tcW w:type="dxa" w:w="864"/>
           </w:tcPr>
           <w:p>
             <w:r>
@@ -19949,7 +19955,7 @@
         </w:tc>
         <w:tc>
           <w:tcPr>
-            <w:tcW w:type="dxa" w:w="1141"/>
+            <w:tcW w:type="dxa" w:w="864"/>
           </w:tcPr>
           <w:p>
             <w:r>
@@ -19962,7 +19968,7 @@
         </w:tc>
         <w:tc>
           <w:tcPr>
-            <w:tcW w:type="dxa" w:w="1141"/>
+            <w:tcW w:type="dxa" w:w="864"/>
           </w:tcPr>
           <w:p>
             <w:r>
@@ -19975,7 +19981,7 @@
         </w:tc>
         <w:tc>
           <w:tcPr>
-            <w:tcW w:type="dxa" w:w="1141"/>
+            <w:tcW w:type="dxa" w:w="864"/>
           </w:tcPr>
           <w:p>
             <w:r>
@@ -19988,7 +19994,7 @@
         </w:tc>
         <w:tc>
           <w:tcPr>
-            <w:tcW w:type="dxa" w:w="1141"/>
+            <w:tcW w:type="dxa" w:w="864"/>
           </w:tcPr>
           <w:p>
             <w:r>
@@ -20001,7 +20007,7 @@
         </w:tc>
         <w:tc>
           <w:tcPr>
-            <w:tcW w:type="dxa" w:w="1141"/>
+            <w:tcW w:type="dxa" w:w="864"/>
           </w:tcPr>
           <w:p>
             <w:r>
@@ -20014,7 +20020,7 @@
         </w:tc>
         <w:tc>
           <w:tcPr>
-            <w:tcW w:type="dxa" w:w="1141"/>
+            <w:tcW w:type="dxa" w:w="864"/>
           </w:tcPr>
           <w:p>
             <w:r>
@@ -20029,7 +20035,7 @@
       <w:tr>
         <w:tc>
           <w:tcPr>
-            <w:tcW w:type="dxa" w:w="1141"/>
+            <w:tcW w:type="dxa" w:w="864"/>
           </w:tcPr>
           <w:p>
             <w:r>
@@ -20042,7 +20048,7 @@
         </w:tc>
         <w:tc>
           <w:tcPr>
-            <w:tcW w:type="dxa" w:w="1141"/>
+            <w:tcW w:type="dxa" w:w="864"/>
           </w:tcPr>
           <w:p>
             <w:r>
@@ -20055,7 +20061,7 @@
         </w:tc>
         <w:tc>
           <w:tcPr>
-            <w:tcW w:type="dxa" w:w="1141"/>
+            <w:tcW w:type="dxa" w:w="864"/>
           </w:tcPr>
           <w:p>
             <w:r>
@@ -20068,7 +20074,7 @@
         </w:tc>
         <w:tc>
           <w:tcPr>
-            <w:tcW w:type="dxa" w:w="1141"/>
+            <w:tcW w:type="dxa" w:w="864"/>
           </w:tcPr>
           <w:p>
             <w:r>
@@ -20081,7 +20087,7 @@
         </w:tc>
         <w:tc>
           <w:tcPr>
-            <w:tcW w:type="dxa" w:w="1141"/>
+            <w:tcW w:type="dxa" w:w="864"/>
           </w:tcPr>
           <w:p>
             <w:r>
@@ -20094,7 +20100,7 @@
         </w:tc>
         <w:tc>
           <w:tcPr>
-            <w:tcW w:type="dxa" w:w="1141"/>
+            <w:tcW w:type="dxa" w:w="864"/>
           </w:tcPr>
           <w:p>
             <w:r>
@@ -20107,7 +20113,7 @@
         </w:tc>
         <w:tc>
           <w:tcPr>
-            <w:tcW w:type="dxa" w:w="1141"/>
+            <w:tcW w:type="dxa" w:w="864"/>
           </w:tcPr>
           <w:p>
             <w:r>
@@ -20120,7 +20126,7 @@
         </w:tc>
         <w:tc>
           <w:tcPr>
-            <w:tcW w:type="dxa" w:w="1141"/>
+            <w:tcW w:type="dxa" w:w="864"/>
           </w:tcPr>
           <w:p>
             <w:r>
@@ -20133,7 +20139,7 @@
         </w:tc>
         <w:tc>
           <w:tcPr>
-            <w:tcW w:type="dxa" w:w="1141"/>
+            <w:tcW w:type="dxa" w:w="864"/>
           </w:tcPr>
           <w:p>
             <w:r>
@@ -20146,7 +20152,7 @@
         </w:tc>
         <w:tc>
           <w:tcPr>
-            <w:tcW w:type="dxa" w:w="1141"/>
+            <w:tcW w:type="dxa" w:w="864"/>
           </w:tcPr>
           <w:p>
             <w:r>
@@ -20159,7 +20165,7 @@
         </w:tc>
         <w:tc>
           <w:tcPr>
-            <w:tcW w:type="dxa" w:w="1141"/>
+            <w:tcW w:type="dxa" w:w="864"/>
           </w:tcPr>
           <w:p>
             <w:r>
@@ -20172,7 +20178,7 @@
         </w:tc>
         <w:tc>
           <w:tcPr>
-            <w:tcW w:type="dxa" w:w="1141"/>
+            <w:tcW w:type="dxa" w:w="864"/>
           </w:tcPr>
           <w:p>
             <w:r>
@@ -20185,7 +20191,7 @@
         </w:tc>
         <w:tc>
           <w:tcPr>
-            <w:tcW w:type="dxa" w:w="1141"/>
+            <w:tcW w:type="dxa" w:w="864"/>
           </w:tcPr>
           <w:p>
             <w:r>
@@ -20200,7 +20206,7 @@
       <w:tr>
         <w:tc>
           <w:tcPr>
-            <w:tcW w:type="dxa" w:w="1141"/>
+            <w:tcW w:type="dxa" w:w="864"/>
           </w:tcPr>
           <w:p>
             <w:r>
@@ -20213,7 +20219,7 @@
         </w:tc>
         <w:tc>
           <w:tcPr>
-            <w:tcW w:type="dxa" w:w="1141"/>
+            <w:tcW w:type="dxa" w:w="864"/>
           </w:tcPr>
           <w:p>
             <w:r>
@@ -20226,7 +20232,7 @@
         </w:tc>
         <w:tc>
           <w:tcPr>
-            <w:tcW w:type="dxa" w:w="1141"/>
+            <w:tcW w:type="dxa" w:w="864"/>
           </w:tcPr>
           <w:p>
             <w:r>
@@ -20239,7 +20245,7 @@
         </w:tc>
         <w:tc>
           <w:tcPr>
-            <w:tcW w:type="dxa" w:w="1141"/>
+            <w:tcW w:type="dxa" w:w="864"/>
           </w:tcPr>
           <w:p>
             <w:r>
@@ -20252,7 +20258,7 @@
         </w:tc>
         <w:tc>
           <w:tcPr>
-            <w:tcW w:type="dxa" w:w="1141"/>
+            <w:tcW w:type="dxa" w:w="864"/>
           </w:tcPr>
           <w:p>
             <w:r>
@@ -20265,7 +20271,7 @@
         </w:tc>
         <w:tc>
           <w:tcPr>
-            <w:tcW w:type="dxa" w:w="1141"/>
+            <w:tcW w:type="dxa" w:w="864"/>
           </w:tcPr>
           <w:p>
             <w:r>
@@ -20278,7 +20284,7 @@
         </w:tc>
         <w:tc>
           <w:tcPr>
-            <w:tcW w:type="dxa" w:w="1141"/>
+            <w:tcW w:type="dxa" w:w="864"/>
           </w:tcPr>
           <w:p>
             <w:r>
@@ -20291,7 +20297,7 @@
         </w:tc>
         <w:tc>
           <w:tcPr>
-            <w:tcW w:type="dxa" w:w="1141"/>
+            <w:tcW w:type="dxa" w:w="864"/>
           </w:tcPr>
           <w:p>
             <w:r>
@@ -20304,7 +20310,7 @@
         </w:tc>
         <w:tc>
           <w:tcPr>
-            <w:tcW w:type="dxa" w:w="1141"/>
+            <w:tcW w:type="dxa" w:w="864"/>
           </w:tcPr>
           <w:p>
             <w:r>
@@ -20317,7 +20323,7 @@
         </w:tc>
         <w:tc>
           <w:tcPr>
-            <w:tcW w:type="dxa" w:w="1141"/>
+            <w:tcW w:type="dxa" w:w="864"/>
           </w:tcPr>
           <w:p>
             <w:r>
@@ -20330,7 +20336,7 @@
         </w:tc>
         <w:tc>
           <w:tcPr>
-            <w:tcW w:type="dxa" w:w="1141"/>
+            <w:tcW w:type="dxa" w:w="864"/>
           </w:tcPr>
           <w:p>
             <w:r>
@@ -20343,7 +20349,7 @@
         </w:tc>
         <w:tc>
           <w:tcPr>
-            <w:tcW w:type="dxa" w:w="1141"/>
+            <w:tcW w:type="dxa" w:w="864"/>
           </w:tcPr>
           <w:p>
             <w:r>
@@ -20356,7 +20362,7 @@
         </w:tc>
         <w:tc>
           <w:tcPr>
-            <w:tcW w:type="dxa" w:w="1141"/>
+            <w:tcW w:type="dxa" w:w="864"/>
           </w:tcPr>
           <w:p>
             <w:r>
@@ -20371,7 +20377,7 @@
       <w:tr>
         <w:tc>
           <w:tcPr>
-            <w:tcW w:type="dxa" w:w="1141"/>
+            <w:tcW w:type="dxa" w:w="864"/>
           </w:tcPr>
           <w:p>
             <w:r>
@@ -20384,7 +20390,7 @@
         </w:tc>
         <w:tc>
           <w:tcPr>
-            <w:tcW w:type="dxa" w:w="1141"/>
+            <w:tcW w:type="dxa" w:w="864"/>
           </w:tcPr>
           <w:p>
             <w:r>
@@ -20397,7 +20403,7 @@
         </w:tc>
         <w:tc>
           <w:tcPr>
-            <w:tcW w:type="dxa" w:w="1141"/>
+            <w:tcW w:type="dxa" w:w="864"/>
           </w:tcPr>
           <w:p>
             <w:r>
@@ -20410,7 +20416,7 @@
         </w:tc>
         <w:tc>
           <w:tcPr>
-            <w:tcW w:type="dxa" w:w="1141"/>
+            <w:tcW w:type="dxa" w:w="864"/>
           </w:tcPr>
           <w:p>
             <w:r>
@@ -20423,7 +20429,7 @@
         </w:tc>
         <w:tc>
           <w:tcPr>
-            <w:tcW w:type="dxa" w:w="1141"/>
+            <w:tcW w:type="dxa" w:w="864"/>
           </w:tcPr>
           <w:p>
             <w:r>
@@ -20436,7 +20442,7 @@
         </w:tc>
         <w:tc>
           <w:tcPr>
-            <w:tcW w:type="dxa" w:w="1141"/>
+            <w:tcW w:type="dxa" w:w="864"/>
           </w:tcPr>
           <w:p>
             <w:r>
@@ -20449,7 +20455,7 @@
         </w:tc>
         <w:tc>
           <w:tcPr>
-            <w:tcW w:type="dxa" w:w="1141"/>
+            <w:tcW w:type="dxa" w:w="864"/>
           </w:tcPr>
           <w:p>
             <w:r>
@@ -20462,7 +20468,7 @@
         </w:tc>
         <w:tc>
           <w:tcPr>
-            <w:tcW w:type="dxa" w:w="1141"/>
+            <w:tcW w:type="dxa" w:w="864"/>
           </w:tcPr>
           <w:p>
             <w:r>
@@ -20475,7 +20481,7 @@
         </w:tc>
         <w:tc>
           <w:tcPr>
-            <w:tcW w:type="dxa" w:w="1141"/>
+            <w:tcW w:type="dxa" w:w="864"/>
           </w:tcPr>
           <w:p>
             <w:r>
@@ -20488,7 +20494,7 @@
         </w:tc>
         <w:tc>
           <w:tcPr>
-            <w:tcW w:type="dxa" w:w="1141"/>
+            <w:tcW w:type="dxa" w:w="864"/>
           </w:tcPr>
           <w:p>
             <w:r>
@@ -20501,7 +20507,7 @@
         </w:tc>
         <w:tc>
           <w:tcPr>
-            <w:tcW w:type="dxa" w:w="1141"/>
+            <w:tcW w:type="dxa" w:w="864"/>
           </w:tcPr>
           <w:p>
             <w:r>
@@ -20514,7 +20520,7 @@
         </w:tc>
         <w:tc>
           <w:tcPr>
-            <w:tcW w:type="dxa" w:w="1141"/>
+            <w:tcW w:type="dxa" w:w="864"/>
           </w:tcPr>
           <w:p>
             <w:r>
@@ -20527,7 +20533,7 @@
         </w:tc>
         <w:tc>
           <w:tcPr>
-            <w:tcW w:type="dxa" w:w="1141"/>
+            <w:tcW w:type="dxa" w:w="864"/>
           </w:tcPr>
           <w:p>
             <w:r>
@@ -20542,7 +20548,7 @@
       <w:tr>
         <w:tc>
           <w:tcPr>
-            <w:tcW w:type="dxa" w:w="1141"/>
+            <w:tcW w:type="dxa" w:w="864"/>
           </w:tcPr>
           <w:p>
             <w:r>
@@ -20555,7 +20561,7 @@
         </w:tc>
         <w:tc>
           <w:tcPr>
-            <w:tcW w:type="dxa" w:w="1141"/>
+            <w:tcW w:type="dxa" w:w="864"/>
           </w:tcPr>
           <w:p>
             <w:r>
@@ -20568,7 +20574,7 @@
         </w:tc>
         <w:tc>
           <w:tcPr>
-            <w:tcW w:type="dxa" w:w="1141"/>
+            <w:tcW w:type="dxa" w:w="864"/>
           </w:tcPr>
           <w:p>
             <w:r>
@@ -20581,7 +20587,7 @@
         </w:tc>
         <w:tc>
           <w:tcPr>
-            <w:tcW w:type="dxa" w:w="1141"/>
+            <w:tcW w:type="dxa" w:w="864"/>
           </w:tcPr>
           <w:p>
             <w:r>
@@ -20594,7 +20600,7 @@
         </w:tc>
         <w:tc>
           <w:tcPr>
-            <w:tcW w:type="dxa" w:w="1141"/>
+            <w:tcW w:type="dxa" w:w="864"/>
           </w:tcPr>
           <w:p>
             <w:r>
@@ -20607,7 +20613,7 @@
         </w:tc>
         <w:tc>
           <w:tcPr>
-            <w:tcW w:type="dxa" w:w="1141"/>
+            <w:tcW w:type="dxa" w:w="864"/>
           </w:tcPr>
           <w:p>
             <w:r>
@@ -20620,7 +20626,7 @@
         </w:tc>
         <w:tc>
           <w:tcPr>
-            <w:tcW w:type="dxa" w:w="1141"/>
+            <w:tcW w:type="dxa" w:w="864"/>
           </w:tcPr>
           <w:p>
             <w:r>
@@ -20633,7 +20639,7 @@
         </w:tc>
         <w:tc>
           <w:tcPr>
-            <w:tcW w:type="dxa" w:w="1141"/>
+            <w:tcW w:type="dxa" w:w="864"/>
           </w:tcPr>
           <w:p>
             <w:r>
@@ -20646,7 +20652,7 @@
         </w:tc>
         <w:tc>
           <w:tcPr>
-            <w:tcW w:type="dxa" w:w="1141"/>
+            <w:tcW w:type="dxa" w:w="864"/>
           </w:tcPr>
           <w:p>
             <w:r>
@@ -20659,7 +20665,7 @@
         </w:tc>
         <w:tc>
           <w:tcPr>
-            <w:tcW w:type="dxa" w:w="1141"/>
+            <w:tcW w:type="dxa" w:w="864"/>
           </w:tcPr>
           <w:p>
             <w:r>
@@ -20672,7 +20678,7 @@
         </w:tc>
         <w:tc>
           <w:tcPr>
-            <w:tcW w:type="dxa" w:w="1141"/>
+            <w:tcW w:type="dxa" w:w="864"/>
           </w:tcPr>
           <w:p>
             <w:r>
@@ -20685,7 +20691,7 @@
         </w:tc>
         <w:tc>
           <w:tcPr>
-            <w:tcW w:type="dxa" w:w="1141"/>
+            <w:tcW w:type="dxa" w:w="864"/>
           </w:tcPr>
           <w:p>
             <w:r>
@@ -20698,7 +20704,7 @@
         </w:tc>
         <w:tc>
           <w:tcPr>
-            <w:tcW w:type="dxa" w:w="1141"/>
+            <w:tcW w:type="dxa" w:w="864"/>
           </w:tcPr>
           <w:p>
             <w:r>
@@ -20713,7 +20719,7 @@
       <w:tr>
         <w:tc>
           <w:tcPr>
-            <w:tcW w:type="dxa" w:w="1141"/>
+            <w:tcW w:type="dxa" w:w="864"/>
           </w:tcPr>
           <w:p>
             <w:r>
@@ -20726,7 +20732,7 @@
         </w:tc>
         <w:tc>
           <w:tcPr>
-            <w:tcW w:type="dxa" w:w="1141"/>
+            <w:tcW w:type="dxa" w:w="864"/>
           </w:tcPr>
           <w:p>
             <w:r>
@@ -20739,7 +20745,7 @@
         </w:tc>
         <w:tc>
           <w:tcPr>
-            <w:tcW w:type="dxa" w:w="1141"/>
+            <w:tcW w:type="dxa" w:w="864"/>
           </w:tcPr>
           <w:p>
             <w:r>
@@ -20752,7 +20758,7 @@
         </w:tc>
         <w:tc>
           <w:tcPr>
-            <w:tcW w:type="dxa" w:w="1141"/>
+            <w:tcW w:type="dxa" w:w="864"/>
           </w:tcPr>
           <w:p>
             <w:r>
@@ -20765,7 +20771,7 @@
         </w:tc>
         <w:tc>
           <w:tcPr>
-            <w:tcW w:type="dxa" w:w="1141"/>
+            <w:tcW w:type="dxa" w:w="864"/>
           </w:tcPr>
           <w:p>
             <w:r>
@@ -20778,7 +20784,7 @@
         </w:tc>
         <w:tc>
           <w:tcPr>
-            <w:tcW w:type="dxa" w:w="1141"/>
+            <w:tcW w:type="dxa" w:w="864"/>
           </w:tcPr>
           <w:p>
             <w:r>
@@ -20791,7 +20797,7 @@
         </w:tc>
         <w:tc>
           <w:tcPr>
-            <w:tcW w:type="dxa" w:w="1141"/>
+            <w:tcW w:type="dxa" w:w="864"/>
           </w:tcPr>
           <w:p>
             <w:r>
@@ -20804,7 +20810,7 @@
         </w:tc>
         <w:tc>
           <w:tcPr>
-            <w:tcW w:type="dxa" w:w="1141"/>
+            <w:tcW w:type="dxa" w:w="864"/>
           </w:tcPr>
           <w:p>
             <w:r>
@@ -20817,7 +20823,7 @@
         </w:tc>
         <w:tc>
           <w:tcPr>
-            <w:tcW w:type="dxa" w:w="1141"/>
+            <w:tcW w:type="dxa" w:w="864"/>
           </w:tcPr>
           <w:p>
             <w:r>
@@ -20830,7 +20836,7 @@
         </w:tc>
         <w:tc>
           <w:tcPr>
-            <w:tcW w:type="dxa" w:w="1141"/>
+            <w:tcW w:type="dxa" w:w="864"/>
           </w:tcPr>
           <w:p>
             <w:r>
@@ -20843,7 +20849,7 @@
         </w:tc>
         <w:tc>
           <w:tcPr>
-            <w:tcW w:type="dxa" w:w="1141"/>
+            <w:tcW w:type="dxa" w:w="864"/>
           </w:tcPr>
           <w:p>
             <w:r>
@@ -20856,7 +20862,7 @@
         </w:tc>
         <w:tc>
           <w:tcPr>
-            <w:tcW w:type="dxa" w:w="1141"/>
+            <w:tcW w:type="dxa" w:w="864"/>
           </w:tcPr>
           <w:p>
             <w:r>
@@ -20869,7 +20875,7 @@
         </w:tc>
         <w:tc>
           <w:tcPr>
-            <w:tcW w:type="dxa" w:w="1141"/>
+            <w:tcW w:type="dxa" w:w="864"/>
           </w:tcPr>
           <w:p>
             <w:r>
@@ -20884,7 +20890,7 @@
       <w:tr>
         <w:tc>
           <w:tcPr>
-            <w:tcW w:type="dxa" w:w="1141"/>
+            <w:tcW w:type="dxa" w:w="864"/>
           </w:tcPr>
           <w:p>
             <w:r>
@@ -20897,7 +20903,7 @@
         </w:tc>
         <w:tc>
           <w:tcPr>
-            <w:tcW w:type="dxa" w:w="1141"/>
+            <w:tcW w:type="dxa" w:w="864"/>
           </w:tcPr>
           <w:p>
             <w:r>
@@ -20910,7 +20916,7 @@
         </w:tc>
         <w:tc>
           <w:tcPr>
-            <w:tcW w:type="dxa" w:w="1141"/>
+            <w:tcW w:type="dxa" w:w="864"/>
           </w:tcPr>
           <w:p>
             <w:r>
@@ -20923,7 +20929,7 @@
         </w:tc>
         <w:tc>
           <w:tcPr>
-            <w:tcW w:type="dxa" w:w="1141"/>
+            <w:tcW w:type="dxa" w:w="864"/>
           </w:tcPr>
           <w:p>
             <w:r>
@@ -20936,7 +20942,7 @@
         </w:tc>
         <w:tc>
           <w:tcPr>
-            <w:tcW w:type="dxa" w:w="1141"/>
+            <w:tcW w:type="dxa" w:w="864"/>
           </w:tcPr>
           <w:p>
             <w:r>
@@ -20949,7 +20955,7 @@
         </w:tc>
         <w:tc>
           <w:tcPr>
-            <w:tcW w:type="dxa" w:w="1141"/>
+            <w:tcW w:type="dxa" w:w="864"/>
           </w:tcPr>
           <w:p>
             <w:r>
@@ -20962,7 +20968,7 @@
         </w:tc>
         <w:tc>
           <w:tcPr>
-            <w:tcW w:type="dxa" w:w="1141"/>
+            <w:tcW w:type="dxa" w:w="864"/>
           </w:tcPr>
           <w:p>
             <w:r>
@@ -20975,7 +20981,7 @@
         </w:tc>
         <w:tc>
           <w:tcPr>
-            <w:tcW w:type="dxa" w:w="1141"/>
+            <w:tcW w:type="dxa" w:w="864"/>
           </w:tcPr>
           <w:p>
             <w:r>
@@ -20988,7 +20994,7 @@
         </w:tc>
         <w:tc>
           <w:tcPr>
-            <w:tcW w:type="dxa" w:w="1141"/>
+            <w:tcW w:type="dxa" w:w="864"/>
           </w:tcPr>
           <w:p>
             <w:r>
@@ -21001,7 +21007,7 @@
         </w:tc>
         <w:tc>
           <w:tcPr>
-            <w:tcW w:type="dxa" w:w="1141"/>
+            <w:tcW w:type="dxa" w:w="864"/>
           </w:tcPr>
           <w:p>
             <w:r>
@@ -21014,7 +21020,7 @@
         </w:tc>
         <w:tc>
           <w:tcPr>
-            <w:tcW w:type="dxa" w:w="1141"/>
+            <w:tcW w:type="dxa" w:w="864"/>
           </w:tcPr>
           <w:p>
             <w:r>
@@ -21027,7 +21033,7 @@
         </w:tc>
         <w:tc>
           <w:tcPr>
-            <w:tcW w:type="dxa" w:w="1141"/>
+            <w:tcW w:type="dxa" w:w="864"/>
           </w:tcPr>
           <w:p>
             <w:r>
@@ -21040,7 +21046,7 @@
         </w:tc>
         <w:tc>
           <w:tcPr>
-            <w:tcW w:type="dxa" w:w="1141"/>
+            <w:tcW w:type="dxa" w:w="864"/>
           </w:tcPr>
           <w:p>
             <w:r>
@@ -21055,7 +21061,7 @@
       <w:tr>
         <w:tc>
           <w:tcPr>
-            <w:tcW w:type="dxa" w:w="1141"/>
+            <w:tcW w:type="dxa" w:w="864"/>
           </w:tcPr>
           <w:p>
             <w:r>
@@ -21068,7 +21074,7 @@
         </w:tc>
         <w:tc>
           <w:tcPr>
-            <w:tcW w:type="dxa" w:w="1141"/>
+            <w:tcW w:type="dxa" w:w="864"/>
           </w:tcPr>
           <w:p>
             <w:r>
@@ -21081,7 +21087,7 @@
         </w:tc>
         <w:tc>
           <w:tcPr>
-            <w:tcW w:type="dxa" w:w="1141"/>
+            <w:tcW w:type="dxa" w:w="864"/>
           </w:tcPr>
           <w:p>
             <w:r>
@@ -21094,7 +21100,7 @@
         </w:tc>
         <w:tc>
           <w:tcPr>
-            <w:tcW w:type="dxa" w:w="1141"/>
+            <w:tcW w:type="dxa" w:w="864"/>
           </w:tcPr>
           <w:p>
             <w:r>
@@ -21107,7 +21113,7 @@
         </w:tc>
         <w:tc>
           <w:tcPr>
-            <w:tcW w:type="dxa" w:w="1141"/>
+            <w:tcW w:type="dxa" w:w="864"/>
           </w:tcPr>
           <w:p>
             <w:r>
@@ -21120,7 +21126,7 @@
         </w:tc>
         <w:tc>
           <w:tcPr>
-            <w:tcW w:type="dxa" w:w="1141"/>
+            <w:tcW w:type="dxa" w:w="864"/>
           </w:tcPr>
           <w:p>
             <w:r>
@@ -21133,7 +21139,7 @@
         </w:tc>
         <w:tc>
           <w:tcPr>
-            <w:tcW w:type="dxa" w:w="1141"/>
+            <w:tcW w:type="dxa" w:w="864"/>
           </w:tcPr>
           <w:p>
             <w:r>
@@ -21146,7 +21152,7 @@
         </w:tc>
         <w:tc>
           <w:tcPr>
-            <w:tcW w:type="dxa" w:w="1141"/>
+            <w:tcW w:type="dxa" w:w="864"/>
           </w:tcPr>
           <w:p>
             <w:r>
@@ -21159,7 +21165,7 @@
         </w:tc>
         <w:tc>
           <w:tcPr>
-            <w:tcW w:type="dxa" w:w="1141"/>
+            <w:tcW w:type="dxa" w:w="864"/>
           </w:tcPr>
           <w:p>
             <w:r>
@@ -21172,7 +21178,7 @@
         </w:tc>
         <w:tc>
           <w:tcPr>
-            <w:tcW w:type="dxa" w:w="1141"/>
+            <w:tcW w:type="dxa" w:w="864"/>
           </w:tcPr>
           <w:p>
             <w:r>
@@ -21185,7 +21191,7 @@
         </w:tc>
         <w:tc>
           <w:tcPr>
-            <w:tcW w:type="dxa" w:w="1141"/>
+            <w:tcW w:type="dxa" w:w="864"/>
           </w:tcPr>
           <w:p>
             <w:r>
@@ -21198,7 +21204,7 @@
         </w:tc>
         <w:tc>
           <w:tcPr>
-            <w:tcW w:type="dxa" w:w="1141"/>
+            <w:tcW w:type="dxa" w:w="864"/>
           </w:tcPr>
           <w:p>
             <w:r>
@@ -21211,7 +21217,7 @@
         </w:tc>
         <w:tc>
           <w:tcPr>
-            <w:tcW w:type="dxa" w:w="1141"/>
+            <w:tcW w:type="dxa" w:w="864"/>
           </w:tcPr>
           <w:p>
             <w:r>
@@ -21226,7 +21232,7 @@
       <w:tr>
         <w:tc>
           <w:tcPr>
-            <w:tcW w:type="dxa" w:w="1141"/>
+            <w:tcW w:type="dxa" w:w="864"/>
           </w:tcPr>
           <w:p>
             <w:r>
@@ -21239,7 +21245,7 @@
         </w:tc>
         <w:tc>
           <w:tcPr>
-            <w:tcW w:type="dxa" w:w="1141"/>
+            <w:tcW w:type="dxa" w:w="864"/>
           </w:tcPr>
           <w:p>
             <w:r>
@@ -21252,7 +21258,7 @@
         </w:tc>
         <w:tc>
           <w:tcPr>
-            <w:tcW w:type="dxa" w:w="1141"/>
+            <w:tcW w:type="dxa" w:w="864"/>
           </w:tcPr>
           <w:p>
             <w:r>
@@ -21265,7 +21271,7 @@
         </w:tc>
         <w:tc>
           <w:tcPr>
-            <w:tcW w:type="dxa" w:w="1141"/>
+            <w:tcW w:type="dxa" w:w="864"/>
           </w:tcPr>
           <w:p>
             <w:r>
@@ -21278,7 +21284,7 @@
         </w:tc>
         <w:tc>
           <w:tcPr>
-            <w:tcW w:type="dxa" w:w="1141"/>
+            <w:tcW w:type="dxa" w:w="864"/>
           </w:tcPr>
           <w:p>
             <w:r>
@@ -21291,7 +21297,7 @@
         </w:tc>
         <w:tc>
           <w:tcPr>
-            <w:tcW w:type="dxa" w:w="1141"/>
+            <w:tcW w:type="dxa" w:w="864"/>
           </w:tcPr>
           <w:p>
             <w:r>
@@ -21304,7 +21310,7 @@
         </w:tc>
         <w:tc>
           <w:tcPr>
-            <w:tcW w:type="dxa" w:w="1141"/>
+            <w:tcW w:type="dxa" w:w="864"/>
           </w:tcPr>
           <w:p>
             <w:r>
@@ -21317,7 +21323,7 @@
         </w:tc>
         <w:tc>
           <w:tcPr>
-            <w:tcW w:type="dxa" w:w="1141"/>
+            <w:tcW w:type="dxa" w:w="864"/>
           </w:tcPr>
           <w:p>
             <w:r>
@@ -21330,7 +21336,7 @@
         </w:tc>
         <w:tc>
           <w:tcPr>
-            <w:tcW w:type="dxa" w:w="1141"/>
+            <w:tcW w:type="dxa" w:w="864"/>
           </w:tcPr>
           <w:p>
             <w:r>
@@ -21343,7 +21349,7 @@
         </w:tc>
         <w:tc>
           <w:tcPr>
-            <w:tcW w:type="dxa" w:w="1141"/>
+            <w:tcW w:type="dxa" w:w="864"/>
           </w:tcPr>
           <w:p>
             <w:r>
@@ -21356,7 +21362,7 @@
         </w:tc>
         <w:tc>
           <w:tcPr>
-            <w:tcW w:type="dxa" w:w="1141"/>
+            <w:tcW w:type="dxa" w:w="864"/>
           </w:tcPr>
           <w:p>
             <w:r>
@@ -21369,7 +21375,7 @@
         </w:tc>
         <w:tc>
           <w:tcPr>
-            <w:tcW w:type="dxa" w:w="1141"/>
+            <w:tcW w:type="dxa" w:w="864"/>
           </w:tcPr>
           <w:p>
             <w:r>
@@ -21382,7 +21388,7 @@
         </w:tc>
         <w:tc>
           <w:tcPr>
-            <w:tcW w:type="dxa" w:w="1141"/>
+            <w:tcW w:type="dxa" w:w="864"/>
           </w:tcPr>
           <w:p>
             <w:r>
@@ -21397,7 +21403,7 @@
       <w:tr>
         <w:tc>
           <w:tcPr>
-            <w:tcW w:type="dxa" w:w="1141"/>
+            <w:tcW w:type="dxa" w:w="864"/>
           </w:tcPr>
           <w:p>
             <w:r>
@@ -21410,7 +21416,7 @@
         </w:tc>
         <w:tc>
           <w:tcPr>
-            <w:tcW w:type="dxa" w:w="1141"/>
+            <w:tcW w:type="dxa" w:w="864"/>
           </w:tcPr>
           <w:p>
             <w:r>
@@ -21423,7 +21429,7 @@
         </w:tc>
         <w:tc>
           <w:tcPr>
-            <w:tcW w:type="dxa" w:w="1141"/>
+            <w:tcW w:type="dxa" w:w="864"/>
           </w:tcPr>
           <w:p>
             <w:r>
@@ -21436,7 +21442,7 @@
         </w:tc>
         <w:tc>
           <w:tcPr>
-            <w:tcW w:type="dxa" w:w="1141"/>
+            <w:tcW w:type="dxa" w:w="864"/>
           </w:tcPr>
           <w:p>
             <w:r>
@@ -21449,7 +21455,7 @@
         </w:tc>
         <w:tc>
           <w:tcPr>
-            <w:tcW w:type="dxa" w:w="1141"/>
+            <w:tcW w:type="dxa" w:w="864"/>
           </w:tcPr>
           <w:p>
             <w:r>
@@ -21462,7 +21468,7 @@
         </w:tc>
         <w:tc>
           <w:tcPr>
-            <w:tcW w:type="dxa" w:w="1141"/>
+            <w:tcW w:type="dxa" w:w="864"/>
           </w:tcPr>
           <w:p>
             <w:r>
@@ -21475,7 +21481,7 @@
         </w:tc>
         <w:tc>
           <w:tcPr>
-            <w:tcW w:type="dxa" w:w="1141"/>
+            <w:tcW w:type="dxa" w:w="864"/>
           </w:tcPr>
           <w:p>
             <w:r>
@@ -21488,7 +21494,7 @@
         </w:tc>
         <w:tc>
           <w:tcPr>
-            <w:tcW w:type="dxa" w:w="1141"/>
+            <w:tcW w:type="dxa" w:w="864"/>
           </w:tcPr>
           <w:p>
             <w:r>
@@ -21501,7 +21507,7 @@
         </w:tc>
         <w:tc>
           <w:tcPr>
-            <w:tcW w:type="dxa" w:w="1141"/>
+            <w:tcW w:type="dxa" w:w="864"/>
           </w:tcPr>
           <w:p>
             <w:r>
@@ -21514,7 +21520,7 @@
         </w:tc>
         <w:tc>
           <w:tcPr>
-            <w:tcW w:type="dxa" w:w="1141"/>
+            <w:tcW w:type="dxa" w:w="864"/>
           </w:tcPr>
           <w:p>
             <w:r>
@@ -21527,7 +21533,7 @@
         </w:tc>
         <w:tc>
           <w:tcPr>
-            <w:tcW w:type="dxa" w:w="1141"/>
+            <w:tcW w:type="dxa" w:w="864"/>
           </w:tcPr>
           <w:p>
             <w:r>
@@ -21540,7 +21546,7 @@
         </w:tc>
         <w:tc>
           <w:tcPr>
-            <w:tcW w:type="dxa" w:w="1141"/>
+            <w:tcW w:type="dxa" w:w="864"/>
           </w:tcPr>
           <w:p>
             <w:r>
@@ -21553,7 +21559,7 @@
         </w:tc>
         <w:tc>
           <w:tcPr>
-            <w:tcW w:type="dxa" w:w="1141"/>
+            <w:tcW w:type="dxa" w:w="864"/>
           </w:tcPr>
           <w:p>
             <w:r>
@@ -21568,7 +21574,7 @@
       <w:tr>
         <w:tc>
           <w:tcPr>
-            <w:tcW w:type="dxa" w:w="1141"/>
+            <w:tcW w:type="dxa" w:w="864"/>
           </w:tcPr>
           <w:p>
             <w:r>
@@ -21581,7 +21587,7 @@
         </w:tc>
         <w:tc>
           <w:tcPr>
-            <w:tcW w:type="dxa" w:w="1141"/>
+            <w:tcW w:type="dxa" w:w="864"/>
           </w:tcPr>
           <w:p>
             <w:r>
@@ -21594,7 +21600,7 @@
         </w:tc>
         <w:tc>
           <w:tcPr>
-            <w:tcW w:type="dxa" w:w="1141"/>
+            <w:tcW w:type="dxa" w:w="864"/>
           </w:tcPr>
           <w:p>
             <w:r>
@@ -21607,7 +21613,7 @@
         </w:tc>
         <w:tc>
           <w:tcPr>
-            <w:tcW w:type="dxa" w:w="1141"/>
+            <w:tcW w:type="dxa" w:w="864"/>
           </w:tcPr>
           <w:p>
             <w:r>
@@ -21620,7 +21626,7 @@
         </w:tc>
         <w:tc>
           <w:tcPr>
-            <w:tcW w:type="dxa" w:w="1141"/>
+            <w:tcW w:type="dxa" w:w="864"/>
           </w:tcPr>
           <w:p>
             <w:r>
@@ -21633,7 +21639,7 @@
         </w:tc>
         <w:tc>
           <w:tcPr>
-            <w:tcW w:type="dxa" w:w="1141"/>
+            <w:tcW w:type="dxa" w:w="864"/>
           </w:tcPr>
           <w:p>
             <w:r>
@@ -21646,7 +21652,7 @@
         </w:tc>
         <w:tc>
           <w:tcPr>
-            <w:tcW w:type="dxa" w:w="1141"/>
+            <w:tcW w:type="dxa" w:w="864"/>
           </w:tcPr>
           <w:p>
             <w:r>
@@ -21659,7 +21665,7 @@
         </w:tc>
         <w:tc>
           <w:tcPr>
-            <w:tcW w:type="dxa" w:w="1141"/>
+            <w:tcW w:type="dxa" w:w="864"/>
           </w:tcPr>
           <w:p>
             <w:r>
@@ -21672,7 +21678,7 @@
         </w:tc>
         <w:tc>
           <w:tcPr>
-            <w:tcW w:type="dxa" w:w="1141"/>
+            <w:tcW w:type="dxa" w:w="864"/>
           </w:tcPr>
           <w:p>
             <w:r>
@@ -21685,7 +21691,7 @@
         </w:tc>
         <w:tc>
           <w:tcPr>
-            <w:tcW w:type="dxa" w:w="1141"/>
+            <w:tcW w:type="dxa" w:w="864"/>
           </w:tcPr>
           <w:p>
             <w:r>
@@ -21698,7 +21704,7 @@
         </w:tc>
         <w:tc>
           <w:tcPr>
-            <w:tcW w:type="dxa" w:w="1141"/>
+            <w:tcW w:type="dxa" w:w="864"/>
           </w:tcPr>
           <w:p>
             <w:r>
@@ -21711,7 +21717,7 @@
         </w:tc>
         <w:tc>
           <w:tcPr>
-            <w:tcW w:type="dxa" w:w="1141"/>
+            <w:tcW w:type="dxa" w:w="864"/>
           </w:tcPr>
           <w:p>
             <w:r>
@@ -21724,7 +21730,7 @@
         </w:tc>
         <w:tc>
           <w:tcPr>
-            <w:tcW w:type="dxa" w:w="1141"/>
+            <w:tcW w:type="dxa" w:w="864"/>
           </w:tcPr>
           <w:p>
             <w:r>
@@ -21739,7 +21745,7 @@
       <w:tr>
         <w:tc>
           <w:tcPr>
-            <w:tcW w:type="dxa" w:w="1141"/>
+            <w:tcW w:type="dxa" w:w="864"/>
           </w:tcPr>
           <w:p>
             <w:r>
@@ -21752,7 +21758,7 @@
         </w:tc>
         <w:tc>
           <w:tcPr>
-            <w:tcW w:type="dxa" w:w="1141"/>
+            <w:tcW w:type="dxa" w:w="864"/>
           </w:tcPr>
           <w:p>
             <w:r>
@@ -21765,7 +21771,7 @@
         </w:tc>
         <w:tc>
           <w:tcPr>
-            <w:tcW w:type="dxa" w:w="1141"/>
+            <w:tcW w:type="dxa" w:w="864"/>
           </w:tcPr>
           <w:p>
             <w:r>
@@ -21778,7 +21784,7 @@
         </w:tc>
         <w:tc>
           <w:tcPr>
-            <w:tcW w:type="dxa" w:w="1141"/>
+            <w:tcW w:type="dxa" w:w="864"/>
           </w:tcPr>
           <w:p>
             <w:r>
@@ -21791,7 +21797,7 @@
         </w:tc>
         <w:tc>
           <w:tcPr>
-            <w:tcW w:type="dxa" w:w="1141"/>
+            <w:tcW w:type="dxa" w:w="864"/>
           </w:tcPr>
           <w:p>
             <w:r>
@@ -21804,7 +21810,7 @@
         </w:tc>
         <w:tc>
           <w:tcPr>
-            <w:tcW w:type="dxa" w:w="1141"/>
+            <w:tcW w:type="dxa" w:w="864"/>
           </w:tcPr>
           <w:p>
             <w:r>
@@ -21817,7 +21823,7 @@
         </w:tc>
         <w:tc>
           <w:tcPr>
-            <w:tcW w:type="dxa" w:w="1141"/>
+            <w:tcW w:type="dxa" w:w="864"/>
           </w:tcPr>
           <w:p>
             <w:r>
@@ -21830,7 +21836,7 @@
         </w:tc>
         <w:tc>
           <w:tcPr>
-            <w:tcW w:type="dxa" w:w="1141"/>
+            <w:tcW w:type="dxa" w:w="864"/>
           </w:tcPr>
           <w:p>
             <w:r>
@@ -21843,7 +21849,7 @@
         </w:tc>
         <w:tc>
           <w:tcPr>
-            <w:tcW w:type="dxa" w:w="1141"/>
+            <w:tcW w:type="dxa" w:w="864"/>
           </w:tcPr>
           <w:p>
             <w:r>
@@ -21856,7 +21862,7 @@
         </w:tc>
         <w:tc>
           <w:tcPr>
-            <w:tcW w:type="dxa" w:w="1141"/>
+            <w:tcW w:type="dxa" w:w="864"/>
           </w:tcPr>
           <w:p>
             <w:r>
@@ -21869,7 +21875,7 @@
         </w:tc>
         <w:tc>
           <w:tcPr>
-            <w:tcW w:type="dxa" w:w="1141"/>
+            <w:tcW w:type="dxa" w:w="864"/>
           </w:tcPr>
           <w:p>
             <w:r>
@@ -21882,7 +21888,7 @@
         </w:tc>
         <w:tc>
           <w:tcPr>
-            <w:tcW w:type="dxa" w:w="1141"/>
+            <w:tcW w:type="dxa" w:w="864"/>
           </w:tcPr>
           <w:p>
             <w:r>
@@ -21895,7 +21901,7 @@
         </w:tc>
         <w:tc>
           <w:tcPr>
-            <w:tcW w:type="dxa" w:w="1141"/>
+            <w:tcW w:type="dxa" w:w="864"/>
           </w:tcPr>
           <w:p>
             <w:r>
@@ -21910,7 +21916,7 @@
       <w:tr>
         <w:tc>
           <w:tcPr>
-            <w:tcW w:type="dxa" w:w="1141"/>
+            <w:tcW w:type="dxa" w:w="864"/>
           </w:tcPr>
           <w:p>
             <w:r>
@@ -21923,7 +21929,7 @@
         </w:tc>
         <w:tc>
           <w:tcPr>
-            <w:tcW w:type="dxa" w:w="1141"/>
+            <w:tcW w:type="dxa" w:w="864"/>
           </w:tcPr>
           <w:p>
             <w:r>
@@ -21936,7 +21942,7 @@
         </w:tc>
         <w:tc>
           <w:tcPr>
-            <w:tcW w:type="dxa" w:w="1141"/>
+            <w:tcW w:type="dxa" w:w="864"/>
           </w:tcPr>
           <w:p>
             <w:r>
@@ -21949,7 +21955,7 @@
         </w:tc>
         <w:tc>
           <w:tcPr>
-            <w:tcW w:type="dxa" w:w="1141"/>
+            <w:tcW w:type="dxa" w:w="864"/>
           </w:tcPr>
           <w:p>
             <w:r>
@@ -21962,7 +21968,7 @@
         </w:tc>
         <w:tc>
           <w:tcPr>
-            <w:tcW w:type="dxa" w:w="1141"/>
+            <w:tcW w:type="dxa" w:w="864"/>
           </w:tcPr>
           <w:p>
             <w:r>
@@ -21975,7 +21981,7 @@
         </w:tc>
         <w:tc>
           <w:tcPr>
-            <w:tcW w:type="dxa" w:w="1141"/>
+            <w:tcW w:type="dxa" w:w="864"/>
           </w:tcPr>
           <w:p>
             <w:r>
@@ -21988,7 +21994,7 @@
         </w:tc>
         <w:tc>
           <w:tcPr>
-            <w:tcW w:type="dxa" w:w="1141"/>
+            <w:tcW w:type="dxa" w:w="864"/>
           </w:tcPr>
           <w:p>
             <w:r>
@@ -22001,7 +22007,7 @@
         </w:tc>
         <w:tc>
           <w:tcPr>
-            <w:tcW w:type="dxa" w:w="1141"/>
+            <w:tcW w:type="dxa" w:w="864"/>
           </w:tcPr>
           <w:p>
             <w:r>
@@ -22014,7 +22020,7 @@
         </w:tc>
         <w:tc>
           <w:tcPr>
-            <w:tcW w:type="dxa" w:w="1141"/>
+            <w:tcW w:type="dxa" w:w="864"/>
           </w:tcPr>
           <w:p>
             <w:r>
@@ -22027,7 +22033,7 @@
         </w:tc>
         <w:tc>
           <w:tcPr>
-            <w:tcW w:type="dxa" w:w="1141"/>
+            <w:tcW w:type="dxa" w:w="864"/>
           </w:tcPr>
           <w:p>
             <w:r>
@@ -22040,7 +22046,7 @@
         </w:tc>
         <w:tc>
           <w:tcPr>
-            <w:tcW w:type="dxa" w:w="1141"/>
+            <w:tcW w:type="dxa" w:w="864"/>
           </w:tcPr>
           <w:p>
             <w:r>
@@ -22053,7 +22059,7 @@
         </w:tc>
         <w:tc>
           <w:tcPr>
-            <w:tcW w:type="dxa" w:w="1141"/>
+            <w:tcW w:type="dxa" w:w="864"/>
           </w:tcPr>
           <w:p>
             <w:r>
@@ -22066,7 +22072,7 @@
         </w:tc>
         <w:tc>
           <w:tcPr>
-            <w:tcW w:type="dxa" w:w="1141"/>
+            <w:tcW w:type="dxa" w:w="864"/>
           </w:tcPr>
           <w:p>
             <w:r>
@@ -22081,7 +22087,7 @@
       <w:tr>
         <w:tc>
           <w:tcPr>
-            <w:tcW w:type="dxa" w:w="1141"/>
+            <w:tcW w:type="dxa" w:w="864"/>
           </w:tcPr>
           <w:p>
             <w:r>
@@ -22094,7 +22100,7 @@
         </w:tc>
         <w:tc>
           <w:tcPr>
-            <w:tcW w:type="dxa" w:w="1141"/>
+            <w:tcW w:type="dxa" w:w="864"/>
           </w:tcPr>
           <w:p>
             <w:r>
@@ -22107,7 +22113,7 @@
         </w:tc>
         <w:tc>
           <w:tcPr>
-            <w:tcW w:type="dxa" w:w="1141"/>
+            <w:tcW w:type="dxa" w:w="864"/>
           </w:tcPr>
           <w:p>
             <w:r>
@@ -22120,7 +22126,7 @@
         </w:tc>
         <w:tc>
           <w:tcPr>
-            <w:tcW w:type="dxa" w:w="1141"/>
+            <w:tcW w:type="dxa" w:w="864"/>
           </w:tcPr>
           <w:p>
             <w:r>
@@ -22133,7 +22139,7 @@
         </w:tc>
         <w:tc>
           <w:tcPr>
-            <w:tcW w:type="dxa" w:w="1141"/>
+            <w:tcW w:type="dxa" w:w="864"/>
           </w:tcPr>
           <w:p>
             <w:r>
@@ -22146,7 +22152,7 @@
         </w:tc>
         <w:tc>
           <w:tcPr>
-            <w:tcW w:type="dxa" w:w="1141"/>
+            <w:tcW w:type="dxa" w:w="864"/>
           </w:tcPr>
           <w:p>
             <w:r>
@@ -22159,7 +22165,7 @@
         </w:tc>
         <w:tc>
           <w:tcPr>
-            <w:tcW w:type="dxa" w:w="1141"/>
+            <w:tcW w:type="dxa" w:w="864"/>
           </w:tcPr>
           <w:p>
             <w:r>
@@ -22172,7 +22178,7 @@
         </w:tc>
         <w:tc>
           <w:tcPr>
-            <w:tcW w:type="dxa" w:w="1141"/>
+            <w:tcW w:type="dxa" w:w="864"/>
           </w:tcPr>
           <w:p>
             <w:r>
@@ -22185,7 +22191,7 @@
         </w:tc>
         <w:tc>
           <w:tcPr>
-            <w:tcW w:type="dxa" w:w="1141"/>
+            <w:tcW w:type="dxa" w:w="864"/>
           </w:tcPr>
           <w:p>
             <w:r>
@@ -22198,7 +22204,7 @@
         </w:tc>
         <w:tc>
           <w:tcPr>
-            <w:tcW w:type="dxa" w:w="1141"/>
+            <w:tcW w:type="dxa" w:w="864"/>
           </w:tcPr>
           <w:p>
             <w:r>
@@ -22211,7 +22217,7 @@
         </w:tc>
         <w:tc>
           <w:tcPr>
-            <w:tcW w:type="dxa" w:w="1141"/>
+            <w:tcW w:type="dxa" w:w="864"/>
           </w:tcPr>
           <w:p>
             <w:r>
@@ -22224,7 +22230,7 @@
         </w:tc>
         <w:tc>
           <w:tcPr>
-            <w:tcW w:type="dxa" w:w="1141"/>
+            <w:tcW w:type="dxa" w:w="864"/>
           </w:tcPr>
           <w:p>
             <w:r>
@@ -22237,7 +22243,7 @@
         </w:tc>
         <w:tc>
           <w:tcPr>
-            <w:tcW w:type="dxa" w:w="1141"/>
+            <w:tcW w:type="dxa" w:w="864"/>
           </w:tcPr>
           <w:p>
             <w:r>
@@ -22252,7 +22258,7 @@
       <w:tr>
         <w:tc>
           <w:tcPr>
-            <w:tcW w:type="dxa" w:w="1141"/>
+            <w:tcW w:type="dxa" w:w="864"/>
           </w:tcPr>
           <w:p>
             <w:r>
@@ -22265,7 +22271,7 @@
         </w:tc>
         <w:tc>
           <w:tcPr>
-            <w:tcW w:type="dxa" w:w="1141"/>
+            <w:tcW w:type="dxa" w:w="864"/>
           </w:tcPr>
           <w:p>
             <w:r>
@@ -22278,7 +22284,7 @@
         </w:tc>
         <w:tc>
           <w:tcPr>
-            <w:tcW w:type="dxa" w:w="1141"/>
+            <w:tcW w:type="dxa" w:w="864"/>
           </w:tcPr>
           <w:p>
             <w:r>
@@ -22291,7 +22297,7 @@
         </w:tc>
         <w:tc>
           <w:tcPr>
-            <w:tcW w:type="dxa" w:w="1141"/>
+            <w:tcW w:type="dxa" w:w="864"/>
           </w:tcPr>
           <w:p>
             <w:r>
@@ -22304,7 +22310,7 @@
         </w:tc>
         <w:tc>
           <w:tcPr>
-            <w:tcW w:type="dxa" w:w="1141"/>
+            <w:tcW w:type="dxa" w:w="864"/>
           </w:tcPr>
           <w:p>
             <w:r>
@@ -22317,7 +22323,7 @@
         </w:tc>
         <w:tc>
           <w:tcPr>
-            <w:tcW w:type="dxa" w:w="1141"/>
+            <w:tcW w:type="dxa" w:w="864"/>
           </w:tcPr>
           <w:p>
             <w:r>
@@ -22330,7 +22336,7 @@
         </w:tc>
         <w:tc>
           <w:tcPr>
-            <w:tcW w:type="dxa" w:w="1141"/>
+            <w:tcW w:type="dxa" w:w="864"/>
           </w:tcPr>
           <w:p>
             <w:r>
@@ -22343,7 +22349,7 @@
         </w:tc>
         <w:tc>
           <w:tcPr>
-            <w:tcW w:type="dxa" w:w="1141"/>
+            <w:tcW w:type="dxa" w:w="864"/>
           </w:tcPr>
           <w:p>
             <w:r>
@@ -22356,7 +22362,7 @@
         </w:tc>
         <w:tc>
           <w:tcPr>
-            <w:tcW w:type="dxa" w:w="1141"/>
+            <w:tcW w:type="dxa" w:w="864"/>
           </w:tcPr>
           <w:p>
             <w:r>
@@ -22369,7 +22375,7 @@
         </w:tc>
         <w:tc>
           <w:tcPr>
-            <w:tcW w:type="dxa" w:w="1141"/>
+            <w:tcW w:type="dxa" w:w="864"/>
           </w:tcPr>
           <w:p>
             <w:r>
@@ -22382,7 +22388,7 @@
         </w:tc>
         <w:tc>
           <w:tcPr>
-            <w:tcW w:type="dxa" w:w="1141"/>
+            <w:tcW w:type="dxa" w:w="864"/>
           </w:tcPr>
           <w:p>
             <w:r>
@@ -22395,7 +22401,7 @@
         </w:tc>
         <w:tc>
           <w:tcPr>
-            <w:tcW w:type="dxa" w:w="1141"/>
+            <w:tcW w:type="dxa" w:w="864"/>
           </w:tcPr>
           <w:p>
             <w:r>
@@ -22408,7 +22414,7 @@
         </w:tc>
         <w:tc>
           <w:tcPr>
-            <w:tcW w:type="dxa" w:w="1141"/>
+            <w:tcW w:type="dxa" w:w="864"/>
           </w:tcPr>
           <w:p>
             <w:r>
@@ -22423,7 +22429,7 @@
       <w:tr>
         <w:tc>
           <w:tcPr>
-            <w:tcW w:type="dxa" w:w="1141"/>
+            <w:tcW w:type="dxa" w:w="864"/>
           </w:tcPr>
           <w:p>
             <w:r>
@@ -22436,7 +22442,7 @@
         </w:tc>
         <w:tc>
           <w:tcPr>
-            <w:tcW w:type="dxa" w:w="1141"/>
+            <w:tcW w:type="dxa" w:w="864"/>
           </w:tcPr>
           <w:p>
             <w:r>
@@ -22449,7 +22455,7 @@
         </w:tc>
         <w:tc>
           <w:tcPr>
-            <w:tcW w:type="dxa" w:w="1141"/>
+            <w:tcW w:type="dxa" w:w="864"/>
           </w:tcPr>
           <w:p>
             <w:r>
@@ -22462,7 +22468,7 @@
         </w:tc>
         <w:tc>
           <w:tcPr>
-            <w:tcW w:type="dxa" w:w="1141"/>
+            <w:tcW w:type="dxa" w:w="864"/>
           </w:tcPr>
           <w:p>
             <w:r>
@@ -22475,7 +22481,7 @@
         </w:tc>
         <w:tc>
           <w:tcPr>
-            <w:tcW w:type="dxa" w:w="1141"/>
+            <w:tcW w:type="dxa" w:w="864"/>
           </w:tcPr>
           <w:p>
             <w:r>
@@ -22488,7 +22494,7 @@
         </w:tc>
         <w:tc>
           <w:tcPr>
-            <w:tcW w:type="dxa" w:w="1141"/>
+            <w:tcW w:type="dxa" w:w="864"/>
           </w:tcPr>
           <w:p>
             <w:r>
@@ -22501,7 +22507,7 @@
         </w:tc>
         <w:tc>
           <w:tcPr>
-            <w:tcW w:type="dxa" w:w="1141"/>
+            <w:tcW w:type="dxa" w:w="864"/>
           </w:tcPr>
           <w:p>
             <w:r>
@@ -22514,7 +22520,7 @@
         </w:tc>
         <w:tc>
           <w:tcPr>
-            <w:tcW w:type="dxa" w:w="1141"/>
+            <w:tcW w:type="dxa" w:w="864"/>
           </w:tcPr>
           <w:p>
             <w:r>
@@ -22527,7 +22533,7 @@
         </w:tc>
         <w:tc>
           <w:tcPr>
-            <w:tcW w:type="dxa" w:w="1141"/>
+            <w:tcW w:type="dxa" w:w="864"/>
           </w:tcPr>
           <w:p>
             <w:r>
@@ -22540,7 +22546,7 @@
         </w:tc>
         <w:tc>
           <w:tcPr>
-            <w:tcW w:type="dxa" w:w="1141"/>
+            <w:tcW w:type="dxa" w:w="864"/>
           </w:tcPr>
           <w:p>
             <w:r>
@@ -22553,7 +22559,7 @@
         </w:tc>
         <w:tc>
           <w:tcPr>
-            <w:tcW w:type="dxa" w:w="1141"/>
+            <w:tcW w:type="dxa" w:w="864"/>
           </w:tcPr>
           <w:p>
             <w:r>
@@ -22566,7 +22572,7 @@
         </w:tc>
         <w:tc>
           <w:tcPr>
-            <w:tcW w:type="dxa" w:w="1141"/>
+            <w:tcW w:type="dxa" w:w="864"/>
           </w:tcPr>
           <w:p>
             <w:r>
@@ -22579,7 +22585,7 @@
         </w:tc>
         <w:tc>
           <w:tcPr>
-            <w:tcW w:type="dxa" w:w="1141"/>
+            <w:tcW w:type="dxa" w:w="864"/>
           </w:tcPr>
           <w:p>
             <w:r>
@@ -22594,7 +22600,7 @@
       <w:tr>
         <w:tc>
           <w:tcPr>
-            <w:tcW w:type="dxa" w:w="1141"/>
+            <w:tcW w:type="dxa" w:w="864"/>
           </w:tcPr>
           <w:p>
             <w:r>
@@ -22607,7 +22613,7 @@
         </w:tc>
         <w:tc>
           <w:tcPr>
-            <w:tcW w:type="dxa" w:w="1141"/>
+            <w:tcW w:type="dxa" w:w="864"/>
           </w:tcPr>
           <w:p>
             <w:r>
@@ -22620,7 +22626,7 @@
         </w:tc>
         <w:tc>
           <w:tcPr>
-            <w:tcW w:type="dxa" w:w="1141"/>
+            <w:tcW w:type="dxa" w:w="864"/>
           </w:tcPr>
           <w:p>
             <w:r>
@@ -22633,7 +22639,7 @@
         </w:tc>
         <w:tc>
           <w:tcPr>
-            <w:tcW w:type="dxa" w:w="1141"/>
+            <w:tcW w:type="dxa" w:w="864"/>
           </w:tcPr>
           <w:p>
             <w:r>
@@ -22646,7 +22652,7 @@
         </w:tc>
         <w:tc>
           <w:tcPr>
-            <w:tcW w:type="dxa" w:w="1141"/>
+            <w:tcW w:type="dxa" w:w="864"/>
           </w:tcPr>
           <w:p>
             <w:r>
@@ -22659,7 +22665,7 @@
         </w:tc>
         <w:tc>
           <w:tcPr>
-            <w:tcW w:type="dxa" w:w="1141"/>
+            <w:tcW w:type="dxa" w:w="864"/>
           </w:tcPr>
           <w:p>
             <w:r>
@@ -22672,7 +22678,7 @@
         </w:tc>
         <w:tc>
           <w:tcPr>
-            <w:tcW w:type="dxa" w:w="1141"/>
+            <w:tcW w:type="dxa" w:w="864"/>
           </w:tcPr>
           <w:p>
             <w:r>
@@ -22685,7 +22691,7 @@
         </w:tc>
         <w:tc>
           <w:tcPr>
-            <w:tcW w:type="dxa" w:w="1141"/>
+            <w:tcW w:type="dxa" w:w="864"/>
           </w:tcPr>
           <w:p>
             <w:r>
@@ -22698,7 +22704,7 @@
         </w:tc>
         <w:tc>
           <w:tcPr>
-            <w:tcW w:type="dxa" w:w="1141"/>
+            <w:tcW w:type="dxa" w:w="864"/>
           </w:tcPr>
           <w:p>
             <w:r>
@@ -22711,7 +22717,7 @@
         </w:tc>
         <w:tc>
           <w:tcPr>
-            <w:tcW w:type="dxa" w:w="1141"/>
+            <w:tcW w:type="dxa" w:w="864"/>
           </w:tcPr>
           <w:p>
             <w:r>
@@ -22724,7 +22730,7 @@
         </w:tc>
         <w:tc>
           <w:tcPr>
-            <w:tcW w:type="dxa" w:w="1141"/>
+            <w:tcW w:type="dxa" w:w="864"/>
           </w:tcPr>
           <w:p>
             <w:r>
@@ -22737,7 +22743,7 @@
         </w:tc>
         <w:tc>
           <w:tcPr>
-            <w:tcW w:type="dxa" w:w="1141"/>
+            <w:tcW w:type="dxa" w:w="864"/>
           </w:tcPr>
           <w:p>
             <w:r>
@@ -22750,7 +22756,7 @@
         </w:tc>
         <w:tc>
           <w:tcPr>
-            <w:tcW w:type="dxa" w:w="1141"/>
+            <w:tcW w:type="dxa" w:w="864"/>
           </w:tcPr>
           <w:p>
             <w:r>
@@ -22765,7 +22771,7 @@
       <w:tr>
         <w:tc>
           <w:tcPr>
-            <w:tcW w:type="dxa" w:w="1141"/>
+            <w:tcW w:type="dxa" w:w="864"/>
           </w:tcPr>
           <w:p>
             <w:r>
@@ -22778,7 +22784,7 @@
         </w:tc>
         <w:tc>
           <w:tcPr>
-            <w:tcW w:type="dxa" w:w="1141"/>
+            <w:tcW w:type="dxa" w:w="864"/>
           </w:tcPr>
           <w:p>
             <w:r>
@@ -22791,7 +22797,7 @@
         </w:tc>
         <w:tc>
           <w:tcPr>
-            <w:tcW w:type="dxa" w:w="1141"/>
+            <w:tcW w:type="dxa" w:w="864"/>
           </w:tcPr>
           <w:p>
             <w:r>
@@ -22804,7 +22810,7 @@
         </w:tc>
         <w:tc>
           <w:tcPr>
-            <w:tcW w:type="dxa" w:w="1141"/>
+            <w:tcW w:type="dxa" w:w="864"/>
           </w:tcPr>
           <w:p>
             <w:r>
@@ -22817,7 +22823,7 @@
         </w:tc>
         <w:tc>
           <w:tcPr>
-            <w:tcW w:type="dxa" w:w="1141"/>
+            <w:tcW w:type="dxa" w:w="864"/>
           </w:tcPr>
           <w:p>
             <w:r>
@@ -22830,7 +22836,7 @@
         </w:tc>
         <w:tc>
           <w:tcPr>
-            <w:tcW w:type="dxa" w:w="1141"/>
+            <w:tcW w:type="dxa" w:w="864"/>
           </w:tcPr>
           <w:p>
             <w:r>
@@ -22843,7 +22849,7 @@
         </w:tc>
         <w:tc>
           <w:tcPr>
-            <w:tcW w:type="dxa" w:w="1141"/>
+            <w:tcW w:type="dxa" w:w="864"/>
           </w:tcPr>
           <w:p>
             <w:r>
@@ -22856,7 +22862,7 @@
         </w:tc>
         <w:tc>
           <w:tcPr>
-            <w:tcW w:type="dxa" w:w="1141"/>
+            <w:tcW w:type="dxa" w:w="864"/>
           </w:tcPr>
           <w:p>
             <w:r>
@@ -22869,7 +22875,7 @@
         </w:tc>
         <w:tc>
           <w:tcPr>
-            <w:tcW w:type="dxa" w:w="1141"/>
+            <w:tcW w:type="dxa" w:w="864"/>
           </w:tcPr>
           <w:p>
             <w:r>
@@ -22882,7 +22888,7 @@
         </w:tc>
         <w:tc>
           <w:tcPr>
-            <w:tcW w:type="dxa" w:w="1141"/>
+            <w:tcW w:type="dxa" w:w="864"/>
           </w:tcPr>
           <w:p>
             <w:r>
@@ -22895,7 +22901,7 @@
         </w:tc>
         <w:tc>
           <w:tcPr>
-            <w:tcW w:type="dxa" w:w="1141"/>
+            <w:tcW w:type="dxa" w:w="864"/>
           </w:tcPr>
           <w:p>
             <w:r>
@@ -22908,7 +22914,7 @@
         </w:tc>
         <w:tc>
           <w:tcPr>
-            <w:tcW w:type="dxa" w:w="1141"/>
+            <w:tcW w:type="dxa" w:w="864"/>
           </w:tcPr>
           <w:p>
             <w:r>
@@ -22921,7 +22927,7 @@
         </w:tc>
         <w:tc>
           <w:tcPr>
-            <w:tcW w:type="dxa" w:w="1141"/>
+            <w:tcW w:type="dxa" w:w="864"/>
           </w:tcPr>
           <w:p>
             <w:r>
@@ -22936,7 +22942,7 @@
       <w:tr>
         <w:tc>
           <w:tcPr>
-            <w:tcW w:type="dxa" w:w="1141"/>
+            <w:tcW w:type="dxa" w:w="864"/>
           </w:tcPr>
           <w:p>
             <w:r>
@@ -22949,7 +22955,7 @@
         </w:tc>
         <w:tc>
           <w:tcPr>
-            <w:tcW w:type="dxa" w:w="1141"/>
+            <w:tcW w:type="dxa" w:w="864"/>
           </w:tcPr>
           <w:p>
             <w:r>
@@ -22962,7 +22968,7 @@
         </w:tc>
         <w:tc>
           <w:tcPr>
-            <w:tcW w:type="dxa" w:w="1141"/>
+            <w:tcW w:type="dxa" w:w="864"/>
           </w:tcPr>
           <w:p>
             <w:r>
@@ -22975,7 +22981,7 @@
         </w:tc>
         <w:tc>
           <w:tcPr>
-            <w:tcW w:type="dxa" w:w="1141"/>
+            <w:tcW w:type="dxa" w:w="864"/>
           </w:tcPr>
           <w:p>
             <w:r>
@@ -22988,7 +22994,7 @@
         </w:tc>
         <w:tc>
           <w:tcPr>
-            <w:tcW w:type="dxa" w:w="1141"/>
+            <w:tcW w:type="dxa" w:w="864"/>
           </w:tcPr>
           <w:p>
             <w:r>
@@ -23001,7 +23007,7 @@
         </w:tc>
         <w:tc>
           <w:tcPr>
-            <w:tcW w:type="dxa" w:w="1141"/>
+            <w:tcW w:type="dxa" w:w="864"/>
           </w:tcPr>
           <w:p>
             <w:r>
@@ -23014,7 +23020,7 @@
         </w:tc>
         <w:tc>
           <w:tcPr>
-            <w:tcW w:type="dxa" w:w="1141"/>
+            <w:tcW w:type="dxa" w:w="864"/>
           </w:tcPr>
           <w:p>
             <w:r>
@@ -23027,7 +23033,7 @@
         </w:tc>
         <w:tc>
           <w:tcPr>
-            <w:tcW w:type="dxa" w:w="1141"/>
+            <w:tcW w:type="dxa" w:w="864"/>
           </w:tcPr>
           <w:p>
             <w:r>
@@ -23040,7 +23046,7 @@
         </w:tc>
         <w:tc>
           <w:tcPr>
-            <w:tcW w:type="dxa" w:w="1141"/>
+            <w:tcW w:type="dxa" w:w="864"/>
           </w:tcPr>
           <w:p>
             <w:r>
@@ -23053,7 +23059,7 @@
         </w:tc>
         <w:tc>
           <w:tcPr>
-            <w:tcW w:type="dxa" w:w="1141"/>
+            <w:tcW w:type="dxa" w:w="864"/>
           </w:tcPr>
           <w:p>
             <w:r>
@@ -23066,7 +23072,7 @@
         </w:tc>
         <w:tc>
           <w:tcPr>
-            <w:tcW w:type="dxa" w:w="1141"/>
+            <w:tcW w:type="dxa" w:w="864"/>
           </w:tcPr>
           <w:p>
             <w:r>
@@ -23079,7 +23085,7 @@
         </w:tc>
         <w:tc>
           <w:tcPr>
-            <w:tcW w:type="dxa" w:w="1141"/>
+            <w:tcW w:type="dxa" w:w="864"/>
           </w:tcPr>
           <w:p>
             <w:r>
@@ -23092,7 +23098,7 @@
         </w:tc>
         <w:tc>
           <w:tcPr>
-            <w:tcW w:type="dxa" w:w="1141"/>
+            <w:tcW w:type="dxa" w:w="864"/>
           </w:tcPr>
           <w:p>
             <w:r>
@@ -23107,7 +23113,7 @@
       <w:tr>
         <w:tc>
           <w:tcPr>
-            <w:tcW w:type="dxa" w:w="1141"/>
+            <w:tcW w:type="dxa" w:w="864"/>
           </w:tcPr>
           <w:p>
             <w:r>
@@ -23120,7 +23126,7 @@
         </w:tc>
         <w:tc>
           <w:tcPr>
-            <w:tcW w:type="dxa" w:w="1141"/>
+            <w:tcW w:type="dxa" w:w="864"/>
           </w:tcPr>
           <w:p>
             <w:r>
@@ -23133,7 +23139,7 @@
         </w:tc>
         <w:tc>
           <w:tcPr>
-            <w:tcW w:type="dxa" w:w="1141"/>
+            <w:tcW w:type="dxa" w:w="864"/>
           </w:tcPr>
           <w:p>
             <w:r>
@@ -23146,7 +23152,7 @@
         </w:tc>
         <w:tc>
           <w:tcPr>
-            <w:tcW w:type="dxa" w:w="1141"/>
+            <w:tcW w:type="dxa" w:w="864"/>
           </w:tcPr>
           <w:p>
             <w:r>
@@ -23159,7 +23165,7 @@
         </w:tc>
         <w:tc>
           <w:tcPr>
-            <w:tcW w:type="dxa" w:w="1141"/>
+            <w:tcW w:type="dxa" w:w="864"/>
           </w:tcPr>
           <w:p>
             <w:r>
@@ -23172,7 +23178,7 @@
         </w:tc>
         <w:tc>
           <w:tcPr>
-            <w:tcW w:type="dxa" w:w="1141"/>
+            <w:tcW w:type="dxa" w:w="864"/>
           </w:tcPr>
           <w:p>
             <w:r>
@@ -23185,7 +23191,7 @@
         </w:tc>
         <w:tc>
           <w:tcPr>
-            <w:tcW w:type="dxa" w:w="1141"/>
+            <w:tcW w:type="dxa" w:w="864"/>
           </w:tcPr>
           <w:p>
             <w:r>
@@ -23198,7 +23204,7 @@
         </w:tc>
         <w:tc>
           <w:tcPr>
-            <w:tcW w:type="dxa" w:w="1141"/>
+            <w:tcW w:type="dxa" w:w="864"/>
           </w:tcPr>
           <w:p>
             <w:r>
@@ -23211,7 +23217,7 @@
         </w:tc>
         <w:tc>
           <w:tcPr>
-            <w:tcW w:type="dxa" w:w="1141"/>
+            <w:tcW w:type="dxa" w:w="864"/>
           </w:tcPr>
           <w:p>
             <w:r>
@@ -23224,7 +23230,7 @@
         </w:tc>
         <w:tc>
           <w:tcPr>
-            <w:tcW w:type="dxa" w:w="1141"/>
+            <w:tcW w:type="dxa" w:w="864"/>
           </w:tcPr>
           <w:p>
             <w:r>
@@ -23237,7 +23243,7 @@
         </w:tc>
         <w:tc>
           <w:tcPr>
-            <w:tcW w:type="dxa" w:w="1141"/>
+            <w:tcW w:type="dxa" w:w="864"/>
           </w:tcPr>
           <w:p>
             <w:r>
@@ -23250,7 +23256,7 @@
         </w:tc>
         <w:tc>
           <w:tcPr>
-            <w:tcW w:type="dxa" w:w="1141"/>
+            <w:tcW w:type="dxa" w:w="864"/>
           </w:tcPr>
           <w:p>
             <w:r>
@@ -23263,7 +23269,7 @@
         </w:tc>
         <w:tc>
           <w:tcPr>
-            <w:tcW w:type="dxa" w:w="1141"/>
+            <w:tcW w:type="dxa" w:w="864"/>
           </w:tcPr>
           <w:p>
             <w:r>
@@ -23278,7 +23284,7 @@
       <w:tr>
         <w:tc>
           <w:tcPr>
-            <w:tcW w:type="dxa" w:w="1141"/>
+            <w:tcW w:type="dxa" w:w="864"/>
           </w:tcPr>
           <w:p>
             <w:r>
@@ -23291,7 +23297,7 @@
         </w:tc>
         <w:tc>
           <w:tcPr>
-            <w:tcW w:type="dxa" w:w="1141"/>
+            <w:tcW w:type="dxa" w:w="864"/>
           </w:tcPr>
           <w:p>
             <w:r>
@@ -23304,7 +23310,7 @@
         </w:tc>
         <w:tc>
           <w:tcPr>
-            <w:tcW w:type="dxa" w:w="1141"/>
+            <w:tcW w:type="dxa" w:w="864"/>
           </w:tcPr>
           <w:p>
             <w:r>
@@ -23317,7 +23323,7 @@
         </w:tc>
         <w:tc>
           <w:tcPr>
-            <w:tcW w:type="dxa" w:w="1141"/>
+            <w:tcW w:type="dxa" w:w="864"/>
           </w:tcPr>
           <w:p>
             <w:r>
@@ -23330,7 +23336,7 @@
         </w:tc>
         <w:tc>
           <w:tcPr>
-            <w:tcW w:type="dxa" w:w="1141"/>
+            <w:tcW w:type="dxa" w:w="864"/>
           </w:tcPr>
           <w:p>
             <w:r>
@@ -23343,7 +23349,7 @@
         </w:tc>
         <w:tc>
           <w:tcPr>
-            <w:tcW w:type="dxa" w:w="1141"/>
+            <w:tcW w:type="dxa" w:w="864"/>
           </w:tcPr>
           <w:p>
             <w:r>
@@ -23356,7 +23362,7 @@
         </w:tc>
         <w:tc>
           <w:tcPr>
-            <w:tcW w:type="dxa" w:w="1141"/>
+            <w:tcW w:type="dxa" w:w="864"/>
           </w:tcPr>
           <w:p>
             <w:r>
@@ -23369,7 +23375,7 @@
         </w:tc>
         <w:tc>
           <w:tcPr>
-            <w:tcW w:type="dxa" w:w="1141"/>
+            <w:tcW w:type="dxa" w:w="864"/>
           </w:tcPr>
           <w:p>
             <w:r>
@@ -23382,7 +23388,7 @@
         </w:tc>
         <w:tc>
           <w:tcPr>
-            <w:tcW w:type="dxa" w:w="1141"/>
+            <w:tcW w:type="dxa" w:w="864"/>
           </w:tcPr>
           <w:p>
             <w:r>
@@ -23395,7 +23401,7 @@
         </w:tc>
         <w:tc>
           <w:tcPr>
-            <w:tcW w:type="dxa" w:w="1141"/>
+            <w:tcW w:type="dxa" w:w="864"/>
           </w:tcPr>
           <w:p>
             <w:r>
@@ -23408,7 +23414,7 @@
         </w:tc>
         <w:tc>
           <w:tcPr>
-            <w:tcW w:type="dxa" w:w="1141"/>
+            <w:tcW w:type="dxa" w:w="864"/>
           </w:tcPr>
           <w:p>
             <w:r>
@@ -23421,7 +23427,7 @@
         </w:tc>
         <w:tc>
           <w:tcPr>
-            <w:tcW w:type="dxa" w:w="1141"/>
+            <w:tcW w:type="dxa" w:w="864"/>
           </w:tcPr>
           <w:p>
             <w:r>
@@ -23434,7 +23440,7 @@
         </w:tc>
         <w:tc>
           <w:tcPr>
-            <w:tcW w:type="dxa" w:w="1141"/>
+            <w:tcW w:type="dxa" w:w="864"/>
           </w:tcPr>
           <w:p>
             <w:r>
@@ -23449,7 +23455,7 @@
       <w:tr>
         <w:tc>
           <w:tcPr>
-            <w:tcW w:type="dxa" w:w="1141"/>
+            <w:tcW w:type="dxa" w:w="864"/>
           </w:tcPr>
           <w:p>
             <w:r>
@@ -23462,7 +23468,7 @@
         </w:tc>
         <w:tc>
           <w:tcPr>
-            <w:tcW w:type="dxa" w:w="1141"/>
+            <w:tcW w:type="dxa" w:w="864"/>
           </w:tcPr>
           <w:p>
             <w:r>
@@ -23475,7 +23481,7 @@
         </w:tc>
         <w:tc>
           <w:tcPr>
-            <w:tcW w:type="dxa" w:w="1141"/>
+            <w:tcW w:type="dxa" w:w="864"/>
           </w:tcPr>
           <w:p>
             <w:r>
@@ -23488,7 +23494,7 @@
         </w:tc>
         <w:tc>
           <w:tcPr>
-            <w:tcW w:type="dxa" w:w="1141"/>
+            <w:tcW w:type="dxa" w:w="864"/>
           </w:tcPr>
           <w:p>
             <w:r>
@@ -23501,7 +23507,7 @@
         </w:tc>
         <w:tc>
           <w:tcPr>
-            <w:tcW w:type="dxa" w:w="1141"/>
+            <w:tcW w:type="dxa" w:w="864"/>
           </w:tcPr>
           <w:p>
             <w:r>
@@ -23514,7 +23520,7 @@
         </w:tc>
         <w:tc>
           <w:tcPr>
-            <w:tcW w:type="dxa" w:w="1141"/>
+            <w:tcW w:type="dxa" w:w="864"/>
           </w:tcPr>
           <w:p>
             <w:r>
@@ -23527,7 +23533,7 @@
         </w:tc>
         <w:tc>
           <w:tcPr>
-            <w:tcW w:type="dxa" w:w="1141"/>
+            <w:tcW w:type="dxa" w:w="864"/>
           </w:tcPr>
           <w:p>
             <w:r>
@@ -23540,7 +23546,7 @@
         </w:tc>
         <w:tc>
           <w:tcPr>
-            <w:tcW w:type="dxa" w:w="1141"/>
+            <w:tcW w:type="dxa" w:w="864"/>
           </w:tcPr>
           <w:p>
             <w:r>
@@ -23553,7 +23559,7 @@
         </w:tc>
         <w:tc>
           <w:tcPr>
-            <w:tcW w:type="dxa" w:w="1141"/>
+            <w:tcW w:type="dxa" w:w="864"/>
           </w:tcPr>
           <w:p>
             <w:r>
@@ -23566,7 +23572,7 @@
         </w:tc>
         <w:tc>
           <w:tcPr>
-            <w:tcW w:type="dxa" w:w="1141"/>
+            <w:tcW w:type="dxa" w:w="864"/>
           </w:tcPr>
           <w:p>
             <w:r>
@@ -23579,7 +23585,7 @@
         </w:tc>
         <w:tc>
           <w:tcPr>
-            <w:tcW w:type="dxa" w:w="1141"/>
+            <w:tcW w:type="dxa" w:w="864"/>
           </w:tcPr>
           <w:p>
             <w:r>
@@ -23592,7 +23598,7 @@
         </w:tc>
         <w:tc>
           <w:tcPr>
-            <w:tcW w:type="dxa" w:w="1141"/>
+            <w:tcW w:type="dxa" w:w="864"/>
           </w:tcPr>
           <w:p>
             <w:r>
@@ -23605,7 +23611,7 @@
         </w:tc>
         <w:tc>
           <w:tcPr>
-            <w:tcW w:type="dxa" w:w="1141"/>
+            <w:tcW w:type="dxa" w:w="864"/>
           </w:tcPr>
           <w:p>
             <w:r>
@@ -23620,7 +23626,7 @@
       <w:tr>
         <w:tc>
           <w:tcPr>
-            <w:tcW w:type="dxa" w:w="1141"/>
+            <w:tcW w:type="dxa" w:w="864"/>
           </w:tcPr>
           <w:p>
             <w:r>
@@ -23633,7 +23639,7 @@
         </w:tc>
         <w:tc>
           <w:tcPr>
-            <w:tcW w:type="dxa" w:w="1141"/>
+            <w:tcW w:type="dxa" w:w="864"/>
           </w:tcPr>
           <w:p>
             <w:r>
@@ -23646,7 +23652,7 @@
         </w:tc>
         <w:tc>
           <w:tcPr>
-            <w:tcW w:type="dxa" w:w="1141"/>
+            <w:tcW w:type="dxa" w:w="864"/>
           </w:tcPr>
           <w:p>
             <w:r>
@@ -23659,7 +23665,7 @@
         </w:tc>
         <w:tc>
           <w:tcPr>
-            <w:tcW w:type="dxa" w:w="1141"/>
+            <w:tcW w:type="dxa" w:w="864"/>
           </w:tcPr>
           <w:p>
             <w:r>
@@ -23672,7 +23678,7 @@
         </w:tc>
         <w:tc>
           <w:tcPr>
-            <w:tcW w:type="dxa" w:w="1141"/>
+            <w:tcW w:type="dxa" w:w="864"/>
           </w:tcPr>
           <w:p>
             <w:r>
@@ -23685,7 +23691,7 @@
         </w:tc>
         <w:tc>
           <w:tcPr>
-            <w:tcW w:type="dxa" w:w="1141"/>
+            <w:tcW w:type="dxa" w:w="864"/>
           </w:tcPr>
           <w:p>
             <w:r>
@@ -23698,7 +23704,7 @@
         </w:tc>
         <w:tc>
           <w:tcPr>
-            <w:tcW w:type="dxa" w:w="1141"/>
+            <w:tcW w:type="dxa" w:w="864"/>
           </w:tcPr>
           <w:p>
             <w:r>
@@ -23711,7 +23717,7 @@
         </w:tc>
         <w:tc>
           <w:tcPr>
-            <w:tcW w:type="dxa" w:w="1141"/>
+            <w:tcW w:type="dxa" w:w="864"/>
           </w:tcPr>
           <w:p>
             <w:r>
@@ -23724,7 +23730,7 @@
         </w:tc>
         <w:tc>
           <w:tcPr>
-            <w:tcW w:type="dxa" w:w="1141"/>
+            <w:tcW w:type="dxa" w:w="864"/>
           </w:tcPr>
           <w:p>
             <w:r>
@@ -23737,7 +23743,7 @@
         </w:tc>
         <w:tc>
           <w:tcPr>
-            <w:tcW w:type="dxa" w:w="1141"/>
+            <w:tcW w:type="dxa" w:w="864"/>
           </w:tcPr>
           <w:p>
             <w:r>
@@ -23750,7 +23756,7 @@
         </w:tc>
         <w:tc>
           <w:tcPr>
-            <w:tcW w:type="dxa" w:w="1141"/>
+            <w:tcW w:type="dxa" w:w="864"/>
           </w:tcPr>
           <w:p>
             <w:r>
@@ -23763,7 +23769,7 @@
         </w:tc>
         <w:tc>
           <w:tcPr>
-            <w:tcW w:type="dxa" w:w="1141"/>
+            <w:tcW w:type="dxa" w:w="864"/>
           </w:tcPr>
           <w:p>
             <w:r>
@@ -23776,7 +23782,7 @@
         </w:tc>
         <w:tc>
           <w:tcPr>
-            <w:tcW w:type="dxa" w:w="1141"/>
+            <w:tcW w:type="dxa" w:w="864"/>
           </w:tcPr>
           <w:p>
             <w:r>
@@ -23791,7 +23797,7 @@
       <w:tr>
         <w:tc>
           <w:tcPr>
-            <w:tcW w:type="dxa" w:w="1141"/>
+            <w:tcW w:type="dxa" w:w="864"/>
           </w:tcPr>
           <w:p>
             <w:r>
@@ -23804,7 +23810,7 @@
         </w:tc>
         <w:tc>
           <w:tcPr>
-            <w:tcW w:type="dxa" w:w="1141"/>
+            <w:tcW w:type="dxa" w:w="864"/>
           </w:tcPr>
           <w:p>
             <w:r>
@@ -23817,7 +23823,7 @@
         </w:tc>
         <w:tc>
           <w:tcPr>
-            <w:tcW w:type="dxa" w:w="1141"/>
+            <w:tcW w:type="dxa" w:w="864"/>
           </w:tcPr>
           <w:p>
             <w:r>
@@ -23830,7 +23836,7 @@
         </w:tc>
         <w:tc>
           <w:tcPr>
-            <w:tcW w:type="dxa" w:w="1141"/>
+            <w:tcW w:type="dxa" w:w="864"/>
           </w:tcPr>
           <w:p>
             <w:r>
@@ -23843,7 +23849,7 @@
         </w:tc>
         <w:tc>
           <w:tcPr>
-            <w:tcW w:type="dxa" w:w="1141"/>
+            <w:tcW w:type="dxa" w:w="864"/>
           </w:tcPr>
           <w:p>
             <w:r>
@@ -23856,7 +23862,7 @@
         </w:tc>
         <w:tc>
           <w:tcPr>
-            <w:tcW w:type="dxa" w:w="1141"/>
+            <w:tcW w:type="dxa" w:w="864"/>
           </w:tcPr>
           <w:p>
             <w:r>
@@ -23869,7 +23875,7 @@
         </w:tc>
         <w:tc>
           <w:tcPr>
-            <w:tcW w:type="dxa" w:w="1141"/>
+            <w:tcW w:type="dxa" w:w="864"/>
           </w:tcPr>
           <w:p>
             <w:r>
@@ -23882,7 +23888,7 @@
         </w:tc>
         <w:tc>
           <w:tcPr>
-            <w:tcW w:type="dxa" w:w="1141"/>
+            <w:tcW w:type="dxa" w:w="864"/>
           </w:tcPr>
           <w:p>
             <w:r>
@@ -23895,7 +23901,7 @@
         </w:tc>
         <w:tc>
           <w:tcPr>
-            <w:tcW w:type="dxa" w:w="1141"/>
+            <w:tcW w:type="dxa" w:w="864"/>
           </w:tcPr>
           <w:p>
             <w:r>
@@ -23908,7 +23914,7 @@
         </w:tc>
         <w:tc>
           <w:tcPr>
-            <w:tcW w:type="dxa" w:w="1141"/>
+            <w:tcW w:type="dxa" w:w="864"/>
           </w:tcPr>
           <w:p>
             <w:r>
@@ -23921,7 +23927,7 @@
         </w:tc>
         <w:tc>
           <w:tcPr>
-            <w:tcW w:type="dxa" w:w="1141"/>
+            <w:tcW w:type="dxa" w:w="864"/>
           </w:tcPr>
           <w:p>
             <w:r>
@@ -23934,7 +23940,7 @@
         </w:tc>
         <w:tc>
           <w:tcPr>
-            <w:tcW w:type="dxa" w:w="1141"/>
+            <w:tcW w:type="dxa" w:w="864"/>
           </w:tcPr>
           <w:p>
             <w:r>
@@ -23947,7 +23953,7 @@
         </w:tc>
         <w:tc>
           <w:tcPr>
-            <w:tcW w:type="dxa" w:w="1141"/>
+            <w:tcW w:type="dxa" w:w="864"/>
           </w:tcPr>
           <w:p>
             <w:r>
@@ -23962,7 +23968,7 @@
       <w:tr>
         <w:tc>
           <w:tcPr>
-            <w:tcW w:type="dxa" w:w="1141"/>
+            <w:tcW w:type="dxa" w:w="864"/>
           </w:tcPr>
           <w:p>
             <w:r>
@@ -23975,7 +23981,7 @@
         </w:tc>
         <w:tc>
           <w:tcPr>
-            <w:tcW w:type="dxa" w:w="1141"/>
+            <w:tcW w:type="dxa" w:w="864"/>
           </w:tcPr>
           <w:p>
             <w:r>
@@ -23988,7 +23994,7 @@
         </w:tc>
         <w:tc>
           <w:tcPr>
-            <w:tcW w:type="dxa" w:w="1141"/>
+            <w:tcW w:type="dxa" w:w="864"/>
           </w:tcPr>
           <w:p>
             <w:r>
@@ -24001,7 +24007,7 @@
         </w:tc>
         <w:tc>
           <w:tcPr>
-            <w:tcW w:type="dxa" w:w="1141"/>
+            <w:tcW w:type="dxa" w:w="864"/>
           </w:tcPr>
           <w:p>
             <w:r>
@@ -24014,7 +24020,7 @@
         </w:tc>
         <w:tc>
           <w:tcPr>
-            <w:tcW w:type="dxa" w:w="1141"/>
+            <w:tcW w:type="dxa" w:w="864"/>
           </w:tcPr>
           <w:p>
             <w:r>
@@ -24027,7 +24033,7 @@
         </w:tc>
         <w:tc>
           <w:tcPr>
-            <w:tcW w:type="dxa" w:w="1141"/>
+            <w:tcW w:type="dxa" w:w="864"/>
           </w:tcPr>
           <w:p>
             <w:r>
@@ -24040,7 +24046,7 @@
         </w:tc>
         <w:tc>
           <w:tcPr>
-            <w:tcW w:type="dxa" w:w="1141"/>
+            <w:tcW w:type="dxa" w:w="864"/>
           </w:tcPr>
           <w:p>
             <w:r>
@@ -24053,7 +24059,7 @@
         </w:tc>
         <w:tc>
           <w:tcPr>
-            <w:tcW w:type="dxa" w:w="1141"/>
+            <w:tcW w:type="dxa" w:w="864"/>
           </w:tcPr>
           <w:p>
             <w:r>
@@ -24066,7 +24072,7 @@
         </w:tc>
         <w:tc>
           <w:tcPr>
-            <w:tcW w:type="dxa" w:w="1141"/>
+            <w:tcW w:type="dxa" w:w="864"/>
           </w:tcPr>
           <w:p>
             <w:r>
@@ -24079,7 +24085,7 @@
         </w:tc>
         <w:tc>
           <w:tcPr>
-            <w:tcW w:type="dxa" w:w="1141"/>
+            <w:tcW w:type="dxa" w:w="864"/>
           </w:tcPr>
           <w:p>
             <w:r>
@@ -24092,7 +24098,7 @@
         </w:tc>
         <w:tc>
           <w:tcPr>
-            <w:tcW w:type="dxa" w:w="1141"/>
+            <w:tcW w:type="dxa" w:w="864"/>
           </w:tcPr>
           <w:p>
             <w:r>
@@ -24105,7 +24111,7 @@
         </w:tc>
         <w:tc>
           <w:tcPr>
-            <w:tcW w:type="dxa" w:w="1141"/>
+            <w:tcW w:type="dxa" w:w="864"/>
           </w:tcPr>
           <w:p>
             <w:r>
@@ -24118,7 +24124,7 @@
         </w:tc>
         <w:tc>
           <w:tcPr>
-            <w:tcW w:type="dxa" w:w="1141"/>
+            <w:tcW w:type="dxa" w:w="864"/>
           </w:tcPr>
           <w:p>
             <w:r>
@@ -24133,7 +24139,7 @@
       <w:tr>
         <w:tc>
           <w:tcPr>
-            <w:tcW w:type="dxa" w:w="1141"/>
+            <w:tcW w:type="dxa" w:w="864"/>
           </w:tcPr>
           <w:p>
             <w:r>
@@ -24146,7 +24152,7 @@
         </w:tc>
         <w:tc>
           <w:tcPr>
-            <w:tcW w:type="dxa" w:w="1141"/>
+            <w:tcW w:type="dxa" w:w="864"/>
           </w:tcPr>
           <w:p>
             <w:r>
@@ -24159,7 +24165,7 @@
         </w:tc>
         <w:tc>
           <w:tcPr>
-            <w:tcW w:type="dxa" w:w="1141"/>
+            <w:tcW w:type="dxa" w:w="864"/>
           </w:tcPr>
           <w:p>
             <w:r>
@@ -24172,7 +24178,7 @@
         </w:tc>
         <w:tc>
           <w:tcPr>
-            <w:tcW w:type="dxa" w:w="1141"/>
+            <w:tcW w:type="dxa" w:w="864"/>
           </w:tcPr>
           <w:p>
             <w:r>
@@ -24185,7 +24191,7 @@
         </w:tc>
         <w:tc>
           <w:tcPr>
-            <w:tcW w:type="dxa" w:w="1141"/>
+            <w:tcW w:type="dxa" w:w="864"/>
           </w:tcPr>
           <w:p>
             <w:r>
@@ -24198,7 +24204,7 @@
         </w:tc>
         <w:tc>
           <w:tcPr>
-            <w:tcW w:type="dxa" w:w="1141"/>
+            <w:tcW w:type="dxa" w:w="864"/>
           </w:tcPr>
           <w:p>
             <w:r>
@@ -24211,7 +24217,7 @@
         </w:tc>
         <w:tc>
           <w:tcPr>
-            <w:tcW w:type="dxa" w:w="1141"/>
+            <w:tcW w:type="dxa" w:w="864"/>
           </w:tcPr>
           <w:p>
             <w:r>
@@ -24224,7 +24230,7 @@
         </w:tc>
         <w:tc>
           <w:tcPr>
-            <w:tcW w:type="dxa" w:w="1141"/>
+            <w:tcW w:type="dxa" w:w="864"/>
           </w:tcPr>
           <w:p>
             <w:r>
@@ -24237,7 +24243,7 @@
         </w:tc>
         <w:tc>
           <w:tcPr>
-            <w:tcW w:type="dxa" w:w="1141"/>
+            <w:tcW w:type="dxa" w:w="864"/>
           </w:tcPr>
           <w:p>
             <w:r>
@@ -24250,7 +24256,7 @@
         </w:tc>
         <w:tc>
           <w:tcPr>
-            <w:tcW w:type="dxa" w:w="1141"/>
+            <w:tcW w:type="dxa" w:w="864"/>
           </w:tcPr>
           <w:p>
             <w:r>
@@ -24263,7 +24269,7 @@
         </w:tc>
         <w:tc>
           <w:tcPr>
-            <w:tcW w:type="dxa" w:w="1141"/>
+            <w:tcW w:type="dxa" w:w="864"/>
           </w:tcPr>
           <w:p>
             <w:r>
@@ -24276,7 +24282,7 @@
         </w:tc>
         <w:tc>
           <w:tcPr>
-            <w:tcW w:type="dxa" w:w="1141"/>
+            <w:tcW w:type="dxa" w:w="864"/>
           </w:tcPr>
           <w:p>
             <w:r>
@@ -24289,7 +24295,7 @@
         </w:tc>
         <w:tc>
           <w:tcPr>
-            <w:tcW w:type="dxa" w:w="1141"/>
+            <w:tcW w:type="dxa" w:w="864"/>
           </w:tcPr>
           <w:p>
             <w:r>
@@ -24304,7 +24310,7 @@
       <w:tr>
         <w:tc>
           <w:tcPr>
-            <w:tcW w:type="dxa" w:w="1141"/>
+            <w:tcW w:type="dxa" w:w="864"/>
           </w:tcPr>
           <w:p>
             <w:r>
@@ -24317,7 +24323,7 @@
         </w:tc>
         <w:tc>
           <w:tcPr>
-            <w:tcW w:type="dxa" w:w="1141"/>
+            <w:tcW w:type="dxa" w:w="864"/>
           </w:tcPr>
           <w:p>
             <w:r>
@@ -24330,7 +24336,7 @@
         </w:tc>
         <w:tc>
           <w:tcPr>
-            <w:tcW w:type="dxa" w:w="1141"/>
+            <w:tcW w:type="dxa" w:w="864"/>
           </w:tcPr>
           <w:p>
             <w:r>
@@ -24343,7 +24349,7 @@
         </w:tc>
         <w:tc>
           <w:tcPr>
-            <w:tcW w:type="dxa" w:w="1141"/>
+            <w:tcW w:type="dxa" w:w="864"/>
           </w:tcPr>
           <w:p>
             <w:r>
@@ -24356,7 +24362,7 @@
         </w:tc>
         <w:tc>
           <w:tcPr>
-            <w:tcW w:type="dxa" w:w="1141"/>
+            <w:tcW w:type="dxa" w:w="864"/>
           </w:tcPr>
           <w:p>
             <w:r>
@@ -24369,7 +24375,7 @@
         </w:tc>
         <w:tc>
           <w:tcPr>
-            <w:tcW w:type="dxa" w:w="1141"/>
+            <w:tcW w:type="dxa" w:w="864"/>
           </w:tcPr>
           <w:p>
             <w:r>
@@ -24382,7 +24388,7 @@
         </w:tc>
         <w:tc>
           <w:tcPr>
-            <w:tcW w:type="dxa" w:w="1141"/>
+            <w:tcW w:type="dxa" w:w="864"/>
           </w:tcPr>
           <w:p>
             <w:r>
@@ -24395,7 +24401,7 @@
         </w:tc>
         <w:tc>
           <w:tcPr>
-            <w:tcW w:type="dxa" w:w="1141"/>
+            <w:tcW w:type="dxa" w:w="864"/>
           </w:tcPr>
           <w:p>
             <w:r>
@@ -24408,7 +24414,7 @@
         </w:tc>
         <w:tc>
           <w:tcPr>
-            <w:tcW w:type="dxa" w:w="1141"/>
+            <w:tcW w:type="dxa" w:w="864"/>
           </w:tcPr>
           <w:p>
             <w:r>
@@ -24421,7 +24427,7 @@
         </w:tc>
         <w:tc>
           <w:tcPr>
-            <w:tcW w:type="dxa" w:w="1141"/>
+            <w:tcW w:type="dxa" w:w="864"/>
           </w:tcPr>
           <w:p>
             <w:r>
@@ -24434,7 +24440,7 @@
         </w:tc>
         <w:tc>
           <w:tcPr>
-            <w:tcW w:type="dxa" w:w="1141"/>
+            <w:tcW w:type="dxa" w:w="864"/>
           </w:tcPr>
           <w:p>
             <w:r>
@@ -24447,7 +24453,7 @@
         </w:tc>
         <w:tc>
           <w:tcPr>
-            <w:tcW w:type="dxa" w:w="1141"/>
+            <w:tcW w:type="dxa" w:w="864"/>
           </w:tcPr>
           <w:p>
             <w:r>
@@ -24460,7 +24466,7 @@
         </w:tc>
         <w:tc>
           <w:tcPr>
-            <w:tcW w:type="dxa" w:w="1141"/>
+            <w:tcW w:type="dxa" w:w="864"/>
           </w:tcPr>
           <w:p>
             <w:r>
@@ -24488,8 +24494,8 @@
         <w:tblLook w:firstColumn="1" w:firstRow="1" w:lastColumn="0" w:lastRow="0" w:noHBand="0" w:noVBand="1" w:val="04A0"/>
       </w:tblPr>
       <w:tblGrid>
-        <w:gridCol w:w="7416"/>
-        <w:gridCol w:w="7416"/>
+        <w:gridCol w:w="5616"/>
+        <w:gridCol w:w="5616"/>
       </w:tblGrid>
       <w:tr>
         <w:trPr>
@@ -24497,7 +24503,7 @@
         </w:trPr>
         <w:tc>
           <w:tcPr>
-            <w:tcW w:type="dxa" w:w="7416"/>
+            <w:tcW w:type="dxa" w:w="5616"/>
             <w:shd w:fill="EDE9FE"/>
           </w:tcPr>
           <w:p>
@@ -24511,7 +24517,7 @@
         </w:tc>
         <w:tc>
           <w:tcPr>
-            <w:tcW w:type="dxa" w:w="7416"/>
+            <w:tcW w:type="dxa" w:w="5616"/>
             <w:shd w:fill="EDE9FE"/>
           </w:tcPr>
           <w:p>
@@ -24527,7 +24533,7 @@
       <w:tr>
         <w:tc>
           <w:tcPr>
-            <w:tcW w:type="dxa" w:w="7416"/>
+            <w:tcW w:type="dxa" w:w="5616"/>
           </w:tcPr>
           <w:p>
             <w:r>
@@ -24540,7 +24546,7 @@
         </w:tc>
         <w:tc>
           <w:tcPr>
-            <w:tcW w:type="dxa" w:w="7416"/>
+            <w:tcW w:type="dxa" w:w="5616"/>
           </w:tcPr>
           <w:p>
             <w:r>
@@ -24580,7 +24586,7 @@
       </w:r>
     </w:p>
     <w:sectPr>
-      <w:pgSz w:w="15840" w:h="12240" w:orient="landscape"/>
+      <w:pgSz w:w="12240" w:h="15840" w:orient="landscape"/>
       <w:pgMar w:top="576" w:right="504" w:bottom="576" w:left="504" w:header="317" w:footer="317" w:gutter="0"/>
       <w:cols w:space="720"/>
       <w:docGrid w:linePitch="360"/>

--- a/ACPOS_KB-01_知識庫_Mother_Basic_Design_OPTIMIZED.docx
+++ b/ACPOS_KB-01_知識庫_Mother_Basic_Design_OPTIMIZED.docx
@@ -19398,16 +19398,8 @@
     </w:p>
     <w:p>
       <w:pPr>
-        <w:pStyle w:val="Heading1"/>
-      </w:pPr>
-      <w:r>
-        <w:t>2026-09-21 Machine Authority Construction Closure / 機器權威施工綁定封板</w:t>
-      </w:r>
-    </w:p>
-    <w:p>
-      <w:pPr>
         <w:sectPr>
-          <w:pgSz w:w="15840" w:h="12240" w:orient="landscape"/>
+          <w:pgSz w:w="12240" w:h="15840" w:orient="landscape"/>
           <w:pgMar w:top="576" w:right="504" w:bottom="576" w:left="504" w:header="317" w:footer="317" w:gutter="0"/>
           <w:cols w:space="720"/>
           <w:docGrid w:linePitch="360"/>
@@ -19448,8 +19440,8 @@
         <w:tblLook w:firstColumn="1" w:firstRow="1" w:lastColumn="0" w:lastRow="0" w:noHBand="0" w:noVBand="1" w:val="04A0"/>
       </w:tblPr>
       <w:tblGrid>
-        <w:gridCol w:w="5616"/>
-        <w:gridCol w:w="5616"/>
+        <w:gridCol w:w="7416"/>
+        <w:gridCol w:w="7416"/>
       </w:tblGrid>
       <w:tr>
         <w:trPr>
@@ -19457,7 +19449,7 @@
         </w:trPr>
         <w:tc>
           <w:tcPr>
-            <w:tcW w:type="dxa" w:w="5616"/>
+            <w:tcW w:type="dxa" w:w="7416"/>
             <w:shd w:fill="EDE9FE"/>
           </w:tcPr>
           <w:p>
@@ -19471,7 +19463,7 @@
         </w:tc>
         <w:tc>
           <w:tcPr>
-            <w:tcW w:type="dxa" w:w="5616"/>
+            <w:tcW w:type="dxa" w:w="7416"/>
             <w:shd w:fill="EDE9FE"/>
           </w:tcPr>
           <w:p>
@@ -19487,7 +19479,7 @@
       <w:tr>
         <w:tc>
           <w:tcPr>
-            <w:tcW w:type="dxa" w:w="5616"/>
+            <w:tcW w:type="dxa" w:w="7416"/>
           </w:tcPr>
           <w:p>
             <w:r>
@@ -19500,7 +19492,7 @@
         </w:tc>
         <w:tc>
           <w:tcPr>
-            <w:tcW w:type="dxa" w:w="5616"/>
+            <w:tcW w:type="dxa" w:w="7416"/>
           </w:tcPr>
           <w:p>
             <w:r>
@@ -19515,7 +19507,7 @@
       <w:tr>
         <w:tc>
           <w:tcPr>
-            <w:tcW w:type="dxa" w:w="5616"/>
+            <w:tcW w:type="dxa" w:w="7416"/>
           </w:tcPr>
           <w:p>
             <w:r>
@@ -19528,7 +19520,7 @@
         </w:tc>
         <w:tc>
           <w:tcPr>
-            <w:tcW w:type="dxa" w:w="5616"/>
+            <w:tcW w:type="dxa" w:w="7416"/>
           </w:tcPr>
           <w:p>
             <w:r>
@@ -19543,7 +19535,7 @@
       <w:tr>
         <w:tc>
           <w:tcPr>
-            <w:tcW w:type="dxa" w:w="5616"/>
+            <w:tcW w:type="dxa" w:w="7416"/>
           </w:tcPr>
           <w:p>
             <w:r>
@@ -19556,7 +19548,7 @@
         </w:tc>
         <w:tc>
           <w:tcPr>
-            <w:tcW w:type="dxa" w:w="5616"/>
+            <w:tcW w:type="dxa" w:w="7416"/>
           </w:tcPr>
           <w:p>
             <w:r>
@@ -19571,7 +19563,7 @@
       <w:tr>
         <w:tc>
           <w:tcPr>
-            <w:tcW w:type="dxa" w:w="5616"/>
+            <w:tcW w:type="dxa" w:w="7416"/>
           </w:tcPr>
           <w:p>
             <w:r>
@@ -19584,7 +19576,7 @@
         </w:tc>
         <w:tc>
           <w:tcPr>
-            <w:tcW w:type="dxa" w:w="5616"/>
+            <w:tcW w:type="dxa" w:w="7416"/>
           </w:tcPr>
           <w:p>
             <w:r>
@@ -19599,7 +19591,7 @@
       <w:tr>
         <w:tc>
           <w:tcPr>
-            <w:tcW w:type="dxa" w:w="5616"/>
+            <w:tcW w:type="dxa" w:w="7416"/>
           </w:tcPr>
           <w:p>
             <w:r>
@@ -19612,7 +19604,7 @@
         </w:tc>
         <w:tc>
           <w:tcPr>
-            <w:tcW w:type="dxa" w:w="5616"/>
+            <w:tcW w:type="dxa" w:w="7416"/>
           </w:tcPr>
           <w:p>
             <w:r>
@@ -19627,7 +19619,7 @@
       <w:tr>
         <w:tc>
           <w:tcPr>
-            <w:tcW w:type="dxa" w:w="5616"/>
+            <w:tcW w:type="dxa" w:w="7416"/>
           </w:tcPr>
           <w:p>
             <w:r>
@@ -19640,7 +19632,7 @@
         </w:tc>
         <w:tc>
           <w:tcPr>
-            <w:tcW w:type="dxa" w:w="5616"/>
+            <w:tcW w:type="dxa" w:w="7416"/>
           </w:tcPr>
           <w:p>
             <w:r>
@@ -19660,19 +19652,19 @@
         <w:tblLook w:firstColumn="1" w:firstRow="1" w:lastColumn="0" w:lastRow="0" w:noHBand="0" w:noVBand="1" w:val="04A0"/>
       </w:tblPr>
       <w:tblGrid>
-        <w:gridCol w:w="864"/>
-        <w:gridCol w:w="864"/>
-        <w:gridCol w:w="864"/>
-        <w:gridCol w:w="864"/>
-        <w:gridCol w:w="864"/>
-        <w:gridCol w:w="864"/>
-        <w:gridCol w:w="864"/>
-        <w:gridCol w:w="864"/>
-        <w:gridCol w:w="864"/>
-        <w:gridCol w:w="864"/>
-        <w:gridCol w:w="864"/>
-        <w:gridCol w:w="864"/>
-        <w:gridCol w:w="864"/>
+        <w:gridCol w:w="1141"/>
+        <w:gridCol w:w="1141"/>
+        <w:gridCol w:w="1141"/>
+        <w:gridCol w:w="1141"/>
+        <w:gridCol w:w="1141"/>
+        <w:gridCol w:w="1141"/>
+        <w:gridCol w:w="1141"/>
+        <w:gridCol w:w="1141"/>
+        <w:gridCol w:w="1141"/>
+        <w:gridCol w:w="1141"/>
+        <w:gridCol w:w="1141"/>
+        <w:gridCol w:w="1141"/>
+        <w:gridCol w:w="1141"/>
       </w:tblGrid>
       <w:tr>
         <w:trPr>
@@ -19680,7 +19672,7 @@
         </w:trPr>
         <w:tc>
           <w:tcPr>
-            <w:tcW w:type="dxa" w:w="864"/>
+            <w:tcW w:type="dxa" w:w="1141"/>
             <w:shd w:fill="EDE9FE"/>
           </w:tcPr>
           <w:p>
@@ -19694,7 +19686,7 @@
         </w:tc>
         <w:tc>
           <w:tcPr>
-            <w:tcW w:type="dxa" w:w="864"/>
+            <w:tcW w:type="dxa" w:w="1141"/>
             <w:shd w:fill="EDE9FE"/>
           </w:tcPr>
           <w:p>
@@ -19708,7 +19700,7 @@
         </w:tc>
         <w:tc>
           <w:tcPr>
-            <w:tcW w:type="dxa" w:w="864"/>
+            <w:tcW w:type="dxa" w:w="1141"/>
             <w:shd w:fill="EDE9FE"/>
           </w:tcPr>
           <w:p>
@@ -19722,7 +19714,7 @@
         </w:tc>
         <w:tc>
           <w:tcPr>
-            <w:tcW w:type="dxa" w:w="864"/>
+            <w:tcW w:type="dxa" w:w="1141"/>
             <w:shd w:fill="EDE9FE"/>
           </w:tcPr>
           <w:p>
@@ -19736,7 +19728,7 @@
         </w:tc>
         <w:tc>
           <w:tcPr>
-            <w:tcW w:type="dxa" w:w="864"/>
+            <w:tcW w:type="dxa" w:w="1141"/>
             <w:shd w:fill="EDE9FE"/>
           </w:tcPr>
           <w:p>
@@ -19750,7 +19742,7 @@
         </w:tc>
         <w:tc>
           <w:tcPr>
-            <w:tcW w:type="dxa" w:w="864"/>
+            <w:tcW w:type="dxa" w:w="1141"/>
             <w:shd w:fill="EDE9FE"/>
           </w:tcPr>
           <w:p>
@@ -19764,7 +19756,7 @@
         </w:tc>
         <w:tc>
           <w:tcPr>
-            <w:tcW w:type="dxa" w:w="864"/>
+            <w:tcW w:type="dxa" w:w="1141"/>
             <w:shd w:fill="EDE9FE"/>
           </w:tcPr>
           <w:p>
@@ -19778,7 +19770,7 @@
         </w:tc>
         <w:tc>
           <w:tcPr>
-            <w:tcW w:type="dxa" w:w="864"/>
+            <w:tcW w:type="dxa" w:w="1141"/>
             <w:shd w:fill="EDE9FE"/>
           </w:tcPr>
           <w:p>
@@ -19792,7 +19784,7 @@
         </w:tc>
         <w:tc>
           <w:tcPr>
-            <w:tcW w:type="dxa" w:w="864"/>
+            <w:tcW w:type="dxa" w:w="1141"/>
             <w:shd w:fill="EDE9FE"/>
           </w:tcPr>
           <w:p>
@@ -19806,7 +19798,7 @@
         </w:tc>
         <w:tc>
           <w:tcPr>
-            <w:tcW w:type="dxa" w:w="864"/>
+            <w:tcW w:type="dxa" w:w="1141"/>
             <w:shd w:fill="EDE9FE"/>
           </w:tcPr>
           <w:p>
@@ -19820,7 +19812,7 @@
         </w:tc>
         <w:tc>
           <w:tcPr>
-            <w:tcW w:type="dxa" w:w="864"/>
+            <w:tcW w:type="dxa" w:w="1141"/>
             <w:shd w:fill="EDE9FE"/>
           </w:tcPr>
           <w:p>
@@ -19834,7 +19826,7 @@
         </w:tc>
         <w:tc>
           <w:tcPr>
-            <w:tcW w:type="dxa" w:w="864"/>
+            <w:tcW w:type="dxa" w:w="1141"/>
             <w:shd w:fill="EDE9FE"/>
           </w:tcPr>
           <w:p>
@@ -19848,7 +19840,7 @@
         </w:tc>
         <w:tc>
           <w:tcPr>
-            <w:tcW w:type="dxa" w:w="864"/>
+            <w:tcW w:type="dxa" w:w="1141"/>
             <w:shd w:fill="EDE9FE"/>
           </w:tcPr>
           <w:p>
@@ -19864,7 +19856,7 @@
       <w:tr>
         <w:tc>
           <w:tcPr>
-            <w:tcW w:type="dxa" w:w="864"/>
+            <w:tcW w:type="dxa" w:w="1141"/>
           </w:tcPr>
           <w:p>
             <w:r>
@@ -19877,7 +19869,7 @@
         </w:tc>
         <w:tc>
           <w:tcPr>
-            <w:tcW w:type="dxa" w:w="864"/>
+            <w:tcW w:type="dxa" w:w="1141"/>
           </w:tcPr>
           <w:p>
             <w:r>
@@ -19890,7 +19882,7 @@
         </w:tc>
         <w:tc>
           <w:tcPr>
-            <w:tcW w:type="dxa" w:w="864"/>
+            <w:tcW w:type="dxa" w:w="1141"/>
           </w:tcPr>
           <w:p>
             <w:r>
@@ -19903,7 +19895,7 @@
         </w:tc>
         <w:tc>
           <w:tcPr>
-            <w:tcW w:type="dxa" w:w="864"/>
+            <w:tcW w:type="dxa" w:w="1141"/>
           </w:tcPr>
           <w:p>
             <w:r>
@@ -19916,7 +19908,7 @@
         </w:tc>
         <w:tc>
           <w:tcPr>
-            <w:tcW w:type="dxa" w:w="864"/>
+            <w:tcW w:type="dxa" w:w="1141"/>
           </w:tcPr>
           <w:p>
             <w:r>
@@ -19929,7 +19921,7 @@
         </w:tc>
         <w:tc>
           <w:tcPr>
-            <w:tcW w:type="dxa" w:w="864"/>
+            <w:tcW w:type="dxa" w:w="1141"/>
           </w:tcPr>
           <w:p>
             <w:r>
@@ -19942,7 +19934,7 @@
         </w:tc>
         <w:tc>
           <w:tcPr>
-            <w:tcW w:type="dxa" w:w="864"/>
+            <w:tcW w:type="dxa" w:w="1141"/>
           </w:tcPr>
           <w:p>
             <w:r>
@@ -19955,7 +19947,7 @@
         </w:tc>
         <w:tc>
           <w:tcPr>
-            <w:tcW w:type="dxa" w:w="864"/>
+            <w:tcW w:type="dxa" w:w="1141"/>
           </w:tcPr>
           <w:p>
             <w:r>
@@ -19968,7 +19960,7 @@
         </w:tc>
         <w:tc>
           <w:tcPr>
-            <w:tcW w:type="dxa" w:w="864"/>
+            <w:tcW w:type="dxa" w:w="1141"/>
           </w:tcPr>
           <w:p>
             <w:r>
@@ -19981,7 +19973,7 @@
         </w:tc>
         <w:tc>
           <w:tcPr>
-            <w:tcW w:type="dxa" w:w="864"/>
+            <w:tcW w:type="dxa" w:w="1141"/>
           </w:tcPr>
           <w:p>
             <w:r>
@@ -19994,7 +19986,7 @@
         </w:tc>
         <w:tc>
           <w:tcPr>
-            <w:tcW w:type="dxa" w:w="864"/>
+            <w:tcW w:type="dxa" w:w="1141"/>
           </w:tcPr>
           <w:p>
             <w:r>
@@ -20007,7 +19999,7 @@
         </w:tc>
         <w:tc>
           <w:tcPr>
-            <w:tcW w:type="dxa" w:w="864"/>
+            <w:tcW w:type="dxa" w:w="1141"/>
           </w:tcPr>
           <w:p>
             <w:r>
@@ -20020,7 +20012,7 @@
         </w:tc>
         <w:tc>
           <w:tcPr>
-            <w:tcW w:type="dxa" w:w="864"/>
+            <w:tcW w:type="dxa" w:w="1141"/>
           </w:tcPr>
           <w:p>
             <w:r>
@@ -20035,7 +20027,7 @@
       <w:tr>
         <w:tc>
           <w:tcPr>
-            <w:tcW w:type="dxa" w:w="864"/>
+            <w:tcW w:type="dxa" w:w="1141"/>
           </w:tcPr>
           <w:p>
             <w:r>
@@ -20048,7 +20040,7 @@
         </w:tc>
         <w:tc>
           <w:tcPr>
-            <w:tcW w:type="dxa" w:w="864"/>
+            <w:tcW w:type="dxa" w:w="1141"/>
           </w:tcPr>
           <w:p>
             <w:r>
@@ -20061,7 +20053,7 @@
         </w:tc>
         <w:tc>
           <w:tcPr>
-            <w:tcW w:type="dxa" w:w="864"/>
+            <w:tcW w:type="dxa" w:w="1141"/>
           </w:tcPr>
           <w:p>
             <w:r>
@@ -20074,7 +20066,7 @@
         </w:tc>
         <w:tc>
           <w:tcPr>
-            <w:tcW w:type="dxa" w:w="864"/>
+            <w:tcW w:type="dxa" w:w="1141"/>
           </w:tcPr>
           <w:p>
             <w:r>
@@ -20087,7 +20079,7 @@
         </w:tc>
         <w:tc>
           <w:tcPr>
-            <w:tcW w:type="dxa" w:w="864"/>
+            <w:tcW w:type="dxa" w:w="1141"/>
           </w:tcPr>
           <w:p>
             <w:r>
@@ -20100,7 +20092,7 @@
         </w:tc>
         <w:tc>
           <w:tcPr>
-            <w:tcW w:type="dxa" w:w="864"/>
+            <w:tcW w:type="dxa" w:w="1141"/>
           </w:tcPr>
           <w:p>
             <w:r>
@@ -20113,7 +20105,7 @@
         </w:tc>
         <w:tc>
           <w:tcPr>
-            <w:tcW w:type="dxa" w:w="864"/>
+            <w:tcW w:type="dxa" w:w="1141"/>
           </w:tcPr>
           <w:p>
             <w:r>
@@ -20126,7 +20118,7 @@
         </w:tc>
         <w:tc>
           <w:tcPr>
-            <w:tcW w:type="dxa" w:w="864"/>
+            <w:tcW w:type="dxa" w:w="1141"/>
           </w:tcPr>
           <w:p>
             <w:r>
@@ -20139,7 +20131,7 @@
         </w:tc>
         <w:tc>
           <w:tcPr>
-            <w:tcW w:type="dxa" w:w="864"/>
+            <w:tcW w:type="dxa" w:w="1141"/>
           </w:tcPr>
           <w:p>
             <w:r>
@@ -20152,7 +20144,7 @@
         </w:tc>
         <w:tc>
           <w:tcPr>
-            <w:tcW w:type="dxa" w:w="864"/>
+            <w:tcW w:type="dxa" w:w="1141"/>
           </w:tcPr>
           <w:p>
             <w:r>
@@ -20165,7 +20157,7 @@
         </w:tc>
         <w:tc>
           <w:tcPr>
-            <w:tcW w:type="dxa" w:w="864"/>
+            <w:tcW w:type="dxa" w:w="1141"/>
           </w:tcPr>
           <w:p>
             <w:r>
@@ -20178,7 +20170,7 @@
         </w:tc>
         <w:tc>
           <w:tcPr>
-            <w:tcW w:type="dxa" w:w="864"/>
+            <w:tcW w:type="dxa" w:w="1141"/>
           </w:tcPr>
           <w:p>
             <w:r>
@@ -20191,7 +20183,7 @@
         </w:tc>
         <w:tc>
           <w:tcPr>
-            <w:tcW w:type="dxa" w:w="864"/>
+            <w:tcW w:type="dxa" w:w="1141"/>
           </w:tcPr>
           <w:p>
             <w:r>
@@ -20206,7 +20198,7 @@
       <w:tr>
         <w:tc>
           <w:tcPr>
-            <w:tcW w:type="dxa" w:w="864"/>
+            <w:tcW w:type="dxa" w:w="1141"/>
           </w:tcPr>
           <w:p>
             <w:r>
@@ -20219,7 +20211,7 @@
         </w:tc>
         <w:tc>
           <w:tcPr>
-            <w:tcW w:type="dxa" w:w="864"/>
+            <w:tcW w:type="dxa" w:w="1141"/>
           </w:tcPr>
           <w:p>
             <w:r>
@@ -20232,7 +20224,7 @@
         </w:tc>
         <w:tc>
           <w:tcPr>
-            <w:tcW w:type="dxa" w:w="864"/>
+            <w:tcW w:type="dxa" w:w="1141"/>
           </w:tcPr>
           <w:p>
             <w:r>
@@ -20245,7 +20237,7 @@
         </w:tc>
         <w:tc>
           <w:tcPr>
-            <w:tcW w:type="dxa" w:w="864"/>
+            <w:tcW w:type="dxa" w:w="1141"/>
           </w:tcPr>
           <w:p>
             <w:r>
@@ -20258,7 +20250,7 @@
         </w:tc>
         <w:tc>
           <w:tcPr>
-            <w:tcW w:type="dxa" w:w="864"/>
+            <w:tcW w:type="dxa" w:w="1141"/>
           </w:tcPr>
           <w:p>
             <w:r>
@@ -20271,7 +20263,7 @@
         </w:tc>
         <w:tc>
           <w:tcPr>
-            <w:tcW w:type="dxa" w:w="864"/>
+            <w:tcW w:type="dxa" w:w="1141"/>
           </w:tcPr>
           <w:p>
             <w:r>
@@ -20284,7 +20276,7 @@
         </w:tc>
         <w:tc>
           <w:tcPr>
-            <w:tcW w:type="dxa" w:w="864"/>
+            <w:tcW w:type="dxa" w:w="1141"/>
           </w:tcPr>
           <w:p>
             <w:r>
@@ -20297,7 +20289,7 @@
         </w:tc>
         <w:tc>
           <w:tcPr>
-            <w:tcW w:type="dxa" w:w="864"/>
+            <w:tcW w:type="dxa" w:w="1141"/>
           </w:tcPr>
           <w:p>
             <w:r>
@@ -20310,7 +20302,7 @@
         </w:tc>
         <w:tc>
           <w:tcPr>
-            <w:tcW w:type="dxa" w:w="864"/>
+            <w:tcW w:type="dxa" w:w="1141"/>
           </w:tcPr>
           <w:p>
             <w:r>
@@ -20323,7 +20315,7 @@
         </w:tc>
         <w:tc>
           <w:tcPr>
-            <w:tcW w:type="dxa" w:w="864"/>
+            <w:tcW w:type="dxa" w:w="1141"/>
           </w:tcPr>
           <w:p>
             <w:r>
@@ -20336,7 +20328,7 @@
         </w:tc>
         <w:tc>
           <w:tcPr>
-            <w:tcW w:type="dxa" w:w="864"/>
+            <w:tcW w:type="dxa" w:w="1141"/>
           </w:tcPr>
           <w:p>
             <w:r>
@@ -20349,7 +20341,7 @@
         </w:tc>
         <w:tc>
           <w:tcPr>
-            <w:tcW w:type="dxa" w:w="864"/>
+            <w:tcW w:type="dxa" w:w="1141"/>
           </w:tcPr>
           <w:p>
             <w:r>
@@ -20362,7 +20354,7 @@
         </w:tc>
         <w:tc>
           <w:tcPr>
-            <w:tcW w:type="dxa" w:w="864"/>
+            <w:tcW w:type="dxa" w:w="1141"/>
           </w:tcPr>
           <w:p>
             <w:r>
@@ -20377,7 +20369,7 @@
       <w:tr>
         <w:tc>
           <w:tcPr>
-            <w:tcW w:type="dxa" w:w="864"/>
+            <w:tcW w:type="dxa" w:w="1141"/>
           </w:tcPr>
           <w:p>
             <w:r>
@@ -20390,7 +20382,7 @@
         </w:tc>
         <w:tc>
           <w:tcPr>
-            <w:tcW w:type="dxa" w:w="864"/>
+            <w:tcW w:type="dxa" w:w="1141"/>
           </w:tcPr>
           <w:p>
             <w:r>
@@ -20403,7 +20395,7 @@
         </w:tc>
         <w:tc>
           <w:tcPr>
-            <w:tcW w:type="dxa" w:w="864"/>
+            <w:tcW w:type="dxa" w:w="1141"/>
           </w:tcPr>
           <w:p>
             <w:r>
@@ -20416,7 +20408,7 @@
         </w:tc>
         <w:tc>
           <w:tcPr>
-            <w:tcW w:type="dxa" w:w="864"/>
+            <w:tcW w:type="dxa" w:w="1141"/>
           </w:tcPr>
           <w:p>
             <w:r>
@@ -20429,7 +20421,7 @@
         </w:tc>
         <w:tc>
           <w:tcPr>
-            <w:tcW w:type="dxa" w:w="864"/>
+            <w:tcW w:type="dxa" w:w="1141"/>
           </w:tcPr>
           <w:p>
             <w:r>
@@ -20442,7 +20434,7 @@
         </w:tc>
         <w:tc>
           <w:tcPr>
-            <w:tcW w:type="dxa" w:w="864"/>
+            <w:tcW w:type="dxa" w:w="1141"/>
           </w:tcPr>
           <w:p>
             <w:r>
@@ -20455,7 +20447,7 @@
         </w:tc>
         <w:tc>
           <w:tcPr>
-            <w:tcW w:type="dxa" w:w="864"/>
+            <w:tcW w:type="dxa" w:w="1141"/>
           </w:tcPr>
           <w:p>
             <w:r>
@@ -20468,7 +20460,7 @@
         </w:tc>
         <w:tc>
           <w:tcPr>
-            <w:tcW w:type="dxa" w:w="864"/>
+            <w:tcW w:type="dxa" w:w="1141"/>
           </w:tcPr>
           <w:p>
             <w:r>
@@ -20481,7 +20473,7 @@
         </w:tc>
         <w:tc>
           <w:tcPr>
-            <w:tcW w:type="dxa" w:w="864"/>
+            <w:tcW w:type="dxa" w:w="1141"/>
           </w:tcPr>
           <w:p>
             <w:r>
@@ -20494,7 +20486,7 @@
         </w:tc>
         <w:tc>
           <w:tcPr>
-            <w:tcW w:type="dxa" w:w="864"/>
+            <w:tcW w:type="dxa" w:w="1141"/>
           </w:tcPr>
           <w:p>
             <w:r>
@@ -20507,7 +20499,7 @@
         </w:tc>
         <w:tc>
           <w:tcPr>
-            <w:tcW w:type="dxa" w:w="864"/>
+            <w:tcW w:type="dxa" w:w="1141"/>
           </w:tcPr>
           <w:p>
             <w:r>
@@ -20520,7 +20512,7 @@
         </w:tc>
         <w:tc>
           <w:tcPr>
-            <w:tcW w:type="dxa" w:w="864"/>
+            <w:tcW w:type="dxa" w:w="1141"/>
           </w:tcPr>
           <w:p>
             <w:r>
@@ -20533,7 +20525,7 @@
         </w:tc>
         <w:tc>
           <w:tcPr>
-            <w:tcW w:type="dxa" w:w="864"/>
+            <w:tcW w:type="dxa" w:w="1141"/>
           </w:tcPr>
           <w:p>
             <w:r>
@@ -20548,7 +20540,7 @@
       <w:tr>
         <w:tc>
           <w:tcPr>
-            <w:tcW w:type="dxa" w:w="864"/>
+            <w:tcW w:type="dxa" w:w="1141"/>
           </w:tcPr>
           <w:p>
             <w:r>
@@ -20561,7 +20553,7 @@
         </w:tc>
         <w:tc>
           <w:tcPr>
-            <w:tcW w:type="dxa" w:w="864"/>
+            <w:tcW w:type="dxa" w:w="1141"/>
           </w:tcPr>
           <w:p>
             <w:r>
@@ -20574,7 +20566,7 @@
         </w:tc>
         <w:tc>
           <w:tcPr>
-            <w:tcW w:type="dxa" w:w="864"/>
+            <w:tcW w:type="dxa" w:w="1141"/>
           </w:tcPr>
           <w:p>
             <w:r>
@@ -20587,7 +20579,7 @@
         </w:tc>
         <w:tc>
           <w:tcPr>
-            <w:tcW w:type="dxa" w:w="864"/>
+            <w:tcW w:type="dxa" w:w="1141"/>
           </w:tcPr>
           <w:p>
             <w:r>
@@ -20600,7 +20592,7 @@
         </w:tc>
         <w:tc>
           <w:tcPr>
-            <w:tcW w:type="dxa" w:w="864"/>
+            <w:tcW w:type="dxa" w:w="1141"/>
           </w:tcPr>
           <w:p>
             <w:r>
@@ -20613,7 +20605,7 @@
         </w:tc>
         <w:tc>
           <w:tcPr>
-            <w:tcW w:type="dxa" w:w="864"/>
+            <w:tcW w:type="dxa" w:w="1141"/>
           </w:tcPr>
           <w:p>
             <w:r>
@@ -20626,7 +20618,7 @@
         </w:tc>
         <w:tc>
           <w:tcPr>
-            <w:tcW w:type="dxa" w:w="864"/>
+            <w:tcW w:type="dxa" w:w="1141"/>
           </w:tcPr>
           <w:p>
             <w:r>
@@ -20639,7 +20631,7 @@
         </w:tc>
         <w:tc>
           <w:tcPr>
-            <w:tcW w:type="dxa" w:w="864"/>
+            <w:tcW w:type="dxa" w:w="1141"/>
           </w:tcPr>
           <w:p>
             <w:r>
@@ -20652,7 +20644,7 @@
         </w:tc>
         <w:tc>
           <w:tcPr>
-            <w:tcW w:type="dxa" w:w="864"/>
+            <w:tcW w:type="dxa" w:w="1141"/>
           </w:tcPr>
           <w:p>
             <w:r>
@@ -20665,7 +20657,7 @@
         </w:tc>
         <w:tc>
           <w:tcPr>
-            <w:tcW w:type="dxa" w:w="864"/>
+            <w:tcW w:type="dxa" w:w="1141"/>
           </w:tcPr>
           <w:p>
             <w:r>
@@ -20678,7 +20670,7 @@
         </w:tc>
         <w:tc>
           <w:tcPr>
-            <w:tcW w:type="dxa" w:w="864"/>
+            <w:tcW w:type="dxa" w:w="1141"/>
           </w:tcPr>
           <w:p>
             <w:r>
@@ -20691,7 +20683,7 @@
         </w:tc>
         <w:tc>
           <w:tcPr>
-            <w:tcW w:type="dxa" w:w="864"/>
+            <w:tcW w:type="dxa" w:w="1141"/>
           </w:tcPr>
           <w:p>
             <w:r>
@@ -20704,7 +20696,7 @@
         </w:tc>
         <w:tc>
           <w:tcPr>
-            <w:tcW w:type="dxa" w:w="864"/>
+            <w:tcW w:type="dxa" w:w="1141"/>
           </w:tcPr>
           <w:p>
             <w:r>
@@ -20719,7 +20711,7 @@
       <w:tr>
         <w:tc>
           <w:tcPr>
-            <w:tcW w:type="dxa" w:w="864"/>
+            <w:tcW w:type="dxa" w:w="1141"/>
           </w:tcPr>
           <w:p>
             <w:r>
@@ -20732,7 +20724,7 @@
         </w:tc>
         <w:tc>
           <w:tcPr>
-            <w:tcW w:type="dxa" w:w="864"/>
+            <w:tcW w:type="dxa" w:w="1141"/>
           </w:tcPr>
           <w:p>
             <w:r>
@@ -20745,7 +20737,7 @@
         </w:tc>
         <w:tc>
           <w:tcPr>
-            <w:tcW w:type="dxa" w:w="864"/>
+            <w:tcW w:type="dxa" w:w="1141"/>
           </w:tcPr>
           <w:p>
             <w:r>
@@ -20758,7 +20750,7 @@
         </w:tc>
         <w:tc>
           <w:tcPr>
-            <w:tcW w:type="dxa" w:w="864"/>
+            <w:tcW w:type="dxa" w:w="1141"/>
           </w:tcPr>
           <w:p>
             <w:r>
@@ -20771,7 +20763,7 @@
         </w:tc>
         <w:tc>
           <w:tcPr>
-            <w:tcW w:type="dxa" w:w="864"/>
+            <w:tcW w:type="dxa" w:w="1141"/>
           </w:tcPr>
           <w:p>
             <w:r>
@@ -20784,7 +20776,7 @@
         </w:tc>
         <w:tc>
           <w:tcPr>
-            <w:tcW w:type="dxa" w:w="864"/>
+            <w:tcW w:type="dxa" w:w="1141"/>
           </w:tcPr>
           <w:p>
             <w:r>
@@ -20797,7 +20789,7 @@
         </w:tc>
         <w:tc>
           <w:tcPr>
-            <w:tcW w:type="dxa" w:w="864"/>
+            <w:tcW w:type="dxa" w:w="1141"/>
           </w:tcPr>
           <w:p>
             <w:r>
@@ -20810,7 +20802,7 @@
         </w:tc>
         <w:tc>
           <w:tcPr>
-            <w:tcW w:type="dxa" w:w="864"/>
+            <w:tcW w:type="dxa" w:w="1141"/>
           </w:tcPr>
           <w:p>
             <w:r>
@@ -20823,7 +20815,7 @@
         </w:tc>
         <w:tc>
           <w:tcPr>
-            <w:tcW w:type="dxa" w:w="864"/>
+            <w:tcW w:type="dxa" w:w="1141"/>
           </w:tcPr>
           <w:p>
             <w:r>
@@ -20836,7 +20828,7 @@
         </w:tc>
         <w:tc>
           <w:tcPr>
-            <w:tcW w:type="dxa" w:w="864"/>
+            <w:tcW w:type="dxa" w:w="1141"/>
           </w:tcPr>
           <w:p>
             <w:r>
@@ -20849,7 +20841,7 @@
         </w:tc>
         <w:tc>
           <w:tcPr>
-            <w:tcW w:type="dxa" w:w="864"/>
+            <w:tcW w:type="dxa" w:w="1141"/>
           </w:tcPr>
           <w:p>
             <w:r>
@@ -20862,7 +20854,7 @@
         </w:tc>
         <w:tc>
           <w:tcPr>
-            <w:tcW w:type="dxa" w:w="864"/>
+            <w:tcW w:type="dxa" w:w="1141"/>
           </w:tcPr>
           <w:p>
             <w:r>
@@ -20875,7 +20867,7 @@
         </w:tc>
         <w:tc>
           <w:tcPr>
-            <w:tcW w:type="dxa" w:w="864"/>
+            <w:tcW w:type="dxa" w:w="1141"/>
           </w:tcPr>
           <w:p>
             <w:r>
@@ -20890,7 +20882,7 @@
       <w:tr>
         <w:tc>
           <w:tcPr>
-            <w:tcW w:type="dxa" w:w="864"/>
+            <w:tcW w:type="dxa" w:w="1141"/>
           </w:tcPr>
           <w:p>
             <w:r>
@@ -20903,7 +20895,7 @@
         </w:tc>
         <w:tc>
           <w:tcPr>
-            <w:tcW w:type="dxa" w:w="864"/>
+            <w:tcW w:type="dxa" w:w="1141"/>
           </w:tcPr>
           <w:p>
             <w:r>
@@ -20916,7 +20908,7 @@
         </w:tc>
         <w:tc>
           <w:tcPr>
-            <w:tcW w:type="dxa" w:w="864"/>
+            <w:tcW w:type="dxa" w:w="1141"/>
           </w:tcPr>
           <w:p>
             <w:r>
@@ -20929,7 +20921,7 @@
         </w:tc>
         <w:tc>
           <w:tcPr>
-            <w:tcW w:type="dxa" w:w="864"/>
+            <w:tcW w:type="dxa" w:w="1141"/>
           </w:tcPr>
           <w:p>
             <w:r>
@@ -20942,7 +20934,7 @@
         </w:tc>
         <w:tc>
           <w:tcPr>
-            <w:tcW w:type="dxa" w:w="864"/>
+            <w:tcW w:type="dxa" w:w="1141"/>
           </w:tcPr>
           <w:p>
             <w:r>
@@ -20955,7 +20947,7 @@
         </w:tc>
         <w:tc>
           <w:tcPr>
-            <w:tcW w:type="dxa" w:w="864"/>
+            <w:tcW w:type="dxa" w:w="1141"/>
           </w:tcPr>
           <w:p>
             <w:r>
@@ -20968,7 +20960,7 @@
         </w:tc>
         <w:tc>
           <w:tcPr>
-            <w:tcW w:type="dxa" w:w="864"/>
+            <w:tcW w:type="dxa" w:w="1141"/>
           </w:tcPr>
           <w:p>
             <w:r>
@@ -20981,7 +20973,7 @@
         </w:tc>
         <w:tc>
           <w:tcPr>
-            <w:tcW w:type="dxa" w:w="864"/>
+            <w:tcW w:type="dxa" w:w="1141"/>
           </w:tcPr>
           <w:p>
             <w:r>
@@ -20994,7 +20986,7 @@
         </w:tc>
         <w:tc>
           <w:tcPr>
-            <w:tcW w:type="dxa" w:w="864"/>
+            <w:tcW w:type="dxa" w:w="1141"/>
           </w:tcPr>
           <w:p>
             <w:r>
@@ -21007,7 +20999,7 @@
         </w:tc>
         <w:tc>
           <w:tcPr>
-            <w:tcW w:type="dxa" w:w="864"/>
+            <w:tcW w:type="dxa" w:w="1141"/>
           </w:tcPr>
           <w:p>
             <w:r>
@@ -21020,7 +21012,7 @@
         </w:tc>
         <w:tc>
           <w:tcPr>
-            <w:tcW w:type="dxa" w:w="864"/>
+            <w:tcW w:type="dxa" w:w="1141"/>
           </w:tcPr>
           <w:p>
             <w:r>
@@ -21033,7 +21025,7 @@
         </w:tc>
         <w:tc>
           <w:tcPr>
-            <w:tcW w:type="dxa" w:w="864"/>
+            <w:tcW w:type="dxa" w:w="1141"/>
           </w:tcPr>
           <w:p>
             <w:r>
@@ -21046,7 +21038,7 @@
         </w:tc>
         <w:tc>
           <w:tcPr>
-            <w:tcW w:type="dxa" w:w="864"/>
+            <w:tcW w:type="dxa" w:w="1141"/>
           </w:tcPr>
           <w:p>
             <w:r>
@@ -21061,7 +21053,7 @@
       <w:tr>
         <w:tc>
           <w:tcPr>
-            <w:tcW w:type="dxa" w:w="864"/>
+            <w:tcW w:type="dxa" w:w="1141"/>
           </w:tcPr>
           <w:p>
             <w:r>
@@ -21074,7 +21066,7 @@
         </w:tc>
         <w:tc>
           <w:tcPr>
-            <w:tcW w:type="dxa" w:w="864"/>
+            <w:tcW w:type="dxa" w:w="1141"/>
           </w:tcPr>
           <w:p>
             <w:r>
@@ -21087,7 +21079,7 @@
         </w:tc>
         <w:tc>
           <w:tcPr>
-            <w:tcW w:type="dxa" w:w="864"/>
+            <w:tcW w:type="dxa" w:w="1141"/>
           </w:tcPr>
           <w:p>
             <w:r>
@@ -21100,7 +21092,7 @@
         </w:tc>
         <w:tc>
           <w:tcPr>
-            <w:tcW w:type="dxa" w:w="864"/>
+            <w:tcW w:type="dxa" w:w="1141"/>
           </w:tcPr>
           <w:p>
             <w:r>
@@ -21113,7 +21105,7 @@
         </w:tc>
         <w:tc>
           <w:tcPr>
-            <w:tcW w:type="dxa" w:w="864"/>
+            <w:tcW w:type="dxa" w:w="1141"/>
           </w:tcPr>
           <w:p>
             <w:r>
@@ -21126,7 +21118,7 @@
         </w:tc>
         <w:tc>
           <w:tcPr>
-            <w:tcW w:type="dxa" w:w="864"/>
+            <w:tcW w:type="dxa" w:w="1141"/>
           </w:tcPr>
           <w:p>
             <w:r>
@@ -21139,7 +21131,7 @@
         </w:tc>
         <w:tc>
           <w:tcPr>
-            <w:tcW w:type="dxa" w:w="864"/>
+            <w:tcW w:type="dxa" w:w="1141"/>
           </w:tcPr>
           <w:p>
             <w:r>
@@ -21152,7 +21144,7 @@
         </w:tc>
         <w:tc>
           <w:tcPr>
-            <w:tcW w:type="dxa" w:w="864"/>
+            <w:tcW w:type="dxa" w:w="1141"/>
           </w:tcPr>
           <w:p>
             <w:r>
@@ -21165,7 +21157,7 @@
         </w:tc>
         <w:tc>
           <w:tcPr>
-            <w:tcW w:type="dxa" w:w="864"/>
+            <w:tcW w:type="dxa" w:w="1141"/>
           </w:tcPr>
           <w:p>
             <w:r>
@@ -21178,7 +21170,7 @@
         </w:tc>
         <w:tc>
           <w:tcPr>
-            <w:tcW w:type="dxa" w:w="864"/>
+            <w:tcW w:type="dxa" w:w="1141"/>
           </w:tcPr>
           <w:p>
             <w:r>
@@ -21191,7 +21183,7 @@
         </w:tc>
         <w:tc>
           <w:tcPr>
-            <w:tcW w:type="dxa" w:w="864"/>
+            <w:tcW w:type="dxa" w:w="1141"/>
           </w:tcPr>
           <w:p>
             <w:r>
@@ -21204,7 +21196,7 @@
         </w:tc>
         <w:tc>
           <w:tcPr>
-            <w:tcW w:type="dxa" w:w="864"/>
+            <w:tcW w:type="dxa" w:w="1141"/>
           </w:tcPr>
           <w:p>
             <w:r>
@@ -21217,7 +21209,7 @@
         </w:tc>
         <w:tc>
           <w:tcPr>
-            <w:tcW w:type="dxa" w:w="864"/>
+            <w:tcW w:type="dxa" w:w="1141"/>
           </w:tcPr>
           <w:p>
             <w:r>
@@ -21232,7 +21224,7 @@
       <w:tr>
         <w:tc>
           <w:tcPr>
-            <w:tcW w:type="dxa" w:w="864"/>
+            <w:tcW w:type="dxa" w:w="1141"/>
           </w:tcPr>
           <w:p>
             <w:r>
@@ -21245,7 +21237,7 @@
         </w:tc>
         <w:tc>
           <w:tcPr>
-            <w:tcW w:type="dxa" w:w="864"/>
+            <w:tcW w:type="dxa" w:w="1141"/>
           </w:tcPr>
           <w:p>
             <w:r>
@@ -21258,7 +21250,7 @@
         </w:tc>
         <w:tc>
           <w:tcPr>
-            <w:tcW w:type="dxa" w:w="864"/>
+            <w:tcW w:type="dxa" w:w="1141"/>
           </w:tcPr>
           <w:p>
             <w:r>
@@ -21271,7 +21263,7 @@
         </w:tc>
         <w:tc>
           <w:tcPr>
-            <w:tcW w:type="dxa" w:w="864"/>
+            <w:tcW w:type="dxa" w:w="1141"/>
           </w:tcPr>
           <w:p>
             <w:r>
@@ -21284,7 +21276,7 @@
         </w:tc>
         <w:tc>
           <w:tcPr>
-            <w:tcW w:type="dxa" w:w="864"/>
+            <w:tcW w:type="dxa" w:w="1141"/>
           </w:tcPr>
           <w:p>
             <w:r>
@@ -21297,7 +21289,7 @@
         </w:tc>
         <w:tc>
           <w:tcPr>
-            <w:tcW w:type="dxa" w:w="864"/>
+            <w:tcW w:type="dxa" w:w="1141"/>
           </w:tcPr>
           <w:p>
             <w:r>
@@ -21310,7 +21302,7 @@
         </w:tc>
         <w:tc>
           <w:tcPr>
-            <w:tcW w:type="dxa" w:w="864"/>
+            <w:tcW w:type="dxa" w:w="1141"/>
           </w:tcPr>
           <w:p>
             <w:r>
@@ -21323,7 +21315,7 @@
         </w:tc>
         <w:tc>
           <w:tcPr>
-            <w:tcW w:type="dxa" w:w="864"/>
+            <w:tcW w:type="dxa" w:w="1141"/>
           </w:tcPr>
           <w:p>
             <w:r>
@@ -21336,7 +21328,7 @@
         </w:tc>
         <w:tc>
           <w:tcPr>
-            <w:tcW w:type="dxa" w:w="864"/>
+            <w:tcW w:type="dxa" w:w="1141"/>
           </w:tcPr>
           <w:p>
             <w:r>
@@ -21349,7 +21341,7 @@
         </w:tc>
         <w:tc>
           <w:tcPr>
-            <w:tcW w:type="dxa" w:w="864"/>
+            <w:tcW w:type="dxa" w:w="1141"/>
           </w:tcPr>
           <w:p>
             <w:r>
@@ -21362,7 +21354,7 @@
         </w:tc>
         <w:tc>
           <w:tcPr>
-            <w:tcW w:type="dxa" w:w="864"/>
+            <w:tcW w:type="dxa" w:w="1141"/>
           </w:tcPr>
           <w:p>
             <w:r>
@@ -21375,7 +21367,7 @@
         </w:tc>
         <w:tc>
           <w:tcPr>
-            <w:tcW w:type="dxa" w:w="864"/>
+            <w:tcW w:type="dxa" w:w="1141"/>
           </w:tcPr>
           <w:p>
             <w:r>
@@ -21388,7 +21380,7 @@
         </w:tc>
         <w:tc>
           <w:tcPr>
-            <w:tcW w:type="dxa" w:w="864"/>
+            <w:tcW w:type="dxa" w:w="1141"/>
           </w:tcPr>
           <w:p>
             <w:r>
@@ -21403,7 +21395,7 @@
       <w:tr>
         <w:tc>
           <w:tcPr>
-            <w:tcW w:type="dxa" w:w="864"/>
+            <w:tcW w:type="dxa" w:w="1141"/>
           </w:tcPr>
           <w:p>
             <w:r>
@@ -21416,7 +21408,7 @@
         </w:tc>
         <w:tc>
           <w:tcPr>
-            <w:tcW w:type="dxa" w:w="864"/>
+            <w:tcW w:type="dxa" w:w="1141"/>
           </w:tcPr>
           <w:p>
             <w:r>
@@ -21429,7 +21421,7 @@
         </w:tc>
         <w:tc>
           <w:tcPr>
-            <w:tcW w:type="dxa" w:w="864"/>
+            <w:tcW w:type="dxa" w:w="1141"/>
           </w:tcPr>
           <w:p>
             <w:r>
@@ -21442,7 +21434,7 @@
         </w:tc>
         <w:tc>
           <w:tcPr>
-            <w:tcW w:type="dxa" w:w="864"/>
+            <w:tcW w:type="dxa" w:w="1141"/>
           </w:tcPr>
           <w:p>
             <w:r>
@@ -21455,7 +21447,7 @@
         </w:tc>
         <w:tc>
           <w:tcPr>
-            <w:tcW w:type="dxa" w:w="864"/>
+            <w:tcW w:type="dxa" w:w="1141"/>
           </w:tcPr>
           <w:p>
             <w:r>
@@ -21468,7 +21460,7 @@
         </w:tc>
         <w:tc>
           <w:tcPr>
-            <w:tcW w:type="dxa" w:w="864"/>
+            <w:tcW w:type="dxa" w:w="1141"/>
           </w:tcPr>
           <w:p>
             <w:r>
@@ -21481,7 +21473,7 @@
         </w:tc>
         <w:tc>
           <w:tcPr>
-            <w:tcW w:type="dxa" w:w="864"/>
+            <w:tcW w:type="dxa" w:w="1141"/>
           </w:tcPr>
           <w:p>
             <w:r>
@@ -21494,7 +21486,7 @@
         </w:tc>
         <w:tc>
           <w:tcPr>
-            <w:tcW w:type="dxa" w:w="864"/>
+            <w:tcW w:type="dxa" w:w="1141"/>
           </w:tcPr>
           <w:p>
             <w:r>
@@ -21507,7 +21499,7 @@
         </w:tc>
         <w:tc>
           <w:tcPr>
-            <w:tcW w:type="dxa" w:w="864"/>
+            <w:tcW w:type="dxa" w:w="1141"/>
           </w:tcPr>
           <w:p>
             <w:r>
@@ -21520,7 +21512,7 @@
         </w:tc>
         <w:tc>
           <w:tcPr>
-            <w:tcW w:type="dxa" w:w="864"/>
+            <w:tcW w:type="dxa" w:w="1141"/>
           </w:tcPr>
           <w:p>
             <w:r>
@@ -21533,7 +21525,7 @@
         </w:tc>
         <w:tc>
           <w:tcPr>
-            <w:tcW w:type="dxa" w:w="864"/>
+            <w:tcW w:type="dxa" w:w="1141"/>
           </w:tcPr>
           <w:p>
             <w:r>
@@ -21546,7 +21538,7 @@
         </w:tc>
         <w:tc>
           <w:tcPr>
-            <w:tcW w:type="dxa" w:w="864"/>
+            <w:tcW w:type="dxa" w:w="1141"/>
           </w:tcPr>
           <w:p>
             <w:r>
@@ -21559,7 +21551,7 @@
         </w:tc>
         <w:tc>
           <w:tcPr>
-            <w:tcW w:type="dxa" w:w="864"/>
+            <w:tcW w:type="dxa" w:w="1141"/>
           </w:tcPr>
           <w:p>
             <w:r>
@@ -21574,7 +21566,7 @@
       <w:tr>
         <w:tc>
           <w:tcPr>
-            <w:tcW w:type="dxa" w:w="864"/>
+            <w:tcW w:type="dxa" w:w="1141"/>
           </w:tcPr>
           <w:p>
             <w:r>
@@ -21587,7 +21579,7 @@
         </w:tc>
         <w:tc>
           <w:tcPr>
-            <w:tcW w:type="dxa" w:w="864"/>
+            <w:tcW w:type="dxa" w:w="1141"/>
           </w:tcPr>
           <w:p>
             <w:r>
@@ -21600,7 +21592,7 @@
         </w:tc>
         <w:tc>
           <w:tcPr>
-            <w:tcW w:type="dxa" w:w="864"/>
+            <w:tcW w:type="dxa" w:w="1141"/>
           </w:tcPr>
           <w:p>
             <w:r>
@@ -21613,7 +21605,7 @@
         </w:tc>
         <w:tc>
           <w:tcPr>
-            <w:tcW w:type="dxa" w:w="864"/>
+            <w:tcW w:type="dxa" w:w="1141"/>
           </w:tcPr>
           <w:p>
             <w:r>
@@ -21626,7 +21618,7 @@
         </w:tc>
         <w:tc>
           <w:tcPr>
-            <w:tcW w:type="dxa" w:w="864"/>
+            <w:tcW w:type="dxa" w:w="1141"/>
           </w:tcPr>
           <w:p>
             <w:r>
@@ -21639,7 +21631,7 @@
         </w:tc>
         <w:tc>
           <w:tcPr>
-            <w:tcW w:type="dxa" w:w="864"/>
+            <w:tcW w:type="dxa" w:w="1141"/>
           </w:tcPr>
           <w:p>
             <w:r>
@@ -21652,7 +21644,7 @@
         </w:tc>
         <w:tc>
           <w:tcPr>
-            <w:tcW w:type="dxa" w:w="864"/>
+            <w:tcW w:type="dxa" w:w="1141"/>
           </w:tcPr>
           <w:p>
             <w:r>
@@ -21665,7 +21657,7 @@
         </w:tc>
         <w:tc>
           <w:tcPr>
-            <w:tcW w:type="dxa" w:w="864"/>
+            <w:tcW w:type="dxa" w:w="1141"/>
           </w:tcPr>
           <w:p>
             <w:r>
@@ -21678,7 +21670,7 @@
         </w:tc>
         <w:tc>
           <w:tcPr>
-            <w:tcW w:type="dxa" w:w="864"/>
+            <w:tcW w:type="dxa" w:w="1141"/>
           </w:tcPr>
           <w:p>
             <w:r>
@@ -21691,7 +21683,7 @@
         </w:tc>
         <w:tc>
           <w:tcPr>
-            <w:tcW w:type="dxa" w:w="864"/>
+            <w:tcW w:type="dxa" w:w="1141"/>
           </w:tcPr>
           <w:p>
             <w:r>
@@ -21704,7 +21696,7 @@
         </w:tc>
         <w:tc>
           <w:tcPr>
-            <w:tcW w:type="dxa" w:w="864"/>
+            <w:tcW w:type="dxa" w:w="1141"/>
           </w:tcPr>
           <w:p>
             <w:r>
@@ -21717,7 +21709,7 @@
         </w:tc>
         <w:tc>
           <w:tcPr>
-            <w:tcW w:type="dxa" w:w="864"/>
+            <w:tcW w:type="dxa" w:w="1141"/>
           </w:tcPr>
           <w:p>
             <w:r>
@@ -21730,7 +21722,7 @@
         </w:tc>
         <w:tc>
           <w:tcPr>
-            <w:tcW w:type="dxa" w:w="864"/>
+            <w:tcW w:type="dxa" w:w="1141"/>
           </w:tcPr>
           <w:p>
             <w:r>
@@ -21745,7 +21737,7 @@
       <w:tr>
         <w:tc>
           <w:tcPr>
-            <w:tcW w:type="dxa" w:w="864"/>
+            <w:tcW w:type="dxa" w:w="1141"/>
           </w:tcPr>
           <w:p>
             <w:r>
@@ -21758,7 +21750,7 @@
         </w:tc>
         <w:tc>
           <w:tcPr>
-            <w:tcW w:type="dxa" w:w="864"/>
+            <w:tcW w:type="dxa" w:w="1141"/>
           </w:tcPr>
           <w:p>
             <w:r>
@@ -21771,7 +21763,7 @@
         </w:tc>
         <w:tc>
           <w:tcPr>
-            <w:tcW w:type="dxa" w:w="864"/>
+            <w:tcW w:type="dxa" w:w="1141"/>
           </w:tcPr>
           <w:p>
             <w:r>
@@ -21784,7 +21776,7 @@
         </w:tc>
         <w:tc>
           <w:tcPr>
-            <w:tcW w:type="dxa" w:w="864"/>
+            <w:tcW w:type="dxa" w:w="1141"/>
           </w:tcPr>
           <w:p>
             <w:r>
@@ -21797,7 +21789,7 @@
         </w:tc>
         <w:tc>
           <w:tcPr>
-            <w:tcW w:type="dxa" w:w="864"/>
+            <w:tcW w:type="dxa" w:w="1141"/>
           </w:tcPr>
           <w:p>
             <w:r>
@@ -21810,7 +21802,7 @@
         </w:tc>
         <w:tc>
           <w:tcPr>
-            <w:tcW w:type="dxa" w:w="864"/>
+            <w:tcW w:type="dxa" w:w="1141"/>
           </w:tcPr>
           <w:p>
             <w:r>
@@ -21823,7 +21815,7 @@
         </w:tc>
         <w:tc>
           <w:tcPr>
-            <w:tcW w:type="dxa" w:w="864"/>
+            <w:tcW w:type="dxa" w:w="1141"/>
           </w:tcPr>
           <w:p>
             <w:r>
@@ -21836,7 +21828,7 @@
         </w:tc>
         <w:tc>
           <w:tcPr>
-            <w:tcW w:type="dxa" w:w="864"/>
+            <w:tcW w:type="dxa" w:w="1141"/>
           </w:tcPr>
           <w:p>
             <w:r>
@@ -21849,7 +21841,7 @@
         </w:tc>
         <w:tc>
           <w:tcPr>
-            <w:tcW w:type="dxa" w:w="864"/>
+            <w:tcW w:type="dxa" w:w="1141"/>
           </w:tcPr>
           <w:p>
             <w:r>
@@ -21862,7 +21854,7 @@
         </w:tc>
         <w:tc>
           <w:tcPr>
-            <w:tcW w:type="dxa" w:w="864"/>
+            <w:tcW w:type="dxa" w:w="1141"/>
           </w:tcPr>
           <w:p>
             <w:r>
@@ -21875,7 +21867,7 @@
         </w:tc>
         <w:tc>
           <w:tcPr>
-            <w:tcW w:type="dxa" w:w="864"/>
+            <w:tcW w:type="dxa" w:w="1141"/>
           </w:tcPr>
           <w:p>
             <w:r>
@@ -21888,7 +21880,7 @@
         </w:tc>
         <w:tc>
           <w:tcPr>
-            <w:tcW w:type="dxa" w:w="864"/>
+            <w:tcW w:type="dxa" w:w="1141"/>
           </w:tcPr>
           <w:p>
             <w:r>
@@ -21901,7 +21893,7 @@
         </w:tc>
         <w:tc>
           <w:tcPr>
-            <w:tcW w:type="dxa" w:w="864"/>
+            <w:tcW w:type="dxa" w:w="1141"/>
           </w:tcPr>
           <w:p>
             <w:r>
@@ -21916,7 +21908,7 @@
       <w:tr>
         <w:tc>
           <w:tcPr>
-            <w:tcW w:type="dxa" w:w="864"/>
+            <w:tcW w:type="dxa" w:w="1141"/>
           </w:tcPr>
           <w:p>
             <w:r>
@@ -21929,7 +21921,7 @@
         </w:tc>
         <w:tc>
           <w:tcPr>
-            <w:tcW w:type="dxa" w:w="864"/>
+            <w:tcW w:type="dxa" w:w="1141"/>
           </w:tcPr>
           <w:p>
             <w:r>
@@ -21942,7 +21934,7 @@
         </w:tc>
         <w:tc>
           <w:tcPr>
-            <w:tcW w:type="dxa" w:w="864"/>
+            <w:tcW w:type="dxa" w:w="1141"/>
           </w:tcPr>
           <w:p>
             <w:r>
@@ -21955,7 +21947,7 @@
         </w:tc>
         <w:tc>
           <w:tcPr>
-            <w:tcW w:type="dxa" w:w="864"/>
+            <w:tcW w:type="dxa" w:w="1141"/>
           </w:tcPr>
           <w:p>
             <w:r>
@@ -21968,7 +21960,7 @@
         </w:tc>
         <w:tc>
           <w:tcPr>
-            <w:tcW w:type="dxa" w:w="864"/>
+            <w:tcW w:type="dxa" w:w="1141"/>
           </w:tcPr>
           <w:p>
             <w:r>
@@ -21981,7 +21973,7 @@
         </w:tc>
         <w:tc>
           <w:tcPr>
-            <w:tcW w:type="dxa" w:w="864"/>
+            <w:tcW w:type="dxa" w:w="1141"/>
           </w:tcPr>
           <w:p>
             <w:r>
@@ -21994,7 +21986,7 @@
         </w:tc>
         <w:tc>
           <w:tcPr>
-            <w:tcW w:type="dxa" w:w="864"/>
+            <w:tcW w:type="dxa" w:w="1141"/>
           </w:tcPr>
           <w:p>
             <w:r>
@@ -22007,7 +21999,7 @@
         </w:tc>
         <w:tc>
           <w:tcPr>
-            <w:tcW w:type="dxa" w:w="864"/>
+            <w:tcW w:type="dxa" w:w="1141"/>
           </w:tcPr>
           <w:p>
             <w:r>
@@ -22020,7 +22012,7 @@
         </w:tc>
         <w:tc>
           <w:tcPr>
-            <w:tcW w:type="dxa" w:w="864"/>
+            <w:tcW w:type="dxa" w:w="1141"/>
           </w:tcPr>
           <w:p>
             <w:r>
@@ -22033,7 +22025,7 @@
         </w:tc>
         <w:tc>
           <w:tcPr>
-            <w:tcW w:type="dxa" w:w="864"/>
+            <w:tcW w:type="dxa" w:w="1141"/>
           </w:tcPr>
           <w:p>
             <w:r>
@@ -22046,7 +22038,7 @@
         </w:tc>
         <w:tc>
           <w:tcPr>
-            <w:tcW w:type="dxa" w:w="864"/>
+            <w:tcW w:type="dxa" w:w="1141"/>
           </w:tcPr>
           <w:p>
             <w:r>
@@ -22059,7 +22051,7 @@
         </w:tc>
         <w:tc>
           <w:tcPr>
-            <w:tcW w:type="dxa" w:w="864"/>
+            <w:tcW w:type="dxa" w:w="1141"/>
           </w:tcPr>
           <w:p>
             <w:r>
@@ -22072,7 +22064,7 @@
         </w:tc>
         <w:tc>
           <w:tcPr>
-            <w:tcW w:type="dxa" w:w="864"/>
+            <w:tcW w:type="dxa" w:w="1141"/>
           </w:tcPr>
           <w:p>
             <w:r>
@@ -22087,7 +22079,7 @@
       <w:tr>
         <w:tc>
           <w:tcPr>
-            <w:tcW w:type="dxa" w:w="864"/>
+            <w:tcW w:type="dxa" w:w="1141"/>
           </w:tcPr>
           <w:p>
             <w:r>
@@ -22100,7 +22092,7 @@
         </w:tc>
         <w:tc>
           <w:tcPr>
-            <w:tcW w:type="dxa" w:w="864"/>
+            <w:tcW w:type="dxa" w:w="1141"/>
           </w:tcPr>
           <w:p>
             <w:r>
@@ -22113,7 +22105,7 @@
         </w:tc>
         <w:tc>
           <w:tcPr>
-            <w:tcW w:type="dxa" w:w="864"/>
+            <w:tcW w:type="dxa" w:w="1141"/>
           </w:tcPr>
           <w:p>
             <w:r>
@@ -22126,7 +22118,7 @@
         </w:tc>
         <w:tc>
           <w:tcPr>
-            <w:tcW w:type="dxa" w:w="864"/>
+            <w:tcW w:type="dxa" w:w="1141"/>
           </w:tcPr>
           <w:p>
             <w:r>
@@ -22139,7 +22131,7 @@
         </w:tc>
         <w:tc>
           <w:tcPr>
-            <w:tcW w:type="dxa" w:w="864"/>
+            <w:tcW w:type="dxa" w:w="1141"/>
           </w:tcPr>
           <w:p>
             <w:r>
@@ -22152,7 +22144,7 @@
         </w:tc>
         <w:tc>
           <w:tcPr>
-            <w:tcW w:type="dxa" w:w="864"/>
+            <w:tcW w:type="dxa" w:w="1141"/>
           </w:tcPr>
           <w:p>
             <w:r>
@@ -22165,7 +22157,7 @@
         </w:tc>
         <w:tc>
           <w:tcPr>
-            <w:tcW w:type="dxa" w:w="864"/>
+            <w:tcW w:type="dxa" w:w="1141"/>
           </w:tcPr>
           <w:p>
             <w:r>
@@ -22178,7 +22170,7 @@
         </w:tc>
         <w:tc>
           <w:tcPr>
-            <w:tcW w:type="dxa" w:w="864"/>
+            <w:tcW w:type="dxa" w:w="1141"/>
           </w:tcPr>
           <w:p>
             <w:r>
@@ -22191,7 +22183,7 @@
         </w:tc>
         <w:tc>
           <w:tcPr>
-            <w:tcW w:type="dxa" w:w="864"/>
+            <w:tcW w:type="dxa" w:w="1141"/>
           </w:tcPr>
           <w:p>
             <w:r>
@@ -22204,7 +22196,7 @@
         </w:tc>
         <w:tc>
           <w:tcPr>
-            <w:tcW w:type="dxa" w:w="864"/>
+            <w:tcW w:type="dxa" w:w="1141"/>
           </w:tcPr>
           <w:p>
             <w:r>
@@ -22217,7 +22209,7 @@
         </w:tc>
         <w:tc>
           <w:tcPr>
-            <w:tcW w:type="dxa" w:w="864"/>
+            <w:tcW w:type="dxa" w:w="1141"/>
           </w:tcPr>
           <w:p>
             <w:r>
@@ -22230,7 +22222,7 @@
         </w:tc>
         <w:tc>
           <w:tcPr>
-            <w:tcW w:type="dxa" w:w="864"/>
+            <w:tcW w:type="dxa" w:w="1141"/>
           </w:tcPr>
           <w:p>
             <w:r>
@@ -22243,7 +22235,7 @@
         </w:tc>
         <w:tc>
           <w:tcPr>
-            <w:tcW w:type="dxa" w:w="864"/>
+            <w:tcW w:type="dxa" w:w="1141"/>
           </w:tcPr>
           <w:p>
             <w:r>
@@ -22258,7 +22250,7 @@
       <w:tr>
         <w:tc>
           <w:tcPr>
-            <w:tcW w:type="dxa" w:w="864"/>
+            <w:tcW w:type="dxa" w:w="1141"/>
           </w:tcPr>
           <w:p>
             <w:r>
@@ -22271,7 +22263,7 @@
         </w:tc>
         <w:tc>
           <w:tcPr>
-            <w:tcW w:type="dxa" w:w="864"/>
+            <w:tcW w:type="dxa" w:w="1141"/>
           </w:tcPr>
           <w:p>
             <w:r>
@@ -22284,7 +22276,7 @@
         </w:tc>
         <w:tc>
           <w:tcPr>
-            <w:tcW w:type="dxa" w:w="864"/>
+            <w:tcW w:type="dxa" w:w="1141"/>
           </w:tcPr>
           <w:p>
             <w:r>
@@ -22297,7 +22289,7 @@
         </w:tc>
         <w:tc>
           <w:tcPr>
-            <w:tcW w:type="dxa" w:w="864"/>
+            <w:tcW w:type="dxa" w:w="1141"/>
           </w:tcPr>
           <w:p>
             <w:r>
@@ -22310,7 +22302,7 @@
         </w:tc>
         <w:tc>
           <w:tcPr>
-            <w:tcW w:type="dxa" w:w="864"/>
+            <w:tcW w:type="dxa" w:w="1141"/>
           </w:tcPr>
           <w:p>
             <w:r>
@@ -22323,7 +22315,7 @@
         </w:tc>
         <w:tc>
           <w:tcPr>
-            <w:tcW w:type="dxa" w:w="864"/>
+            <w:tcW w:type="dxa" w:w="1141"/>
           </w:tcPr>
           <w:p>
             <w:r>
@@ -22336,7 +22328,7 @@
         </w:tc>
         <w:tc>
           <w:tcPr>
-            <w:tcW w:type="dxa" w:w="864"/>
+            <w:tcW w:type="dxa" w:w="1141"/>
           </w:tcPr>
           <w:p>
             <w:r>
@@ -22349,7 +22341,7 @@
         </w:tc>
         <w:tc>
           <w:tcPr>
-            <w:tcW w:type="dxa" w:w="864"/>
+            <w:tcW w:type="dxa" w:w="1141"/>
           </w:tcPr>
           <w:p>
             <w:r>
@@ -22362,7 +22354,7 @@
         </w:tc>
         <w:tc>
           <w:tcPr>
-            <w:tcW w:type="dxa" w:w="864"/>
+            <w:tcW w:type="dxa" w:w="1141"/>
           </w:tcPr>
           <w:p>
             <w:r>
@@ -22375,7 +22367,7 @@
         </w:tc>
         <w:tc>
           <w:tcPr>
-            <w:tcW w:type="dxa" w:w="864"/>
+            <w:tcW w:type="dxa" w:w="1141"/>
           </w:tcPr>
           <w:p>
             <w:r>
@@ -22388,7 +22380,7 @@
         </w:tc>
         <w:tc>
           <w:tcPr>
-            <w:tcW w:type="dxa" w:w="864"/>
+            <w:tcW w:type="dxa" w:w="1141"/>
           </w:tcPr>
           <w:p>
             <w:r>
@@ -22401,7 +22393,7 @@
         </w:tc>
         <w:tc>
           <w:tcPr>
-            <w:tcW w:type="dxa" w:w="864"/>
+            <w:tcW w:type="dxa" w:w="1141"/>
           </w:tcPr>
           <w:p>
             <w:r>
@@ -22414,7 +22406,7 @@
         </w:tc>
         <w:tc>
           <w:tcPr>
-            <w:tcW w:type="dxa" w:w="864"/>
+            <w:tcW w:type="dxa" w:w="1141"/>
           </w:tcPr>
           <w:p>
             <w:r>
@@ -22429,7 +22421,7 @@
       <w:tr>
         <w:tc>
           <w:tcPr>
-            <w:tcW w:type="dxa" w:w="864"/>
+            <w:tcW w:type="dxa" w:w="1141"/>
           </w:tcPr>
           <w:p>
             <w:r>
@@ -22442,7 +22434,7 @@
         </w:tc>
         <w:tc>
           <w:tcPr>
-            <w:tcW w:type="dxa" w:w="864"/>
+            <w:tcW w:type="dxa" w:w="1141"/>
           </w:tcPr>
           <w:p>
             <w:r>
@@ -22455,7 +22447,7 @@
         </w:tc>
         <w:tc>
           <w:tcPr>
-            <w:tcW w:type="dxa" w:w="864"/>
+            <w:tcW w:type="dxa" w:w="1141"/>
           </w:tcPr>
           <w:p>
             <w:r>
@@ -22468,7 +22460,7 @@
         </w:tc>
         <w:tc>
           <w:tcPr>
-            <w:tcW w:type="dxa" w:w="864"/>
+            <w:tcW w:type="dxa" w:w="1141"/>
           </w:tcPr>
           <w:p>
             <w:r>
@@ -22481,7 +22473,7 @@
         </w:tc>
         <w:tc>
           <w:tcPr>
-            <w:tcW w:type="dxa" w:w="864"/>
+            <w:tcW w:type="dxa" w:w="1141"/>
           </w:tcPr>
           <w:p>
             <w:r>
@@ -22494,7 +22486,7 @@
         </w:tc>
         <w:tc>
           <w:tcPr>
-            <w:tcW w:type="dxa" w:w="864"/>
+            <w:tcW w:type="dxa" w:w="1141"/>
           </w:tcPr>
           <w:p>
             <w:r>
@@ -22507,7 +22499,7 @@
         </w:tc>
         <w:tc>
           <w:tcPr>
-            <w:tcW w:type="dxa" w:w="864"/>
+            <w:tcW w:type="dxa" w:w="1141"/>
           </w:tcPr>
           <w:p>
             <w:r>
@@ -22520,7 +22512,7 @@
         </w:tc>
         <w:tc>
           <w:tcPr>
-            <w:tcW w:type="dxa" w:w="864"/>
+            <w:tcW w:type="dxa" w:w="1141"/>
           </w:tcPr>
           <w:p>
             <w:r>
@@ -22533,7 +22525,7 @@
         </w:tc>
         <w:tc>
           <w:tcPr>
-            <w:tcW w:type="dxa" w:w="864"/>
+            <w:tcW w:type="dxa" w:w="1141"/>
           </w:tcPr>
           <w:p>
             <w:r>
@@ -22546,7 +22538,7 @@
         </w:tc>
         <w:tc>
           <w:tcPr>
-            <w:tcW w:type="dxa" w:w="864"/>
+            <w:tcW w:type="dxa" w:w="1141"/>
           </w:tcPr>
           <w:p>
             <w:r>
@@ -22559,7 +22551,7 @@
         </w:tc>
         <w:tc>
           <w:tcPr>
-            <w:tcW w:type="dxa" w:w="864"/>
+            <w:tcW w:type="dxa" w:w="1141"/>
           </w:tcPr>
           <w:p>
             <w:r>
@@ -22572,7 +22564,7 @@
         </w:tc>
         <w:tc>
           <w:tcPr>
-            <w:tcW w:type="dxa" w:w="864"/>
+            <w:tcW w:type="dxa" w:w="1141"/>
           </w:tcPr>
           <w:p>
             <w:r>
@@ -22585,7 +22577,7 @@
         </w:tc>
         <w:tc>
           <w:tcPr>
-            <w:tcW w:type="dxa" w:w="864"/>
+            <w:tcW w:type="dxa" w:w="1141"/>
           </w:tcPr>
           <w:p>
             <w:r>
@@ -22600,7 +22592,7 @@
       <w:tr>
         <w:tc>
           <w:tcPr>
-            <w:tcW w:type="dxa" w:w="864"/>
+            <w:tcW w:type="dxa" w:w="1141"/>
           </w:tcPr>
           <w:p>
             <w:r>
@@ -22613,7 +22605,7 @@
         </w:tc>
         <w:tc>
           <w:tcPr>
-            <w:tcW w:type="dxa" w:w="864"/>
+            <w:tcW w:type="dxa" w:w="1141"/>
           </w:tcPr>
           <w:p>
             <w:r>
@@ -22626,7 +22618,7 @@
         </w:tc>
         <w:tc>
           <w:tcPr>
-            <w:tcW w:type="dxa" w:w="864"/>
+            <w:tcW w:type="dxa" w:w="1141"/>
           </w:tcPr>
           <w:p>
             <w:r>
@@ -22639,7 +22631,7 @@
         </w:tc>
         <w:tc>
           <w:tcPr>
-            <w:tcW w:type="dxa" w:w="864"/>
+            <w:tcW w:type="dxa" w:w="1141"/>
           </w:tcPr>
           <w:p>
             <w:r>
@@ -22652,7 +22644,7 @@
         </w:tc>
         <w:tc>
           <w:tcPr>
-            <w:tcW w:type="dxa" w:w="864"/>
+            <w:tcW w:type="dxa" w:w="1141"/>
           </w:tcPr>
           <w:p>
             <w:r>
@@ -22665,7 +22657,7 @@
         </w:tc>
         <w:tc>
           <w:tcPr>
-            <w:tcW w:type="dxa" w:w="864"/>
+            <w:tcW w:type="dxa" w:w="1141"/>
           </w:tcPr>
           <w:p>
             <w:r>
@@ -22678,7 +22670,7 @@
         </w:tc>
         <w:tc>
           <w:tcPr>
-            <w:tcW w:type="dxa" w:w="864"/>
+            <w:tcW w:type="dxa" w:w="1141"/>
           </w:tcPr>
           <w:p>
             <w:r>
@@ -22691,7 +22683,7 @@
         </w:tc>
         <w:tc>
           <w:tcPr>
-            <w:tcW w:type="dxa" w:w="864"/>
+            <w:tcW w:type="dxa" w:w="1141"/>
           </w:tcPr>
           <w:p>
             <w:r>
@@ -22704,7 +22696,7 @@
         </w:tc>
         <w:tc>
           <w:tcPr>
-            <w:tcW w:type="dxa" w:w="864"/>
+            <w:tcW w:type="dxa" w:w="1141"/>
           </w:tcPr>
           <w:p>
             <w:r>
@@ -22717,7 +22709,7 @@
         </w:tc>
         <w:tc>
           <w:tcPr>
-            <w:tcW w:type="dxa" w:w="864"/>
+            <w:tcW w:type="dxa" w:w="1141"/>
           </w:tcPr>
           <w:p>
             <w:r>
@@ -22730,7 +22722,7 @@
         </w:tc>
         <w:tc>
           <w:tcPr>
-            <w:tcW w:type="dxa" w:w="864"/>
+            <w:tcW w:type="dxa" w:w="1141"/>
           </w:tcPr>
           <w:p>
             <w:r>
@@ -22743,7 +22735,7 @@
         </w:tc>
         <w:tc>
           <w:tcPr>
-            <w:tcW w:type="dxa" w:w="864"/>
+            <w:tcW w:type="dxa" w:w="1141"/>
           </w:tcPr>
           <w:p>
             <w:r>
@@ -22756,7 +22748,7 @@
         </w:tc>
         <w:tc>
           <w:tcPr>
-            <w:tcW w:type="dxa" w:w="864"/>
+            <w:tcW w:type="dxa" w:w="1141"/>
           </w:tcPr>
           <w:p>
             <w:r>
@@ -22771,7 +22763,7 @@
       <w:tr>
         <w:tc>
           <w:tcPr>
-            <w:tcW w:type="dxa" w:w="864"/>
+            <w:tcW w:type="dxa" w:w="1141"/>
           </w:tcPr>
           <w:p>
             <w:r>
@@ -22784,7 +22776,7 @@
         </w:tc>
         <w:tc>
           <w:tcPr>
-            <w:tcW w:type="dxa" w:w="864"/>
+            <w:tcW w:type="dxa" w:w="1141"/>
           </w:tcPr>
           <w:p>
             <w:r>
@@ -22797,7 +22789,7 @@
         </w:tc>
         <w:tc>
           <w:tcPr>
-            <w:tcW w:type="dxa" w:w="864"/>
+            <w:tcW w:type="dxa" w:w="1141"/>
           </w:tcPr>
           <w:p>
             <w:r>
@@ -22810,7 +22802,7 @@
         </w:tc>
         <w:tc>
           <w:tcPr>
-            <w:tcW w:type="dxa" w:w="864"/>
+            <w:tcW w:type="dxa" w:w="1141"/>
           </w:tcPr>
           <w:p>
             <w:r>
@@ -22823,7 +22815,7 @@
         </w:tc>
         <w:tc>
           <w:tcPr>
-            <w:tcW w:type="dxa" w:w="864"/>
+            <w:tcW w:type="dxa" w:w="1141"/>
           </w:tcPr>
           <w:p>
             <w:r>
@@ -22836,7 +22828,7 @@
         </w:tc>
         <w:tc>
           <w:tcPr>
-            <w:tcW w:type="dxa" w:w="864"/>
+            <w:tcW w:type="dxa" w:w="1141"/>
           </w:tcPr>
           <w:p>
             <w:r>
@@ -22849,7 +22841,7 @@
         </w:tc>
         <w:tc>
           <w:tcPr>
-            <w:tcW w:type="dxa" w:w="864"/>
+            <w:tcW w:type="dxa" w:w="1141"/>
           </w:tcPr>
           <w:p>
             <w:r>
@@ -22862,7 +22854,7 @@
         </w:tc>
         <w:tc>
           <w:tcPr>
-            <w:tcW w:type="dxa" w:w="864"/>
+            <w:tcW w:type="dxa" w:w="1141"/>
           </w:tcPr>
           <w:p>
             <w:r>
@@ -22875,7 +22867,7 @@
         </w:tc>
         <w:tc>
           <w:tcPr>
-            <w:tcW w:type="dxa" w:w="864"/>
+            <w:tcW w:type="dxa" w:w="1141"/>
           </w:tcPr>
           <w:p>
             <w:r>
@@ -22888,7 +22880,7 @@
         </w:tc>
         <w:tc>
           <w:tcPr>
-            <w:tcW w:type="dxa" w:w="864"/>
+            <w:tcW w:type="dxa" w:w="1141"/>
           </w:tcPr>
           <w:p>
             <w:r>
@@ -22901,7 +22893,7 @@
         </w:tc>
         <w:tc>
           <w:tcPr>
-            <w:tcW w:type="dxa" w:w="864"/>
+            <w:tcW w:type="dxa" w:w="1141"/>
           </w:tcPr>
           <w:p>
             <w:r>
@@ -22914,7 +22906,7 @@
         </w:tc>
         <w:tc>
           <w:tcPr>
-            <w:tcW w:type="dxa" w:w="864"/>
+            <w:tcW w:type="dxa" w:w="1141"/>
           </w:tcPr>
           <w:p>
             <w:r>
@@ -22927,7 +22919,7 @@
         </w:tc>
         <w:tc>
           <w:tcPr>
-            <w:tcW w:type="dxa" w:w="864"/>
+            <w:tcW w:type="dxa" w:w="1141"/>
           </w:tcPr>
           <w:p>
             <w:r>
@@ -22942,7 +22934,7 @@
       <w:tr>
         <w:tc>
           <w:tcPr>
-            <w:tcW w:type="dxa" w:w="864"/>
+            <w:tcW w:type="dxa" w:w="1141"/>
           </w:tcPr>
           <w:p>
             <w:r>
@@ -22955,7 +22947,7 @@
         </w:tc>
         <w:tc>
           <w:tcPr>
-            <w:tcW w:type="dxa" w:w="864"/>
+            <w:tcW w:type="dxa" w:w="1141"/>
           </w:tcPr>
           <w:p>
             <w:r>
@@ -22968,7 +22960,7 @@
         </w:tc>
         <w:tc>
           <w:tcPr>
-            <w:tcW w:type="dxa" w:w="864"/>
+            <w:tcW w:type="dxa" w:w="1141"/>
           </w:tcPr>
           <w:p>
             <w:r>
@@ -22981,7 +22973,7 @@
         </w:tc>
         <w:tc>
           <w:tcPr>
-            <w:tcW w:type="dxa" w:w="864"/>
+            <w:tcW w:type="dxa" w:w="1141"/>
           </w:tcPr>
           <w:p>
             <w:r>
@@ -22994,7 +22986,7 @@
         </w:tc>
         <w:tc>
           <w:tcPr>
-            <w:tcW w:type="dxa" w:w="864"/>
+            <w:tcW w:type="dxa" w:w="1141"/>
           </w:tcPr>
           <w:p>
             <w:r>
@@ -23007,7 +22999,7 @@
         </w:tc>
         <w:tc>
           <w:tcPr>
-            <w:tcW w:type="dxa" w:w="864"/>
+            <w:tcW w:type="dxa" w:w="1141"/>
           </w:tcPr>
           <w:p>
             <w:r>
@@ -23020,7 +23012,7 @@
         </w:tc>
         <w:tc>
           <w:tcPr>
-            <w:tcW w:type="dxa" w:w="864"/>
+            <w:tcW w:type="dxa" w:w="1141"/>
           </w:tcPr>
           <w:p>
             <w:r>
@@ -23033,7 +23025,7 @@
         </w:tc>
         <w:tc>
           <w:tcPr>
-            <w:tcW w:type="dxa" w:w="864"/>
+            <w:tcW w:type="dxa" w:w="1141"/>
           </w:tcPr>
           <w:p>
             <w:r>
@@ -23046,7 +23038,7 @@
         </w:tc>
         <w:tc>
           <w:tcPr>
-            <w:tcW w:type="dxa" w:w="864"/>
+            <w:tcW w:type="dxa" w:w="1141"/>
           </w:tcPr>
           <w:p>
             <w:r>
@@ -23059,7 +23051,7 @@
         </w:tc>
         <w:tc>
           <w:tcPr>
-            <w:tcW w:type="dxa" w:w="864"/>
+            <w:tcW w:type="dxa" w:w="1141"/>
           </w:tcPr>
           <w:p>
             <w:r>
@@ -23072,7 +23064,7 @@
         </w:tc>
         <w:tc>
           <w:tcPr>
-            <w:tcW w:type="dxa" w:w="864"/>
+            <w:tcW w:type="dxa" w:w="1141"/>
           </w:tcPr>
           <w:p>
             <w:r>
@@ -23085,7 +23077,7 @@
         </w:tc>
         <w:tc>
           <w:tcPr>
-            <w:tcW w:type="dxa" w:w="864"/>
+            <w:tcW w:type="dxa" w:w="1141"/>
           </w:tcPr>
           <w:p>
             <w:r>
@@ -23098,7 +23090,7 @@
         </w:tc>
         <w:tc>
           <w:tcPr>
-            <w:tcW w:type="dxa" w:w="864"/>
+            <w:tcW w:type="dxa" w:w="1141"/>
           </w:tcPr>
           <w:p>
             <w:r>
@@ -23113,7 +23105,7 @@
       <w:tr>
         <w:tc>
           <w:tcPr>
-            <w:tcW w:type="dxa" w:w="864"/>
+            <w:tcW w:type="dxa" w:w="1141"/>
           </w:tcPr>
           <w:p>
             <w:r>
@@ -23126,7 +23118,7 @@
         </w:tc>
         <w:tc>
           <w:tcPr>
-            <w:tcW w:type="dxa" w:w="864"/>
+            <w:tcW w:type="dxa" w:w="1141"/>
           </w:tcPr>
           <w:p>
             <w:r>
@@ -23139,7 +23131,7 @@
         </w:tc>
         <w:tc>
           <w:tcPr>
-            <w:tcW w:type="dxa" w:w="864"/>
+            <w:tcW w:type="dxa" w:w="1141"/>
           </w:tcPr>
           <w:p>
             <w:r>
@@ -23152,7 +23144,7 @@
         </w:tc>
         <w:tc>
           <w:tcPr>
-            <w:tcW w:type="dxa" w:w="864"/>
+            <w:tcW w:type="dxa" w:w="1141"/>
           </w:tcPr>
           <w:p>
             <w:r>
@@ -23165,7 +23157,7 @@
         </w:tc>
         <w:tc>
           <w:tcPr>
-            <w:tcW w:type="dxa" w:w="864"/>
+            <w:tcW w:type="dxa" w:w="1141"/>
           </w:tcPr>
           <w:p>
             <w:r>
@@ -23178,7 +23170,7 @@
         </w:tc>
         <w:tc>
           <w:tcPr>
-            <w:tcW w:type="dxa" w:w="864"/>
+            <w:tcW w:type="dxa" w:w="1141"/>
           </w:tcPr>
           <w:p>
             <w:r>
@@ -23191,7 +23183,7 @@
         </w:tc>
         <w:tc>
           <w:tcPr>
-            <w:tcW w:type="dxa" w:w="864"/>
+            <w:tcW w:type="dxa" w:w="1141"/>
           </w:tcPr>
           <w:p>
             <w:r>
@@ -23204,7 +23196,7 @@
         </w:tc>
         <w:tc>
           <w:tcPr>
-            <w:tcW w:type="dxa" w:w="864"/>
+            <w:tcW w:type="dxa" w:w="1141"/>
           </w:tcPr>
           <w:p>
             <w:r>
@@ -23217,7 +23209,7 @@
         </w:tc>
         <w:tc>
           <w:tcPr>
-            <w:tcW w:type="dxa" w:w="864"/>
+            <w:tcW w:type="dxa" w:w="1141"/>
           </w:tcPr>
           <w:p>
             <w:r>
@@ -23230,7 +23222,7 @@
         </w:tc>
         <w:tc>
           <w:tcPr>
-            <w:tcW w:type="dxa" w:w="864"/>
+            <w:tcW w:type="dxa" w:w="1141"/>
           </w:tcPr>
           <w:p>
             <w:r>
@@ -23243,7 +23235,7 @@
         </w:tc>
         <w:tc>
           <w:tcPr>
-            <w:tcW w:type="dxa" w:w="864"/>
+            <w:tcW w:type="dxa" w:w="1141"/>
           </w:tcPr>
           <w:p>
             <w:r>
@@ -23256,7 +23248,7 @@
         </w:tc>
         <w:tc>
           <w:tcPr>
-            <w:tcW w:type="dxa" w:w="864"/>
+            <w:tcW w:type="dxa" w:w="1141"/>
           </w:tcPr>
           <w:p>
             <w:r>
@@ -23269,7 +23261,7 @@
         </w:tc>
         <w:tc>
           <w:tcPr>
-            <w:tcW w:type="dxa" w:w="864"/>
+            <w:tcW w:type="dxa" w:w="1141"/>
           </w:tcPr>
           <w:p>
             <w:r>
@@ -23284,7 +23276,7 @@
       <w:tr>
         <w:tc>
           <w:tcPr>
-            <w:tcW w:type="dxa" w:w="864"/>
+            <w:tcW w:type="dxa" w:w="1141"/>
           </w:tcPr>
           <w:p>
             <w:r>
@@ -23297,7 +23289,7 @@
         </w:tc>
         <w:tc>
           <w:tcPr>
-            <w:tcW w:type="dxa" w:w="864"/>
+            <w:tcW w:type="dxa" w:w="1141"/>
           </w:tcPr>
           <w:p>
             <w:r>
@@ -23310,7 +23302,7 @@
         </w:tc>
         <w:tc>
           <w:tcPr>
-            <w:tcW w:type="dxa" w:w="864"/>
+            <w:tcW w:type="dxa" w:w="1141"/>
           </w:tcPr>
           <w:p>
             <w:r>
@@ -23323,7 +23315,7 @@
         </w:tc>
         <w:tc>
           <w:tcPr>
-            <w:tcW w:type="dxa" w:w="864"/>
+            <w:tcW w:type="dxa" w:w="1141"/>
           </w:tcPr>
           <w:p>
             <w:r>
@@ -23336,7 +23328,7 @@
         </w:tc>
         <w:tc>
           <w:tcPr>
-            <w:tcW w:type="dxa" w:w="864"/>
+            <w:tcW w:type="dxa" w:w="1141"/>
           </w:tcPr>
           <w:p>
             <w:r>
@@ -23349,7 +23341,7 @@
         </w:tc>
         <w:tc>
           <w:tcPr>
-            <w:tcW w:type="dxa" w:w="864"/>
+            <w:tcW w:type="dxa" w:w="1141"/>
           </w:tcPr>
           <w:p>
             <w:r>
@@ -23362,7 +23354,7 @@
         </w:tc>
         <w:tc>
           <w:tcPr>
-            <w:tcW w:type="dxa" w:w="864"/>
+            <w:tcW w:type="dxa" w:w="1141"/>
           </w:tcPr>
           <w:p>
             <w:r>
@@ -23375,7 +23367,7 @@
         </w:tc>
         <w:tc>
           <w:tcPr>
-            <w:tcW w:type="dxa" w:w="864"/>
+            <w:tcW w:type="dxa" w:w="1141"/>
           </w:tcPr>
           <w:p>
             <w:r>
@@ -23388,7 +23380,7 @@
         </w:tc>
         <w:tc>
           <w:tcPr>
-            <w:tcW w:type="dxa" w:w="864"/>
+            <w:tcW w:type="dxa" w:w="1141"/>
           </w:tcPr>
           <w:p>
             <w:r>
@@ -23401,7 +23393,7 @@
         </w:tc>
         <w:tc>
           <w:tcPr>
-            <w:tcW w:type="dxa" w:w="864"/>
+            <w:tcW w:type="dxa" w:w="1141"/>
           </w:tcPr>
           <w:p>
             <w:r>
@@ -23414,7 +23406,7 @@
         </w:tc>
         <w:tc>
           <w:tcPr>
-            <w:tcW w:type="dxa" w:w="864"/>
+            <w:tcW w:type="dxa" w:w="1141"/>
           </w:tcPr>
           <w:p>
             <w:r>
@@ -23427,7 +23419,7 @@
         </w:tc>
         <w:tc>
           <w:tcPr>
-            <w:tcW w:type="dxa" w:w="864"/>
+            <w:tcW w:type="dxa" w:w="1141"/>
           </w:tcPr>
           <w:p>
             <w:r>
@@ -23440,7 +23432,7 @@
         </w:tc>
         <w:tc>
           <w:tcPr>
-            <w:tcW w:type="dxa" w:w="864"/>
+            <w:tcW w:type="dxa" w:w="1141"/>
           </w:tcPr>
           <w:p>
             <w:r>
@@ -23455,7 +23447,7 @@
       <w:tr>
         <w:tc>
           <w:tcPr>
-            <w:tcW w:type="dxa" w:w="864"/>
+            <w:tcW w:type="dxa" w:w="1141"/>
           </w:tcPr>
           <w:p>
             <w:r>
@@ -23468,7 +23460,7 @@
         </w:tc>
         <w:tc>
           <w:tcPr>
-            <w:tcW w:type="dxa" w:w="864"/>
+            <w:tcW w:type="dxa" w:w="1141"/>
           </w:tcPr>
           <w:p>
             <w:r>
@@ -23481,7 +23473,7 @@
         </w:tc>
         <w:tc>
           <w:tcPr>
-            <w:tcW w:type="dxa" w:w="864"/>
+            <w:tcW w:type="dxa" w:w="1141"/>
           </w:tcPr>
           <w:p>
             <w:r>
@@ -23494,7 +23486,7 @@
         </w:tc>
         <w:tc>
           <w:tcPr>
-            <w:tcW w:type="dxa" w:w="864"/>
+            <w:tcW w:type="dxa" w:w="1141"/>
           </w:tcPr>
           <w:p>
             <w:r>
@@ -23507,7 +23499,7 @@
         </w:tc>
         <w:tc>
           <w:tcPr>
-            <w:tcW w:type="dxa" w:w="864"/>
+            <w:tcW w:type="dxa" w:w="1141"/>
           </w:tcPr>
           <w:p>
             <w:r>
@@ -23520,7 +23512,7 @@
         </w:tc>
         <w:tc>
           <w:tcPr>
-            <w:tcW w:type="dxa" w:w="864"/>
+            <w:tcW w:type="dxa" w:w="1141"/>
           </w:tcPr>
           <w:p>
             <w:r>
@@ -23533,7 +23525,7 @@
         </w:tc>
         <w:tc>
           <w:tcPr>
-            <w:tcW w:type="dxa" w:w="864"/>
+            <w:tcW w:type="dxa" w:w="1141"/>
           </w:tcPr>
           <w:p>
             <w:r>
@@ -23546,7 +23538,7 @@
         </w:tc>
         <w:tc>
           <w:tcPr>
-            <w:tcW w:type="dxa" w:w="864"/>
+            <w:tcW w:type="dxa" w:w="1141"/>
           </w:tcPr>
           <w:p>
             <w:r>
@@ -23559,7 +23551,7 @@
         </w:tc>
         <w:tc>
           <w:tcPr>
-            <w:tcW w:type="dxa" w:w="864"/>
+            <w:tcW w:type="dxa" w:w="1141"/>
           </w:tcPr>
           <w:p>
             <w:r>
@@ -23572,7 +23564,7 @@
         </w:tc>
         <w:tc>
           <w:tcPr>
-            <w:tcW w:type="dxa" w:w="864"/>
+            <w:tcW w:type="dxa" w:w="1141"/>
           </w:tcPr>
           <w:p>
             <w:r>
@@ -23585,7 +23577,7 @@
         </w:tc>
         <w:tc>
           <w:tcPr>
-            <w:tcW w:type="dxa" w:w="864"/>
+            <w:tcW w:type="dxa" w:w="1141"/>
           </w:tcPr>
           <w:p>
             <w:r>
@@ -23598,7 +23590,7 @@
         </w:tc>
         <w:tc>
           <w:tcPr>
-            <w:tcW w:type="dxa" w:w="864"/>
+            <w:tcW w:type="dxa" w:w="1141"/>
           </w:tcPr>
           <w:p>
             <w:r>
@@ -23611,7 +23603,7 @@
         </w:tc>
         <w:tc>
           <w:tcPr>
-            <w:tcW w:type="dxa" w:w="864"/>
+            <w:tcW w:type="dxa" w:w="1141"/>
           </w:tcPr>
           <w:p>
             <w:r>
@@ -23626,7 +23618,7 @@
       <w:tr>
         <w:tc>
           <w:tcPr>
-            <w:tcW w:type="dxa" w:w="864"/>
+            <w:tcW w:type="dxa" w:w="1141"/>
           </w:tcPr>
           <w:p>
             <w:r>
@@ -23639,7 +23631,7 @@
         </w:tc>
         <w:tc>
           <w:tcPr>
-            <w:tcW w:type="dxa" w:w="864"/>
+            <w:tcW w:type="dxa" w:w="1141"/>
           </w:tcPr>
           <w:p>
             <w:r>
@@ -23652,7 +23644,7 @@
         </w:tc>
         <w:tc>
           <w:tcPr>
-            <w:tcW w:type="dxa" w:w="864"/>
+            <w:tcW w:type="dxa" w:w="1141"/>
           </w:tcPr>
           <w:p>
             <w:r>
@@ -23665,7 +23657,7 @@
         </w:tc>
         <w:tc>
           <w:tcPr>
-            <w:tcW w:type="dxa" w:w="864"/>
+            <w:tcW w:type="dxa" w:w="1141"/>
           </w:tcPr>
           <w:p>
             <w:r>
@@ -23678,7 +23670,7 @@
         </w:tc>
         <w:tc>
           <w:tcPr>
-            <w:tcW w:type="dxa" w:w="864"/>
+            <w:tcW w:type="dxa" w:w="1141"/>
           </w:tcPr>
           <w:p>
             <w:r>
@@ -23691,7 +23683,7 @@
         </w:tc>
         <w:tc>
           <w:tcPr>
-            <w:tcW w:type="dxa" w:w="864"/>
+            <w:tcW w:type="dxa" w:w="1141"/>
           </w:tcPr>
           <w:p>
             <w:r>
@@ -23704,7 +23696,7 @@
         </w:tc>
         <w:tc>
           <w:tcPr>
-            <w:tcW w:type="dxa" w:w="864"/>
+            <w:tcW w:type="dxa" w:w="1141"/>
           </w:tcPr>
           <w:p>
             <w:r>
@@ -23717,7 +23709,7 @@
         </w:tc>
         <w:tc>
           <w:tcPr>
-            <w:tcW w:type="dxa" w:w="864"/>
+            <w:tcW w:type="dxa" w:w="1141"/>
           </w:tcPr>
           <w:p>
             <w:r>
@@ -23730,7 +23722,7 @@
         </w:tc>
         <w:tc>
           <w:tcPr>
-            <w:tcW w:type="dxa" w:w="864"/>
+            <w:tcW w:type="dxa" w:w="1141"/>
           </w:tcPr>
           <w:p>
             <w:r>
@@ -23743,7 +23735,7 @@
         </w:tc>
         <w:tc>
           <w:tcPr>
-            <w:tcW w:type="dxa" w:w="864"/>
+            <w:tcW w:type="dxa" w:w="1141"/>
           </w:tcPr>
           <w:p>
             <w:r>
@@ -23756,7 +23748,7 @@
         </w:tc>
         <w:tc>
           <w:tcPr>
-            <w:tcW w:type="dxa" w:w="864"/>
+            <w:tcW w:type="dxa" w:w="1141"/>
           </w:tcPr>
           <w:p>
             <w:r>
@@ -23769,7 +23761,7 @@
         </w:tc>
         <w:tc>
           <w:tcPr>
-            <w:tcW w:type="dxa" w:w="864"/>
+            <w:tcW w:type="dxa" w:w="1141"/>
           </w:tcPr>
           <w:p>
             <w:r>
@@ -23782,7 +23774,7 @@
         </w:tc>
         <w:tc>
           <w:tcPr>
-            <w:tcW w:type="dxa" w:w="864"/>
+            <w:tcW w:type="dxa" w:w="1141"/>
           </w:tcPr>
           <w:p>
             <w:r>
@@ -23797,7 +23789,7 @@
       <w:tr>
         <w:tc>
           <w:tcPr>
-            <w:tcW w:type="dxa" w:w="864"/>
+            <w:tcW w:type="dxa" w:w="1141"/>
           </w:tcPr>
           <w:p>
             <w:r>
@@ -23810,7 +23802,7 @@
         </w:tc>
         <w:tc>
           <w:tcPr>
-            <w:tcW w:type="dxa" w:w="864"/>
+            <w:tcW w:type="dxa" w:w="1141"/>
           </w:tcPr>
           <w:p>
             <w:r>
@@ -23823,7 +23815,7 @@
         </w:tc>
         <w:tc>
           <w:tcPr>
-            <w:tcW w:type="dxa" w:w="864"/>
+            <w:tcW w:type="dxa" w:w="1141"/>
           </w:tcPr>
           <w:p>
             <w:r>
@@ -23836,7 +23828,7 @@
         </w:tc>
         <w:tc>
           <w:tcPr>
-            <w:tcW w:type="dxa" w:w="864"/>
+            <w:tcW w:type="dxa" w:w="1141"/>
           </w:tcPr>
           <w:p>
             <w:r>
@@ -23849,7 +23841,7 @@
         </w:tc>
         <w:tc>
           <w:tcPr>
-            <w:tcW w:type="dxa" w:w="864"/>
+            <w:tcW w:type="dxa" w:w="1141"/>
           </w:tcPr>
           <w:p>
             <w:r>
@@ -23862,7 +23854,7 @@
         </w:tc>
         <w:tc>
           <w:tcPr>
-            <w:tcW w:type="dxa" w:w="864"/>
+            <w:tcW w:type="dxa" w:w="1141"/>
           </w:tcPr>
           <w:p>
             <w:r>
@@ -23875,7 +23867,7 @@
         </w:tc>
         <w:tc>
           <w:tcPr>
-            <w:tcW w:type="dxa" w:w="864"/>
+            <w:tcW w:type="dxa" w:w="1141"/>
           </w:tcPr>
           <w:p>
             <w:r>
@@ -23888,7 +23880,7 @@
         </w:tc>
         <w:tc>
           <w:tcPr>
-            <w:tcW w:type="dxa" w:w="864"/>
+            <w:tcW w:type="dxa" w:w="1141"/>
           </w:tcPr>
           <w:p>
             <w:r>
@@ -23901,7 +23893,7 @@
         </w:tc>
         <w:tc>
           <w:tcPr>
-            <w:tcW w:type="dxa" w:w="864"/>
+            <w:tcW w:type="dxa" w:w="1141"/>
           </w:tcPr>
           <w:p>
             <w:r>
@@ -23914,7 +23906,7 @@
         </w:tc>
         <w:tc>
           <w:tcPr>
-            <w:tcW w:type="dxa" w:w="864"/>
+            <w:tcW w:type="dxa" w:w="1141"/>
           </w:tcPr>
           <w:p>
             <w:r>
@@ -23927,7 +23919,7 @@
         </w:tc>
         <w:tc>
           <w:tcPr>
-            <w:tcW w:type="dxa" w:w="864"/>
+            <w:tcW w:type="dxa" w:w="1141"/>
           </w:tcPr>
           <w:p>
             <w:r>
@@ -23940,7 +23932,7 @@
         </w:tc>
         <w:tc>
           <w:tcPr>
-            <w:tcW w:type="dxa" w:w="864"/>
+            <w:tcW w:type="dxa" w:w="1141"/>
           </w:tcPr>
           <w:p>
             <w:r>
@@ -23953,7 +23945,7 @@
         </w:tc>
         <w:tc>
           <w:tcPr>
-            <w:tcW w:type="dxa" w:w="864"/>
+            <w:tcW w:type="dxa" w:w="1141"/>
           </w:tcPr>
           <w:p>
             <w:r>
@@ -23968,7 +23960,7 @@
       <w:tr>
         <w:tc>
           <w:tcPr>
-            <w:tcW w:type="dxa" w:w="864"/>
+            <w:tcW w:type="dxa" w:w="1141"/>
           </w:tcPr>
           <w:p>
             <w:r>
@@ -23981,7 +23973,7 @@
         </w:tc>
         <w:tc>
           <w:tcPr>
-            <w:tcW w:type="dxa" w:w="864"/>
+            <w:tcW w:type="dxa" w:w="1141"/>
           </w:tcPr>
           <w:p>
             <w:r>
@@ -23994,7 +23986,7 @@
         </w:tc>
         <w:tc>
           <w:tcPr>
-            <w:tcW w:type="dxa" w:w="864"/>
+            <w:tcW w:type="dxa" w:w="1141"/>
           </w:tcPr>
           <w:p>
             <w:r>
@@ -24007,7 +23999,7 @@
         </w:tc>
         <w:tc>
           <w:tcPr>
-            <w:tcW w:type="dxa" w:w="864"/>
+            <w:tcW w:type="dxa" w:w="1141"/>
           </w:tcPr>
           <w:p>
             <w:r>
@@ -24020,7 +24012,7 @@
         </w:tc>
         <w:tc>
           <w:tcPr>
-            <w:tcW w:type="dxa" w:w="864"/>
+            <w:tcW w:type="dxa" w:w="1141"/>
           </w:tcPr>
           <w:p>
             <w:r>
@@ -24033,7 +24025,7 @@
         </w:tc>
         <w:tc>
           <w:tcPr>
-            <w:tcW w:type="dxa" w:w="864"/>
+            <w:tcW w:type="dxa" w:w="1141"/>
           </w:tcPr>
           <w:p>
             <w:r>
@@ -24046,7 +24038,7 @@
         </w:tc>
         <w:tc>
           <w:tcPr>
-            <w:tcW w:type="dxa" w:w="864"/>
+            <w:tcW w:type="dxa" w:w="1141"/>
           </w:tcPr>
           <w:p>
             <w:r>
@@ -24059,7 +24051,7 @@
         </w:tc>
         <w:tc>
           <w:tcPr>
-            <w:tcW w:type="dxa" w:w="864"/>
+            <w:tcW w:type="dxa" w:w="1141"/>
           </w:tcPr>
           <w:p>
             <w:r>
@@ -24072,7 +24064,7 @@
         </w:tc>
         <w:tc>
           <w:tcPr>
-            <w:tcW w:type="dxa" w:w="864"/>
+            <w:tcW w:type="dxa" w:w="1141"/>
           </w:tcPr>
           <w:p>
             <w:r>
@@ -24085,7 +24077,7 @@
         </w:tc>
         <w:tc>
           <w:tcPr>
-            <w:tcW w:type="dxa" w:w="864"/>
+            <w:tcW w:type="dxa" w:w="1141"/>
           </w:tcPr>
           <w:p>
             <w:r>
@@ -24098,7 +24090,7 @@
         </w:tc>
         <w:tc>
           <w:tcPr>
-            <w:tcW w:type="dxa" w:w="864"/>
+            <w:tcW w:type="dxa" w:w="1141"/>
           </w:tcPr>
           <w:p>
             <w:r>
@@ -24111,7 +24103,7 @@
         </w:tc>
         <w:tc>
           <w:tcPr>
-            <w:tcW w:type="dxa" w:w="864"/>
+            <w:tcW w:type="dxa" w:w="1141"/>
           </w:tcPr>
           <w:p>
             <w:r>
@@ -24124,7 +24116,7 @@
         </w:tc>
         <w:tc>
           <w:tcPr>
-            <w:tcW w:type="dxa" w:w="864"/>
+            <w:tcW w:type="dxa" w:w="1141"/>
           </w:tcPr>
           <w:p>
             <w:r>
@@ -24139,7 +24131,7 @@
       <w:tr>
         <w:tc>
           <w:tcPr>
-            <w:tcW w:type="dxa" w:w="864"/>
+            <w:tcW w:type="dxa" w:w="1141"/>
           </w:tcPr>
           <w:p>
             <w:r>
@@ -24152,7 +24144,7 @@
         </w:tc>
         <w:tc>
           <w:tcPr>
-            <w:tcW w:type="dxa" w:w="864"/>
+            <w:tcW w:type="dxa" w:w="1141"/>
           </w:tcPr>
           <w:p>
             <w:r>
@@ -24165,7 +24157,7 @@
         </w:tc>
         <w:tc>
           <w:tcPr>
-            <w:tcW w:type="dxa" w:w="864"/>
+            <w:tcW w:type="dxa" w:w="1141"/>
           </w:tcPr>
           <w:p>
             <w:r>
@@ -24178,7 +24170,7 @@
         </w:tc>
         <w:tc>
           <w:tcPr>
-            <w:tcW w:type="dxa" w:w="864"/>
+            <w:tcW w:type="dxa" w:w="1141"/>
           </w:tcPr>
           <w:p>
             <w:r>
@@ -24191,7 +24183,7 @@
         </w:tc>
         <w:tc>
           <w:tcPr>
-            <w:tcW w:type="dxa" w:w="864"/>
+            <w:tcW w:type="dxa" w:w="1141"/>
           </w:tcPr>
           <w:p>
             <w:r>
@@ -24204,7 +24196,7 @@
         </w:tc>
         <w:tc>
           <w:tcPr>
-            <w:tcW w:type="dxa" w:w="864"/>
+            <w:tcW w:type="dxa" w:w="1141"/>
           </w:tcPr>
           <w:p>
             <w:r>
@@ -24217,7 +24209,7 @@
         </w:tc>
         <w:tc>
           <w:tcPr>
-            <w:tcW w:type="dxa" w:w="864"/>
+            <w:tcW w:type="dxa" w:w="1141"/>
           </w:tcPr>
           <w:p>
             <w:r>
@@ -24230,7 +24222,7 @@
         </w:tc>
         <w:tc>
           <w:tcPr>
-            <w:tcW w:type="dxa" w:w="864"/>
+            <w:tcW w:type="dxa" w:w="1141"/>
           </w:tcPr>
           <w:p>
             <w:r>
@@ -24243,7 +24235,7 @@
         </w:tc>
         <w:tc>
           <w:tcPr>
-            <w:tcW w:type="dxa" w:w="864"/>
+            <w:tcW w:type="dxa" w:w="1141"/>
           </w:tcPr>
           <w:p>
             <w:r>
@@ -24256,7 +24248,7 @@
         </w:tc>
         <w:tc>
           <w:tcPr>
-            <w:tcW w:type="dxa" w:w="864"/>
+            <w:tcW w:type="dxa" w:w="1141"/>
           </w:tcPr>
           <w:p>
             <w:r>
@@ -24269,7 +24261,7 @@
         </w:tc>
         <w:tc>
           <w:tcPr>
-            <w:tcW w:type="dxa" w:w="864"/>
+            <w:tcW w:type="dxa" w:w="1141"/>
           </w:tcPr>
           <w:p>
             <w:r>
@@ -24282,7 +24274,7 @@
         </w:tc>
         <w:tc>
           <w:tcPr>
-            <w:tcW w:type="dxa" w:w="864"/>
+            <w:tcW w:type="dxa" w:w="1141"/>
           </w:tcPr>
           <w:p>
             <w:r>
@@ -24295,7 +24287,7 @@
         </w:tc>
         <w:tc>
           <w:tcPr>
-            <w:tcW w:type="dxa" w:w="864"/>
+            <w:tcW w:type="dxa" w:w="1141"/>
           </w:tcPr>
           <w:p>
             <w:r>
@@ -24310,7 +24302,7 @@
       <w:tr>
         <w:tc>
           <w:tcPr>
-            <w:tcW w:type="dxa" w:w="864"/>
+            <w:tcW w:type="dxa" w:w="1141"/>
           </w:tcPr>
           <w:p>
             <w:r>
@@ -24323,7 +24315,7 @@
         </w:tc>
         <w:tc>
           <w:tcPr>
-            <w:tcW w:type="dxa" w:w="864"/>
+            <w:tcW w:type="dxa" w:w="1141"/>
           </w:tcPr>
           <w:p>
             <w:r>
@@ -24336,7 +24328,7 @@
         </w:tc>
         <w:tc>
           <w:tcPr>
-            <w:tcW w:type="dxa" w:w="864"/>
+            <w:tcW w:type="dxa" w:w="1141"/>
           </w:tcPr>
           <w:p>
             <w:r>
@@ -24349,7 +24341,7 @@
         </w:tc>
         <w:tc>
           <w:tcPr>
-            <w:tcW w:type="dxa" w:w="864"/>
+            <w:tcW w:type="dxa" w:w="1141"/>
           </w:tcPr>
           <w:p>
             <w:r>
@@ -24362,7 +24354,7 @@
         </w:tc>
         <w:tc>
           <w:tcPr>
-            <w:tcW w:type="dxa" w:w="864"/>
+            <w:tcW w:type="dxa" w:w="1141"/>
           </w:tcPr>
           <w:p>
             <w:r>
@@ -24375,7 +24367,7 @@
         </w:tc>
         <w:tc>
           <w:tcPr>
-            <w:tcW w:type="dxa" w:w="864"/>
+            <w:tcW w:type="dxa" w:w="1141"/>
           </w:tcPr>
           <w:p>
             <w:r>
@@ -24388,7 +24380,7 @@
         </w:tc>
         <w:tc>
           <w:tcPr>
-            <w:tcW w:type="dxa" w:w="864"/>
+            <w:tcW w:type="dxa" w:w="1141"/>
           </w:tcPr>
           <w:p>
             <w:r>
@@ -24401,7 +24393,7 @@
         </w:tc>
         <w:tc>
           <w:tcPr>
-            <w:tcW w:type="dxa" w:w="864"/>
+            <w:tcW w:type="dxa" w:w="1141"/>
           </w:tcPr>
           <w:p>
             <w:r>
@@ -24414,7 +24406,7 @@
         </w:tc>
         <w:tc>
           <w:tcPr>
-            <w:tcW w:type="dxa" w:w="864"/>
+            <w:tcW w:type="dxa" w:w="1141"/>
           </w:tcPr>
           <w:p>
             <w:r>
@@ -24427,7 +24419,7 @@
         </w:tc>
         <w:tc>
           <w:tcPr>
-            <w:tcW w:type="dxa" w:w="864"/>
+            <w:tcW w:type="dxa" w:w="1141"/>
           </w:tcPr>
           <w:p>
             <w:r>
@@ -24440,7 +24432,7 @@
         </w:tc>
         <w:tc>
           <w:tcPr>
-            <w:tcW w:type="dxa" w:w="864"/>
+            <w:tcW w:type="dxa" w:w="1141"/>
           </w:tcPr>
           <w:p>
             <w:r>
@@ -24453,7 +24445,7 @@
         </w:tc>
         <w:tc>
           <w:tcPr>
-            <w:tcW w:type="dxa" w:w="864"/>
+            <w:tcW w:type="dxa" w:w="1141"/>
           </w:tcPr>
           <w:p>
             <w:r>
@@ -24466,7 +24458,7 @@
         </w:tc>
         <w:tc>
           <w:tcPr>
-            <w:tcW w:type="dxa" w:w="864"/>
+            <w:tcW w:type="dxa" w:w="1141"/>
           </w:tcPr>
           <w:p>
             <w:r>
@@ -24494,8 +24486,8 @@
         <w:tblLook w:firstColumn="1" w:firstRow="1" w:lastColumn="0" w:lastRow="0" w:noHBand="0" w:noVBand="1" w:val="04A0"/>
       </w:tblPr>
       <w:tblGrid>
-        <w:gridCol w:w="5616"/>
-        <w:gridCol w:w="5616"/>
+        <w:gridCol w:w="7416"/>
+        <w:gridCol w:w="7416"/>
       </w:tblGrid>
       <w:tr>
         <w:trPr>
@@ -24503,7 +24495,7 @@
         </w:trPr>
         <w:tc>
           <w:tcPr>
-            <w:tcW w:type="dxa" w:w="5616"/>
+            <w:tcW w:type="dxa" w:w="7416"/>
             <w:shd w:fill="EDE9FE"/>
           </w:tcPr>
           <w:p>
@@ -24517,7 +24509,7 @@
         </w:tc>
         <w:tc>
           <w:tcPr>
-            <w:tcW w:type="dxa" w:w="5616"/>
+            <w:tcW w:type="dxa" w:w="7416"/>
             <w:shd w:fill="EDE9FE"/>
           </w:tcPr>
           <w:p>
@@ -24533,7 +24525,7 @@
       <w:tr>
         <w:tc>
           <w:tcPr>
-            <w:tcW w:type="dxa" w:w="5616"/>
+            <w:tcW w:type="dxa" w:w="7416"/>
           </w:tcPr>
           <w:p>
             <w:r>
@@ -24546,7 +24538,7 @@
         </w:tc>
         <w:tc>
           <w:tcPr>
-            <w:tcW w:type="dxa" w:w="5616"/>
+            <w:tcW w:type="dxa" w:w="7416"/>
           </w:tcPr>
           <w:p>
             <w:r>
@@ -24586,7 +24578,7 @@
       </w:r>
     </w:p>
     <w:sectPr>
-      <w:pgSz w:w="12240" w:h="15840" w:orient="landscape"/>
+      <w:pgSz w:w="15840" w:h="12240" w:orient="landscape"/>
       <w:pgMar w:top="576" w:right="504" w:bottom="576" w:left="504" w:header="317" w:footer="317" w:gutter="0"/>
       <w:cols w:space="720"/>
       <w:docGrid w:linePitch="360"/>

--- a/ACPOS_KB-01_知識庫_Mother_Basic_Design_OPTIMIZED.docx
+++ b/ACPOS_KB-01_知識庫_Mother_Basic_Design_OPTIMIZED.docx
@@ -24577,9 +24577,552 @@
         <w:t>The exact control denominator above is the only construction denominator for this page. Components/fields/visual IDs are not counted as additional controls. Existing source UIDs are preserved. A control classified UI_LOCAL_EXACT MUST NOT create a server write. A control classified SPEC_EXACT_RUNTIME_BLOCKED / NOT_EXECUTED MUST remain disabled or fail-closed until its runtime evidence exists.</w:t>
       </w:r>
     </w:p>
+    <w:p>
+      <w:pPr>
+        <w:sectPr>
+          <w:pgSz w:w="15840" w:h="12240" w:orient="landscape"/>
+          <w:pgMar w:top="576" w:right="504" w:bottom="576" w:left="504" w:header="317" w:footer="317" w:gutter="0"/>
+          <w:cols w:space="720"/>
+          <w:docGrid w:linePitch="360"/>
+        </w:sectPr>
+      </w:pPr>
+    </w:p>
+    <w:p>
+      <w:pPr>
+        <w:pStyle w:val="Heading1"/>
+      </w:pPr>
+      <w:r>
+        <w:t>Batch 17 · KB Local Tab Applicability Ledger</w:t>
+      </w:r>
+    </w:p>
+    <w:p>
+      <w:r>
+        <w:rPr>
+          <w:b/>
+        </w:rPr>
+        <w:t xml:space="preserve">[ACPOS-20260921-BATCH-17-REMAINING-DEFINITION-CLOSURE-V1::PAGE::KB-01] </w:t>
+      </w:r>
+      <w:r>
+        <w:t>Action and Gate remain '—' for the exact five local tabs. knowledge.read remains the read access boundary; no execution endpoint or transition gate is synthesized.</w:t>
+      </w:r>
+    </w:p>
+    <w:tbl>
+      <w:tblPr>
+        <w:tblStyle w:val="TableGrid"/>
+        <w:tblW w:type="auto" w:w="0"/>
+        <w:tblLook w:firstColumn="1" w:firstRow="1" w:lastColumn="0" w:lastRow="0" w:noHBand="0" w:noVBand="1" w:val="04A0"/>
+      </w:tblPr>
+      <w:tblGrid>
+        <w:gridCol w:w="2287"/>
+        <w:gridCol w:w="2287"/>
+        <w:gridCol w:w="2287"/>
+        <w:gridCol w:w="2287"/>
+        <w:gridCol w:w="2287"/>
+      </w:tblGrid>
+      <w:tr>
+        <w:trPr>
+          <w:tblHeader w:val="true"/>
+        </w:trPr>
+        <w:tc>
+          <w:tcPr>
+            <w:tcW w:type="dxa" w:w="2287"/>
+            <w:shd w:fill="EDE9FE"/>
+          </w:tcPr>
+          <w:p>
+            <w:pPr>
+              <w:spacing w:before="0" w:after="0"/>
+            </w:pPr>
+            <w:r>
+              <w:rPr>
+                <w:sz w:val="8"/>
+              </w:rPr>
+              <w:t>Target UID</w:t>
+            </w:r>
+          </w:p>
+        </w:tc>
+        <w:tc>
+          <w:tcPr>
+            <w:tcW w:type="dxa" w:w="2287"/>
+            <w:shd w:fill="EDE9FE"/>
+          </w:tcPr>
+          <w:p>
+            <w:pPr>
+              <w:spacing w:before="0" w:after="0"/>
+            </w:pPr>
+            <w:r>
+              <w:rPr>
+                <w:sz w:val="8"/>
+              </w:rPr>
+              <w:t>Action</w:t>
+            </w:r>
+          </w:p>
+        </w:tc>
+        <w:tc>
+          <w:tcPr>
+            <w:tcW w:type="dxa" w:w="2287"/>
+            <w:shd w:fill="EDE9FE"/>
+          </w:tcPr>
+          <w:p>
+            <w:pPr>
+              <w:spacing w:before="0" w:after="0"/>
+            </w:pPr>
+            <w:r>
+              <w:rPr>
+                <w:sz w:val="8"/>
+              </w:rPr>
+              <w:t>Gate</w:t>
+            </w:r>
+          </w:p>
+        </w:tc>
+        <w:tc>
+          <w:tcPr>
+            <w:tcW w:type="dxa" w:w="2287"/>
+            <w:shd w:fill="EDE9FE"/>
+          </w:tcPr>
+          <w:p>
+            <w:pPr>
+              <w:spacing w:before="0" w:after="0"/>
+            </w:pPr>
+            <w:r>
+              <w:rPr>
+                <w:sz w:val="8"/>
+              </w:rPr>
+              <w:t>Permission</w:t>
+            </w:r>
+          </w:p>
+        </w:tc>
+        <w:tc>
+          <w:tcPr>
+            <w:tcW w:type="dxa" w:w="2287"/>
+            <w:shd w:fill="EDE9FE"/>
+          </w:tcPr>
+          <w:p>
+            <w:pPr>
+              <w:spacing w:before="0" w:after="0"/>
+            </w:pPr>
+            <w:r>
+              <w:rPr>
+                <w:sz w:val="8"/>
+              </w:rPr>
+              <w:t>Handling</w:t>
+            </w:r>
+          </w:p>
+        </w:tc>
+      </w:tr>
+      <w:tr>
+        <w:tc>
+          <w:tcPr>
+            <w:tcW w:type="dxa" w:w="2287"/>
+          </w:tcPr>
+          <w:p>
+            <w:pPr>
+              <w:spacing w:before="0" w:after="0"/>
+            </w:pPr>
+            <w:r>
+              <w:rPr>
+                <w:sz w:val="8"/>
+              </w:rPr>
+              <w:t>KB-01-CTL-VIEW-EXPERIENCE</w:t>
+            </w:r>
+          </w:p>
+        </w:tc>
+        <w:tc>
+          <w:tcPr>
+            <w:tcW w:type="dxa" w:w="2287"/>
+          </w:tcPr>
+          <w:p>
+            <w:pPr>
+              <w:spacing w:before="0" w:after="0"/>
+            </w:pPr>
+            <w:r>
+              <w:rPr>
+                <w:sz w:val="8"/>
+              </w:rPr>
+              <w:t>—</w:t>
+            </w:r>
+          </w:p>
+        </w:tc>
+        <w:tc>
+          <w:tcPr>
+            <w:tcW w:type="dxa" w:w="2287"/>
+          </w:tcPr>
+          <w:p>
+            <w:pPr>
+              <w:spacing w:before="0" w:after="0"/>
+            </w:pPr>
+            <w:r>
+              <w:rPr>
+                <w:sz w:val="8"/>
+              </w:rPr>
+              <w:t>—</w:t>
+            </w:r>
+          </w:p>
+        </w:tc>
+        <w:tc>
+          <w:tcPr>
+            <w:tcW w:type="dxa" w:w="2287"/>
+          </w:tcPr>
+          <w:p>
+            <w:pPr>
+              <w:spacing w:before="0" w:after="0"/>
+            </w:pPr>
+            <w:r>
+              <w:rPr>
+                <w:sz w:val="8"/>
+              </w:rPr>
+              <w:t>knowledge.read</w:t>
+            </w:r>
+          </w:p>
+        </w:tc>
+        <w:tc>
+          <w:tcPr>
+            <w:tcW w:type="dxa" w:w="2287"/>
+          </w:tcPr>
+          <w:p>
+            <w:pPr>
+              <w:spacing w:before="0" w:after="0"/>
+            </w:pPr>
+            <w:r>
+              <w:rPr>
+                <w:sz w:val="8"/>
+              </w:rPr>
+              <w:t>LEGITIMATE_NA_KB_LOCAL_TAB_ACTION_GATE</w:t>
+            </w:r>
+          </w:p>
+        </w:tc>
+      </w:tr>
+      <w:tr>
+        <w:tc>
+          <w:tcPr>
+            <w:tcW w:type="dxa" w:w="2287"/>
+          </w:tcPr>
+          <w:p>
+            <w:pPr>
+              <w:spacing w:before="0" w:after="0"/>
+            </w:pPr>
+            <w:r>
+              <w:rPr>
+                <w:sz w:val="8"/>
+              </w:rPr>
+              <w:t>KB-01-CTL-VIEW-OVERVIEW</w:t>
+            </w:r>
+          </w:p>
+        </w:tc>
+        <w:tc>
+          <w:tcPr>
+            <w:tcW w:type="dxa" w:w="2287"/>
+          </w:tcPr>
+          <w:p>
+            <w:pPr>
+              <w:spacing w:before="0" w:after="0"/>
+            </w:pPr>
+            <w:r>
+              <w:rPr>
+                <w:sz w:val="8"/>
+              </w:rPr>
+              <w:t>—</w:t>
+            </w:r>
+          </w:p>
+        </w:tc>
+        <w:tc>
+          <w:tcPr>
+            <w:tcW w:type="dxa" w:w="2287"/>
+          </w:tcPr>
+          <w:p>
+            <w:pPr>
+              <w:spacing w:before="0" w:after="0"/>
+            </w:pPr>
+            <w:r>
+              <w:rPr>
+                <w:sz w:val="8"/>
+              </w:rPr>
+              <w:t>—</w:t>
+            </w:r>
+          </w:p>
+        </w:tc>
+        <w:tc>
+          <w:tcPr>
+            <w:tcW w:type="dxa" w:w="2287"/>
+          </w:tcPr>
+          <w:p>
+            <w:pPr>
+              <w:spacing w:before="0" w:after="0"/>
+            </w:pPr>
+            <w:r>
+              <w:rPr>
+                <w:sz w:val="8"/>
+              </w:rPr>
+              <w:t>knowledge.read</w:t>
+            </w:r>
+          </w:p>
+        </w:tc>
+        <w:tc>
+          <w:tcPr>
+            <w:tcW w:type="dxa" w:w="2287"/>
+          </w:tcPr>
+          <w:p>
+            <w:pPr>
+              <w:spacing w:before="0" w:after="0"/>
+            </w:pPr>
+            <w:r>
+              <w:rPr>
+                <w:sz w:val="8"/>
+              </w:rPr>
+              <w:t>LEGITIMATE_NA_KB_LOCAL_TAB_ACTION_GATE</w:t>
+            </w:r>
+          </w:p>
+        </w:tc>
+      </w:tr>
+      <w:tr>
+        <w:tc>
+          <w:tcPr>
+            <w:tcW w:type="dxa" w:w="2287"/>
+          </w:tcPr>
+          <w:p>
+            <w:pPr>
+              <w:spacing w:before="0" w:after="0"/>
+            </w:pPr>
+            <w:r>
+              <w:rPr>
+                <w:sz w:val="8"/>
+              </w:rPr>
+              <w:t>KB-01-CTL-VIEW-REVIEW</w:t>
+            </w:r>
+          </w:p>
+        </w:tc>
+        <w:tc>
+          <w:tcPr>
+            <w:tcW w:type="dxa" w:w="2287"/>
+          </w:tcPr>
+          <w:p>
+            <w:pPr>
+              <w:spacing w:before="0" w:after="0"/>
+            </w:pPr>
+            <w:r>
+              <w:rPr>
+                <w:sz w:val="8"/>
+              </w:rPr>
+              <w:t>—</w:t>
+            </w:r>
+          </w:p>
+        </w:tc>
+        <w:tc>
+          <w:tcPr>
+            <w:tcW w:type="dxa" w:w="2287"/>
+          </w:tcPr>
+          <w:p>
+            <w:pPr>
+              <w:spacing w:before="0" w:after="0"/>
+            </w:pPr>
+            <w:r>
+              <w:rPr>
+                <w:sz w:val="8"/>
+              </w:rPr>
+              <w:t>—</w:t>
+            </w:r>
+          </w:p>
+        </w:tc>
+        <w:tc>
+          <w:tcPr>
+            <w:tcW w:type="dxa" w:w="2287"/>
+          </w:tcPr>
+          <w:p>
+            <w:pPr>
+              <w:spacing w:before="0" w:after="0"/>
+            </w:pPr>
+            <w:r>
+              <w:rPr>
+                <w:sz w:val="8"/>
+              </w:rPr>
+              <w:t>knowledge.read</w:t>
+            </w:r>
+          </w:p>
+        </w:tc>
+        <w:tc>
+          <w:tcPr>
+            <w:tcW w:type="dxa" w:w="2287"/>
+          </w:tcPr>
+          <w:p>
+            <w:pPr>
+              <w:spacing w:before="0" w:after="0"/>
+            </w:pPr>
+            <w:r>
+              <w:rPr>
+                <w:sz w:val="8"/>
+              </w:rPr>
+              <w:t>LEGITIMATE_NA_KB_LOCAL_TAB_ACTION_GATE</w:t>
+            </w:r>
+          </w:p>
+        </w:tc>
+      </w:tr>
+      <w:tr>
+        <w:tc>
+          <w:tcPr>
+            <w:tcW w:type="dxa" w:w="2287"/>
+          </w:tcPr>
+          <w:p>
+            <w:pPr>
+              <w:spacing w:before="0" w:after="0"/>
+            </w:pPr>
+            <w:r>
+              <w:rPr>
+                <w:sz w:val="8"/>
+              </w:rPr>
+              <w:t>KB-01-CTL-VIEW-SEARCH</w:t>
+            </w:r>
+          </w:p>
+        </w:tc>
+        <w:tc>
+          <w:tcPr>
+            <w:tcW w:type="dxa" w:w="2287"/>
+          </w:tcPr>
+          <w:p>
+            <w:pPr>
+              <w:spacing w:before="0" w:after="0"/>
+            </w:pPr>
+            <w:r>
+              <w:rPr>
+                <w:sz w:val="8"/>
+              </w:rPr>
+              <w:t>—</w:t>
+            </w:r>
+          </w:p>
+        </w:tc>
+        <w:tc>
+          <w:tcPr>
+            <w:tcW w:type="dxa" w:w="2287"/>
+          </w:tcPr>
+          <w:p>
+            <w:pPr>
+              <w:spacing w:before="0" w:after="0"/>
+            </w:pPr>
+            <w:r>
+              <w:rPr>
+                <w:sz w:val="8"/>
+              </w:rPr>
+              <w:t>—</w:t>
+            </w:r>
+          </w:p>
+        </w:tc>
+        <w:tc>
+          <w:tcPr>
+            <w:tcW w:type="dxa" w:w="2287"/>
+          </w:tcPr>
+          <w:p>
+            <w:pPr>
+              <w:spacing w:before="0" w:after="0"/>
+            </w:pPr>
+            <w:r>
+              <w:rPr>
+                <w:sz w:val="8"/>
+              </w:rPr>
+              <w:t>knowledge.read</w:t>
+            </w:r>
+          </w:p>
+        </w:tc>
+        <w:tc>
+          <w:tcPr>
+            <w:tcW w:type="dxa" w:w="2287"/>
+          </w:tcPr>
+          <w:p>
+            <w:pPr>
+              <w:spacing w:before="0" w:after="0"/>
+            </w:pPr>
+            <w:r>
+              <w:rPr>
+                <w:sz w:val="8"/>
+              </w:rPr>
+              <w:t>LEGITIMATE_NA_KB_LOCAL_TAB_ACTION_GATE</w:t>
+            </w:r>
+          </w:p>
+        </w:tc>
+      </w:tr>
+      <w:tr>
+        <w:tc>
+          <w:tcPr>
+            <w:tcW w:type="dxa" w:w="2287"/>
+          </w:tcPr>
+          <w:p>
+            <w:pPr>
+              <w:spacing w:before="0" w:after="0"/>
+            </w:pPr>
+            <w:r>
+              <w:rPr>
+                <w:sz w:val="8"/>
+              </w:rPr>
+              <w:t>KB-01-CTL-VIEW-SOURCE</w:t>
+            </w:r>
+          </w:p>
+        </w:tc>
+        <w:tc>
+          <w:tcPr>
+            <w:tcW w:type="dxa" w:w="2287"/>
+          </w:tcPr>
+          <w:p>
+            <w:pPr>
+              <w:spacing w:before="0" w:after="0"/>
+            </w:pPr>
+            <w:r>
+              <w:rPr>
+                <w:sz w:val="8"/>
+              </w:rPr>
+              <w:t>—</w:t>
+            </w:r>
+          </w:p>
+        </w:tc>
+        <w:tc>
+          <w:tcPr>
+            <w:tcW w:type="dxa" w:w="2287"/>
+          </w:tcPr>
+          <w:p>
+            <w:pPr>
+              <w:spacing w:before="0" w:after="0"/>
+            </w:pPr>
+            <w:r>
+              <w:rPr>
+                <w:sz w:val="8"/>
+              </w:rPr>
+              <w:t>—</w:t>
+            </w:r>
+          </w:p>
+        </w:tc>
+        <w:tc>
+          <w:tcPr>
+            <w:tcW w:type="dxa" w:w="2287"/>
+          </w:tcPr>
+          <w:p>
+            <w:pPr>
+              <w:spacing w:before="0" w:after="0"/>
+            </w:pPr>
+            <w:r>
+              <w:rPr>
+                <w:sz w:val="8"/>
+              </w:rPr>
+              <w:t>knowledge.read</w:t>
+            </w:r>
+          </w:p>
+        </w:tc>
+        <w:tc>
+          <w:tcPr>
+            <w:tcW w:type="dxa" w:w="2287"/>
+          </w:tcPr>
+          <w:p>
+            <w:pPr>
+              <w:spacing w:before="0" w:after="0"/>
+            </w:pPr>
+            <w:r>
+              <w:rPr>
+                <w:sz w:val="8"/>
+              </w:rPr>
+              <w:t>LEGITIMATE_NA_KB_LOCAL_TAB_ACTION_GATE</w:t>
+            </w:r>
+          </w:p>
+        </w:tc>
+      </w:tr>
+    </w:tbl>
     <w:sectPr>
-      <w:pgSz w:w="15840" w:h="12240" w:orient="landscape"/>
-      <w:pgMar w:top="576" w:right="504" w:bottom="576" w:left="504" w:header="317" w:footer="317" w:gutter="0"/>
+      <w:pgSz w:w="12240" w:h="15840" w:orient="landscape"/>
+      <w:pgMar w:top="475" w:right="403" w:bottom="475" w:left="403" w:header="317" w:footer="317" w:gutter="0"/>
       <w:cols w:space="720"/>
       <w:docGrid w:linePitch="360"/>
     </w:sectPr>

--- a/ACPOS_KB-01_知識庫_Mother_Basic_Design_OPTIMIZED.docx
+++ b/ACPOS_KB-01_知識庫_Mother_Basic_Design_OPTIMIZED.docx
@@ -1086,13 +1086,14 @@
               <w:spacing w:after="0"/>
               <w:jc w:val="center"/>
             </w:pPr>
-            <w:r/>
+            <w:r>
+              <w:t>KnowledgeAcquisitionIntent</w:t>
+            </w:r>
             <w:r>
               <w:rPr>
                 <w:rFonts w:ascii="Noto Sans CJK TC" w:hAnsi="Noto Sans CJK TC" w:eastAsia="Noto Sans CJK TC"/>
                 <w:sz w:val="14"/>
               </w:rPr>
-              <w:t>KnowledgeAcquisitionIntent / Run</w:t>
             </w:r>
           </w:p>
         </w:tc>
@@ -1119,13 +1120,14 @@
               <w:spacing w:after="0"/>
               <w:jc w:val="left"/>
             </w:pPr>
-            <w:r/>
+            <w:r>
+              <w:t>Entity Role=VALUE_OBJECT；頁面提交 source_ref / scope / acquisition_mode / correlation_id / idempotency_key；Acquisition Run 為獨立 Business Entity。</w:t>
+            </w:r>
             <w:r>
               <w:rPr>
                 <w:rFonts w:ascii="Noto Sans CJK TC" w:hAnsi="Noto Sans CJK TC" w:eastAsia="Noto Sans CJK TC"/>
                 <w:sz w:val="14"/>
               </w:rPr>
-              <w:t>蒐集意圖、Job/Attempt、Progress、Normalize、Failure/Retry</w:t>
             </w:r>
           </w:p>
         </w:tc>
@@ -1152,13 +1154,14 @@
               <w:spacing w:after="0"/>
               <w:jc w:val="left"/>
             </w:pPr>
-            <w:r/>
+            <w:r>
+              <w:t>Shared Acquisition Runtime</w:t>
+            </w:r>
             <w:r>
               <w:rPr>
                 <w:rFonts w:ascii="Noto Sans CJK TC" w:hAnsi="Noto Sans CJK TC" w:eastAsia="Noto Sans CJK TC"/>
                 <w:sz w:val="14"/>
               </w:rPr>
-              <w:t>Shared Acquisition Runtime</w:t>
             </w:r>
           </w:p>
         </w:tc>

--- a/ACPOS_KB-01_知識庫_Mother_Basic_Design_OPTIMIZED.docx
+++ b/ACPOS_KB-01_知識庫_Mother_Basic_Design_OPTIMIZED.docx
@@ -25118,6 +25118,7232 @@
                 <w:sz w:val="8"/>
               </w:rPr>
               <w:t>LEGITIMATE_NA_KB_LOCAL_TAB_ACTION_GATE</w:t>
+            </w:r>
+          </w:p>
+        </w:tc>
+      </w:tr>
+    </w:tbl>
+    <w:p>
+      <w:r>
+        <w:br w:type="page"/>
+      </w:r>
+    </w:p>
+    <w:p>
+      <w:pPr>
+        <w:pStyle w:val="Heading2"/>
+      </w:pPr>
+      <w:r>
+        <w:t>Canonical Business Entity Operation Applicability Matrix / 業務實體操作適用性矩陣</w:t>
+      </w:r>
+    </w:p>
+    <w:p>
+      <w:r>
+        <w:t>Authority: Current Word design + Mother §71 bounded completion. 本矩陣只正規化既有行為與目前未授權行為；不得據此新增 Business Entity、Operation、Runtime 或 API。 Current tree: b2f81b20322dd9e9268001126b07931b437e27df.</w:t>
+      </w:r>
+    </w:p>
+    <w:tbl>
+      <w:tblPr>
+        <w:tblStyle w:val="TableGrid"/>
+        <w:tblW w:type="auto" w:w="0"/>
+        <w:tblLook w:firstColumn="1" w:firstRow="1" w:lastColumn="0" w:lastRow="0" w:noHBand="0" w:noVBand="1" w:val="04A0"/>
+      </w:tblPr>
+      <w:tblGrid>
+        <w:gridCol w:w="2858"/>
+        <w:gridCol w:w="2858"/>
+        <w:gridCol w:w="2858"/>
+        <w:gridCol w:w="2858"/>
+      </w:tblGrid>
+      <w:tr>
+        <w:trPr>
+          <w:tblHeader w:val="true"/>
+        </w:trPr>
+        <w:tc>
+          <w:tcPr>
+            <w:tcW w:type="dxa" w:w="2858"/>
+          </w:tcPr>
+          <w:p>
+            <w:r/>
+            <w:r>
+              <w:rPr>
+                <w:b/>
+                <w:sz w:val="14"/>
+              </w:rPr>
+              <w:t>Entity</w:t>
+            </w:r>
+          </w:p>
+        </w:tc>
+        <w:tc>
+          <w:tcPr>
+            <w:tcW w:type="dxa" w:w="2858"/>
+          </w:tcPr>
+          <w:p>
+            <w:r/>
+            <w:r>
+              <w:rPr>
+                <w:b/>
+                <w:sz w:val="14"/>
+              </w:rPr>
+              <w:t>Operation</w:t>
+            </w:r>
+          </w:p>
+        </w:tc>
+        <w:tc>
+          <w:tcPr>
+            <w:tcW w:type="dxa" w:w="2858"/>
+          </w:tcPr>
+          <w:p>
+            <w:r/>
+            <w:r>
+              <w:rPr>
+                <w:b/>
+                <w:sz w:val="14"/>
+              </w:rPr>
+              <w:t>Applicability</w:t>
+            </w:r>
+          </w:p>
+        </w:tc>
+        <w:tc>
+          <w:tcPr>
+            <w:tcW w:type="dxa" w:w="2858"/>
+          </w:tcPr>
+          <w:p>
+            <w:r/>
+            <w:r>
+              <w:rPr>
+                <w:b/>
+                <w:sz w:val="14"/>
+              </w:rPr>
+              <w:t>Authority Evidence</w:t>
+            </w:r>
+          </w:p>
+        </w:tc>
+      </w:tr>
+      <w:tr>
+        <w:tc>
+          <w:tcPr>
+            <w:tcW w:type="dxa" w:w="2858"/>
+          </w:tcPr>
+          <w:p>
+            <w:r/>
+            <w:r>
+              <w:rPr>
+                <w:b w:val="0"/>
+                <w:sz w:val="14"/>
+              </w:rPr>
+              <w:t>Acquisition Run</w:t>
+            </w:r>
+          </w:p>
+        </w:tc>
+        <w:tc>
+          <w:tcPr>
+            <w:tcW w:type="dxa" w:w="2858"/>
+          </w:tcPr>
+          <w:p>
+            <w:r/>
+            <w:r>
+              <w:rPr>
+                <w:b w:val="0"/>
+                <w:sz w:val="14"/>
+              </w:rPr>
+              <w:t>ARCHIVE_OR_DELETE</w:t>
+            </w:r>
+          </w:p>
+        </w:tc>
+        <w:tc>
+          <w:tcPr>
+            <w:tcW w:type="dxa" w:w="2858"/>
+          </w:tcPr>
+          <w:p>
+            <w:r/>
+            <w:r>
+              <w:rPr>
+                <w:b w:val="0"/>
+                <w:sz w:val="14"/>
+              </w:rPr>
+              <w:t>REQUIRED</w:t>
+            </w:r>
+          </w:p>
+        </w:tc>
+        <w:tc>
+          <w:tcPr>
+            <w:tcW w:type="dxa" w:w="2858"/>
+          </w:tcPr>
+          <w:p>
+            <w:r/>
+            <w:r>
+              <w:rPr>
+                <w:b w:val="0"/>
+                <w:sz w:val="14"/>
+              </w:rPr>
+              <w:t>Current explicit applicability preserved. T5R3[N/A]</w:t>
+            </w:r>
+          </w:p>
+        </w:tc>
+      </w:tr>
+      <w:tr>
+        <w:tc>
+          <w:tcPr>
+            <w:tcW w:type="dxa" w:w="2858"/>
+          </w:tcPr>
+          <w:p>
+            <w:r/>
+            <w:r>
+              <w:rPr>
+                <w:b w:val="0"/>
+                <w:sz w:val="14"/>
+              </w:rPr>
+              <w:t>Acquisition Run</w:t>
+            </w:r>
+          </w:p>
+        </w:tc>
+        <w:tc>
+          <w:tcPr>
+            <w:tcW w:type="dxa" w:w="2858"/>
+          </w:tcPr>
+          <w:p>
+            <w:r/>
+            <w:r>
+              <w:rPr>
+                <w:b w:val="0"/>
+                <w:sz w:val="14"/>
+              </w:rPr>
+              <w:t>AUDIT</w:t>
+            </w:r>
+          </w:p>
+        </w:tc>
+        <w:tc>
+          <w:tcPr>
+            <w:tcW w:type="dxa" w:w="2858"/>
+          </w:tcPr>
+          <w:p>
+            <w:r/>
+            <w:r>
+              <w:rPr>
+                <w:b w:val="0"/>
+                <w:sz w:val="14"/>
+              </w:rPr>
+              <w:t>NOT_APPLICABLE</w:t>
+            </w:r>
+          </w:p>
+        </w:tc>
+        <w:tc>
+          <w:tcPr>
+            <w:tcW w:type="dxa" w:w="2858"/>
+          </w:tcPr>
+          <w:p>
+            <w:r/>
+            <w:r>
+              <w:rPr>
+                <w:b w:val="0"/>
+                <w:sz w:val="14"/>
+              </w:rPr>
+              <w:t>Current exact tree b2f81b20322dd9e9268001126b07931b437e27df: zero entity-bound operation evidence for this entity/operation. Mother §71 forbids speculative CRUD/sibling-feature expansion; current revision authorizes no new behavior.</w:t>
+            </w:r>
+          </w:p>
+        </w:tc>
+      </w:tr>
+      <w:tr>
+        <w:tc>
+          <w:tcPr>
+            <w:tcW w:type="dxa" w:w="2858"/>
+          </w:tcPr>
+          <w:p>
+            <w:r/>
+            <w:r>
+              <w:rPr>
+                <w:b w:val="0"/>
+                <w:sz w:val="14"/>
+              </w:rPr>
+              <w:t>Acquisition Run</w:t>
+            </w:r>
+          </w:p>
+        </w:tc>
+        <w:tc>
+          <w:tcPr>
+            <w:tcW w:type="dxa" w:w="2858"/>
+          </w:tcPr>
+          <w:p>
+            <w:r/>
+            <w:r>
+              <w:rPr>
+                <w:b w:val="0"/>
+                <w:sz w:val="14"/>
+              </w:rPr>
+              <w:t>CATEGORY_OR_GROUP_BIND</w:t>
+            </w:r>
+          </w:p>
+        </w:tc>
+        <w:tc>
+          <w:tcPr>
+            <w:tcW w:type="dxa" w:w="2858"/>
+          </w:tcPr>
+          <w:p>
+            <w:r/>
+            <w:r>
+              <w:rPr>
+                <w:b w:val="0"/>
+                <w:sz w:val="14"/>
+              </w:rPr>
+              <w:t>NOT_APPLICABLE</w:t>
+            </w:r>
+          </w:p>
+        </w:tc>
+        <w:tc>
+          <w:tcPr>
+            <w:tcW w:type="dxa" w:w="2858"/>
+          </w:tcPr>
+          <w:p>
+            <w:r/>
+            <w:r>
+              <w:rPr>
+                <w:b w:val="0"/>
+                <w:sz w:val="14"/>
+              </w:rPr>
+              <w:t>Current exact tree b2f81b20322dd9e9268001126b07931b437e27df: zero entity-bound operation evidence for this entity/operation. Mother §71 forbids speculative CRUD/sibling-feature expansion; current revision authorizes no new behavior.</w:t>
+            </w:r>
+          </w:p>
+        </w:tc>
+      </w:tr>
+      <w:tr>
+        <w:tc>
+          <w:tcPr>
+            <w:tcW w:type="dxa" w:w="2858"/>
+          </w:tcPr>
+          <w:p>
+            <w:r/>
+            <w:r>
+              <w:rPr>
+                <w:b w:val="0"/>
+                <w:sz w:val="14"/>
+              </w:rPr>
+              <w:t>Acquisition Run</w:t>
+            </w:r>
+          </w:p>
+        </w:tc>
+        <w:tc>
+          <w:tcPr>
+            <w:tcW w:type="dxa" w:w="2858"/>
+          </w:tcPr>
+          <w:p>
+            <w:r/>
+            <w:r>
+              <w:rPr>
+                <w:b w:val="0"/>
+                <w:sz w:val="14"/>
+              </w:rPr>
+              <w:t>CONFIRM_OR_APPROVE</w:t>
+            </w:r>
+          </w:p>
+        </w:tc>
+        <w:tc>
+          <w:tcPr>
+            <w:tcW w:type="dxa" w:w="2858"/>
+          </w:tcPr>
+          <w:p>
+            <w:r/>
+            <w:r>
+              <w:rPr>
+                <w:b w:val="0"/>
+                <w:sz w:val="14"/>
+              </w:rPr>
+              <w:t>NOT_APPLICABLE</w:t>
+            </w:r>
+          </w:p>
+        </w:tc>
+        <w:tc>
+          <w:tcPr>
+            <w:tcW w:type="dxa" w:w="2858"/>
+          </w:tcPr>
+          <w:p>
+            <w:r/>
+            <w:r>
+              <w:rPr>
+                <w:b w:val="0"/>
+                <w:sz w:val="14"/>
+              </w:rPr>
+              <w:t>Current exact tree b2f81b20322dd9e9268001126b07931b437e27df: zero entity-bound operation evidence for this entity/operation. Mother §71 forbids speculative CRUD/sibling-feature expansion; current revision authorizes no new behavior.</w:t>
+            </w:r>
+          </w:p>
+        </w:tc>
+      </w:tr>
+      <w:tr>
+        <w:tc>
+          <w:tcPr>
+            <w:tcW w:type="dxa" w:w="2858"/>
+          </w:tcPr>
+          <w:p>
+            <w:r/>
+            <w:r>
+              <w:rPr>
+                <w:b w:val="0"/>
+                <w:sz w:val="14"/>
+              </w:rPr>
+              <w:t>Acquisition Run</w:t>
+            </w:r>
+          </w:p>
+        </w:tc>
+        <w:tc>
+          <w:tcPr>
+            <w:tcW w:type="dxa" w:w="2858"/>
+          </w:tcPr>
+          <w:p>
+            <w:r/>
+            <w:r>
+              <w:rPr>
+                <w:b w:val="0"/>
+                <w:sz w:val="14"/>
+              </w:rPr>
+              <w:t>CREATE</w:t>
+            </w:r>
+          </w:p>
+        </w:tc>
+        <w:tc>
+          <w:tcPr>
+            <w:tcW w:type="dxa" w:w="2858"/>
+          </w:tcPr>
+          <w:p>
+            <w:r/>
+            <w:r>
+              <w:rPr>
+                <w:b w:val="0"/>
+                <w:sz w:val="14"/>
+              </w:rPr>
+              <w:t>REQUIRED</w:t>
+            </w:r>
+          </w:p>
+        </w:tc>
+        <w:tc>
+          <w:tcPr>
+            <w:tcW w:type="dxa" w:w="2858"/>
+          </w:tcPr>
+          <w:p>
+            <w:r/>
+            <w:r>
+              <w:rPr>
+                <w:b w:val="0"/>
+                <w:sz w:val="14"/>
+              </w:rPr>
+              <w:t>Current explicit applicability preserved. T5R3[START]</w:t>
+            </w:r>
+          </w:p>
+        </w:tc>
+      </w:tr>
+      <w:tr>
+        <w:tc>
+          <w:tcPr>
+            <w:tcW w:type="dxa" w:w="2858"/>
+          </w:tcPr>
+          <w:p>
+            <w:r/>
+            <w:r>
+              <w:rPr>
+                <w:b w:val="0"/>
+                <w:sz w:val="14"/>
+              </w:rPr>
+              <w:t>Acquisition Run</w:t>
+            </w:r>
+          </w:p>
+        </w:tc>
+        <w:tc>
+          <w:tcPr>
+            <w:tcW w:type="dxa" w:w="2858"/>
+          </w:tcPr>
+          <w:p>
+            <w:r/>
+            <w:r>
+              <w:rPr>
+                <w:b w:val="0"/>
+                <w:sz w:val="14"/>
+              </w:rPr>
+              <w:t>CREATION_MODE</w:t>
+            </w:r>
+          </w:p>
+        </w:tc>
+        <w:tc>
+          <w:tcPr>
+            <w:tcW w:type="dxa" w:w="2858"/>
+          </w:tcPr>
+          <w:p>
+            <w:r/>
+            <w:r>
+              <w:rPr>
+                <w:b w:val="0"/>
+                <w:sz w:val="14"/>
+              </w:rPr>
+              <w:t>NOT_APPLICABLE</w:t>
+            </w:r>
+          </w:p>
+        </w:tc>
+        <w:tc>
+          <w:tcPr>
+            <w:tcW w:type="dxa" w:w="2858"/>
+          </w:tcPr>
+          <w:p>
+            <w:r/>
+            <w:r>
+              <w:rPr>
+                <w:b w:val="0"/>
+                <w:sz w:val="14"/>
+              </w:rPr>
+              <w:t>Current exact tree b2f81b20322dd9e9268001126b07931b437e27df: zero entity-bound operation evidence for this entity/operation. Mother §71 forbids speculative CRUD/sibling-feature expansion; current revision authorizes no new behavior.</w:t>
+            </w:r>
+          </w:p>
+        </w:tc>
+      </w:tr>
+      <w:tr>
+        <w:tc>
+          <w:tcPr>
+            <w:tcW w:type="dxa" w:w="2858"/>
+          </w:tcPr>
+          <w:p>
+            <w:r/>
+            <w:r>
+              <w:rPr>
+                <w:b w:val="0"/>
+                <w:sz w:val="14"/>
+              </w:rPr>
+              <w:t>Acquisition Run</w:t>
+            </w:r>
+          </w:p>
+        </w:tc>
+        <w:tc>
+          <w:tcPr>
+            <w:tcW w:type="dxa" w:w="2858"/>
+          </w:tcPr>
+          <w:p>
+            <w:r/>
+            <w:r>
+              <w:rPr>
+                <w:b w:val="0"/>
+                <w:sz w:val="14"/>
+              </w:rPr>
+              <w:t>DEPENDENCY_IMPACT</w:t>
+            </w:r>
+          </w:p>
+        </w:tc>
+        <w:tc>
+          <w:tcPr>
+            <w:tcW w:type="dxa" w:w="2858"/>
+          </w:tcPr>
+          <w:p>
+            <w:r/>
+            <w:r>
+              <w:rPr>
+                <w:b w:val="0"/>
+                <w:sz w:val="14"/>
+              </w:rPr>
+              <w:t>NOT_APPLICABLE</w:t>
+            </w:r>
+          </w:p>
+        </w:tc>
+        <w:tc>
+          <w:tcPr>
+            <w:tcW w:type="dxa" w:w="2858"/>
+          </w:tcPr>
+          <w:p>
+            <w:r/>
+            <w:r>
+              <w:rPr>
+                <w:b w:val="0"/>
+                <w:sz w:val="14"/>
+              </w:rPr>
+              <w:t>Current exact tree b2f81b20322dd9e9268001126b07931b437e27df: zero entity-bound operation evidence for this entity/operation. Mother §71 forbids speculative CRUD/sibling-feature expansion; current revision authorizes no new behavior.</w:t>
+            </w:r>
+          </w:p>
+        </w:tc>
+      </w:tr>
+      <w:tr>
+        <w:tc>
+          <w:tcPr>
+            <w:tcW w:type="dxa" w:w="2858"/>
+          </w:tcPr>
+          <w:p>
+            <w:r/>
+            <w:r>
+              <w:rPr>
+                <w:b w:val="0"/>
+                <w:sz w:val="14"/>
+              </w:rPr>
+              <w:t>Acquisition Run</w:t>
+            </w:r>
+          </w:p>
+        </w:tc>
+        <w:tc>
+          <w:tcPr>
+            <w:tcW w:type="dxa" w:w="2858"/>
+          </w:tcPr>
+          <w:p>
+            <w:r/>
+            <w:r>
+              <w:rPr>
+                <w:b w:val="0"/>
+                <w:sz w:val="14"/>
+              </w:rPr>
+              <w:t>DISCOVER_OR_LIST</w:t>
+            </w:r>
+          </w:p>
+        </w:tc>
+        <w:tc>
+          <w:tcPr>
+            <w:tcW w:type="dxa" w:w="2858"/>
+          </w:tcPr>
+          <w:p>
+            <w:r/>
+            <w:r>
+              <w:rPr>
+                <w:b w:val="0"/>
+                <w:sz w:val="14"/>
+              </w:rPr>
+              <w:t>REQUIRED</w:t>
+            </w:r>
+          </w:p>
+        </w:tc>
+        <w:tc>
+          <w:tcPr>
+            <w:tcW w:type="dxa" w:w="2858"/>
+          </w:tcPr>
+          <w:p>
+            <w:r/>
+            <w:r>
+              <w:rPr>
+                <w:b w:val="0"/>
+                <w:sz w:val="14"/>
+              </w:rPr>
+              <w:t>Current explicit applicability preserved. T5R3[List/Open]</w:t>
+            </w:r>
+          </w:p>
+        </w:tc>
+      </w:tr>
+      <w:tr>
+        <w:tc>
+          <w:tcPr>
+            <w:tcW w:type="dxa" w:w="2858"/>
+          </w:tcPr>
+          <w:p>
+            <w:r/>
+            <w:r>
+              <w:rPr>
+                <w:b w:val="0"/>
+                <w:sz w:val="14"/>
+              </w:rPr>
+              <w:t>Acquisition Run</w:t>
+            </w:r>
+          </w:p>
+        </w:tc>
+        <w:tc>
+          <w:tcPr>
+            <w:tcW w:type="dxa" w:w="2858"/>
+          </w:tcPr>
+          <w:p>
+            <w:r/>
+            <w:r>
+              <w:rPr>
+                <w:b w:val="0"/>
+                <w:sz w:val="14"/>
+              </w:rPr>
+              <w:t>DRAFT</w:t>
+            </w:r>
+          </w:p>
+        </w:tc>
+        <w:tc>
+          <w:tcPr>
+            <w:tcW w:type="dxa" w:w="2858"/>
+          </w:tcPr>
+          <w:p>
+            <w:r/>
+            <w:r>
+              <w:rPr>
+                <w:b w:val="0"/>
+                <w:sz w:val="14"/>
+              </w:rPr>
+              <w:t>NOT_APPLICABLE</w:t>
+            </w:r>
+          </w:p>
+        </w:tc>
+        <w:tc>
+          <w:tcPr>
+            <w:tcW w:type="dxa" w:w="2858"/>
+          </w:tcPr>
+          <w:p>
+            <w:r/>
+            <w:r>
+              <w:rPr>
+                <w:b w:val="0"/>
+                <w:sz w:val="14"/>
+              </w:rPr>
+              <w:t>Current exact tree b2f81b20322dd9e9268001126b07931b437e27df: zero entity-bound operation evidence for this entity/operation. Mother §71 forbids speculative CRUD/sibling-feature expansion; current revision authorizes no new behavior.</w:t>
+            </w:r>
+          </w:p>
+        </w:tc>
+      </w:tr>
+      <w:tr>
+        <w:tc>
+          <w:tcPr>
+            <w:tcW w:type="dxa" w:w="2858"/>
+          </w:tcPr>
+          <w:p>
+            <w:r/>
+            <w:r>
+              <w:rPr>
+                <w:b w:val="0"/>
+                <w:sz w:val="14"/>
+              </w:rPr>
+              <w:t>Acquisition Run</w:t>
+            </w:r>
+          </w:p>
+        </w:tc>
+        <w:tc>
+          <w:tcPr>
+            <w:tcW w:type="dxa" w:w="2858"/>
+          </w:tcPr>
+          <w:p>
+            <w:r/>
+            <w:r>
+              <w:rPr>
+                <w:b w:val="0"/>
+                <w:sz w:val="14"/>
+              </w:rPr>
+              <w:t>EDIT</w:t>
+            </w:r>
+          </w:p>
+        </w:tc>
+        <w:tc>
+          <w:tcPr>
+            <w:tcW w:type="dxa" w:w="2858"/>
+          </w:tcPr>
+          <w:p>
+            <w:r/>
+            <w:r>
+              <w:rPr>
+                <w:b w:val="0"/>
+                <w:sz w:val="14"/>
+              </w:rPr>
+              <w:t>REQUIRED</w:t>
+            </w:r>
+          </w:p>
+        </w:tc>
+        <w:tc>
+          <w:tcPr>
+            <w:tcW w:type="dxa" w:w="2858"/>
+          </w:tcPr>
+          <w:p>
+            <w:r/>
+            <w:r>
+              <w:rPr>
+                <w:b w:val="0"/>
+                <w:sz w:val="14"/>
+              </w:rPr>
+              <w:t>Current explicit applicability preserved. T5R3[N/A]</w:t>
+            </w:r>
+          </w:p>
+        </w:tc>
+      </w:tr>
+      <w:tr>
+        <w:tc>
+          <w:tcPr>
+            <w:tcW w:type="dxa" w:w="2858"/>
+          </w:tcPr>
+          <w:p>
+            <w:r/>
+            <w:r>
+              <w:rPr>
+                <w:b w:val="0"/>
+                <w:sz w:val="14"/>
+              </w:rPr>
+              <w:t>Acquisition Run</w:t>
+            </w:r>
+          </w:p>
+        </w:tc>
+        <w:tc>
+          <w:tcPr>
+            <w:tcW w:type="dxa" w:w="2858"/>
+          </w:tcPr>
+          <w:p>
+            <w:r/>
+            <w:r>
+              <w:rPr>
+                <w:b w:val="0"/>
+                <w:sz w:val="14"/>
+              </w:rPr>
+              <w:t>ERROR_RECOVERY</w:t>
+            </w:r>
+          </w:p>
+        </w:tc>
+        <w:tc>
+          <w:tcPr>
+            <w:tcW w:type="dxa" w:w="2858"/>
+          </w:tcPr>
+          <w:p>
+            <w:r/>
+            <w:r>
+              <w:rPr>
+                <w:b w:val="0"/>
+                <w:sz w:val="14"/>
+              </w:rPr>
+              <w:t>NOT_APPLICABLE</w:t>
+            </w:r>
+          </w:p>
+        </w:tc>
+        <w:tc>
+          <w:tcPr>
+            <w:tcW w:type="dxa" w:w="2858"/>
+          </w:tcPr>
+          <w:p>
+            <w:r/>
+            <w:r>
+              <w:rPr>
+                <w:b w:val="0"/>
+                <w:sz w:val="14"/>
+              </w:rPr>
+              <w:t>Current exact tree b2f81b20322dd9e9268001126b07931b437e27df: zero entity-bound operation evidence for this entity/operation. Mother §71 forbids speculative CRUD/sibling-feature expansion; current revision authorizes no new behavior.</w:t>
+            </w:r>
+          </w:p>
+        </w:tc>
+      </w:tr>
+      <w:tr>
+        <w:tc>
+          <w:tcPr>
+            <w:tcW w:type="dxa" w:w="2858"/>
+          </w:tcPr>
+          <w:p>
+            <w:r/>
+            <w:r>
+              <w:rPr>
+                <w:b w:val="0"/>
+                <w:sz w:val="14"/>
+              </w:rPr>
+              <w:t>Acquisition Run</w:t>
+            </w:r>
+          </w:p>
+        </w:tc>
+        <w:tc>
+          <w:tcPr>
+            <w:tcW w:type="dxa" w:w="2858"/>
+          </w:tcPr>
+          <w:p>
+            <w:r/>
+            <w:r>
+              <w:rPr>
+                <w:b w:val="0"/>
+                <w:sz w:val="14"/>
+              </w:rPr>
+              <w:t>LOCK_OR_UNLOCK</w:t>
+            </w:r>
+          </w:p>
+        </w:tc>
+        <w:tc>
+          <w:tcPr>
+            <w:tcW w:type="dxa" w:w="2858"/>
+          </w:tcPr>
+          <w:p>
+            <w:r/>
+            <w:r>
+              <w:rPr>
+                <w:b w:val="0"/>
+                <w:sz w:val="14"/>
+              </w:rPr>
+              <w:t>NOT_APPLICABLE</w:t>
+            </w:r>
+          </w:p>
+        </w:tc>
+        <w:tc>
+          <w:tcPr>
+            <w:tcW w:type="dxa" w:w="2858"/>
+          </w:tcPr>
+          <w:p>
+            <w:r/>
+            <w:r>
+              <w:rPr>
+                <w:b w:val="0"/>
+                <w:sz w:val="14"/>
+              </w:rPr>
+              <w:t>Current exact tree b2f81b20322dd9e9268001126b07931b437e27df: zero entity-bound operation evidence for this entity/operation. Mother §71 forbids speculative CRUD/sibling-feature expansion; current revision authorizes no new behavior.</w:t>
+            </w:r>
+          </w:p>
+        </w:tc>
+      </w:tr>
+      <w:tr>
+        <w:tc>
+          <w:tcPr>
+            <w:tcW w:type="dxa" w:w="2858"/>
+          </w:tcPr>
+          <w:p>
+            <w:r/>
+            <w:r>
+              <w:rPr>
+                <w:b w:val="0"/>
+                <w:sz w:val="14"/>
+              </w:rPr>
+              <w:t>Acquisition Run</w:t>
+            </w:r>
+          </w:p>
+        </w:tc>
+        <w:tc>
+          <w:tcPr>
+            <w:tcW w:type="dxa" w:w="2858"/>
+          </w:tcPr>
+          <w:p>
+            <w:r/>
+            <w:r>
+              <w:rPr>
+                <w:b w:val="0"/>
+                <w:sz w:val="14"/>
+              </w:rPr>
+              <w:t>MOVE_OR_REPARENT</w:t>
+            </w:r>
+          </w:p>
+        </w:tc>
+        <w:tc>
+          <w:tcPr>
+            <w:tcW w:type="dxa" w:w="2858"/>
+          </w:tcPr>
+          <w:p>
+            <w:r/>
+            <w:r>
+              <w:rPr>
+                <w:b w:val="0"/>
+                <w:sz w:val="14"/>
+              </w:rPr>
+              <w:t>NOT_APPLICABLE</w:t>
+            </w:r>
+          </w:p>
+        </w:tc>
+        <w:tc>
+          <w:tcPr>
+            <w:tcW w:type="dxa" w:w="2858"/>
+          </w:tcPr>
+          <w:p>
+            <w:r/>
+            <w:r>
+              <w:rPr>
+                <w:b w:val="0"/>
+                <w:sz w:val="14"/>
+              </w:rPr>
+              <w:t>Current exact tree b2f81b20322dd9e9268001126b07931b437e27df: zero entity-bound operation evidence for this entity/operation. Mother §71 forbids speculative CRUD/sibling-feature expansion; current revision authorizes no new behavior.</w:t>
+            </w:r>
+          </w:p>
+        </w:tc>
+      </w:tr>
+      <w:tr>
+        <w:tc>
+          <w:tcPr>
+            <w:tcW w:type="dxa" w:w="2858"/>
+          </w:tcPr>
+          <w:p>
+            <w:r/>
+            <w:r>
+              <w:rPr>
+                <w:b w:val="0"/>
+                <w:sz w:val="14"/>
+              </w:rPr>
+              <w:t>Acquisition Run</w:t>
+            </w:r>
+          </w:p>
+        </w:tc>
+        <w:tc>
+          <w:tcPr>
+            <w:tcW w:type="dxa" w:w="2858"/>
+          </w:tcPr>
+          <w:p>
+            <w:r/>
+            <w:r>
+              <w:rPr>
+                <w:b w:val="0"/>
+                <w:sz w:val="14"/>
+              </w:rPr>
+              <w:t>NEXT_STEP</w:t>
+            </w:r>
+          </w:p>
+        </w:tc>
+        <w:tc>
+          <w:tcPr>
+            <w:tcW w:type="dxa" w:w="2858"/>
+          </w:tcPr>
+          <w:p>
+            <w:r/>
+            <w:r>
+              <w:rPr>
+                <w:b w:val="0"/>
+                <w:sz w:val="14"/>
+              </w:rPr>
+              <w:t>NOT_APPLICABLE</w:t>
+            </w:r>
+          </w:p>
+        </w:tc>
+        <w:tc>
+          <w:tcPr>
+            <w:tcW w:type="dxa" w:w="2858"/>
+          </w:tcPr>
+          <w:p>
+            <w:r/>
+            <w:r>
+              <w:rPr>
+                <w:b w:val="0"/>
+                <w:sz w:val="14"/>
+              </w:rPr>
+              <w:t>Current exact tree b2f81b20322dd9e9268001126b07931b437e27df: zero entity-bound operation evidence for this entity/operation. Mother §71 forbids speculative CRUD/sibling-feature expansion; current revision authorizes no new behavior.</w:t>
+            </w:r>
+          </w:p>
+        </w:tc>
+      </w:tr>
+      <w:tr>
+        <w:tc>
+          <w:tcPr>
+            <w:tcW w:type="dxa" w:w="2858"/>
+          </w:tcPr>
+          <w:p>
+            <w:r/>
+            <w:r>
+              <w:rPr>
+                <w:b w:val="0"/>
+                <w:sz w:val="14"/>
+              </w:rPr>
+              <w:t>Acquisition Run</w:t>
+            </w:r>
+          </w:p>
+        </w:tc>
+        <w:tc>
+          <w:tcPr>
+            <w:tcW w:type="dxa" w:w="2858"/>
+          </w:tcPr>
+          <w:p>
+            <w:r/>
+            <w:r>
+              <w:rPr>
+                <w:b w:val="0"/>
+                <w:sz w:val="14"/>
+              </w:rPr>
+              <w:t>PARENT_BIND</w:t>
+            </w:r>
+          </w:p>
+        </w:tc>
+        <w:tc>
+          <w:tcPr>
+            <w:tcW w:type="dxa" w:w="2858"/>
+          </w:tcPr>
+          <w:p>
+            <w:r/>
+            <w:r>
+              <w:rPr>
+                <w:b w:val="0"/>
+                <w:sz w:val="14"/>
+              </w:rPr>
+              <w:t>NOT_APPLICABLE</w:t>
+            </w:r>
+          </w:p>
+        </w:tc>
+        <w:tc>
+          <w:tcPr>
+            <w:tcW w:type="dxa" w:w="2858"/>
+          </w:tcPr>
+          <w:p>
+            <w:r/>
+            <w:r>
+              <w:rPr>
+                <w:b w:val="0"/>
+                <w:sz w:val="14"/>
+              </w:rPr>
+              <w:t>Current exact tree b2f81b20322dd9e9268001126b07931b437e27df: zero entity-bound operation evidence for this entity/operation. Mother §71 forbids speculative CRUD/sibling-feature expansion; current revision authorizes no new behavior.</w:t>
+            </w:r>
+          </w:p>
+        </w:tc>
+      </w:tr>
+      <w:tr>
+        <w:tc>
+          <w:tcPr>
+            <w:tcW w:type="dxa" w:w="2858"/>
+          </w:tcPr>
+          <w:p>
+            <w:r/>
+            <w:r>
+              <w:rPr>
+                <w:b w:val="0"/>
+                <w:sz w:val="14"/>
+              </w:rPr>
+              <w:t>Acquisition Run</w:t>
+            </w:r>
+          </w:p>
+        </w:tc>
+        <w:tc>
+          <w:tcPr>
+            <w:tcW w:type="dxa" w:w="2858"/>
+          </w:tcPr>
+          <w:p>
+            <w:r/>
+            <w:r>
+              <w:rPr>
+                <w:b w:val="0"/>
+                <w:sz w:val="14"/>
+              </w:rPr>
+              <w:t>REORDER</w:t>
+            </w:r>
+          </w:p>
+        </w:tc>
+        <w:tc>
+          <w:tcPr>
+            <w:tcW w:type="dxa" w:w="2858"/>
+          </w:tcPr>
+          <w:p>
+            <w:r/>
+            <w:r>
+              <w:rPr>
+                <w:b w:val="0"/>
+                <w:sz w:val="14"/>
+              </w:rPr>
+              <w:t>NOT_APPLICABLE</w:t>
+            </w:r>
+          </w:p>
+        </w:tc>
+        <w:tc>
+          <w:tcPr>
+            <w:tcW w:type="dxa" w:w="2858"/>
+          </w:tcPr>
+          <w:p>
+            <w:r/>
+            <w:r>
+              <w:rPr>
+                <w:b w:val="0"/>
+                <w:sz w:val="14"/>
+              </w:rPr>
+              <w:t>Current exact tree b2f81b20322dd9e9268001126b07931b437e27df: zero entity-bound operation evidence for this entity/operation. Mother §71 forbids speculative CRUD/sibling-feature expansion; current revision authorizes no new behavior.</w:t>
+            </w:r>
+          </w:p>
+        </w:tc>
+      </w:tr>
+      <w:tr>
+        <w:tc>
+          <w:tcPr>
+            <w:tcW w:type="dxa" w:w="2858"/>
+          </w:tcPr>
+          <w:p>
+            <w:r/>
+            <w:r>
+              <w:rPr>
+                <w:b w:val="0"/>
+                <w:sz w:val="14"/>
+              </w:rPr>
+              <w:t>Acquisition Run</w:t>
+            </w:r>
+          </w:p>
+        </w:tc>
+        <w:tc>
+          <w:tcPr>
+            <w:tcW w:type="dxa" w:w="2858"/>
+          </w:tcPr>
+          <w:p>
+            <w:r/>
+            <w:r>
+              <w:rPr>
+                <w:b w:val="0"/>
+                <w:sz w:val="14"/>
+              </w:rPr>
+              <w:t>RESTORE</w:t>
+            </w:r>
+          </w:p>
+        </w:tc>
+        <w:tc>
+          <w:tcPr>
+            <w:tcW w:type="dxa" w:w="2858"/>
+          </w:tcPr>
+          <w:p>
+            <w:r/>
+            <w:r>
+              <w:rPr>
+                <w:b w:val="0"/>
+                <w:sz w:val="14"/>
+              </w:rPr>
+              <w:t>NOT_APPLICABLE</w:t>
+            </w:r>
+          </w:p>
+        </w:tc>
+        <w:tc>
+          <w:tcPr>
+            <w:tcW w:type="dxa" w:w="2858"/>
+          </w:tcPr>
+          <w:p>
+            <w:r/>
+            <w:r>
+              <w:rPr>
+                <w:b w:val="0"/>
+                <w:sz w:val="14"/>
+              </w:rPr>
+              <w:t>Current exact tree b2f81b20322dd9e9268001126b07931b437e27df: zero entity-bound operation evidence for this entity/operation. Mother §71 forbids speculative CRUD/sibling-feature expansion; current revision authorizes no new behavior.</w:t>
+            </w:r>
+          </w:p>
+        </w:tc>
+      </w:tr>
+      <w:tr>
+        <w:tc>
+          <w:tcPr>
+            <w:tcW w:type="dxa" w:w="2858"/>
+          </w:tcPr>
+          <w:p>
+            <w:r/>
+            <w:r>
+              <w:rPr>
+                <w:b w:val="0"/>
+                <w:sz w:val="14"/>
+              </w:rPr>
+              <w:t>Acquisition Run</w:t>
+            </w:r>
+          </w:p>
+        </w:tc>
+        <w:tc>
+          <w:tcPr>
+            <w:tcW w:type="dxa" w:w="2858"/>
+          </w:tcPr>
+          <w:p>
+            <w:r/>
+            <w:r>
+              <w:rPr>
+                <w:b w:val="0"/>
+                <w:sz w:val="14"/>
+              </w:rPr>
+              <w:t>RESUME</w:t>
+            </w:r>
+          </w:p>
+        </w:tc>
+        <w:tc>
+          <w:tcPr>
+            <w:tcW w:type="dxa" w:w="2858"/>
+          </w:tcPr>
+          <w:p>
+            <w:r/>
+            <w:r>
+              <w:rPr>
+                <w:b w:val="0"/>
+                <w:sz w:val="14"/>
+              </w:rPr>
+              <w:t>NOT_APPLICABLE</w:t>
+            </w:r>
+          </w:p>
+        </w:tc>
+        <w:tc>
+          <w:tcPr>
+            <w:tcW w:type="dxa" w:w="2858"/>
+          </w:tcPr>
+          <w:p>
+            <w:r/>
+            <w:r>
+              <w:rPr>
+                <w:b w:val="0"/>
+                <w:sz w:val="14"/>
+              </w:rPr>
+              <w:t>Current exact tree b2f81b20322dd9e9268001126b07931b437e27df: zero entity-bound operation evidence for this entity/operation. Mother §71 forbids speculative CRUD/sibling-feature expansion; current revision authorizes no new behavior.</w:t>
+            </w:r>
+          </w:p>
+        </w:tc>
+      </w:tr>
+      <w:tr>
+        <w:tc>
+          <w:tcPr>
+            <w:tcW w:type="dxa" w:w="2858"/>
+          </w:tcPr>
+          <w:p>
+            <w:r/>
+            <w:r>
+              <w:rPr>
+                <w:b w:val="0"/>
+                <w:sz w:val="14"/>
+              </w:rPr>
+              <w:t>Acquisition Run</w:t>
+            </w:r>
+          </w:p>
+        </w:tc>
+        <w:tc>
+          <w:tcPr>
+            <w:tcW w:type="dxa" w:w="2858"/>
+          </w:tcPr>
+          <w:p>
+            <w:r/>
+            <w:r>
+              <w:rPr>
+                <w:b w:val="0"/>
+                <w:sz w:val="14"/>
+              </w:rPr>
+              <w:t>REVISE</w:t>
+            </w:r>
+          </w:p>
+        </w:tc>
+        <w:tc>
+          <w:tcPr>
+            <w:tcW w:type="dxa" w:w="2858"/>
+          </w:tcPr>
+          <w:p>
+            <w:r/>
+            <w:r>
+              <w:rPr>
+                <w:b w:val="0"/>
+                <w:sz w:val="14"/>
+              </w:rPr>
+              <w:t>NOT_APPLICABLE</w:t>
+            </w:r>
+          </w:p>
+        </w:tc>
+        <w:tc>
+          <w:tcPr>
+            <w:tcW w:type="dxa" w:w="2858"/>
+          </w:tcPr>
+          <w:p>
+            <w:r/>
+            <w:r>
+              <w:rPr>
+                <w:b w:val="0"/>
+                <w:sz w:val="14"/>
+              </w:rPr>
+              <w:t>Current exact tree b2f81b20322dd9e9268001126b07931b437e27df: zero entity-bound operation evidence for this entity/operation. Mother §71 forbids speculative CRUD/sibling-feature expansion; current revision authorizes no new behavior.</w:t>
+            </w:r>
+          </w:p>
+        </w:tc>
+      </w:tr>
+      <w:tr>
+        <w:tc>
+          <w:tcPr>
+            <w:tcW w:type="dxa" w:w="2858"/>
+          </w:tcPr>
+          <w:p>
+            <w:r/>
+            <w:r>
+              <w:rPr>
+                <w:b w:val="0"/>
+                <w:sz w:val="14"/>
+              </w:rPr>
+              <w:t>Acquisition Run</w:t>
+            </w:r>
+          </w:p>
+        </w:tc>
+        <w:tc>
+          <w:tcPr>
+            <w:tcW w:type="dxa" w:w="2858"/>
+          </w:tcPr>
+          <w:p>
+            <w:r/>
+            <w:r>
+              <w:rPr>
+                <w:b w:val="0"/>
+                <w:sz w:val="14"/>
+              </w:rPr>
+              <w:t>SAVE</w:t>
+            </w:r>
+          </w:p>
+        </w:tc>
+        <w:tc>
+          <w:tcPr>
+            <w:tcW w:type="dxa" w:w="2858"/>
+          </w:tcPr>
+          <w:p>
+            <w:r/>
+            <w:r>
+              <w:rPr>
+                <w:b w:val="0"/>
+                <w:sz w:val="14"/>
+              </w:rPr>
+              <w:t>NOT_APPLICABLE</w:t>
+            </w:r>
+          </w:p>
+        </w:tc>
+        <w:tc>
+          <w:tcPr>
+            <w:tcW w:type="dxa" w:w="2858"/>
+          </w:tcPr>
+          <w:p>
+            <w:r/>
+            <w:r>
+              <w:rPr>
+                <w:b w:val="0"/>
+                <w:sz w:val="14"/>
+              </w:rPr>
+              <w:t>Current exact tree b2f81b20322dd9e9268001126b07931b437e27df: zero entity-bound operation evidence for this entity/operation. Mother §71 forbids speculative CRUD/sibling-feature expansion; current revision authorizes no new behavior.</w:t>
+            </w:r>
+          </w:p>
+        </w:tc>
+      </w:tr>
+      <w:tr>
+        <w:tc>
+          <w:tcPr>
+            <w:tcW w:type="dxa" w:w="2858"/>
+          </w:tcPr>
+          <w:p>
+            <w:r/>
+            <w:r>
+              <w:rPr>
+                <w:b w:val="0"/>
+                <w:sz w:val="14"/>
+              </w:rPr>
+              <w:t>Acquisition Run</w:t>
+            </w:r>
+          </w:p>
+        </w:tc>
+        <w:tc>
+          <w:tcPr>
+            <w:tcW w:type="dxa" w:w="2858"/>
+          </w:tcPr>
+          <w:p>
+            <w:r/>
+            <w:r>
+              <w:rPr>
+                <w:b w:val="0"/>
+                <w:sz w:val="14"/>
+              </w:rPr>
+              <w:t>SELECT_OR_OPEN</w:t>
+            </w:r>
+          </w:p>
+        </w:tc>
+        <w:tc>
+          <w:tcPr>
+            <w:tcW w:type="dxa" w:w="2858"/>
+          </w:tcPr>
+          <w:p>
+            <w:r/>
+            <w:r>
+              <w:rPr>
+                <w:b w:val="0"/>
+                <w:sz w:val="14"/>
+              </w:rPr>
+              <w:t>REQUIRED</w:t>
+            </w:r>
+          </w:p>
+        </w:tc>
+        <w:tc>
+          <w:tcPr>
+            <w:tcW w:type="dxa" w:w="2858"/>
+          </w:tcPr>
+          <w:p>
+            <w:r/>
+            <w:r>
+              <w:rPr>
+                <w:b w:val="0"/>
+                <w:sz w:val="14"/>
+              </w:rPr>
+              <w:t>Current explicit applicability preserved. T5R3[List/Open]</w:t>
+            </w:r>
+          </w:p>
+        </w:tc>
+      </w:tr>
+      <w:tr>
+        <w:tc>
+          <w:tcPr>
+            <w:tcW w:type="dxa" w:w="2858"/>
+          </w:tcPr>
+          <w:p>
+            <w:r/>
+            <w:r>
+              <w:rPr>
+                <w:b w:val="0"/>
+                <w:sz w:val="14"/>
+              </w:rPr>
+              <w:t>Acquisition Run</w:t>
+            </w:r>
+          </w:p>
+        </w:tc>
+        <w:tc>
+          <w:tcPr>
+            <w:tcW w:type="dxa" w:w="2858"/>
+          </w:tcPr>
+          <w:p>
+            <w:r/>
+            <w:r>
+              <w:rPr>
+                <w:b w:val="0"/>
+                <w:sz w:val="14"/>
+              </w:rPr>
+              <w:t>VALIDATE</w:t>
+            </w:r>
+          </w:p>
+        </w:tc>
+        <w:tc>
+          <w:tcPr>
+            <w:tcW w:type="dxa" w:w="2858"/>
+          </w:tcPr>
+          <w:p>
+            <w:r/>
+            <w:r>
+              <w:rPr>
+                <w:b w:val="0"/>
+                <w:sz w:val="14"/>
+              </w:rPr>
+              <w:t>NOT_APPLICABLE</w:t>
+            </w:r>
+          </w:p>
+        </w:tc>
+        <w:tc>
+          <w:tcPr>
+            <w:tcW w:type="dxa" w:w="2858"/>
+          </w:tcPr>
+          <w:p>
+            <w:r/>
+            <w:r>
+              <w:rPr>
+                <w:b w:val="0"/>
+                <w:sz w:val="14"/>
+              </w:rPr>
+              <w:t>Current exact tree b2f81b20322dd9e9268001126b07931b437e27df: zero entity-bound operation evidence for this entity/operation. Mother §71 forbids speculative CRUD/sibling-feature expansion; current revision authorizes no new behavior.</w:t>
+            </w:r>
+          </w:p>
+        </w:tc>
+      </w:tr>
+      <w:tr>
+        <w:tc>
+          <w:tcPr>
+            <w:tcW w:type="dxa" w:w="2858"/>
+          </w:tcPr>
+          <w:p>
+            <w:r/>
+            <w:r>
+              <w:rPr>
+                <w:b w:val="0"/>
+                <w:sz w:val="14"/>
+              </w:rPr>
+              <w:t>Acquisition Run</w:t>
+            </w:r>
+          </w:p>
+        </w:tc>
+        <w:tc>
+          <w:tcPr>
+            <w:tcW w:type="dxa" w:w="2858"/>
+          </w:tcPr>
+          <w:p>
+            <w:r/>
+            <w:r>
+              <w:rPr>
+                <w:b w:val="0"/>
+                <w:sz w:val="14"/>
+              </w:rPr>
+              <w:t>VERSION</w:t>
+            </w:r>
+          </w:p>
+        </w:tc>
+        <w:tc>
+          <w:tcPr>
+            <w:tcW w:type="dxa" w:w="2858"/>
+          </w:tcPr>
+          <w:p>
+            <w:r/>
+            <w:r>
+              <w:rPr>
+                <w:b w:val="0"/>
+                <w:sz w:val="14"/>
+              </w:rPr>
+              <w:t>NOT_APPLICABLE</w:t>
+            </w:r>
+          </w:p>
+        </w:tc>
+        <w:tc>
+          <w:tcPr>
+            <w:tcW w:type="dxa" w:w="2858"/>
+          </w:tcPr>
+          <w:p>
+            <w:r/>
+            <w:r>
+              <w:rPr>
+                <w:b w:val="0"/>
+                <w:sz w:val="14"/>
+              </w:rPr>
+              <w:t>Current exact tree b2f81b20322dd9e9268001126b07931b437e27df: zero entity-bound operation evidence for this entity/operation. Mother §71 forbids speculative CRUD/sibling-feature expansion; current revision authorizes no new behavior.</w:t>
+            </w:r>
+          </w:p>
+        </w:tc>
+      </w:tr>
+      <w:tr>
+        <w:tc>
+          <w:tcPr>
+            <w:tcW w:type="dxa" w:w="2858"/>
+          </w:tcPr>
+          <w:p>
+            <w:r/>
+            <w:r>
+              <w:rPr>
+                <w:b w:val="0"/>
+                <w:sz w:val="14"/>
+              </w:rPr>
+              <w:t>Experience / Replay</w:t>
+            </w:r>
+          </w:p>
+        </w:tc>
+        <w:tc>
+          <w:tcPr>
+            <w:tcW w:type="dxa" w:w="2858"/>
+          </w:tcPr>
+          <w:p>
+            <w:r/>
+            <w:r>
+              <w:rPr>
+                <w:b w:val="0"/>
+                <w:sz w:val="14"/>
+              </w:rPr>
+              <w:t>ARCHIVE_OR_DELETE</w:t>
+            </w:r>
+          </w:p>
+        </w:tc>
+        <w:tc>
+          <w:tcPr>
+            <w:tcW w:type="dxa" w:w="2858"/>
+          </w:tcPr>
+          <w:p>
+            <w:r/>
+            <w:r>
+              <w:rPr>
+                <w:b w:val="0"/>
+                <w:sz w:val="14"/>
+              </w:rPr>
+              <w:t>REQUIRED</w:t>
+            </w:r>
+          </w:p>
+        </w:tc>
+        <w:tc>
+          <w:tcPr>
+            <w:tcW w:type="dxa" w:w="2858"/>
+          </w:tcPr>
+          <w:p>
+            <w:r/>
+            <w:r>
+              <w:rPr>
+                <w:b w:val="0"/>
+                <w:sz w:val="14"/>
+              </w:rPr>
+              <w:t>Current explicit applicability preserved. T5R6[N/A]</w:t>
+            </w:r>
+          </w:p>
+        </w:tc>
+      </w:tr>
+      <w:tr>
+        <w:tc>
+          <w:tcPr>
+            <w:tcW w:type="dxa" w:w="2858"/>
+          </w:tcPr>
+          <w:p>
+            <w:r/>
+            <w:r>
+              <w:rPr>
+                <w:b w:val="0"/>
+                <w:sz w:val="14"/>
+              </w:rPr>
+              <w:t>Experience / Replay</w:t>
+            </w:r>
+          </w:p>
+        </w:tc>
+        <w:tc>
+          <w:tcPr>
+            <w:tcW w:type="dxa" w:w="2858"/>
+          </w:tcPr>
+          <w:p>
+            <w:r/>
+            <w:r>
+              <w:rPr>
+                <w:b w:val="0"/>
+                <w:sz w:val="14"/>
+              </w:rPr>
+              <w:t>AUDIT</w:t>
+            </w:r>
+          </w:p>
+        </w:tc>
+        <w:tc>
+          <w:tcPr>
+            <w:tcW w:type="dxa" w:w="2858"/>
+          </w:tcPr>
+          <w:p>
+            <w:r/>
+            <w:r>
+              <w:rPr>
+                <w:b w:val="0"/>
+                <w:sz w:val="14"/>
+              </w:rPr>
+              <w:t>NOT_APPLICABLE</w:t>
+            </w:r>
+          </w:p>
+        </w:tc>
+        <w:tc>
+          <w:tcPr>
+            <w:tcW w:type="dxa" w:w="2858"/>
+          </w:tcPr>
+          <w:p>
+            <w:r/>
+            <w:r>
+              <w:rPr>
+                <w:b w:val="0"/>
+                <w:sz w:val="14"/>
+              </w:rPr>
+              <w:t>Current exact tree b2f81b20322dd9e9268001126b07931b437e27df: zero entity-bound operation evidence for this entity/operation. Mother §71 forbids speculative CRUD/sibling-feature expansion; current revision authorizes no new behavior.</w:t>
+            </w:r>
+          </w:p>
+        </w:tc>
+      </w:tr>
+      <w:tr>
+        <w:tc>
+          <w:tcPr>
+            <w:tcW w:type="dxa" w:w="2858"/>
+          </w:tcPr>
+          <w:p>
+            <w:r/>
+            <w:r>
+              <w:rPr>
+                <w:b w:val="0"/>
+                <w:sz w:val="14"/>
+              </w:rPr>
+              <w:t>Experience / Replay</w:t>
+            </w:r>
+          </w:p>
+        </w:tc>
+        <w:tc>
+          <w:tcPr>
+            <w:tcW w:type="dxa" w:w="2858"/>
+          </w:tcPr>
+          <w:p>
+            <w:r/>
+            <w:r>
+              <w:rPr>
+                <w:b w:val="0"/>
+                <w:sz w:val="14"/>
+              </w:rPr>
+              <w:t>CATEGORY_OR_GROUP_BIND</w:t>
+            </w:r>
+          </w:p>
+        </w:tc>
+        <w:tc>
+          <w:tcPr>
+            <w:tcW w:type="dxa" w:w="2858"/>
+          </w:tcPr>
+          <w:p>
+            <w:r/>
+            <w:r>
+              <w:rPr>
+                <w:b w:val="0"/>
+                <w:sz w:val="14"/>
+              </w:rPr>
+              <w:t>NOT_APPLICABLE</w:t>
+            </w:r>
+          </w:p>
+        </w:tc>
+        <w:tc>
+          <w:tcPr>
+            <w:tcW w:type="dxa" w:w="2858"/>
+          </w:tcPr>
+          <w:p>
+            <w:r/>
+            <w:r>
+              <w:rPr>
+                <w:b w:val="0"/>
+                <w:sz w:val="14"/>
+              </w:rPr>
+              <w:t>Current exact tree b2f81b20322dd9e9268001126b07931b437e27df: zero entity-bound operation evidence for this entity/operation. Mother §71 forbids speculative CRUD/sibling-feature expansion; current revision authorizes no new behavior.</w:t>
+            </w:r>
+          </w:p>
+        </w:tc>
+      </w:tr>
+      <w:tr>
+        <w:tc>
+          <w:tcPr>
+            <w:tcW w:type="dxa" w:w="2858"/>
+          </w:tcPr>
+          <w:p>
+            <w:r/>
+            <w:r>
+              <w:rPr>
+                <w:b w:val="0"/>
+                <w:sz w:val="14"/>
+              </w:rPr>
+              <w:t>Experience / Replay</w:t>
+            </w:r>
+          </w:p>
+        </w:tc>
+        <w:tc>
+          <w:tcPr>
+            <w:tcW w:type="dxa" w:w="2858"/>
+          </w:tcPr>
+          <w:p>
+            <w:r/>
+            <w:r>
+              <w:rPr>
+                <w:b w:val="0"/>
+                <w:sz w:val="14"/>
+              </w:rPr>
+              <w:t>CONFIRM_OR_APPROVE</w:t>
+            </w:r>
+          </w:p>
+        </w:tc>
+        <w:tc>
+          <w:tcPr>
+            <w:tcW w:type="dxa" w:w="2858"/>
+          </w:tcPr>
+          <w:p>
+            <w:r/>
+            <w:r>
+              <w:rPr>
+                <w:b w:val="0"/>
+                <w:sz w:val="14"/>
+              </w:rPr>
+              <w:t>NOT_APPLICABLE</w:t>
+            </w:r>
+          </w:p>
+        </w:tc>
+        <w:tc>
+          <w:tcPr>
+            <w:tcW w:type="dxa" w:w="2858"/>
+          </w:tcPr>
+          <w:p>
+            <w:r/>
+            <w:r>
+              <w:rPr>
+                <w:b w:val="0"/>
+                <w:sz w:val="14"/>
+              </w:rPr>
+              <w:t>Current exact tree b2f81b20322dd9e9268001126b07931b437e27df: zero entity-bound operation evidence for this entity/operation. Mother §71 forbids speculative CRUD/sibling-feature expansion; current revision authorizes no new behavior.</w:t>
+            </w:r>
+          </w:p>
+        </w:tc>
+      </w:tr>
+      <w:tr>
+        <w:tc>
+          <w:tcPr>
+            <w:tcW w:type="dxa" w:w="2858"/>
+          </w:tcPr>
+          <w:p>
+            <w:r/>
+            <w:r>
+              <w:rPr>
+                <w:b w:val="0"/>
+                <w:sz w:val="14"/>
+              </w:rPr>
+              <w:t>Experience / Replay</w:t>
+            </w:r>
+          </w:p>
+        </w:tc>
+        <w:tc>
+          <w:tcPr>
+            <w:tcW w:type="dxa" w:w="2858"/>
+          </w:tcPr>
+          <w:p>
+            <w:r/>
+            <w:r>
+              <w:rPr>
+                <w:b w:val="0"/>
+                <w:sz w:val="14"/>
+              </w:rPr>
+              <w:t>CREATE</w:t>
+            </w:r>
+          </w:p>
+        </w:tc>
+        <w:tc>
+          <w:tcPr>
+            <w:tcW w:type="dxa" w:w="2858"/>
+          </w:tcPr>
+          <w:p>
+            <w:r/>
+            <w:r>
+              <w:rPr>
+                <w:b w:val="0"/>
+                <w:sz w:val="14"/>
+              </w:rPr>
+              <w:t>REQUIRED</w:t>
+            </w:r>
+          </w:p>
+        </w:tc>
+        <w:tc>
+          <w:tcPr>
+            <w:tcW w:type="dxa" w:w="2858"/>
+          </w:tcPr>
+          <w:p>
+            <w:r/>
+            <w:r>
+              <w:rPr>
+                <w:b w:val="0"/>
+                <w:sz w:val="14"/>
+              </w:rPr>
+              <w:t>Current explicit applicability preserved. T5R6[System capture only]</w:t>
+            </w:r>
+          </w:p>
+        </w:tc>
+      </w:tr>
+      <w:tr>
+        <w:tc>
+          <w:tcPr>
+            <w:tcW w:type="dxa" w:w="2858"/>
+          </w:tcPr>
+          <w:p>
+            <w:r/>
+            <w:r>
+              <w:rPr>
+                <w:b w:val="0"/>
+                <w:sz w:val="14"/>
+              </w:rPr>
+              <w:t>Experience / Replay</w:t>
+            </w:r>
+          </w:p>
+        </w:tc>
+        <w:tc>
+          <w:tcPr>
+            <w:tcW w:type="dxa" w:w="2858"/>
+          </w:tcPr>
+          <w:p>
+            <w:r/>
+            <w:r>
+              <w:rPr>
+                <w:b w:val="0"/>
+                <w:sz w:val="14"/>
+              </w:rPr>
+              <w:t>CREATION_MODE</w:t>
+            </w:r>
+          </w:p>
+        </w:tc>
+        <w:tc>
+          <w:tcPr>
+            <w:tcW w:type="dxa" w:w="2858"/>
+          </w:tcPr>
+          <w:p>
+            <w:r/>
+            <w:r>
+              <w:rPr>
+                <w:b w:val="0"/>
+                <w:sz w:val="14"/>
+              </w:rPr>
+              <w:t>NOT_APPLICABLE</w:t>
+            </w:r>
+          </w:p>
+        </w:tc>
+        <w:tc>
+          <w:tcPr>
+            <w:tcW w:type="dxa" w:w="2858"/>
+          </w:tcPr>
+          <w:p>
+            <w:r/>
+            <w:r>
+              <w:rPr>
+                <w:b w:val="0"/>
+                <w:sz w:val="14"/>
+              </w:rPr>
+              <w:t>Current exact tree b2f81b20322dd9e9268001126b07931b437e27df: zero entity-bound operation evidence for this entity/operation. Mother §71 forbids speculative CRUD/sibling-feature expansion; current revision authorizes no new behavior.</w:t>
+            </w:r>
+          </w:p>
+        </w:tc>
+      </w:tr>
+      <w:tr>
+        <w:tc>
+          <w:tcPr>
+            <w:tcW w:type="dxa" w:w="2858"/>
+          </w:tcPr>
+          <w:p>
+            <w:r/>
+            <w:r>
+              <w:rPr>
+                <w:b w:val="0"/>
+                <w:sz w:val="14"/>
+              </w:rPr>
+              <w:t>Experience / Replay</w:t>
+            </w:r>
+          </w:p>
+        </w:tc>
+        <w:tc>
+          <w:tcPr>
+            <w:tcW w:type="dxa" w:w="2858"/>
+          </w:tcPr>
+          <w:p>
+            <w:r/>
+            <w:r>
+              <w:rPr>
+                <w:b w:val="0"/>
+                <w:sz w:val="14"/>
+              </w:rPr>
+              <w:t>DEPENDENCY_IMPACT</w:t>
+            </w:r>
+          </w:p>
+        </w:tc>
+        <w:tc>
+          <w:tcPr>
+            <w:tcW w:type="dxa" w:w="2858"/>
+          </w:tcPr>
+          <w:p>
+            <w:r/>
+            <w:r>
+              <w:rPr>
+                <w:b w:val="0"/>
+                <w:sz w:val="14"/>
+              </w:rPr>
+              <w:t>NOT_APPLICABLE</w:t>
+            </w:r>
+          </w:p>
+        </w:tc>
+        <w:tc>
+          <w:tcPr>
+            <w:tcW w:type="dxa" w:w="2858"/>
+          </w:tcPr>
+          <w:p>
+            <w:r/>
+            <w:r>
+              <w:rPr>
+                <w:b w:val="0"/>
+                <w:sz w:val="14"/>
+              </w:rPr>
+              <w:t>Current exact tree b2f81b20322dd9e9268001126b07931b437e27df: zero entity-bound operation evidence for this entity/operation. Mother §71 forbids speculative CRUD/sibling-feature expansion; current revision authorizes no new behavior.</w:t>
+            </w:r>
+          </w:p>
+        </w:tc>
+      </w:tr>
+      <w:tr>
+        <w:tc>
+          <w:tcPr>
+            <w:tcW w:type="dxa" w:w="2858"/>
+          </w:tcPr>
+          <w:p>
+            <w:r/>
+            <w:r>
+              <w:rPr>
+                <w:b w:val="0"/>
+                <w:sz w:val="14"/>
+              </w:rPr>
+              <w:t>Experience / Replay</w:t>
+            </w:r>
+          </w:p>
+        </w:tc>
+        <w:tc>
+          <w:tcPr>
+            <w:tcW w:type="dxa" w:w="2858"/>
+          </w:tcPr>
+          <w:p>
+            <w:r/>
+            <w:r>
+              <w:rPr>
+                <w:b w:val="0"/>
+                <w:sz w:val="14"/>
+              </w:rPr>
+              <w:t>DISCOVER_OR_LIST</w:t>
+            </w:r>
+          </w:p>
+        </w:tc>
+        <w:tc>
+          <w:tcPr>
+            <w:tcW w:type="dxa" w:w="2858"/>
+          </w:tcPr>
+          <w:p>
+            <w:r/>
+            <w:r>
+              <w:rPr>
+                <w:b w:val="0"/>
+                <w:sz w:val="14"/>
+              </w:rPr>
+              <w:t>REQUIRED</w:t>
+            </w:r>
+          </w:p>
+        </w:tc>
+        <w:tc>
+          <w:tcPr>
+            <w:tcW w:type="dxa" w:w="2858"/>
+          </w:tcPr>
+          <w:p>
+            <w:r/>
+            <w:r>
+              <w:rPr>
+                <w:b w:val="0"/>
+                <w:sz w:val="14"/>
+              </w:rPr>
+              <w:t>Current explicit applicability preserved. T5R6[DISCOVER/OPEN]</w:t>
+            </w:r>
+          </w:p>
+        </w:tc>
+      </w:tr>
+      <w:tr>
+        <w:tc>
+          <w:tcPr>
+            <w:tcW w:type="dxa" w:w="2858"/>
+          </w:tcPr>
+          <w:p>
+            <w:r/>
+            <w:r>
+              <w:rPr>
+                <w:b w:val="0"/>
+                <w:sz w:val="14"/>
+              </w:rPr>
+              <w:t>Experience / Replay</w:t>
+            </w:r>
+          </w:p>
+        </w:tc>
+        <w:tc>
+          <w:tcPr>
+            <w:tcW w:type="dxa" w:w="2858"/>
+          </w:tcPr>
+          <w:p>
+            <w:r/>
+            <w:r>
+              <w:rPr>
+                <w:b w:val="0"/>
+                <w:sz w:val="14"/>
+              </w:rPr>
+              <w:t>DRAFT</w:t>
+            </w:r>
+          </w:p>
+        </w:tc>
+        <w:tc>
+          <w:tcPr>
+            <w:tcW w:type="dxa" w:w="2858"/>
+          </w:tcPr>
+          <w:p>
+            <w:r/>
+            <w:r>
+              <w:rPr>
+                <w:b w:val="0"/>
+                <w:sz w:val="14"/>
+              </w:rPr>
+              <w:t>NOT_APPLICABLE</w:t>
+            </w:r>
+          </w:p>
+        </w:tc>
+        <w:tc>
+          <w:tcPr>
+            <w:tcW w:type="dxa" w:w="2858"/>
+          </w:tcPr>
+          <w:p>
+            <w:r/>
+            <w:r>
+              <w:rPr>
+                <w:b w:val="0"/>
+                <w:sz w:val="14"/>
+              </w:rPr>
+              <w:t>Current exact tree b2f81b20322dd9e9268001126b07931b437e27df: zero entity-bound operation evidence for this entity/operation. Mother §71 forbids speculative CRUD/sibling-feature expansion; current revision authorizes no new behavior.</w:t>
+            </w:r>
+          </w:p>
+        </w:tc>
+      </w:tr>
+      <w:tr>
+        <w:tc>
+          <w:tcPr>
+            <w:tcW w:type="dxa" w:w="2858"/>
+          </w:tcPr>
+          <w:p>
+            <w:r/>
+            <w:r>
+              <w:rPr>
+                <w:b w:val="0"/>
+                <w:sz w:val="14"/>
+              </w:rPr>
+              <w:t>Experience / Replay</w:t>
+            </w:r>
+          </w:p>
+        </w:tc>
+        <w:tc>
+          <w:tcPr>
+            <w:tcW w:type="dxa" w:w="2858"/>
+          </w:tcPr>
+          <w:p>
+            <w:r/>
+            <w:r>
+              <w:rPr>
+                <w:b w:val="0"/>
+                <w:sz w:val="14"/>
+              </w:rPr>
+              <w:t>EDIT</w:t>
+            </w:r>
+          </w:p>
+        </w:tc>
+        <w:tc>
+          <w:tcPr>
+            <w:tcW w:type="dxa" w:w="2858"/>
+          </w:tcPr>
+          <w:p>
+            <w:r/>
+            <w:r>
+              <w:rPr>
+                <w:b w:val="0"/>
+                <w:sz w:val="14"/>
+              </w:rPr>
+              <w:t>REQUIRED</w:t>
+            </w:r>
+          </w:p>
+        </w:tc>
+        <w:tc>
+          <w:tcPr>
+            <w:tcW w:type="dxa" w:w="2858"/>
+          </w:tcPr>
+          <w:p>
+            <w:r/>
+            <w:r>
+              <w:rPr>
+                <w:b w:val="0"/>
+                <w:sz w:val="14"/>
+              </w:rPr>
+              <w:t>Current explicit applicability preserved. T5R6[COMPARE]</w:t>
+            </w:r>
+          </w:p>
+        </w:tc>
+      </w:tr>
+      <w:tr>
+        <w:tc>
+          <w:tcPr>
+            <w:tcW w:type="dxa" w:w="2858"/>
+          </w:tcPr>
+          <w:p>
+            <w:r/>
+            <w:r>
+              <w:rPr>
+                <w:b w:val="0"/>
+                <w:sz w:val="14"/>
+              </w:rPr>
+              <w:t>Experience / Replay</w:t>
+            </w:r>
+          </w:p>
+        </w:tc>
+        <w:tc>
+          <w:tcPr>
+            <w:tcW w:type="dxa" w:w="2858"/>
+          </w:tcPr>
+          <w:p>
+            <w:r/>
+            <w:r>
+              <w:rPr>
+                <w:b w:val="0"/>
+                <w:sz w:val="14"/>
+              </w:rPr>
+              <w:t>ERROR_RECOVERY</w:t>
+            </w:r>
+          </w:p>
+        </w:tc>
+        <w:tc>
+          <w:tcPr>
+            <w:tcW w:type="dxa" w:w="2858"/>
+          </w:tcPr>
+          <w:p>
+            <w:r/>
+            <w:r>
+              <w:rPr>
+                <w:b w:val="0"/>
+                <w:sz w:val="14"/>
+              </w:rPr>
+              <w:t>NOT_APPLICABLE</w:t>
+            </w:r>
+          </w:p>
+        </w:tc>
+        <w:tc>
+          <w:tcPr>
+            <w:tcW w:type="dxa" w:w="2858"/>
+          </w:tcPr>
+          <w:p>
+            <w:r/>
+            <w:r>
+              <w:rPr>
+                <w:b w:val="0"/>
+                <w:sz w:val="14"/>
+              </w:rPr>
+              <w:t>Current exact tree b2f81b20322dd9e9268001126b07931b437e27df: zero entity-bound operation evidence for this entity/operation. Mother §71 forbids speculative CRUD/sibling-feature expansion; current revision authorizes no new behavior.</w:t>
+            </w:r>
+          </w:p>
+        </w:tc>
+      </w:tr>
+      <w:tr>
+        <w:tc>
+          <w:tcPr>
+            <w:tcW w:type="dxa" w:w="2858"/>
+          </w:tcPr>
+          <w:p>
+            <w:r/>
+            <w:r>
+              <w:rPr>
+                <w:b w:val="0"/>
+                <w:sz w:val="14"/>
+              </w:rPr>
+              <w:t>Experience / Replay</w:t>
+            </w:r>
+          </w:p>
+        </w:tc>
+        <w:tc>
+          <w:tcPr>
+            <w:tcW w:type="dxa" w:w="2858"/>
+          </w:tcPr>
+          <w:p>
+            <w:r/>
+            <w:r>
+              <w:rPr>
+                <w:b w:val="0"/>
+                <w:sz w:val="14"/>
+              </w:rPr>
+              <w:t>LOCK_OR_UNLOCK</w:t>
+            </w:r>
+          </w:p>
+        </w:tc>
+        <w:tc>
+          <w:tcPr>
+            <w:tcW w:type="dxa" w:w="2858"/>
+          </w:tcPr>
+          <w:p>
+            <w:r/>
+            <w:r>
+              <w:rPr>
+                <w:b w:val="0"/>
+                <w:sz w:val="14"/>
+              </w:rPr>
+              <w:t>NOT_APPLICABLE</w:t>
+            </w:r>
+          </w:p>
+        </w:tc>
+        <w:tc>
+          <w:tcPr>
+            <w:tcW w:type="dxa" w:w="2858"/>
+          </w:tcPr>
+          <w:p>
+            <w:r/>
+            <w:r>
+              <w:rPr>
+                <w:b w:val="0"/>
+                <w:sz w:val="14"/>
+              </w:rPr>
+              <w:t>Current exact tree b2f81b20322dd9e9268001126b07931b437e27df: zero entity-bound operation evidence for this entity/operation. Mother §71 forbids speculative CRUD/sibling-feature expansion; current revision authorizes no new behavior.</w:t>
+            </w:r>
+          </w:p>
+        </w:tc>
+      </w:tr>
+      <w:tr>
+        <w:tc>
+          <w:tcPr>
+            <w:tcW w:type="dxa" w:w="2858"/>
+          </w:tcPr>
+          <w:p>
+            <w:r/>
+            <w:r>
+              <w:rPr>
+                <w:b w:val="0"/>
+                <w:sz w:val="14"/>
+              </w:rPr>
+              <w:t>Experience / Replay</w:t>
+            </w:r>
+          </w:p>
+        </w:tc>
+        <w:tc>
+          <w:tcPr>
+            <w:tcW w:type="dxa" w:w="2858"/>
+          </w:tcPr>
+          <w:p>
+            <w:r/>
+            <w:r>
+              <w:rPr>
+                <w:b w:val="0"/>
+                <w:sz w:val="14"/>
+              </w:rPr>
+              <w:t>MOVE_OR_REPARENT</w:t>
+            </w:r>
+          </w:p>
+        </w:tc>
+        <w:tc>
+          <w:tcPr>
+            <w:tcW w:type="dxa" w:w="2858"/>
+          </w:tcPr>
+          <w:p>
+            <w:r/>
+            <w:r>
+              <w:rPr>
+                <w:b w:val="0"/>
+                <w:sz w:val="14"/>
+              </w:rPr>
+              <w:t>NOT_APPLICABLE</w:t>
+            </w:r>
+          </w:p>
+        </w:tc>
+        <w:tc>
+          <w:tcPr>
+            <w:tcW w:type="dxa" w:w="2858"/>
+          </w:tcPr>
+          <w:p>
+            <w:r/>
+            <w:r>
+              <w:rPr>
+                <w:b w:val="0"/>
+                <w:sz w:val="14"/>
+              </w:rPr>
+              <w:t>Current exact tree b2f81b20322dd9e9268001126b07931b437e27df: zero entity-bound operation evidence for this entity/operation. Mother §71 forbids speculative CRUD/sibling-feature expansion; current revision authorizes no new behavior.</w:t>
+            </w:r>
+          </w:p>
+        </w:tc>
+      </w:tr>
+      <w:tr>
+        <w:tc>
+          <w:tcPr>
+            <w:tcW w:type="dxa" w:w="2858"/>
+          </w:tcPr>
+          <w:p>
+            <w:r/>
+            <w:r>
+              <w:rPr>
+                <w:b w:val="0"/>
+                <w:sz w:val="14"/>
+              </w:rPr>
+              <w:t>Experience / Replay</w:t>
+            </w:r>
+          </w:p>
+        </w:tc>
+        <w:tc>
+          <w:tcPr>
+            <w:tcW w:type="dxa" w:w="2858"/>
+          </w:tcPr>
+          <w:p>
+            <w:r/>
+            <w:r>
+              <w:rPr>
+                <w:b w:val="0"/>
+                <w:sz w:val="14"/>
+              </w:rPr>
+              <w:t>NEXT_STEP</w:t>
+            </w:r>
+          </w:p>
+        </w:tc>
+        <w:tc>
+          <w:tcPr>
+            <w:tcW w:type="dxa" w:w="2858"/>
+          </w:tcPr>
+          <w:p>
+            <w:r/>
+            <w:r>
+              <w:rPr>
+                <w:b w:val="0"/>
+                <w:sz w:val="14"/>
+              </w:rPr>
+              <w:t>NOT_APPLICABLE</w:t>
+            </w:r>
+          </w:p>
+        </w:tc>
+        <w:tc>
+          <w:tcPr>
+            <w:tcW w:type="dxa" w:w="2858"/>
+          </w:tcPr>
+          <w:p>
+            <w:r/>
+            <w:r>
+              <w:rPr>
+                <w:b w:val="0"/>
+                <w:sz w:val="14"/>
+              </w:rPr>
+              <w:t>Current exact tree b2f81b20322dd9e9268001126b07931b437e27df: zero entity-bound operation evidence for this entity/operation. Mother §71 forbids speculative CRUD/sibling-feature expansion; current revision authorizes no new behavior.</w:t>
+            </w:r>
+          </w:p>
+        </w:tc>
+      </w:tr>
+      <w:tr>
+        <w:tc>
+          <w:tcPr>
+            <w:tcW w:type="dxa" w:w="2858"/>
+          </w:tcPr>
+          <w:p>
+            <w:r/>
+            <w:r>
+              <w:rPr>
+                <w:b w:val="0"/>
+                <w:sz w:val="14"/>
+              </w:rPr>
+              <w:t>Experience / Replay</w:t>
+            </w:r>
+          </w:p>
+        </w:tc>
+        <w:tc>
+          <w:tcPr>
+            <w:tcW w:type="dxa" w:w="2858"/>
+          </w:tcPr>
+          <w:p>
+            <w:r/>
+            <w:r>
+              <w:rPr>
+                <w:b w:val="0"/>
+                <w:sz w:val="14"/>
+              </w:rPr>
+              <w:t>PARENT_BIND</w:t>
+            </w:r>
+          </w:p>
+        </w:tc>
+        <w:tc>
+          <w:tcPr>
+            <w:tcW w:type="dxa" w:w="2858"/>
+          </w:tcPr>
+          <w:p>
+            <w:r/>
+            <w:r>
+              <w:rPr>
+                <w:b w:val="0"/>
+                <w:sz w:val="14"/>
+              </w:rPr>
+              <w:t>NOT_APPLICABLE</w:t>
+            </w:r>
+          </w:p>
+        </w:tc>
+        <w:tc>
+          <w:tcPr>
+            <w:tcW w:type="dxa" w:w="2858"/>
+          </w:tcPr>
+          <w:p>
+            <w:r/>
+            <w:r>
+              <w:rPr>
+                <w:b w:val="0"/>
+                <w:sz w:val="14"/>
+              </w:rPr>
+              <w:t>Current exact tree b2f81b20322dd9e9268001126b07931b437e27df: zero entity-bound operation evidence for this entity/operation. Mother §71 forbids speculative CRUD/sibling-feature expansion; current revision authorizes no new behavior.</w:t>
+            </w:r>
+          </w:p>
+        </w:tc>
+      </w:tr>
+      <w:tr>
+        <w:tc>
+          <w:tcPr>
+            <w:tcW w:type="dxa" w:w="2858"/>
+          </w:tcPr>
+          <w:p>
+            <w:r/>
+            <w:r>
+              <w:rPr>
+                <w:b w:val="0"/>
+                <w:sz w:val="14"/>
+              </w:rPr>
+              <w:t>Experience / Replay</w:t>
+            </w:r>
+          </w:p>
+        </w:tc>
+        <w:tc>
+          <w:tcPr>
+            <w:tcW w:type="dxa" w:w="2858"/>
+          </w:tcPr>
+          <w:p>
+            <w:r/>
+            <w:r>
+              <w:rPr>
+                <w:b w:val="0"/>
+                <w:sz w:val="14"/>
+              </w:rPr>
+              <w:t>REORDER</w:t>
+            </w:r>
+          </w:p>
+        </w:tc>
+        <w:tc>
+          <w:tcPr>
+            <w:tcW w:type="dxa" w:w="2858"/>
+          </w:tcPr>
+          <w:p>
+            <w:r/>
+            <w:r>
+              <w:rPr>
+                <w:b w:val="0"/>
+                <w:sz w:val="14"/>
+              </w:rPr>
+              <w:t>NOT_APPLICABLE</w:t>
+            </w:r>
+          </w:p>
+        </w:tc>
+        <w:tc>
+          <w:tcPr>
+            <w:tcW w:type="dxa" w:w="2858"/>
+          </w:tcPr>
+          <w:p>
+            <w:r/>
+            <w:r>
+              <w:rPr>
+                <w:b w:val="0"/>
+                <w:sz w:val="14"/>
+              </w:rPr>
+              <w:t>Current exact tree b2f81b20322dd9e9268001126b07931b437e27df: zero entity-bound operation evidence for this entity/operation. Mother §71 forbids speculative CRUD/sibling-feature expansion; current revision authorizes no new behavior.</w:t>
+            </w:r>
+          </w:p>
+        </w:tc>
+      </w:tr>
+      <w:tr>
+        <w:tc>
+          <w:tcPr>
+            <w:tcW w:type="dxa" w:w="2858"/>
+          </w:tcPr>
+          <w:p>
+            <w:r/>
+            <w:r>
+              <w:rPr>
+                <w:b w:val="0"/>
+                <w:sz w:val="14"/>
+              </w:rPr>
+              <w:t>Experience / Replay</w:t>
+            </w:r>
+          </w:p>
+        </w:tc>
+        <w:tc>
+          <w:tcPr>
+            <w:tcW w:type="dxa" w:w="2858"/>
+          </w:tcPr>
+          <w:p>
+            <w:r/>
+            <w:r>
+              <w:rPr>
+                <w:b w:val="0"/>
+                <w:sz w:val="14"/>
+              </w:rPr>
+              <w:t>RESTORE</w:t>
+            </w:r>
+          </w:p>
+        </w:tc>
+        <w:tc>
+          <w:tcPr>
+            <w:tcW w:type="dxa" w:w="2858"/>
+          </w:tcPr>
+          <w:p>
+            <w:r/>
+            <w:r>
+              <w:rPr>
+                <w:b w:val="0"/>
+                <w:sz w:val="14"/>
+              </w:rPr>
+              <w:t>NOT_APPLICABLE</w:t>
+            </w:r>
+          </w:p>
+        </w:tc>
+        <w:tc>
+          <w:tcPr>
+            <w:tcW w:type="dxa" w:w="2858"/>
+          </w:tcPr>
+          <w:p>
+            <w:r/>
+            <w:r>
+              <w:rPr>
+                <w:b w:val="0"/>
+                <w:sz w:val="14"/>
+              </w:rPr>
+              <w:t>Current exact tree b2f81b20322dd9e9268001126b07931b437e27df: zero entity-bound operation evidence for this entity/operation. Mother §71 forbids speculative CRUD/sibling-feature expansion; current revision authorizes no new behavior.</w:t>
+            </w:r>
+          </w:p>
+        </w:tc>
+      </w:tr>
+      <w:tr>
+        <w:tc>
+          <w:tcPr>
+            <w:tcW w:type="dxa" w:w="2858"/>
+          </w:tcPr>
+          <w:p>
+            <w:r/>
+            <w:r>
+              <w:rPr>
+                <w:b w:val="0"/>
+                <w:sz w:val="14"/>
+              </w:rPr>
+              <w:t>Experience / Replay</w:t>
+            </w:r>
+          </w:p>
+        </w:tc>
+        <w:tc>
+          <w:tcPr>
+            <w:tcW w:type="dxa" w:w="2858"/>
+          </w:tcPr>
+          <w:p>
+            <w:r/>
+            <w:r>
+              <w:rPr>
+                <w:b w:val="0"/>
+                <w:sz w:val="14"/>
+              </w:rPr>
+              <w:t>RESUME</w:t>
+            </w:r>
+          </w:p>
+        </w:tc>
+        <w:tc>
+          <w:tcPr>
+            <w:tcW w:type="dxa" w:w="2858"/>
+          </w:tcPr>
+          <w:p>
+            <w:r/>
+            <w:r>
+              <w:rPr>
+                <w:b w:val="0"/>
+                <w:sz w:val="14"/>
+              </w:rPr>
+              <w:t>NOT_APPLICABLE</w:t>
+            </w:r>
+          </w:p>
+        </w:tc>
+        <w:tc>
+          <w:tcPr>
+            <w:tcW w:type="dxa" w:w="2858"/>
+          </w:tcPr>
+          <w:p>
+            <w:r/>
+            <w:r>
+              <w:rPr>
+                <w:b w:val="0"/>
+                <w:sz w:val="14"/>
+              </w:rPr>
+              <w:t>Current exact tree b2f81b20322dd9e9268001126b07931b437e27df: zero entity-bound operation evidence for this entity/operation. Mother §71 forbids speculative CRUD/sibling-feature expansion; current revision authorizes no new behavior.</w:t>
+            </w:r>
+          </w:p>
+        </w:tc>
+      </w:tr>
+      <w:tr>
+        <w:tc>
+          <w:tcPr>
+            <w:tcW w:type="dxa" w:w="2858"/>
+          </w:tcPr>
+          <w:p>
+            <w:r/>
+            <w:r>
+              <w:rPr>
+                <w:b w:val="0"/>
+                <w:sz w:val="14"/>
+              </w:rPr>
+              <w:t>Experience / Replay</w:t>
+            </w:r>
+          </w:p>
+        </w:tc>
+        <w:tc>
+          <w:tcPr>
+            <w:tcW w:type="dxa" w:w="2858"/>
+          </w:tcPr>
+          <w:p>
+            <w:r/>
+            <w:r>
+              <w:rPr>
+                <w:b w:val="0"/>
+                <w:sz w:val="14"/>
+              </w:rPr>
+              <w:t>REVISE</w:t>
+            </w:r>
+          </w:p>
+        </w:tc>
+        <w:tc>
+          <w:tcPr>
+            <w:tcW w:type="dxa" w:w="2858"/>
+          </w:tcPr>
+          <w:p>
+            <w:r/>
+            <w:r>
+              <w:rPr>
+                <w:b w:val="0"/>
+                <w:sz w:val="14"/>
+              </w:rPr>
+              <w:t>NOT_APPLICABLE</w:t>
+            </w:r>
+          </w:p>
+        </w:tc>
+        <w:tc>
+          <w:tcPr>
+            <w:tcW w:type="dxa" w:w="2858"/>
+          </w:tcPr>
+          <w:p>
+            <w:r/>
+            <w:r>
+              <w:rPr>
+                <w:b w:val="0"/>
+                <w:sz w:val="14"/>
+              </w:rPr>
+              <w:t>Current exact tree b2f81b20322dd9e9268001126b07931b437e27df: zero entity-bound operation evidence for this entity/operation. Mother §71 forbids speculative CRUD/sibling-feature expansion; current revision authorizes no new behavior.</w:t>
+            </w:r>
+          </w:p>
+        </w:tc>
+      </w:tr>
+      <w:tr>
+        <w:tc>
+          <w:tcPr>
+            <w:tcW w:type="dxa" w:w="2858"/>
+          </w:tcPr>
+          <w:p>
+            <w:r/>
+            <w:r>
+              <w:rPr>
+                <w:b w:val="0"/>
+                <w:sz w:val="14"/>
+              </w:rPr>
+              <w:t>Experience / Replay</w:t>
+            </w:r>
+          </w:p>
+        </w:tc>
+        <w:tc>
+          <w:tcPr>
+            <w:tcW w:type="dxa" w:w="2858"/>
+          </w:tcPr>
+          <w:p>
+            <w:r/>
+            <w:r>
+              <w:rPr>
+                <w:b w:val="0"/>
+                <w:sz w:val="14"/>
+              </w:rPr>
+              <w:t>SAVE</w:t>
+            </w:r>
+          </w:p>
+        </w:tc>
+        <w:tc>
+          <w:tcPr>
+            <w:tcW w:type="dxa" w:w="2858"/>
+          </w:tcPr>
+          <w:p>
+            <w:r/>
+            <w:r>
+              <w:rPr>
+                <w:b w:val="0"/>
+                <w:sz w:val="14"/>
+              </w:rPr>
+              <w:t>NOT_APPLICABLE</w:t>
+            </w:r>
+          </w:p>
+        </w:tc>
+        <w:tc>
+          <w:tcPr>
+            <w:tcW w:type="dxa" w:w="2858"/>
+          </w:tcPr>
+          <w:p>
+            <w:r/>
+            <w:r>
+              <w:rPr>
+                <w:b w:val="0"/>
+                <w:sz w:val="14"/>
+              </w:rPr>
+              <w:t>Current exact tree b2f81b20322dd9e9268001126b07931b437e27df: zero entity-bound operation evidence for this entity/operation. Mother §71 forbids speculative CRUD/sibling-feature expansion; current revision authorizes no new behavior.</w:t>
+            </w:r>
+          </w:p>
+        </w:tc>
+      </w:tr>
+      <w:tr>
+        <w:tc>
+          <w:tcPr>
+            <w:tcW w:type="dxa" w:w="2858"/>
+          </w:tcPr>
+          <w:p>
+            <w:r/>
+            <w:r>
+              <w:rPr>
+                <w:b w:val="0"/>
+                <w:sz w:val="14"/>
+              </w:rPr>
+              <w:t>Experience / Replay</w:t>
+            </w:r>
+          </w:p>
+        </w:tc>
+        <w:tc>
+          <w:tcPr>
+            <w:tcW w:type="dxa" w:w="2858"/>
+          </w:tcPr>
+          <w:p>
+            <w:r/>
+            <w:r>
+              <w:rPr>
+                <w:b w:val="0"/>
+                <w:sz w:val="14"/>
+              </w:rPr>
+              <w:t>SELECT_OR_OPEN</w:t>
+            </w:r>
+          </w:p>
+        </w:tc>
+        <w:tc>
+          <w:tcPr>
+            <w:tcW w:type="dxa" w:w="2858"/>
+          </w:tcPr>
+          <w:p>
+            <w:r/>
+            <w:r>
+              <w:rPr>
+                <w:b w:val="0"/>
+                <w:sz w:val="14"/>
+              </w:rPr>
+              <w:t>REQUIRED</w:t>
+            </w:r>
+          </w:p>
+        </w:tc>
+        <w:tc>
+          <w:tcPr>
+            <w:tcW w:type="dxa" w:w="2858"/>
+          </w:tcPr>
+          <w:p>
+            <w:r/>
+            <w:r>
+              <w:rPr>
+                <w:b w:val="0"/>
+                <w:sz w:val="14"/>
+              </w:rPr>
+              <w:t>Current explicit applicability preserved. T5R6[DISCOVER/OPEN]</w:t>
+            </w:r>
+          </w:p>
+        </w:tc>
+      </w:tr>
+      <w:tr>
+        <w:tc>
+          <w:tcPr>
+            <w:tcW w:type="dxa" w:w="2858"/>
+          </w:tcPr>
+          <w:p>
+            <w:r/>
+            <w:r>
+              <w:rPr>
+                <w:b w:val="0"/>
+                <w:sz w:val="14"/>
+              </w:rPr>
+              <w:t>Experience / Replay</w:t>
+            </w:r>
+          </w:p>
+        </w:tc>
+        <w:tc>
+          <w:tcPr>
+            <w:tcW w:type="dxa" w:w="2858"/>
+          </w:tcPr>
+          <w:p>
+            <w:r/>
+            <w:r>
+              <w:rPr>
+                <w:b w:val="0"/>
+                <w:sz w:val="14"/>
+              </w:rPr>
+              <w:t>VALIDATE</w:t>
+            </w:r>
+          </w:p>
+        </w:tc>
+        <w:tc>
+          <w:tcPr>
+            <w:tcW w:type="dxa" w:w="2858"/>
+          </w:tcPr>
+          <w:p>
+            <w:r/>
+            <w:r>
+              <w:rPr>
+                <w:b w:val="0"/>
+                <w:sz w:val="14"/>
+              </w:rPr>
+              <w:t>NOT_APPLICABLE</w:t>
+            </w:r>
+          </w:p>
+        </w:tc>
+        <w:tc>
+          <w:tcPr>
+            <w:tcW w:type="dxa" w:w="2858"/>
+          </w:tcPr>
+          <w:p>
+            <w:r/>
+            <w:r>
+              <w:rPr>
+                <w:b w:val="0"/>
+                <w:sz w:val="14"/>
+              </w:rPr>
+              <w:t>Current exact tree b2f81b20322dd9e9268001126b07931b437e27df: zero entity-bound operation evidence for this entity/operation. Mother §71 forbids speculative CRUD/sibling-feature expansion; current revision authorizes no new behavior.</w:t>
+            </w:r>
+          </w:p>
+        </w:tc>
+      </w:tr>
+      <w:tr>
+        <w:tc>
+          <w:tcPr>
+            <w:tcW w:type="dxa" w:w="2858"/>
+          </w:tcPr>
+          <w:p>
+            <w:r/>
+            <w:r>
+              <w:rPr>
+                <w:b w:val="0"/>
+                <w:sz w:val="14"/>
+              </w:rPr>
+              <w:t>Experience / Replay</w:t>
+            </w:r>
+          </w:p>
+        </w:tc>
+        <w:tc>
+          <w:tcPr>
+            <w:tcW w:type="dxa" w:w="2858"/>
+          </w:tcPr>
+          <w:p>
+            <w:r/>
+            <w:r>
+              <w:rPr>
+                <w:b w:val="0"/>
+                <w:sz w:val="14"/>
+              </w:rPr>
+              <w:t>VERSION</w:t>
+            </w:r>
+          </w:p>
+        </w:tc>
+        <w:tc>
+          <w:tcPr>
+            <w:tcW w:type="dxa" w:w="2858"/>
+          </w:tcPr>
+          <w:p>
+            <w:r/>
+            <w:r>
+              <w:rPr>
+                <w:b w:val="0"/>
+                <w:sz w:val="14"/>
+              </w:rPr>
+              <w:t>NOT_APPLICABLE</w:t>
+            </w:r>
+          </w:p>
+        </w:tc>
+        <w:tc>
+          <w:tcPr>
+            <w:tcW w:type="dxa" w:w="2858"/>
+          </w:tcPr>
+          <w:p>
+            <w:r/>
+            <w:r>
+              <w:rPr>
+                <w:b w:val="0"/>
+                <w:sz w:val="14"/>
+              </w:rPr>
+              <w:t>Current exact tree b2f81b20322dd9e9268001126b07931b437e27df: zero entity-bound operation evidence for this entity/operation. Mother §71 forbids speculative CRUD/sibling-feature expansion; current revision authorizes no new behavior.</w:t>
+            </w:r>
+          </w:p>
+        </w:tc>
+      </w:tr>
+      <w:tr>
+        <w:tc>
+          <w:tcPr>
+            <w:tcW w:type="dxa" w:w="2858"/>
+          </w:tcPr>
+          <w:p>
+            <w:r/>
+            <w:r>
+              <w:rPr>
+                <w:b w:val="0"/>
+                <w:sz w:val="14"/>
+              </w:rPr>
+              <w:t>KnowledgeSource</w:t>
+            </w:r>
+          </w:p>
+        </w:tc>
+        <w:tc>
+          <w:tcPr>
+            <w:tcW w:type="dxa" w:w="2858"/>
+          </w:tcPr>
+          <w:p>
+            <w:r/>
+            <w:r>
+              <w:rPr>
+                <w:b w:val="0"/>
+                <w:sz w:val="14"/>
+              </w:rPr>
+              <w:t>ARCHIVE_OR_DELETE</w:t>
+            </w:r>
+          </w:p>
+        </w:tc>
+        <w:tc>
+          <w:tcPr>
+            <w:tcW w:type="dxa" w:w="2858"/>
+          </w:tcPr>
+          <w:p>
+            <w:r/>
+            <w:r>
+              <w:rPr>
+                <w:b w:val="0"/>
+                <w:sz w:val="14"/>
+              </w:rPr>
+              <w:t>REQUIRED</w:t>
+            </w:r>
+          </w:p>
+        </w:tc>
+        <w:tc>
+          <w:tcPr>
+            <w:tcW w:type="dxa" w:w="2858"/>
+          </w:tcPr>
+          <w:p>
+            <w:r/>
+            <w:r>
+              <w:rPr>
+                <w:b w:val="0"/>
+                <w:sz w:val="14"/>
+              </w:rPr>
+              <w:t>Current explicit applicability preserved. T5R2[RETIRE]</w:t>
+            </w:r>
+          </w:p>
+        </w:tc>
+      </w:tr>
+      <w:tr>
+        <w:tc>
+          <w:tcPr>
+            <w:tcW w:type="dxa" w:w="2858"/>
+          </w:tcPr>
+          <w:p>
+            <w:r/>
+            <w:r>
+              <w:rPr>
+                <w:b w:val="0"/>
+                <w:sz w:val="14"/>
+              </w:rPr>
+              <w:t>KnowledgeSource</w:t>
+            </w:r>
+          </w:p>
+        </w:tc>
+        <w:tc>
+          <w:tcPr>
+            <w:tcW w:type="dxa" w:w="2858"/>
+          </w:tcPr>
+          <w:p>
+            <w:r/>
+            <w:r>
+              <w:rPr>
+                <w:b w:val="0"/>
+                <w:sz w:val="14"/>
+              </w:rPr>
+              <w:t>AUDIT</w:t>
+            </w:r>
+          </w:p>
+        </w:tc>
+        <w:tc>
+          <w:tcPr>
+            <w:tcW w:type="dxa" w:w="2858"/>
+          </w:tcPr>
+          <w:p>
+            <w:r/>
+            <w:r>
+              <w:rPr>
+                <w:b w:val="0"/>
+                <w:sz w:val="14"/>
+              </w:rPr>
+              <w:t>NOT_APPLICABLE</w:t>
+            </w:r>
+          </w:p>
+        </w:tc>
+        <w:tc>
+          <w:tcPr>
+            <w:tcW w:type="dxa" w:w="2858"/>
+          </w:tcPr>
+          <w:p>
+            <w:r/>
+            <w:r>
+              <w:rPr>
+                <w:b w:val="0"/>
+                <w:sz w:val="14"/>
+              </w:rPr>
+              <w:t>Current exact tree b2f81b20322dd9e9268001126b07931b437e27df: zero entity-bound operation evidence for this entity/operation. Mother §71 forbids speculative CRUD/sibling-feature expansion; current revision authorizes no new behavior.</w:t>
+            </w:r>
+          </w:p>
+        </w:tc>
+      </w:tr>
+      <w:tr>
+        <w:tc>
+          <w:tcPr>
+            <w:tcW w:type="dxa" w:w="2858"/>
+          </w:tcPr>
+          <w:p>
+            <w:r/>
+            <w:r>
+              <w:rPr>
+                <w:b w:val="0"/>
+                <w:sz w:val="14"/>
+              </w:rPr>
+              <w:t>KnowledgeSource</w:t>
+            </w:r>
+          </w:p>
+        </w:tc>
+        <w:tc>
+          <w:tcPr>
+            <w:tcW w:type="dxa" w:w="2858"/>
+          </w:tcPr>
+          <w:p>
+            <w:r/>
+            <w:r>
+              <w:rPr>
+                <w:b w:val="0"/>
+                <w:sz w:val="14"/>
+              </w:rPr>
+              <w:t>CATEGORY_OR_GROUP_BIND</w:t>
+            </w:r>
+          </w:p>
+        </w:tc>
+        <w:tc>
+          <w:tcPr>
+            <w:tcW w:type="dxa" w:w="2858"/>
+          </w:tcPr>
+          <w:p>
+            <w:r/>
+            <w:r>
+              <w:rPr>
+                <w:b w:val="0"/>
+                <w:sz w:val="14"/>
+              </w:rPr>
+              <w:t>NOT_APPLICABLE</w:t>
+            </w:r>
+          </w:p>
+        </w:tc>
+        <w:tc>
+          <w:tcPr>
+            <w:tcW w:type="dxa" w:w="2858"/>
+          </w:tcPr>
+          <w:p>
+            <w:r/>
+            <w:r>
+              <w:rPr>
+                <w:b w:val="0"/>
+                <w:sz w:val="14"/>
+              </w:rPr>
+              <w:t>Current exact tree b2f81b20322dd9e9268001126b07931b437e27df: zero entity-bound operation evidence for this entity/operation. Mother §71 forbids speculative CRUD/sibling-feature expansion; current revision authorizes no new behavior.</w:t>
+            </w:r>
+          </w:p>
+        </w:tc>
+      </w:tr>
+      <w:tr>
+        <w:tc>
+          <w:tcPr>
+            <w:tcW w:type="dxa" w:w="2858"/>
+          </w:tcPr>
+          <w:p>
+            <w:r/>
+            <w:r>
+              <w:rPr>
+                <w:b w:val="0"/>
+                <w:sz w:val="14"/>
+              </w:rPr>
+              <w:t>KnowledgeSource</w:t>
+            </w:r>
+          </w:p>
+        </w:tc>
+        <w:tc>
+          <w:tcPr>
+            <w:tcW w:type="dxa" w:w="2858"/>
+          </w:tcPr>
+          <w:p>
+            <w:r/>
+            <w:r>
+              <w:rPr>
+                <w:b w:val="0"/>
+                <w:sz w:val="14"/>
+              </w:rPr>
+              <w:t>CONFIRM_OR_APPROVE</w:t>
+            </w:r>
+          </w:p>
+        </w:tc>
+        <w:tc>
+          <w:tcPr>
+            <w:tcW w:type="dxa" w:w="2858"/>
+          </w:tcPr>
+          <w:p>
+            <w:r/>
+            <w:r>
+              <w:rPr>
+                <w:b w:val="0"/>
+                <w:sz w:val="14"/>
+              </w:rPr>
+              <w:t>NOT_APPLICABLE</w:t>
+            </w:r>
+          </w:p>
+        </w:tc>
+        <w:tc>
+          <w:tcPr>
+            <w:tcW w:type="dxa" w:w="2858"/>
+          </w:tcPr>
+          <w:p>
+            <w:r/>
+            <w:r>
+              <w:rPr>
+                <w:b w:val="0"/>
+                <w:sz w:val="14"/>
+              </w:rPr>
+              <w:t>Current exact tree b2f81b20322dd9e9268001126b07931b437e27df: zero entity-bound operation evidence for this entity/operation. Mother §71 forbids speculative CRUD/sibling-feature expansion; current revision authorizes no new behavior.</w:t>
+            </w:r>
+          </w:p>
+        </w:tc>
+      </w:tr>
+      <w:tr>
+        <w:tc>
+          <w:tcPr>
+            <w:tcW w:type="dxa" w:w="2858"/>
+          </w:tcPr>
+          <w:p>
+            <w:r/>
+            <w:r>
+              <w:rPr>
+                <w:b w:val="0"/>
+                <w:sz w:val="14"/>
+              </w:rPr>
+              <w:t>KnowledgeSource</w:t>
+            </w:r>
+          </w:p>
+        </w:tc>
+        <w:tc>
+          <w:tcPr>
+            <w:tcW w:type="dxa" w:w="2858"/>
+          </w:tcPr>
+          <w:p>
+            <w:r/>
+            <w:r>
+              <w:rPr>
+                <w:b w:val="0"/>
+                <w:sz w:val="14"/>
+              </w:rPr>
+              <w:t>CREATE</w:t>
+            </w:r>
+          </w:p>
+        </w:tc>
+        <w:tc>
+          <w:tcPr>
+            <w:tcW w:type="dxa" w:w="2858"/>
+          </w:tcPr>
+          <w:p>
+            <w:r/>
+            <w:r>
+              <w:rPr>
+                <w:b w:val="0"/>
+                <w:sz w:val="14"/>
+              </w:rPr>
+              <w:t>REQUIRED</w:t>
+            </w:r>
+          </w:p>
+        </w:tc>
+        <w:tc>
+          <w:tcPr>
+            <w:tcW w:type="dxa" w:w="2858"/>
+          </w:tcPr>
+          <w:p>
+            <w:r/>
+            <w:r>
+              <w:rPr>
+                <w:b w:val="0"/>
+                <w:sz w:val="14"/>
+              </w:rPr>
+              <w:t>Current explicit applicability preserved. T5R2[CREATE]</w:t>
+            </w:r>
+          </w:p>
+        </w:tc>
+      </w:tr>
+      <w:tr>
+        <w:tc>
+          <w:tcPr>
+            <w:tcW w:type="dxa" w:w="2858"/>
+          </w:tcPr>
+          <w:p>
+            <w:r/>
+            <w:r>
+              <w:rPr>
+                <w:b w:val="0"/>
+                <w:sz w:val="14"/>
+              </w:rPr>
+              <w:t>KnowledgeSource</w:t>
+            </w:r>
+          </w:p>
+        </w:tc>
+        <w:tc>
+          <w:tcPr>
+            <w:tcW w:type="dxa" w:w="2858"/>
+          </w:tcPr>
+          <w:p>
+            <w:r/>
+            <w:r>
+              <w:rPr>
+                <w:b w:val="0"/>
+                <w:sz w:val="14"/>
+              </w:rPr>
+              <w:t>CREATION_MODE</w:t>
+            </w:r>
+          </w:p>
+        </w:tc>
+        <w:tc>
+          <w:tcPr>
+            <w:tcW w:type="dxa" w:w="2858"/>
+          </w:tcPr>
+          <w:p>
+            <w:r/>
+            <w:r>
+              <w:rPr>
+                <w:b w:val="0"/>
+                <w:sz w:val="14"/>
+              </w:rPr>
+              <w:t>NOT_APPLICABLE</w:t>
+            </w:r>
+          </w:p>
+        </w:tc>
+        <w:tc>
+          <w:tcPr>
+            <w:tcW w:type="dxa" w:w="2858"/>
+          </w:tcPr>
+          <w:p>
+            <w:r/>
+            <w:r>
+              <w:rPr>
+                <w:b w:val="0"/>
+                <w:sz w:val="14"/>
+              </w:rPr>
+              <w:t>Current exact tree b2f81b20322dd9e9268001126b07931b437e27df: zero entity-bound operation evidence for this entity/operation. Mother §71 forbids speculative CRUD/sibling-feature expansion; current revision authorizes no new behavior.</w:t>
+            </w:r>
+          </w:p>
+        </w:tc>
+      </w:tr>
+      <w:tr>
+        <w:tc>
+          <w:tcPr>
+            <w:tcW w:type="dxa" w:w="2858"/>
+          </w:tcPr>
+          <w:p>
+            <w:r/>
+            <w:r>
+              <w:rPr>
+                <w:b w:val="0"/>
+                <w:sz w:val="14"/>
+              </w:rPr>
+              <w:t>KnowledgeSource</w:t>
+            </w:r>
+          </w:p>
+        </w:tc>
+        <w:tc>
+          <w:tcPr>
+            <w:tcW w:type="dxa" w:w="2858"/>
+          </w:tcPr>
+          <w:p>
+            <w:r/>
+            <w:r>
+              <w:rPr>
+                <w:b w:val="0"/>
+                <w:sz w:val="14"/>
+              </w:rPr>
+              <w:t>DEPENDENCY_IMPACT</w:t>
+            </w:r>
+          </w:p>
+        </w:tc>
+        <w:tc>
+          <w:tcPr>
+            <w:tcW w:type="dxa" w:w="2858"/>
+          </w:tcPr>
+          <w:p>
+            <w:r/>
+            <w:r>
+              <w:rPr>
+                <w:b w:val="0"/>
+                <w:sz w:val="14"/>
+              </w:rPr>
+              <w:t>NOT_APPLICABLE</w:t>
+            </w:r>
+          </w:p>
+        </w:tc>
+        <w:tc>
+          <w:tcPr>
+            <w:tcW w:type="dxa" w:w="2858"/>
+          </w:tcPr>
+          <w:p>
+            <w:r/>
+            <w:r>
+              <w:rPr>
+                <w:b w:val="0"/>
+                <w:sz w:val="14"/>
+              </w:rPr>
+              <w:t>Current exact tree b2f81b20322dd9e9268001126b07931b437e27df: zero entity-bound operation evidence for this entity/operation. Mother §71 forbids speculative CRUD/sibling-feature expansion; current revision authorizes no new behavior.</w:t>
+            </w:r>
+          </w:p>
+        </w:tc>
+      </w:tr>
+      <w:tr>
+        <w:tc>
+          <w:tcPr>
+            <w:tcW w:type="dxa" w:w="2858"/>
+          </w:tcPr>
+          <w:p>
+            <w:r/>
+            <w:r>
+              <w:rPr>
+                <w:b w:val="0"/>
+                <w:sz w:val="14"/>
+              </w:rPr>
+              <w:t>KnowledgeSource</w:t>
+            </w:r>
+          </w:p>
+        </w:tc>
+        <w:tc>
+          <w:tcPr>
+            <w:tcW w:type="dxa" w:w="2858"/>
+          </w:tcPr>
+          <w:p>
+            <w:r/>
+            <w:r>
+              <w:rPr>
+                <w:b w:val="0"/>
+                <w:sz w:val="14"/>
+              </w:rPr>
+              <w:t>DISCOVER_OR_LIST</w:t>
+            </w:r>
+          </w:p>
+        </w:tc>
+        <w:tc>
+          <w:tcPr>
+            <w:tcW w:type="dxa" w:w="2858"/>
+          </w:tcPr>
+          <w:p>
+            <w:r/>
+            <w:r>
+              <w:rPr>
+                <w:b w:val="0"/>
+                <w:sz w:val="14"/>
+              </w:rPr>
+              <w:t>REQUIRED</w:t>
+            </w:r>
+          </w:p>
+        </w:tc>
+        <w:tc>
+          <w:tcPr>
+            <w:tcW w:type="dxa" w:w="2858"/>
+          </w:tcPr>
+          <w:p>
+            <w:r/>
+            <w:r>
+              <w:rPr>
+                <w:b w:val="0"/>
+                <w:sz w:val="14"/>
+              </w:rPr>
+              <w:t>Current explicit applicability preserved. T5R2[List/Open]</w:t>
+            </w:r>
+          </w:p>
+        </w:tc>
+      </w:tr>
+      <w:tr>
+        <w:tc>
+          <w:tcPr>
+            <w:tcW w:type="dxa" w:w="2858"/>
+          </w:tcPr>
+          <w:p>
+            <w:r/>
+            <w:r>
+              <w:rPr>
+                <w:b w:val="0"/>
+                <w:sz w:val="14"/>
+              </w:rPr>
+              <w:t>KnowledgeSource</w:t>
+            </w:r>
+          </w:p>
+        </w:tc>
+        <w:tc>
+          <w:tcPr>
+            <w:tcW w:type="dxa" w:w="2858"/>
+          </w:tcPr>
+          <w:p>
+            <w:r/>
+            <w:r>
+              <w:rPr>
+                <w:b w:val="0"/>
+                <w:sz w:val="14"/>
+              </w:rPr>
+              <w:t>DRAFT</w:t>
+            </w:r>
+          </w:p>
+        </w:tc>
+        <w:tc>
+          <w:tcPr>
+            <w:tcW w:type="dxa" w:w="2858"/>
+          </w:tcPr>
+          <w:p>
+            <w:r/>
+            <w:r>
+              <w:rPr>
+                <w:b w:val="0"/>
+                <w:sz w:val="14"/>
+              </w:rPr>
+              <w:t>NOT_APPLICABLE</w:t>
+            </w:r>
+          </w:p>
+        </w:tc>
+        <w:tc>
+          <w:tcPr>
+            <w:tcW w:type="dxa" w:w="2858"/>
+          </w:tcPr>
+          <w:p>
+            <w:r/>
+            <w:r>
+              <w:rPr>
+                <w:b w:val="0"/>
+                <w:sz w:val="14"/>
+              </w:rPr>
+              <w:t>Current exact tree b2f81b20322dd9e9268001126b07931b437e27df: zero entity-bound operation evidence for this entity/operation. Mother §71 forbids speculative CRUD/sibling-feature expansion; current revision authorizes no new behavior.</w:t>
+            </w:r>
+          </w:p>
+        </w:tc>
+      </w:tr>
+      <w:tr>
+        <w:tc>
+          <w:tcPr>
+            <w:tcW w:type="dxa" w:w="2858"/>
+          </w:tcPr>
+          <w:p>
+            <w:r/>
+            <w:r>
+              <w:rPr>
+                <w:b w:val="0"/>
+                <w:sz w:val="14"/>
+              </w:rPr>
+              <w:t>KnowledgeSource</w:t>
+            </w:r>
+          </w:p>
+        </w:tc>
+        <w:tc>
+          <w:tcPr>
+            <w:tcW w:type="dxa" w:w="2858"/>
+          </w:tcPr>
+          <w:p>
+            <w:r/>
+            <w:r>
+              <w:rPr>
+                <w:b w:val="0"/>
+                <w:sz w:val="14"/>
+              </w:rPr>
+              <w:t>EDIT</w:t>
+            </w:r>
+          </w:p>
+        </w:tc>
+        <w:tc>
+          <w:tcPr>
+            <w:tcW w:type="dxa" w:w="2858"/>
+          </w:tcPr>
+          <w:p>
+            <w:r/>
+            <w:r>
+              <w:rPr>
+                <w:b w:val="0"/>
+                <w:sz w:val="14"/>
+              </w:rPr>
+              <w:t>REQUIRED</w:t>
+            </w:r>
+          </w:p>
+        </w:tc>
+        <w:tc>
+          <w:tcPr>
+            <w:tcW w:type="dxa" w:w="2858"/>
+          </w:tcPr>
+          <w:p>
+            <w:r/>
+            <w:r>
+              <w:rPr>
+                <w:b w:val="0"/>
+                <w:sz w:val="14"/>
+              </w:rPr>
+              <w:t>Current explicit applicability preserved. T5R2[EDIT/SAVE]</w:t>
+            </w:r>
+          </w:p>
+        </w:tc>
+      </w:tr>
+      <w:tr>
+        <w:tc>
+          <w:tcPr>
+            <w:tcW w:type="dxa" w:w="2858"/>
+          </w:tcPr>
+          <w:p>
+            <w:r/>
+            <w:r>
+              <w:rPr>
+                <w:b w:val="0"/>
+                <w:sz w:val="14"/>
+              </w:rPr>
+              <w:t>KnowledgeSource</w:t>
+            </w:r>
+          </w:p>
+        </w:tc>
+        <w:tc>
+          <w:tcPr>
+            <w:tcW w:type="dxa" w:w="2858"/>
+          </w:tcPr>
+          <w:p>
+            <w:r/>
+            <w:r>
+              <w:rPr>
+                <w:b w:val="0"/>
+                <w:sz w:val="14"/>
+              </w:rPr>
+              <w:t>ERROR_RECOVERY</w:t>
+            </w:r>
+          </w:p>
+        </w:tc>
+        <w:tc>
+          <w:tcPr>
+            <w:tcW w:type="dxa" w:w="2858"/>
+          </w:tcPr>
+          <w:p>
+            <w:r/>
+            <w:r>
+              <w:rPr>
+                <w:b w:val="0"/>
+                <w:sz w:val="14"/>
+              </w:rPr>
+              <w:t>NOT_APPLICABLE</w:t>
+            </w:r>
+          </w:p>
+        </w:tc>
+        <w:tc>
+          <w:tcPr>
+            <w:tcW w:type="dxa" w:w="2858"/>
+          </w:tcPr>
+          <w:p>
+            <w:r/>
+            <w:r>
+              <w:rPr>
+                <w:b w:val="0"/>
+                <w:sz w:val="14"/>
+              </w:rPr>
+              <w:t>Current exact tree b2f81b20322dd9e9268001126b07931b437e27df: zero entity-bound operation evidence for this entity/operation. Mother §71 forbids speculative CRUD/sibling-feature expansion; current revision authorizes no new behavior.</w:t>
+            </w:r>
+          </w:p>
+        </w:tc>
+      </w:tr>
+      <w:tr>
+        <w:tc>
+          <w:tcPr>
+            <w:tcW w:type="dxa" w:w="2858"/>
+          </w:tcPr>
+          <w:p>
+            <w:r/>
+            <w:r>
+              <w:rPr>
+                <w:b w:val="0"/>
+                <w:sz w:val="14"/>
+              </w:rPr>
+              <w:t>KnowledgeSource</w:t>
+            </w:r>
+          </w:p>
+        </w:tc>
+        <w:tc>
+          <w:tcPr>
+            <w:tcW w:type="dxa" w:w="2858"/>
+          </w:tcPr>
+          <w:p>
+            <w:r/>
+            <w:r>
+              <w:rPr>
+                <w:b w:val="0"/>
+                <w:sz w:val="14"/>
+              </w:rPr>
+              <w:t>LOCK_OR_UNLOCK</w:t>
+            </w:r>
+          </w:p>
+        </w:tc>
+        <w:tc>
+          <w:tcPr>
+            <w:tcW w:type="dxa" w:w="2858"/>
+          </w:tcPr>
+          <w:p>
+            <w:r/>
+            <w:r>
+              <w:rPr>
+                <w:b w:val="0"/>
+                <w:sz w:val="14"/>
+              </w:rPr>
+              <w:t>NOT_APPLICABLE</w:t>
+            </w:r>
+          </w:p>
+        </w:tc>
+        <w:tc>
+          <w:tcPr>
+            <w:tcW w:type="dxa" w:w="2858"/>
+          </w:tcPr>
+          <w:p>
+            <w:r/>
+            <w:r>
+              <w:rPr>
+                <w:b w:val="0"/>
+                <w:sz w:val="14"/>
+              </w:rPr>
+              <w:t>Current exact tree b2f81b20322dd9e9268001126b07931b437e27df: zero entity-bound operation evidence for this entity/operation. Mother §71 forbids speculative CRUD/sibling-feature expansion; current revision authorizes no new behavior.</w:t>
+            </w:r>
+          </w:p>
+        </w:tc>
+      </w:tr>
+      <w:tr>
+        <w:tc>
+          <w:tcPr>
+            <w:tcW w:type="dxa" w:w="2858"/>
+          </w:tcPr>
+          <w:p>
+            <w:r/>
+            <w:r>
+              <w:rPr>
+                <w:b w:val="0"/>
+                <w:sz w:val="14"/>
+              </w:rPr>
+              <w:t>KnowledgeSource</w:t>
+            </w:r>
+          </w:p>
+        </w:tc>
+        <w:tc>
+          <w:tcPr>
+            <w:tcW w:type="dxa" w:w="2858"/>
+          </w:tcPr>
+          <w:p>
+            <w:r/>
+            <w:r>
+              <w:rPr>
+                <w:b w:val="0"/>
+                <w:sz w:val="14"/>
+              </w:rPr>
+              <w:t>MOVE_OR_REPARENT</w:t>
+            </w:r>
+          </w:p>
+        </w:tc>
+        <w:tc>
+          <w:tcPr>
+            <w:tcW w:type="dxa" w:w="2858"/>
+          </w:tcPr>
+          <w:p>
+            <w:r/>
+            <w:r>
+              <w:rPr>
+                <w:b w:val="0"/>
+                <w:sz w:val="14"/>
+              </w:rPr>
+              <w:t>NOT_APPLICABLE</w:t>
+            </w:r>
+          </w:p>
+        </w:tc>
+        <w:tc>
+          <w:tcPr>
+            <w:tcW w:type="dxa" w:w="2858"/>
+          </w:tcPr>
+          <w:p>
+            <w:r/>
+            <w:r>
+              <w:rPr>
+                <w:b w:val="0"/>
+                <w:sz w:val="14"/>
+              </w:rPr>
+              <w:t>Current exact tree b2f81b20322dd9e9268001126b07931b437e27df: zero entity-bound operation evidence for this entity/operation. Mother §71 forbids speculative CRUD/sibling-feature expansion; current revision authorizes no new behavior.</w:t>
+            </w:r>
+          </w:p>
+        </w:tc>
+      </w:tr>
+      <w:tr>
+        <w:tc>
+          <w:tcPr>
+            <w:tcW w:type="dxa" w:w="2858"/>
+          </w:tcPr>
+          <w:p>
+            <w:r/>
+            <w:r>
+              <w:rPr>
+                <w:b w:val="0"/>
+                <w:sz w:val="14"/>
+              </w:rPr>
+              <w:t>KnowledgeSource</w:t>
+            </w:r>
+          </w:p>
+        </w:tc>
+        <w:tc>
+          <w:tcPr>
+            <w:tcW w:type="dxa" w:w="2858"/>
+          </w:tcPr>
+          <w:p>
+            <w:r/>
+            <w:r>
+              <w:rPr>
+                <w:b w:val="0"/>
+                <w:sz w:val="14"/>
+              </w:rPr>
+              <w:t>NEXT_STEP</w:t>
+            </w:r>
+          </w:p>
+        </w:tc>
+        <w:tc>
+          <w:tcPr>
+            <w:tcW w:type="dxa" w:w="2858"/>
+          </w:tcPr>
+          <w:p>
+            <w:r/>
+            <w:r>
+              <w:rPr>
+                <w:b w:val="0"/>
+                <w:sz w:val="14"/>
+              </w:rPr>
+              <w:t>NOT_APPLICABLE</w:t>
+            </w:r>
+          </w:p>
+        </w:tc>
+        <w:tc>
+          <w:tcPr>
+            <w:tcW w:type="dxa" w:w="2858"/>
+          </w:tcPr>
+          <w:p>
+            <w:r/>
+            <w:r>
+              <w:rPr>
+                <w:b w:val="0"/>
+                <w:sz w:val="14"/>
+              </w:rPr>
+              <w:t>Current exact tree b2f81b20322dd9e9268001126b07931b437e27df: zero entity-bound operation evidence for this entity/operation. Mother §71 forbids speculative CRUD/sibling-feature expansion; current revision authorizes no new behavior.</w:t>
+            </w:r>
+          </w:p>
+        </w:tc>
+      </w:tr>
+      <w:tr>
+        <w:tc>
+          <w:tcPr>
+            <w:tcW w:type="dxa" w:w="2858"/>
+          </w:tcPr>
+          <w:p>
+            <w:r/>
+            <w:r>
+              <w:rPr>
+                <w:b w:val="0"/>
+                <w:sz w:val="14"/>
+              </w:rPr>
+              <w:t>KnowledgeSource</w:t>
+            </w:r>
+          </w:p>
+        </w:tc>
+        <w:tc>
+          <w:tcPr>
+            <w:tcW w:type="dxa" w:w="2858"/>
+          </w:tcPr>
+          <w:p>
+            <w:r/>
+            <w:r>
+              <w:rPr>
+                <w:b w:val="0"/>
+                <w:sz w:val="14"/>
+              </w:rPr>
+              <w:t>PARENT_BIND</w:t>
+            </w:r>
+          </w:p>
+        </w:tc>
+        <w:tc>
+          <w:tcPr>
+            <w:tcW w:type="dxa" w:w="2858"/>
+          </w:tcPr>
+          <w:p>
+            <w:r/>
+            <w:r>
+              <w:rPr>
+                <w:b w:val="0"/>
+                <w:sz w:val="14"/>
+              </w:rPr>
+              <w:t>NOT_APPLICABLE</w:t>
+            </w:r>
+          </w:p>
+        </w:tc>
+        <w:tc>
+          <w:tcPr>
+            <w:tcW w:type="dxa" w:w="2858"/>
+          </w:tcPr>
+          <w:p>
+            <w:r/>
+            <w:r>
+              <w:rPr>
+                <w:b w:val="0"/>
+                <w:sz w:val="14"/>
+              </w:rPr>
+              <w:t>Current exact tree b2f81b20322dd9e9268001126b07931b437e27df: zero entity-bound operation evidence for this entity/operation. Mother §71 forbids speculative CRUD/sibling-feature expansion; current revision authorizes no new behavior.</w:t>
+            </w:r>
+          </w:p>
+        </w:tc>
+      </w:tr>
+      <w:tr>
+        <w:tc>
+          <w:tcPr>
+            <w:tcW w:type="dxa" w:w="2858"/>
+          </w:tcPr>
+          <w:p>
+            <w:r/>
+            <w:r>
+              <w:rPr>
+                <w:b w:val="0"/>
+                <w:sz w:val="14"/>
+              </w:rPr>
+              <w:t>KnowledgeSource</w:t>
+            </w:r>
+          </w:p>
+        </w:tc>
+        <w:tc>
+          <w:tcPr>
+            <w:tcW w:type="dxa" w:w="2858"/>
+          </w:tcPr>
+          <w:p>
+            <w:r/>
+            <w:r>
+              <w:rPr>
+                <w:b w:val="0"/>
+                <w:sz w:val="14"/>
+              </w:rPr>
+              <w:t>REORDER</w:t>
+            </w:r>
+          </w:p>
+        </w:tc>
+        <w:tc>
+          <w:tcPr>
+            <w:tcW w:type="dxa" w:w="2858"/>
+          </w:tcPr>
+          <w:p>
+            <w:r/>
+            <w:r>
+              <w:rPr>
+                <w:b w:val="0"/>
+                <w:sz w:val="14"/>
+              </w:rPr>
+              <w:t>NOT_APPLICABLE</w:t>
+            </w:r>
+          </w:p>
+        </w:tc>
+        <w:tc>
+          <w:tcPr>
+            <w:tcW w:type="dxa" w:w="2858"/>
+          </w:tcPr>
+          <w:p>
+            <w:r/>
+            <w:r>
+              <w:rPr>
+                <w:b w:val="0"/>
+                <w:sz w:val="14"/>
+              </w:rPr>
+              <w:t>Current exact tree b2f81b20322dd9e9268001126b07931b437e27df: zero entity-bound operation evidence for this entity/operation. Mother §71 forbids speculative CRUD/sibling-feature expansion; current revision authorizes no new behavior.</w:t>
+            </w:r>
+          </w:p>
+        </w:tc>
+      </w:tr>
+      <w:tr>
+        <w:tc>
+          <w:tcPr>
+            <w:tcW w:type="dxa" w:w="2858"/>
+          </w:tcPr>
+          <w:p>
+            <w:r/>
+            <w:r>
+              <w:rPr>
+                <w:b w:val="0"/>
+                <w:sz w:val="14"/>
+              </w:rPr>
+              <w:t>KnowledgeSource</w:t>
+            </w:r>
+          </w:p>
+        </w:tc>
+        <w:tc>
+          <w:tcPr>
+            <w:tcW w:type="dxa" w:w="2858"/>
+          </w:tcPr>
+          <w:p>
+            <w:r/>
+            <w:r>
+              <w:rPr>
+                <w:b w:val="0"/>
+                <w:sz w:val="14"/>
+              </w:rPr>
+              <w:t>RESTORE</w:t>
+            </w:r>
+          </w:p>
+        </w:tc>
+        <w:tc>
+          <w:tcPr>
+            <w:tcW w:type="dxa" w:w="2858"/>
+          </w:tcPr>
+          <w:p>
+            <w:r/>
+            <w:r>
+              <w:rPr>
+                <w:b w:val="0"/>
+                <w:sz w:val="14"/>
+              </w:rPr>
+              <w:t>NOT_APPLICABLE</w:t>
+            </w:r>
+          </w:p>
+        </w:tc>
+        <w:tc>
+          <w:tcPr>
+            <w:tcW w:type="dxa" w:w="2858"/>
+          </w:tcPr>
+          <w:p>
+            <w:r/>
+            <w:r>
+              <w:rPr>
+                <w:b w:val="0"/>
+                <w:sz w:val="14"/>
+              </w:rPr>
+              <w:t>Current exact tree b2f81b20322dd9e9268001126b07931b437e27df: zero entity-bound operation evidence for this entity/operation. Mother §71 forbids speculative CRUD/sibling-feature expansion; current revision authorizes no new behavior.</w:t>
+            </w:r>
+          </w:p>
+        </w:tc>
+      </w:tr>
+      <w:tr>
+        <w:tc>
+          <w:tcPr>
+            <w:tcW w:type="dxa" w:w="2858"/>
+          </w:tcPr>
+          <w:p>
+            <w:r/>
+            <w:r>
+              <w:rPr>
+                <w:b w:val="0"/>
+                <w:sz w:val="14"/>
+              </w:rPr>
+              <w:t>KnowledgeSource</w:t>
+            </w:r>
+          </w:p>
+        </w:tc>
+        <w:tc>
+          <w:tcPr>
+            <w:tcW w:type="dxa" w:w="2858"/>
+          </w:tcPr>
+          <w:p>
+            <w:r/>
+            <w:r>
+              <w:rPr>
+                <w:b w:val="0"/>
+                <w:sz w:val="14"/>
+              </w:rPr>
+              <w:t>RESUME</w:t>
+            </w:r>
+          </w:p>
+        </w:tc>
+        <w:tc>
+          <w:tcPr>
+            <w:tcW w:type="dxa" w:w="2858"/>
+          </w:tcPr>
+          <w:p>
+            <w:r/>
+            <w:r>
+              <w:rPr>
+                <w:b w:val="0"/>
+                <w:sz w:val="14"/>
+              </w:rPr>
+              <w:t>REQUIRED</w:t>
+            </w:r>
+          </w:p>
+        </w:tc>
+        <w:tc>
+          <w:tcPr>
+            <w:tcW w:type="dxa" w:w="2858"/>
+          </w:tcPr>
+          <w:p>
+            <w:r/>
+            <w:r>
+              <w:rPr>
+                <w:b w:val="0"/>
+                <w:sz w:val="14"/>
+              </w:rPr>
+              <w:t>Current explicit applicability preserved. T5R2[PAUSE/RESUME]</w:t>
+            </w:r>
+          </w:p>
+        </w:tc>
+      </w:tr>
+      <w:tr>
+        <w:tc>
+          <w:tcPr>
+            <w:tcW w:type="dxa" w:w="2858"/>
+          </w:tcPr>
+          <w:p>
+            <w:r/>
+            <w:r>
+              <w:rPr>
+                <w:b w:val="0"/>
+                <w:sz w:val="14"/>
+              </w:rPr>
+              <w:t>KnowledgeSource</w:t>
+            </w:r>
+          </w:p>
+        </w:tc>
+        <w:tc>
+          <w:tcPr>
+            <w:tcW w:type="dxa" w:w="2858"/>
+          </w:tcPr>
+          <w:p>
+            <w:r/>
+            <w:r>
+              <w:rPr>
+                <w:b w:val="0"/>
+                <w:sz w:val="14"/>
+              </w:rPr>
+              <w:t>REVISE</w:t>
+            </w:r>
+          </w:p>
+        </w:tc>
+        <w:tc>
+          <w:tcPr>
+            <w:tcW w:type="dxa" w:w="2858"/>
+          </w:tcPr>
+          <w:p>
+            <w:r/>
+            <w:r>
+              <w:rPr>
+                <w:b w:val="0"/>
+                <w:sz w:val="14"/>
+              </w:rPr>
+              <w:t>NOT_APPLICABLE</w:t>
+            </w:r>
+          </w:p>
+        </w:tc>
+        <w:tc>
+          <w:tcPr>
+            <w:tcW w:type="dxa" w:w="2858"/>
+          </w:tcPr>
+          <w:p>
+            <w:r/>
+            <w:r>
+              <w:rPr>
+                <w:b w:val="0"/>
+                <w:sz w:val="14"/>
+              </w:rPr>
+              <w:t>Current exact tree b2f81b20322dd9e9268001126b07931b437e27df: zero entity-bound operation evidence for this entity/operation. Mother §71 forbids speculative CRUD/sibling-feature expansion; current revision authorizes no new behavior.</w:t>
+            </w:r>
+          </w:p>
+        </w:tc>
+      </w:tr>
+      <w:tr>
+        <w:tc>
+          <w:tcPr>
+            <w:tcW w:type="dxa" w:w="2858"/>
+          </w:tcPr>
+          <w:p>
+            <w:r/>
+            <w:r>
+              <w:rPr>
+                <w:b w:val="0"/>
+                <w:sz w:val="14"/>
+              </w:rPr>
+              <w:t>KnowledgeSource</w:t>
+            </w:r>
+          </w:p>
+        </w:tc>
+        <w:tc>
+          <w:tcPr>
+            <w:tcW w:type="dxa" w:w="2858"/>
+          </w:tcPr>
+          <w:p>
+            <w:r/>
+            <w:r>
+              <w:rPr>
+                <w:b w:val="0"/>
+                <w:sz w:val="14"/>
+              </w:rPr>
+              <w:t>SAVE</w:t>
+            </w:r>
+          </w:p>
+        </w:tc>
+        <w:tc>
+          <w:tcPr>
+            <w:tcW w:type="dxa" w:w="2858"/>
+          </w:tcPr>
+          <w:p>
+            <w:r/>
+            <w:r>
+              <w:rPr>
+                <w:b w:val="0"/>
+                <w:sz w:val="14"/>
+              </w:rPr>
+              <w:t>NOT_APPLICABLE</w:t>
+            </w:r>
+          </w:p>
+        </w:tc>
+        <w:tc>
+          <w:tcPr>
+            <w:tcW w:type="dxa" w:w="2858"/>
+          </w:tcPr>
+          <w:p>
+            <w:r/>
+            <w:r>
+              <w:rPr>
+                <w:b w:val="0"/>
+                <w:sz w:val="14"/>
+              </w:rPr>
+              <w:t>Current exact tree b2f81b20322dd9e9268001126b07931b437e27df: zero entity-bound operation evidence for this entity/operation. Mother §71 forbids speculative CRUD/sibling-feature expansion; current revision authorizes no new behavior.</w:t>
+            </w:r>
+          </w:p>
+        </w:tc>
+      </w:tr>
+      <w:tr>
+        <w:tc>
+          <w:tcPr>
+            <w:tcW w:type="dxa" w:w="2858"/>
+          </w:tcPr>
+          <w:p>
+            <w:r/>
+            <w:r>
+              <w:rPr>
+                <w:b w:val="0"/>
+                <w:sz w:val="14"/>
+              </w:rPr>
+              <w:t>KnowledgeSource</w:t>
+            </w:r>
+          </w:p>
+        </w:tc>
+        <w:tc>
+          <w:tcPr>
+            <w:tcW w:type="dxa" w:w="2858"/>
+          </w:tcPr>
+          <w:p>
+            <w:r/>
+            <w:r>
+              <w:rPr>
+                <w:b w:val="0"/>
+                <w:sz w:val="14"/>
+              </w:rPr>
+              <w:t>SELECT_OR_OPEN</w:t>
+            </w:r>
+          </w:p>
+        </w:tc>
+        <w:tc>
+          <w:tcPr>
+            <w:tcW w:type="dxa" w:w="2858"/>
+          </w:tcPr>
+          <w:p>
+            <w:r/>
+            <w:r>
+              <w:rPr>
+                <w:b w:val="0"/>
+                <w:sz w:val="14"/>
+              </w:rPr>
+              <w:t>REQUIRED</w:t>
+            </w:r>
+          </w:p>
+        </w:tc>
+        <w:tc>
+          <w:tcPr>
+            <w:tcW w:type="dxa" w:w="2858"/>
+          </w:tcPr>
+          <w:p>
+            <w:r/>
+            <w:r>
+              <w:rPr>
+                <w:b w:val="0"/>
+                <w:sz w:val="14"/>
+              </w:rPr>
+              <w:t>Current explicit applicability preserved. T5R2[List/Open]</w:t>
+            </w:r>
+          </w:p>
+        </w:tc>
+      </w:tr>
+      <w:tr>
+        <w:tc>
+          <w:tcPr>
+            <w:tcW w:type="dxa" w:w="2858"/>
+          </w:tcPr>
+          <w:p>
+            <w:r/>
+            <w:r>
+              <w:rPr>
+                <w:b w:val="0"/>
+                <w:sz w:val="14"/>
+              </w:rPr>
+              <w:t>KnowledgeSource</w:t>
+            </w:r>
+          </w:p>
+        </w:tc>
+        <w:tc>
+          <w:tcPr>
+            <w:tcW w:type="dxa" w:w="2858"/>
+          </w:tcPr>
+          <w:p>
+            <w:r/>
+            <w:r>
+              <w:rPr>
+                <w:b w:val="0"/>
+                <w:sz w:val="14"/>
+              </w:rPr>
+              <w:t>VALIDATE</w:t>
+            </w:r>
+          </w:p>
+        </w:tc>
+        <w:tc>
+          <w:tcPr>
+            <w:tcW w:type="dxa" w:w="2858"/>
+          </w:tcPr>
+          <w:p>
+            <w:r/>
+            <w:r>
+              <w:rPr>
+                <w:b w:val="0"/>
+                <w:sz w:val="14"/>
+              </w:rPr>
+              <w:t>NOT_APPLICABLE</w:t>
+            </w:r>
+          </w:p>
+        </w:tc>
+        <w:tc>
+          <w:tcPr>
+            <w:tcW w:type="dxa" w:w="2858"/>
+          </w:tcPr>
+          <w:p>
+            <w:r/>
+            <w:r>
+              <w:rPr>
+                <w:b w:val="0"/>
+                <w:sz w:val="14"/>
+              </w:rPr>
+              <w:t>Current exact tree b2f81b20322dd9e9268001126b07931b437e27df: zero entity-bound operation evidence for this entity/operation. Mother §71 forbids speculative CRUD/sibling-feature expansion; current revision authorizes no new behavior.</w:t>
+            </w:r>
+          </w:p>
+        </w:tc>
+      </w:tr>
+      <w:tr>
+        <w:tc>
+          <w:tcPr>
+            <w:tcW w:type="dxa" w:w="2858"/>
+          </w:tcPr>
+          <w:p>
+            <w:r/>
+            <w:r>
+              <w:rPr>
+                <w:b w:val="0"/>
+                <w:sz w:val="14"/>
+              </w:rPr>
+              <w:t>KnowledgeSource</w:t>
+            </w:r>
+          </w:p>
+        </w:tc>
+        <w:tc>
+          <w:tcPr>
+            <w:tcW w:type="dxa" w:w="2858"/>
+          </w:tcPr>
+          <w:p>
+            <w:r/>
+            <w:r>
+              <w:rPr>
+                <w:b w:val="0"/>
+                <w:sz w:val="14"/>
+              </w:rPr>
+              <w:t>VERSION</w:t>
+            </w:r>
+          </w:p>
+        </w:tc>
+        <w:tc>
+          <w:tcPr>
+            <w:tcW w:type="dxa" w:w="2858"/>
+          </w:tcPr>
+          <w:p>
+            <w:r/>
+            <w:r>
+              <w:rPr>
+                <w:b w:val="0"/>
+                <w:sz w:val="14"/>
+              </w:rPr>
+              <w:t>NOT_APPLICABLE</w:t>
+            </w:r>
+          </w:p>
+        </w:tc>
+        <w:tc>
+          <w:tcPr>
+            <w:tcW w:type="dxa" w:w="2858"/>
+          </w:tcPr>
+          <w:p>
+            <w:r/>
+            <w:r>
+              <w:rPr>
+                <w:b w:val="0"/>
+                <w:sz w:val="14"/>
+              </w:rPr>
+              <w:t>Current exact tree b2f81b20322dd9e9268001126b07931b437e27df: zero entity-bound operation evidence for this entity/operation. Mother §71 forbids speculative CRUD/sibling-feature expansion; current revision authorizes no new behavior.</w:t>
+            </w:r>
+          </w:p>
+        </w:tc>
+      </w:tr>
+      <w:tr>
+        <w:tc>
+          <w:tcPr>
+            <w:tcW w:type="dxa" w:w="2858"/>
+          </w:tcPr>
+          <w:p>
+            <w:r/>
+            <w:r>
+              <w:rPr>
+                <w:b w:val="0"/>
+                <w:sz w:val="14"/>
+              </w:rPr>
+              <w:t>KnowledgeVersion</w:t>
+            </w:r>
+          </w:p>
+        </w:tc>
+        <w:tc>
+          <w:tcPr>
+            <w:tcW w:type="dxa" w:w="2858"/>
+          </w:tcPr>
+          <w:p>
+            <w:r/>
+            <w:r>
+              <w:rPr>
+                <w:b w:val="0"/>
+                <w:sz w:val="14"/>
+              </w:rPr>
+              <w:t>ARCHIVE_OR_DELETE</w:t>
+            </w:r>
+          </w:p>
+        </w:tc>
+        <w:tc>
+          <w:tcPr>
+            <w:tcW w:type="dxa" w:w="2858"/>
+          </w:tcPr>
+          <w:p>
+            <w:r/>
+            <w:r>
+              <w:rPr>
+                <w:b w:val="0"/>
+                <w:sz w:val="14"/>
+              </w:rPr>
+              <w:t>REQUIRED</w:t>
+            </w:r>
+          </w:p>
+        </w:tc>
+        <w:tc>
+          <w:tcPr>
+            <w:tcW w:type="dxa" w:w="2858"/>
+          </w:tcPr>
+          <w:p>
+            <w:r/>
+            <w:r>
+              <w:rPr>
+                <w:b w:val="0"/>
+                <w:sz w:val="14"/>
+              </w:rPr>
+              <w:t>Current explicit applicability preserved. T5R8[SUPERSEDE/RETIRE]</w:t>
+            </w:r>
+          </w:p>
+        </w:tc>
+      </w:tr>
+      <w:tr>
+        <w:tc>
+          <w:tcPr>
+            <w:tcW w:type="dxa" w:w="2858"/>
+          </w:tcPr>
+          <w:p>
+            <w:r/>
+            <w:r>
+              <w:rPr>
+                <w:b w:val="0"/>
+                <w:sz w:val="14"/>
+              </w:rPr>
+              <w:t>KnowledgeVersion</w:t>
+            </w:r>
+          </w:p>
+        </w:tc>
+        <w:tc>
+          <w:tcPr>
+            <w:tcW w:type="dxa" w:w="2858"/>
+          </w:tcPr>
+          <w:p>
+            <w:r/>
+            <w:r>
+              <w:rPr>
+                <w:b w:val="0"/>
+                <w:sz w:val="14"/>
+              </w:rPr>
+              <w:t>AUDIT</w:t>
+            </w:r>
+          </w:p>
+        </w:tc>
+        <w:tc>
+          <w:tcPr>
+            <w:tcW w:type="dxa" w:w="2858"/>
+          </w:tcPr>
+          <w:p>
+            <w:r/>
+            <w:r>
+              <w:rPr>
+                <w:b w:val="0"/>
+                <w:sz w:val="14"/>
+              </w:rPr>
+              <w:t>NOT_APPLICABLE</w:t>
+            </w:r>
+          </w:p>
+        </w:tc>
+        <w:tc>
+          <w:tcPr>
+            <w:tcW w:type="dxa" w:w="2858"/>
+          </w:tcPr>
+          <w:p>
+            <w:r/>
+            <w:r>
+              <w:rPr>
+                <w:b w:val="0"/>
+                <w:sz w:val="14"/>
+              </w:rPr>
+              <w:t>Current exact tree b2f81b20322dd9e9268001126b07931b437e27df: zero entity-bound operation evidence for this entity/operation. Mother §71 forbids speculative CRUD/sibling-feature expansion; current revision authorizes no new behavior.</w:t>
+            </w:r>
+          </w:p>
+        </w:tc>
+      </w:tr>
+      <w:tr>
+        <w:tc>
+          <w:tcPr>
+            <w:tcW w:type="dxa" w:w="2858"/>
+          </w:tcPr>
+          <w:p>
+            <w:r/>
+            <w:r>
+              <w:rPr>
+                <w:b w:val="0"/>
+                <w:sz w:val="14"/>
+              </w:rPr>
+              <w:t>KnowledgeVersion</w:t>
+            </w:r>
+          </w:p>
+        </w:tc>
+        <w:tc>
+          <w:tcPr>
+            <w:tcW w:type="dxa" w:w="2858"/>
+          </w:tcPr>
+          <w:p>
+            <w:r/>
+            <w:r>
+              <w:rPr>
+                <w:b w:val="0"/>
+                <w:sz w:val="14"/>
+              </w:rPr>
+              <w:t>CATEGORY_OR_GROUP_BIND</w:t>
+            </w:r>
+          </w:p>
+        </w:tc>
+        <w:tc>
+          <w:tcPr>
+            <w:tcW w:type="dxa" w:w="2858"/>
+          </w:tcPr>
+          <w:p>
+            <w:r/>
+            <w:r>
+              <w:rPr>
+                <w:b w:val="0"/>
+                <w:sz w:val="14"/>
+              </w:rPr>
+              <w:t>NOT_APPLICABLE</w:t>
+            </w:r>
+          </w:p>
+        </w:tc>
+        <w:tc>
+          <w:tcPr>
+            <w:tcW w:type="dxa" w:w="2858"/>
+          </w:tcPr>
+          <w:p>
+            <w:r/>
+            <w:r>
+              <w:rPr>
+                <w:b w:val="0"/>
+                <w:sz w:val="14"/>
+              </w:rPr>
+              <w:t>Current exact tree b2f81b20322dd9e9268001126b07931b437e27df: zero entity-bound operation evidence for this entity/operation. Mother §71 forbids speculative CRUD/sibling-feature expansion; current revision authorizes no new behavior.</w:t>
+            </w:r>
+          </w:p>
+        </w:tc>
+      </w:tr>
+      <w:tr>
+        <w:tc>
+          <w:tcPr>
+            <w:tcW w:type="dxa" w:w="2858"/>
+          </w:tcPr>
+          <w:p>
+            <w:r/>
+            <w:r>
+              <w:rPr>
+                <w:b w:val="0"/>
+                <w:sz w:val="14"/>
+              </w:rPr>
+              <w:t>KnowledgeVersion</w:t>
+            </w:r>
+          </w:p>
+        </w:tc>
+        <w:tc>
+          <w:tcPr>
+            <w:tcW w:type="dxa" w:w="2858"/>
+          </w:tcPr>
+          <w:p>
+            <w:r/>
+            <w:r>
+              <w:rPr>
+                <w:b w:val="0"/>
+                <w:sz w:val="14"/>
+              </w:rPr>
+              <w:t>CONFIRM_OR_APPROVE</w:t>
+            </w:r>
+          </w:p>
+        </w:tc>
+        <w:tc>
+          <w:tcPr>
+            <w:tcW w:type="dxa" w:w="2858"/>
+          </w:tcPr>
+          <w:p>
+            <w:r/>
+            <w:r>
+              <w:rPr>
+                <w:b w:val="0"/>
+                <w:sz w:val="14"/>
+              </w:rPr>
+              <w:t>REQUIRED</w:t>
+            </w:r>
+          </w:p>
+        </w:tc>
+        <w:tc>
+          <w:tcPr>
+            <w:tcW w:type="dxa" w:w="2858"/>
+          </w:tcPr>
+          <w:p>
+            <w:r/>
+            <w:r>
+              <w:rPr>
+                <w:b w:val="0"/>
+                <w:sz w:val="14"/>
+              </w:rPr>
+              <w:t>Current explicit applicability preserved. T5R8[APPROVE/RETURN/REJECT]</w:t>
+            </w:r>
+          </w:p>
+        </w:tc>
+      </w:tr>
+      <w:tr>
+        <w:tc>
+          <w:tcPr>
+            <w:tcW w:type="dxa" w:w="2858"/>
+          </w:tcPr>
+          <w:p>
+            <w:r/>
+            <w:r>
+              <w:rPr>
+                <w:b w:val="0"/>
+                <w:sz w:val="14"/>
+              </w:rPr>
+              <w:t>KnowledgeVersion</w:t>
+            </w:r>
+          </w:p>
+        </w:tc>
+        <w:tc>
+          <w:tcPr>
+            <w:tcW w:type="dxa" w:w="2858"/>
+          </w:tcPr>
+          <w:p>
+            <w:r/>
+            <w:r>
+              <w:rPr>
+                <w:b w:val="0"/>
+                <w:sz w:val="14"/>
+              </w:rPr>
+              <w:t>CREATE</w:t>
+            </w:r>
+          </w:p>
+        </w:tc>
+        <w:tc>
+          <w:tcPr>
+            <w:tcW w:type="dxa" w:w="2858"/>
+          </w:tcPr>
+          <w:p>
+            <w:r/>
+            <w:r>
+              <w:rPr>
+                <w:b w:val="0"/>
+                <w:sz w:val="14"/>
+              </w:rPr>
+              <w:t>REQUIRED</w:t>
+            </w:r>
+          </w:p>
+        </w:tc>
+        <w:tc>
+          <w:tcPr>
+            <w:tcW w:type="dxa" w:w="2858"/>
+          </w:tcPr>
+          <w:p>
+            <w:r/>
+            <w:r>
+              <w:rPr>
+                <w:b w:val="0"/>
+                <w:sz w:val="14"/>
+              </w:rPr>
+              <w:t>Current explicit applicability preserved. T5R8[From Experience]</w:t>
+            </w:r>
+          </w:p>
+        </w:tc>
+      </w:tr>
+      <w:tr>
+        <w:tc>
+          <w:tcPr>
+            <w:tcW w:type="dxa" w:w="2858"/>
+          </w:tcPr>
+          <w:p>
+            <w:r/>
+            <w:r>
+              <w:rPr>
+                <w:b w:val="0"/>
+                <w:sz w:val="14"/>
+              </w:rPr>
+              <w:t>KnowledgeVersion</w:t>
+            </w:r>
+          </w:p>
+        </w:tc>
+        <w:tc>
+          <w:tcPr>
+            <w:tcW w:type="dxa" w:w="2858"/>
+          </w:tcPr>
+          <w:p>
+            <w:r/>
+            <w:r>
+              <w:rPr>
+                <w:b w:val="0"/>
+                <w:sz w:val="14"/>
+              </w:rPr>
+              <w:t>CREATION_MODE</w:t>
+            </w:r>
+          </w:p>
+        </w:tc>
+        <w:tc>
+          <w:tcPr>
+            <w:tcW w:type="dxa" w:w="2858"/>
+          </w:tcPr>
+          <w:p>
+            <w:r/>
+            <w:r>
+              <w:rPr>
+                <w:b w:val="0"/>
+                <w:sz w:val="14"/>
+              </w:rPr>
+              <w:t>NOT_APPLICABLE</w:t>
+            </w:r>
+          </w:p>
+        </w:tc>
+        <w:tc>
+          <w:tcPr>
+            <w:tcW w:type="dxa" w:w="2858"/>
+          </w:tcPr>
+          <w:p>
+            <w:r/>
+            <w:r>
+              <w:rPr>
+                <w:b w:val="0"/>
+                <w:sz w:val="14"/>
+              </w:rPr>
+              <w:t>Current exact tree b2f81b20322dd9e9268001126b07931b437e27df: zero entity-bound operation evidence for this entity/operation. Mother §71 forbids speculative CRUD/sibling-feature expansion; current revision authorizes no new behavior.</w:t>
+            </w:r>
+          </w:p>
+        </w:tc>
+      </w:tr>
+      <w:tr>
+        <w:tc>
+          <w:tcPr>
+            <w:tcW w:type="dxa" w:w="2858"/>
+          </w:tcPr>
+          <w:p>
+            <w:r/>
+            <w:r>
+              <w:rPr>
+                <w:b w:val="0"/>
+                <w:sz w:val="14"/>
+              </w:rPr>
+              <w:t>KnowledgeVersion</w:t>
+            </w:r>
+          </w:p>
+        </w:tc>
+        <w:tc>
+          <w:tcPr>
+            <w:tcW w:type="dxa" w:w="2858"/>
+          </w:tcPr>
+          <w:p>
+            <w:r/>
+            <w:r>
+              <w:rPr>
+                <w:b w:val="0"/>
+                <w:sz w:val="14"/>
+              </w:rPr>
+              <w:t>DEPENDENCY_IMPACT</w:t>
+            </w:r>
+          </w:p>
+        </w:tc>
+        <w:tc>
+          <w:tcPr>
+            <w:tcW w:type="dxa" w:w="2858"/>
+          </w:tcPr>
+          <w:p>
+            <w:r/>
+            <w:r>
+              <w:rPr>
+                <w:b w:val="0"/>
+                <w:sz w:val="14"/>
+              </w:rPr>
+              <w:t>NOT_APPLICABLE</w:t>
+            </w:r>
+          </w:p>
+        </w:tc>
+        <w:tc>
+          <w:tcPr>
+            <w:tcW w:type="dxa" w:w="2858"/>
+          </w:tcPr>
+          <w:p>
+            <w:r/>
+            <w:r>
+              <w:rPr>
+                <w:b w:val="0"/>
+                <w:sz w:val="14"/>
+              </w:rPr>
+              <w:t>Current exact tree b2f81b20322dd9e9268001126b07931b437e27df: zero entity-bound operation evidence for this entity/operation. Mother §71 forbids speculative CRUD/sibling-feature expansion; current revision authorizes no new behavior.</w:t>
+            </w:r>
+          </w:p>
+        </w:tc>
+      </w:tr>
+      <w:tr>
+        <w:tc>
+          <w:tcPr>
+            <w:tcW w:type="dxa" w:w="2858"/>
+          </w:tcPr>
+          <w:p>
+            <w:r/>
+            <w:r>
+              <w:rPr>
+                <w:b w:val="0"/>
+                <w:sz w:val="14"/>
+              </w:rPr>
+              <w:t>KnowledgeVersion</w:t>
+            </w:r>
+          </w:p>
+        </w:tc>
+        <w:tc>
+          <w:tcPr>
+            <w:tcW w:type="dxa" w:w="2858"/>
+          </w:tcPr>
+          <w:p>
+            <w:r/>
+            <w:r>
+              <w:rPr>
+                <w:b w:val="0"/>
+                <w:sz w:val="14"/>
+              </w:rPr>
+              <w:t>DISCOVER_OR_LIST</w:t>
+            </w:r>
+          </w:p>
+        </w:tc>
+        <w:tc>
+          <w:tcPr>
+            <w:tcW w:type="dxa" w:w="2858"/>
+          </w:tcPr>
+          <w:p>
+            <w:r/>
+            <w:r>
+              <w:rPr>
+                <w:b w:val="0"/>
+                <w:sz w:val="14"/>
+              </w:rPr>
+              <w:t>REQUIRED</w:t>
+            </w:r>
+          </w:p>
+        </w:tc>
+        <w:tc>
+          <w:tcPr>
+            <w:tcW w:type="dxa" w:w="2858"/>
+          </w:tcPr>
+          <w:p>
+            <w:r/>
+            <w:r>
+              <w:rPr>
+                <w:b w:val="0"/>
+                <w:sz w:val="14"/>
+              </w:rPr>
+              <w:t>Current explicit applicability preserved. T5R8[Queue/Open]</w:t>
+            </w:r>
+          </w:p>
+        </w:tc>
+      </w:tr>
+      <w:tr>
+        <w:tc>
+          <w:tcPr>
+            <w:tcW w:type="dxa" w:w="2858"/>
+          </w:tcPr>
+          <w:p>
+            <w:r/>
+            <w:r>
+              <w:rPr>
+                <w:b w:val="0"/>
+                <w:sz w:val="14"/>
+              </w:rPr>
+              <w:t>KnowledgeVersion</w:t>
+            </w:r>
+          </w:p>
+        </w:tc>
+        <w:tc>
+          <w:tcPr>
+            <w:tcW w:type="dxa" w:w="2858"/>
+          </w:tcPr>
+          <w:p>
+            <w:r/>
+            <w:r>
+              <w:rPr>
+                <w:b w:val="0"/>
+                <w:sz w:val="14"/>
+              </w:rPr>
+              <w:t>DRAFT</w:t>
+            </w:r>
+          </w:p>
+        </w:tc>
+        <w:tc>
+          <w:tcPr>
+            <w:tcW w:type="dxa" w:w="2858"/>
+          </w:tcPr>
+          <w:p>
+            <w:r/>
+            <w:r>
+              <w:rPr>
+                <w:b w:val="0"/>
+                <w:sz w:val="14"/>
+              </w:rPr>
+              <w:t>NOT_APPLICABLE</w:t>
+            </w:r>
+          </w:p>
+        </w:tc>
+        <w:tc>
+          <w:tcPr>
+            <w:tcW w:type="dxa" w:w="2858"/>
+          </w:tcPr>
+          <w:p>
+            <w:r/>
+            <w:r>
+              <w:rPr>
+                <w:b w:val="0"/>
+                <w:sz w:val="14"/>
+              </w:rPr>
+              <w:t>Current exact tree b2f81b20322dd9e9268001126b07931b437e27df: zero entity-bound operation evidence for this entity/operation. Mother §71 forbids speculative CRUD/sibling-feature expansion; current revision authorizes no new behavior.</w:t>
+            </w:r>
+          </w:p>
+        </w:tc>
+      </w:tr>
+      <w:tr>
+        <w:tc>
+          <w:tcPr>
+            <w:tcW w:type="dxa" w:w="2858"/>
+          </w:tcPr>
+          <w:p>
+            <w:r/>
+            <w:r>
+              <w:rPr>
+                <w:b w:val="0"/>
+                <w:sz w:val="14"/>
+              </w:rPr>
+              <w:t>KnowledgeVersion</w:t>
+            </w:r>
+          </w:p>
+        </w:tc>
+        <w:tc>
+          <w:tcPr>
+            <w:tcW w:type="dxa" w:w="2858"/>
+          </w:tcPr>
+          <w:p>
+            <w:r/>
+            <w:r>
+              <w:rPr>
+                <w:b w:val="0"/>
+                <w:sz w:val="14"/>
+              </w:rPr>
+              <w:t>EDIT</w:t>
+            </w:r>
+          </w:p>
+        </w:tc>
+        <w:tc>
+          <w:tcPr>
+            <w:tcW w:type="dxa" w:w="2858"/>
+          </w:tcPr>
+          <w:p>
+            <w:r/>
+            <w:r>
+              <w:rPr>
+                <w:b w:val="0"/>
+                <w:sz w:val="14"/>
+              </w:rPr>
+              <w:t>REQUIRED</w:t>
+            </w:r>
+          </w:p>
+        </w:tc>
+        <w:tc>
+          <w:tcPr>
+            <w:tcW w:type="dxa" w:w="2858"/>
+          </w:tcPr>
+          <w:p>
+            <w:r/>
+            <w:r>
+              <w:rPr>
+                <w:b w:val="0"/>
+                <w:sz w:val="14"/>
+              </w:rPr>
+              <w:t>Current explicit applicability preserved. T5R8[SAVE DRAFT]</w:t>
+            </w:r>
+          </w:p>
+        </w:tc>
+      </w:tr>
+      <w:tr>
+        <w:tc>
+          <w:tcPr>
+            <w:tcW w:type="dxa" w:w="2858"/>
+          </w:tcPr>
+          <w:p>
+            <w:r/>
+            <w:r>
+              <w:rPr>
+                <w:b w:val="0"/>
+                <w:sz w:val="14"/>
+              </w:rPr>
+              <w:t>KnowledgeVersion</w:t>
+            </w:r>
+          </w:p>
+        </w:tc>
+        <w:tc>
+          <w:tcPr>
+            <w:tcW w:type="dxa" w:w="2858"/>
+          </w:tcPr>
+          <w:p>
+            <w:r/>
+            <w:r>
+              <w:rPr>
+                <w:b w:val="0"/>
+                <w:sz w:val="14"/>
+              </w:rPr>
+              <w:t>ERROR_RECOVERY</w:t>
+            </w:r>
+          </w:p>
+        </w:tc>
+        <w:tc>
+          <w:tcPr>
+            <w:tcW w:type="dxa" w:w="2858"/>
+          </w:tcPr>
+          <w:p>
+            <w:r/>
+            <w:r>
+              <w:rPr>
+                <w:b w:val="0"/>
+                <w:sz w:val="14"/>
+              </w:rPr>
+              <w:t>NOT_APPLICABLE</w:t>
+            </w:r>
+          </w:p>
+        </w:tc>
+        <w:tc>
+          <w:tcPr>
+            <w:tcW w:type="dxa" w:w="2858"/>
+          </w:tcPr>
+          <w:p>
+            <w:r/>
+            <w:r>
+              <w:rPr>
+                <w:b w:val="0"/>
+                <w:sz w:val="14"/>
+              </w:rPr>
+              <w:t>Current exact tree b2f81b20322dd9e9268001126b07931b437e27df: zero entity-bound operation evidence for this entity/operation. Mother §71 forbids speculative CRUD/sibling-feature expansion; current revision authorizes no new behavior.</w:t>
+            </w:r>
+          </w:p>
+        </w:tc>
+      </w:tr>
+      <w:tr>
+        <w:tc>
+          <w:tcPr>
+            <w:tcW w:type="dxa" w:w="2858"/>
+          </w:tcPr>
+          <w:p>
+            <w:r/>
+            <w:r>
+              <w:rPr>
+                <w:b w:val="0"/>
+                <w:sz w:val="14"/>
+              </w:rPr>
+              <w:t>KnowledgeVersion</w:t>
+            </w:r>
+          </w:p>
+        </w:tc>
+        <w:tc>
+          <w:tcPr>
+            <w:tcW w:type="dxa" w:w="2858"/>
+          </w:tcPr>
+          <w:p>
+            <w:r/>
+            <w:r>
+              <w:rPr>
+                <w:b w:val="0"/>
+                <w:sz w:val="14"/>
+              </w:rPr>
+              <w:t>LOCK_OR_UNLOCK</w:t>
+            </w:r>
+          </w:p>
+        </w:tc>
+        <w:tc>
+          <w:tcPr>
+            <w:tcW w:type="dxa" w:w="2858"/>
+          </w:tcPr>
+          <w:p>
+            <w:r/>
+            <w:r>
+              <w:rPr>
+                <w:b w:val="0"/>
+                <w:sz w:val="14"/>
+              </w:rPr>
+              <w:t>NOT_APPLICABLE</w:t>
+            </w:r>
+          </w:p>
+        </w:tc>
+        <w:tc>
+          <w:tcPr>
+            <w:tcW w:type="dxa" w:w="2858"/>
+          </w:tcPr>
+          <w:p>
+            <w:r/>
+            <w:r>
+              <w:rPr>
+                <w:b w:val="0"/>
+                <w:sz w:val="14"/>
+              </w:rPr>
+              <w:t>Current exact tree b2f81b20322dd9e9268001126b07931b437e27df: zero entity-bound operation evidence for this entity/operation. Mother §71 forbids speculative CRUD/sibling-feature expansion; current revision authorizes no new behavior.</w:t>
+            </w:r>
+          </w:p>
+        </w:tc>
+      </w:tr>
+      <w:tr>
+        <w:tc>
+          <w:tcPr>
+            <w:tcW w:type="dxa" w:w="2858"/>
+          </w:tcPr>
+          <w:p>
+            <w:r/>
+            <w:r>
+              <w:rPr>
+                <w:b w:val="0"/>
+                <w:sz w:val="14"/>
+              </w:rPr>
+              <w:t>KnowledgeVersion</w:t>
+            </w:r>
+          </w:p>
+        </w:tc>
+        <w:tc>
+          <w:tcPr>
+            <w:tcW w:type="dxa" w:w="2858"/>
+          </w:tcPr>
+          <w:p>
+            <w:r/>
+            <w:r>
+              <w:rPr>
+                <w:b w:val="0"/>
+                <w:sz w:val="14"/>
+              </w:rPr>
+              <w:t>MOVE_OR_REPARENT</w:t>
+            </w:r>
+          </w:p>
+        </w:tc>
+        <w:tc>
+          <w:tcPr>
+            <w:tcW w:type="dxa" w:w="2858"/>
+          </w:tcPr>
+          <w:p>
+            <w:r/>
+            <w:r>
+              <w:rPr>
+                <w:b w:val="0"/>
+                <w:sz w:val="14"/>
+              </w:rPr>
+              <w:t>NOT_APPLICABLE</w:t>
+            </w:r>
+          </w:p>
+        </w:tc>
+        <w:tc>
+          <w:tcPr>
+            <w:tcW w:type="dxa" w:w="2858"/>
+          </w:tcPr>
+          <w:p>
+            <w:r/>
+            <w:r>
+              <w:rPr>
+                <w:b w:val="0"/>
+                <w:sz w:val="14"/>
+              </w:rPr>
+              <w:t>Current exact tree b2f81b20322dd9e9268001126b07931b437e27df: zero entity-bound operation evidence for this entity/operation. Mother §71 forbids speculative CRUD/sibling-feature expansion; current revision authorizes no new behavior.</w:t>
+            </w:r>
+          </w:p>
+        </w:tc>
+      </w:tr>
+      <w:tr>
+        <w:tc>
+          <w:tcPr>
+            <w:tcW w:type="dxa" w:w="2858"/>
+          </w:tcPr>
+          <w:p>
+            <w:r/>
+            <w:r>
+              <w:rPr>
+                <w:b w:val="0"/>
+                <w:sz w:val="14"/>
+              </w:rPr>
+              <w:t>KnowledgeVersion</w:t>
+            </w:r>
+          </w:p>
+        </w:tc>
+        <w:tc>
+          <w:tcPr>
+            <w:tcW w:type="dxa" w:w="2858"/>
+          </w:tcPr>
+          <w:p>
+            <w:r/>
+            <w:r>
+              <w:rPr>
+                <w:b w:val="0"/>
+                <w:sz w:val="14"/>
+              </w:rPr>
+              <w:t>NEXT_STEP</w:t>
+            </w:r>
+          </w:p>
+        </w:tc>
+        <w:tc>
+          <w:tcPr>
+            <w:tcW w:type="dxa" w:w="2858"/>
+          </w:tcPr>
+          <w:p>
+            <w:r/>
+            <w:r>
+              <w:rPr>
+                <w:b w:val="0"/>
+                <w:sz w:val="14"/>
+              </w:rPr>
+              <w:t>NOT_APPLICABLE</w:t>
+            </w:r>
+          </w:p>
+        </w:tc>
+        <w:tc>
+          <w:tcPr>
+            <w:tcW w:type="dxa" w:w="2858"/>
+          </w:tcPr>
+          <w:p>
+            <w:r/>
+            <w:r>
+              <w:rPr>
+                <w:b w:val="0"/>
+                <w:sz w:val="14"/>
+              </w:rPr>
+              <w:t>Current exact tree b2f81b20322dd9e9268001126b07931b437e27df: zero entity-bound operation evidence for this entity/operation. Mother §71 forbids speculative CRUD/sibling-feature expansion; current revision authorizes no new behavior.</w:t>
+            </w:r>
+          </w:p>
+        </w:tc>
+      </w:tr>
+      <w:tr>
+        <w:tc>
+          <w:tcPr>
+            <w:tcW w:type="dxa" w:w="2858"/>
+          </w:tcPr>
+          <w:p>
+            <w:r/>
+            <w:r>
+              <w:rPr>
+                <w:b w:val="0"/>
+                <w:sz w:val="14"/>
+              </w:rPr>
+              <w:t>KnowledgeVersion</w:t>
+            </w:r>
+          </w:p>
+        </w:tc>
+        <w:tc>
+          <w:tcPr>
+            <w:tcW w:type="dxa" w:w="2858"/>
+          </w:tcPr>
+          <w:p>
+            <w:r/>
+            <w:r>
+              <w:rPr>
+                <w:b w:val="0"/>
+                <w:sz w:val="14"/>
+              </w:rPr>
+              <w:t>PARENT_BIND</w:t>
+            </w:r>
+          </w:p>
+        </w:tc>
+        <w:tc>
+          <w:tcPr>
+            <w:tcW w:type="dxa" w:w="2858"/>
+          </w:tcPr>
+          <w:p>
+            <w:r/>
+            <w:r>
+              <w:rPr>
+                <w:b w:val="0"/>
+                <w:sz w:val="14"/>
+              </w:rPr>
+              <w:t>NOT_APPLICABLE</w:t>
+            </w:r>
+          </w:p>
+        </w:tc>
+        <w:tc>
+          <w:tcPr>
+            <w:tcW w:type="dxa" w:w="2858"/>
+          </w:tcPr>
+          <w:p>
+            <w:r/>
+            <w:r>
+              <w:rPr>
+                <w:b w:val="0"/>
+                <w:sz w:val="14"/>
+              </w:rPr>
+              <w:t>Current exact tree b2f81b20322dd9e9268001126b07931b437e27df: zero entity-bound operation evidence for this entity/operation. Mother §71 forbids speculative CRUD/sibling-feature expansion; current revision authorizes no new behavior.</w:t>
+            </w:r>
+          </w:p>
+        </w:tc>
+      </w:tr>
+      <w:tr>
+        <w:tc>
+          <w:tcPr>
+            <w:tcW w:type="dxa" w:w="2858"/>
+          </w:tcPr>
+          <w:p>
+            <w:r/>
+            <w:r>
+              <w:rPr>
+                <w:b w:val="0"/>
+                <w:sz w:val="14"/>
+              </w:rPr>
+              <w:t>KnowledgeVersion</w:t>
+            </w:r>
+          </w:p>
+        </w:tc>
+        <w:tc>
+          <w:tcPr>
+            <w:tcW w:type="dxa" w:w="2858"/>
+          </w:tcPr>
+          <w:p>
+            <w:r/>
+            <w:r>
+              <w:rPr>
+                <w:b w:val="0"/>
+                <w:sz w:val="14"/>
+              </w:rPr>
+              <w:t>REORDER</w:t>
+            </w:r>
+          </w:p>
+        </w:tc>
+        <w:tc>
+          <w:tcPr>
+            <w:tcW w:type="dxa" w:w="2858"/>
+          </w:tcPr>
+          <w:p>
+            <w:r/>
+            <w:r>
+              <w:rPr>
+                <w:b w:val="0"/>
+                <w:sz w:val="14"/>
+              </w:rPr>
+              <w:t>NOT_APPLICABLE</w:t>
+            </w:r>
+          </w:p>
+        </w:tc>
+        <w:tc>
+          <w:tcPr>
+            <w:tcW w:type="dxa" w:w="2858"/>
+          </w:tcPr>
+          <w:p>
+            <w:r/>
+            <w:r>
+              <w:rPr>
+                <w:b w:val="0"/>
+                <w:sz w:val="14"/>
+              </w:rPr>
+              <w:t>Current exact tree b2f81b20322dd9e9268001126b07931b437e27df: zero entity-bound operation evidence for this entity/operation. Mother §71 forbids speculative CRUD/sibling-feature expansion; current revision authorizes no new behavior.</w:t>
+            </w:r>
+          </w:p>
+        </w:tc>
+      </w:tr>
+      <w:tr>
+        <w:tc>
+          <w:tcPr>
+            <w:tcW w:type="dxa" w:w="2858"/>
+          </w:tcPr>
+          <w:p>
+            <w:r/>
+            <w:r>
+              <w:rPr>
+                <w:b w:val="0"/>
+                <w:sz w:val="14"/>
+              </w:rPr>
+              <w:t>KnowledgeVersion</w:t>
+            </w:r>
+          </w:p>
+        </w:tc>
+        <w:tc>
+          <w:tcPr>
+            <w:tcW w:type="dxa" w:w="2858"/>
+          </w:tcPr>
+          <w:p>
+            <w:r/>
+            <w:r>
+              <w:rPr>
+                <w:b w:val="0"/>
+                <w:sz w:val="14"/>
+              </w:rPr>
+              <w:t>RESTORE</w:t>
+            </w:r>
+          </w:p>
+        </w:tc>
+        <w:tc>
+          <w:tcPr>
+            <w:tcW w:type="dxa" w:w="2858"/>
+          </w:tcPr>
+          <w:p>
+            <w:r/>
+            <w:r>
+              <w:rPr>
+                <w:b w:val="0"/>
+                <w:sz w:val="14"/>
+              </w:rPr>
+              <w:t>NOT_APPLICABLE</w:t>
+            </w:r>
+          </w:p>
+        </w:tc>
+        <w:tc>
+          <w:tcPr>
+            <w:tcW w:type="dxa" w:w="2858"/>
+          </w:tcPr>
+          <w:p>
+            <w:r/>
+            <w:r>
+              <w:rPr>
+                <w:b w:val="0"/>
+                <w:sz w:val="14"/>
+              </w:rPr>
+              <w:t>Current exact tree b2f81b20322dd9e9268001126b07931b437e27df: zero entity-bound operation evidence for this entity/operation. Mother §71 forbids speculative CRUD/sibling-feature expansion; current revision authorizes no new behavior.</w:t>
+            </w:r>
+          </w:p>
+        </w:tc>
+      </w:tr>
+      <w:tr>
+        <w:tc>
+          <w:tcPr>
+            <w:tcW w:type="dxa" w:w="2858"/>
+          </w:tcPr>
+          <w:p>
+            <w:r/>
+            <w:r>
+              <w:rPr>
+                <w:b w:val="0"/>
+                <w:sz w:val="14"/>
+              </w:rPr>
+              <w:t>KnowledgeVersion</w:t>
+            </w:r>
+          </w:p>
+        </w:tc>
+        <w:tc>
+          <w:tcPr>
+            <w:tcW w:type="dxa" w:w="2858"/>
+          </w:tcPr>
+          <w:p>
+            <w:r/>
+            <w:r>
+              <w:rPr>
+                <w:b w:val="0"/>
+                <w:sz w:val="14"/>
+              </w:rPr>
+              <w:t>RESUME</w:t>
+            </w:r>
+          </w:p>
+        </w:tc>
+        <w:tc>
+          <w:tcPr>
+            <w:tcW w:type="dxa" w:w="2858"/>
+          </w:tcPr>
+          <w:p>
+            <w:r/>
+            <w:r>
+              <w:rPr>
+                <w:b w:val="0"/>
+                <w:sz w:val="14"/>
+              </w:rPr>
+              <w:t>NOT_APPLICABLE</w:t>
+            </w:r>
+          </w:p>
+        </w:tc>
+        <w:tc>
+          <w:tcPr>
+            <w:tcW w:type="dxa" w:w="2858"/>
+          </w:tcPr>
+          <w:p>
+            <w:r/>
+            <w:r>
+              <w:rPr>
+                <w:b w:val="0"/>
+                <w:sz w:val="14"/>
+              </w:rPr>
+              <w:t>Current exact tree b2f81b20322dd9e9268001126b07931b437e27df: zero entity-bound operation evidence for this entity/operation. Mother §71 forbids speculative CRUD/sibling-feature expansion; current revision authorizes no new behavior.</w:t>
+            </w:r>
+          </w:p>
+        </w:tc>
+      </w:tr>
+      <w:tr>
+        <w:tc>
+          <w:tcPr>
+            <w:tcW w:type="dxa" w:w="2858"/>
+          </w:tcPr>
+          <w:p>
+            <w:r/>
+            <w:r>
+              <w:rPr>
+                <w:b w:val="0"/>
+                <w:sz w:val="14"/>
+              </w:rPr>
+              <w:t>KnowledgeVersion</w:t>
+            </w:r>
+          </w:p>
+        </w:tc>
+        <w:tc>
+          <w:tcPr>
+            <w:tcW w:type="dxa" w:w="2858"/>
+          </w:tcPr>
+          <w:p>
+            <w:r/>
+            <w:r>
+              <w:rPr>
+                <w:b w:val="0"/>
+                <w:sz w:val="14"/>
+              </w:rPr>
+              <w:t>REVISE</w:t>
+            </w:r>
+          </w:p>
+        </w:tc>
+        <w:tc>
+          <w:tcPr>
+            <w:tcW w:type="dxa" w:w="2858"/>
+          </w:tcPr>
+          <w:p>
+            <w:r/>
+            <w:r>
+              <w:rPr>
+                <w:b w:val="0"/>
+                <w:sz w:val="14"/>
+              </w:rPr>
+              <w:t>NOT_APPLICABLE</w:t>
+            </w:r>
+          </w:p>
+        </w:tc>
+        <w:tc>
+          <w:tcPr>
+            <w:tcW w:type="dxa" w:w="2858"/>
+          </w:tcPr>
+          <w:p>
+            <w:r/>
+            <w:r>
+              <w:rPr>
+                <w:b w:val="0"/>
+                <w:sz w:val="14"/>
+              </w:rPr>
+              <w:t>Current exact tree b2f81b20322dd9e9268001126b07931b437e27df: zero entity-bound operation evidence for this entity/operation. Mother §71 forbids speculative CRUD/sibling-feature expansion; current revision authorizes no new behavior.</w:t>
+            </w:r>
+          </w:p>
+        </w:tc>
+      </w:tr>
+      <w:tr>
+        <w:tc>
+          <w:tcPr>
+            <w:tcW w:type="dxa" w:w="2858"/>
+          </w:tcPr>
+          <w:p>
+            <w:r/>
+            <w:r>
+              <w:rPr>
+                <w:b w:val="0"/>
+                <w:sz w:val="14"/>
+              </w:rPr>
+              <w:t>KnowledgeVersion</w:t>
+            </w:r>
+          </w:p>
+        </w:tc>
+        <w:tc>
+          <w:tcPr>
+            <w:tcW w:type="dxa" w:w="2858"/>
+          </w:tcPr>
+          <w:p>
+            <w:r/>
+            <w:r>
+              <w:rPr>
+                <w:b w:val="0"/>
+                <w:sz w:val="14"/>
+              </w:rPr>
+              <w:t>SAVE</w:t>
+            </w:r>
+          </w:p>
+        </w:tc>
+        <w:tc>
+          <w:tcPr>
+            <w:tcW w:type="dxa" w:w="2858"/>
+          </w:tcPr>
+          <w:p>
+            <w:r/>
+            <w:r>
+              <w:rPr>
+                <w:b w:val="0"/>
+                <w:sz w:val="14"/>
+              </w:rPr>
+              <w:t>NOT_APPLICABLE</w:t>
+            </w:r>
+          </w:p>
+        </w:tc>
+        <w:tc>
+          <w:tcPr>
+            <w:tcW w:type="dxa" w:w="2858"/>
+          </w:tcPr>
+          <w:p>
+            <w:r/>
+            <w:r>
+              <w:rPr>
+                <w:b w:val="0"/>
+                <w:sz w:val="14"/>
+              </w:rPr>
+              <w:t>Current exact tree b2f81b20322dd9e9268001126b07931b437e27df: zero entity-bound operation evidence for this entity/operation. Mother §71 forbids speculative CRUD/sibling-feature expansion; current revision authorizes no new behavior.</w:t>
+            </w:r>
+          </w:p>
+        </w:tc>
+      </w:tr>
+      <w:tr>
+        <w:tc>
+          <w:tcPr>
+            <w:tcW w:type="dxa" w:w="2858"/>
+          </w:tcPr>
+          <w:p>
+            <w:r/>
+            <w:r>
+              <w:rPr>
+                <w:b w:val="0"/>
+                <w:sz w:val="14"/>
+              </w:rPr>
+              <w:t>KnowledgeVersion</w:t>
+            </w:r>
+          </w:p>
+        </w:tc>
+        <w:tc>
+          <w:tcPr>
+            <w:tcW w:type="dxa" w:w="2858"/>
+          </w:tcPr>
+          <w:p>
+            <w:r/>
+            <w:r>
+              <w:rPr>
+                <w:b w:val="0"/>
+                <w:sz w:val="14"/>
+              </w:rPr>
+              <w:t>SELECT_OR_OPEN</w:t>
+            </w:r>
+          </w:p>
+        </w:tc>
+        <w:tc>
+          <w:tcPr>
+            <w:tcW w:type="dxa" w:w="2858"/>
+          </w:tcPr>
+          <w:p>
+            <w:r/>
+            <w:r>
+              <w:rPr>
+                <w:b w:val="0"/>
+                <w:sz w:val="14"/>
+              </w:rPr>
+              <w:t>REQUIRED</w:t>
+            </w:r>
+          </w:p>
+        </w:tc>
+        <w:tc>
+          <w:tcPr>
+            <w:tcW w:type="dxa" w:w="2858"/>
+          </w:tcPr>
+          <w:p>
+            <w:r/>
+            <w:r>
+              <w:rPr>
+                <w:b w:val="0"/>
+                <w:sz w:val="14"/>
+              </w:rPr>
+              <w:t>Current explicit applicability preserved. T5R8[Queue/Open]</w:t>
+            </w:r>
+          </w:p>
+        </w:tc>
+      </w:tr>
+      <w:tr>
+        <w:tc>
+          <w:tcPr>
+            <w:tcW w:type="dxa" w:w="2858"/>
+          </w:tcPr>
+          <w:p>
+            <w:r/>
+            <w:r>
+              <w:rPr>
+                <w:b w:val="0"/>
+                <w:sz w:val="14"/>
+              </w:rPr>
+              <w:t>KnowledgeVersion</w:t>
+            </w:r>
+          </w:p>
+        </w:tc>
+        <w:tc>
+          <w:tcPr>
+            <w:tcW w:type="dxa" w:w="2858"/>
+          </w:tcPr>
+          <w:p>
+            <w:r/>
+            <w:r>
+              <w:rPr>
+                <w:b w:val="0"/>
+                <w:sz w:val="14"/>
+              </w:rPr>
+              <w:t>VALIDATE</w:t>
+            </w:r>
+          </w:p>
+        </w:tc>
+        <w:tc>
+          <w:tcPr>
+            <w:tcW w:type="dxa" w:w="2858"/>
+          </w:tcPr>
+          <w:p>
+            <w:r/>
+            <w:r>
+              <w:rPr>
+                <w:b w:val="0"/>
+                <w:sz w:val="14"/>
+              </w:rPr>
+              <w:t>NOT_APPLICABLE</w:t>
+            </w:r>
+          </w:p>
+        </w:tc>
+        <w:tc>
+          <w:tcPr>
+            <w:tcW w:type="dxa" w:w="2858"/>
+          </w:tcPr>
+          <w:p>
+            <w:r/>
+            <w:r>
+              <w:rPr>
+                <w:b w:val="0"/>
+                <w:sz w:val="14"/>
+              </w:rPr>
+              <w:t>Current exact tree b2f81b20322dd9e9268001126b07931b437e27df: zero entity-bound operation evidence for this entity/operation. Mother §71 forbids speculative CRUD/sibling-feature expansion; current revision authorizes no new behavior.</w:t>
+            </w:r>
+          </w:p>
+        </w:tc>
+      </w:tr>
+      <w:tr>
+        <w:tc>
+          <w:tcPr>
+            <w:tcW w:type="dxa" w:w="2858"/>
+          </w:tcPr>
+          <w:p>
+            <w:r/>
+            <w:r>
+              <w:rPr>
+                <w:b w:val="0"/>
+                <w:sz w:val="14"/>
+              </w:rPr>
+              <w:t>KnowledgeVersion</w:t>
+            </w:r>
+          </w:p>
+        </w:tc>
+        <w:tc>
+          <w:tcPr>
+            <w:tcW w:type="dxa" w:w="2858"/>
+          </w:tcPr>
+          <w:p>
+            <w:r/>
+            <w:r>
+              <w:rPr>
+                <w:b w:val="0"/>
+                <w:sz w:val="14"/>
+              </w:rPr>
+              <w:t>VERSION</w:t>
+            </w:r>
+          </w:p>
+        </w:tc>
+        <w:tc>
+          <w:tcPr>
+            <w:tcW w:type="dxa" w:w="2858"/>
+          </w:tcPr>
+          <w:p>
+            <w:r/>
+            <w:r>
+              <w:rPr>
+                <w:b w:val="0"/>
+                <w:sz w:val="14"/>
+              </w:rPr>
+              <w:t>NOT_APPLICABLE</w:t>
+            </w:r>
+          </w:p>
+        </w:tc>
+        <w:tc>
+          <w:tcPr>
+            <w:tcW w:type="dxa" w:w="2858"/>
+          </w:tcPr>
+          <w:p>
+            <w:r/>
+            <w:r>
+              <w:rPr>
+                <w:b w:val="0"/>
+                <w:sz w:val="14"/>
+              </w:rPr>
+              <w:t>Current exact tree b2f81b20322dd9e9268001126b07931b437e27df: zero entity-bound operation evidence for this entity/operation. Mother §71 forbids speculative CRUD/sibling-feature expansion; current revision authorizes no new behavior.</w:t>
+            </w:r>
+          </w:p>
+        </w:tc>
+      </w:tr>
+      <w:tr>
+        <w:tc>
+          <w:tcPr>
+            <w:tcW w:type="dxa" w:w="2858"/>
+          </w:tcPr>
+          <w:p>
+            <w:r/>
+            <w:r>
+              <w:rPr>
+                <w:b w:val="0"/>
+                <w:sz w:val="14"/>
+              </w:rPr>
+              <w:t>Learning Candidate</w:t>
+            </w:r>
+          </w:p>
+        </w:tc>
+        <w:tc>
+          <w:tcPr>
+            <w:tcW w:type="dxa" w:w="2858"/>
+          </w:tcPr>
+          <w:p>
+            <w:r/>
+            <w:r>
+              <w:rPr>
+                <w:b w:val="0"/>
+                <w:sz w:val="14"/>
+              </w:rPr>
+              <w:t>ARCHIVE_OR_DELETE</w:t>
+            </w:r>
+          </w:p>
+        </w:tc>
+        <w:tc>
+          <w:tcPr>
+            <w:tcW w:type="dxa" w:w="2858"/>
+          </w:tcPr>
+          <w:p>
+            <w:r/>
+            <w:r>
+              <w:rPr>
+                <w:b w:val="0"/>
+                <w:sz w:val="14"/>
+              </w:rPr>
+              <w:t>REQUIRED</w:t>
+            </w:r>
+          </w:p>
+        </w:tc>
+        <w:tc>
+          <w:tcPr>
+            <w:tcW w:type="dxa" w:w="2858"/>
+          </w:tcPr>
+          <w:p>
+            <w:r/>
+            <w:r>
+              <w:rPr>
+                <w:b w:val="0"/>
+                <w:sz w:val="14"/>
+              </w:rPr>
+              <w:t>Current explicit applicability preserved. T5R7[SUPERSEDE by owner]</w:t>
+            </w:r>
+          </w:p>
+        </w:tc>
+      </w:tr>
+      <w:tr>
+        <w:tc>
+          <w:tcPr>
+            <w:tcW w:type="dxa" w:w="2858"/>
+          </w:tcPr>
+          <w:p>
+            <w:r/>
+            <w:r>
+              <w:rPr>
+                <w:b w:val="0"/>
+                <w:sz w:val="14"/>
+              </w:rPr>
+              <w:t>Learning Candidate</w:t>
+            </w:r>
+          </w:p>
+        </w:tc>
+        <w:tc>
+          <w:tcPr>
+            <w:tcW w:type="dxa" w:w="2858"/>
+          </w:tcPr>
+          <w:p>
+            <w:r/>
+            <w:r>
+              <w:rPr>
+                <w:b w:val="0"/>
+                <w:sz w:val="14"/>
+              </w:rPr>
+              <w:t>AUDIT</w:t>
+            </w:r>
+          </w:p>
+        </w:tc>
+        <w:tc>
+          <w:tcPr>
+            <w:tcW w:type="dxa" w:w="2858"/>
+          </w:tcPr>
+          <w:p>
+            <w:r/>
+            <w:r>
+              <w:rPr>
+                <w:b w:val="0"/>
+                <w:sz w:val="14"/>
+              </w:rPr>
+              <w:t>NOT_APPLICABLE</w:t>
+            </w:r>
+          </w:p>
+        </w:tc>
+        <w:tc>
+          <w:tcPr>
+            <w:tcW w:type="dxa" w:w="2858"/>
+          </w:tcPr>
+          <w:p>
+            <w:r/>
+            <w:r>
+              <w:rPr>
+                <w:b w:val="0"/>
+                <w:sz w:val="14"/>
+              </w:rPr>
+              <w:t>Current exact tree b2f81b20322dd9e9268001126b07931b437e27df: zero entity-bound operation evidence for this entity/operation. Mother §71 forbids speculative CRUD/sibling-feature expansion; current revision authorizes no new behavior.</w:t>
+            </w:r>
+          </w:p>
+        </w:tc>
+      </w:tr>
+      <w:tr>
+        <w:tc>
+          <w:tcPr>
+            <w:tcW w:type="dxa" w:w="2858"/>
+          </w:tcPr>
+          <w:p>
+            <w:r/>
+            <w:r>
+              <w:rPr>
+                <w:b w:val="0"/>
+                <w:sz w:val="14"/>
+              </w:rPr>
+              <w:t>Learning Candidate</w:t>
+            </w:r>
+          </w:p>
+        </w:tc>
+        <w:tc>
+          <w:tcPr>
+            <w:tcW w:type="dxa" w:w="2858"/>
+          </w:tcPr>
+          <w:p>
+            <w:r/>
+            <w:r>
+              <w:rPr>
+                <w:b w:val="0"/>
+                <w:sz w:val="14"/>
+              </w:rPr>
+              <w:t>CATEGORY_OR_GROUP_BIND</w:t>
+            </w:r>
+          </w:p>
+        </w:tc>
+        <w:tc>
+          <w:tcPr>
+            <w:tcW w:type="dxa" w:w="2858"/>
+          </w:tcPr>
+          <w:p>
+            <w:r/>
+            <w:r>
+              <w:rPr>
+                <w:b w:val="0"/>
+                <w:sz w:val="14"/>
+              </w:rPr>
+              <w:t>NOT_APPLICABLE</w:t>
+            </w:r>
+          </w:p>
+        </w:tc>
+        <w:tc>
+          <w:tcPr>
+            <w:tcW w:type="dxa" w:w="2858"/>
+          </w:tcPr>
+          <w:p>
+            <w:r/>
+            <w:r>
+              <w:rPr>
+                <w:b w:val="0"/>
+                <w:sz w:val="14"/>
+              </w:rPr>
+              <w:t>Current exact tree b2f81b20322dd9e9268001126b07931b437e27df: zero entity-bound operation evidence for this entity/operation. Mother §71 forbids speculative CRUD/sibling-feature expansion; current revision authorizes no new behavior.</w:t>
+            </w:r>
+          </w:p>
+        </w:tc>
+      </w:tr>
+      <w:tr>
+        <w:tc>
+          <w:tcPr>
+            <w:tcW w:type="dxa" w:w="2858"/>
+          </w:tcPr>
+          <w:p>
+            <w:r/>
+            <w:r>
+              <w:rPr>
+                <w:b w:val="0"/>
+                <w:sz w:val="14"/>
+              </w:rPr>
+              <w:t>Learning Candidate</w:t>
+            </w:r>
+          </w:p>
+        </w:tc>
+        <w:tc>
+          <w:tcPr>
+            <w:tcW w:type="dxa" w:w="2858"/>
+          </w:tcPr>
+          <w:p>
+            <w:r/>
+            <w:r>
+              <w:rPr>
+                <w:b w:val="0"/>
+                <w:sz w:val="14"/>
+              </w:rPr>
+              <w:t>CONFIRM_OR_APPROVE</w:t>
+            </w:r>
+          </w:p>
+        </w:tc>
+        <w:tc>
+          <w:tcPr>
+            <w:tcW w:type="dxa" w:w="2858"/>
+          </w:tcPr>
+          <w:p>
+            <w:r/>
+            <w:r>
+              <w:rPr>
+                <w:b w:val="0"/>
+                <w:sz w:val="14"/>
+              </w:rPr>
+              <w:t>NOT_APPLICABLE</w:t>
+            </w:r>
+          </w:p>
+        </w:tc>
+        <w:tc>
+          <w:tcPr>
+            <w:tcW w:type="dxa" w:w="2858"/>
+          </w:tcPr>
+          <w:p>
+            <w:r/>
+            <w:r>
+              <w:rPr>
+                <w:b w:val="0"/>
+                <w:sz w:val="14"/>
+              </w:rPr>
+              <w:t>Current exact tree b2f81b20322dd9e9268001126b07931b437e27df: zero entity-bound operation evidence for this entity/operation. Mother §71 forbids speculative CRUD/sibling-feature expansion; current revision authorizes no new behavior.</w:t>
+            </w:r>
+          </w:p>
+        </w:tc>
+      </w:tr>
+      <w:tr>
+        <w:tc>
+          <w:tcPr>
+            <w:tcW w:type="dxa" w:w="2858"/>
+          </w:tcPr>
+          <w:p>
+            <w:r/>
+            <w:r>
+              <w:rPr>
+                <w:b w:val="0"/>
+                <w:sz w:val="14"/>
+              </w:rPr>
+              <w:t>Learning Candidate</w:t>
+            </w:r>
+          </w:p>
+        </w:tc>
+        <w:tc>
+          <w:tcPr>
+            <w:tcW w:type="dxa" w:w="2858"/>
+          </w:tcPr>
+          <w:p>
+            <w:r/>
+            <w:r>
+              <w:rPr>
+                <w:b w:val="0"/>
+                <w:sz w:val="14"/>
+              </w:rPr>
+              <w:t>CREATE</w:t>
+            </w:r>
+          </w:p>
+        </w:tc>
+        <w:tc>
+          <w:tcPr>
+            <w:tcW w:type="dxa" w:w="2858"/>
+          </w:tcPr>
+          <w:p>
+            <w:r/>
+            <w:r>
+              <w:rPr>
+                <w:b w:val="0"/>
+                <w:sz w:val="14"/>
+              </w:rPr>
+              <w:t>REQUIRED</w:t>
+            </w:r>
+          </w:p>
+        </w:tc>
+        <w:tc>
+          <w:tcPr>
+            <w:tcW w:type="dxa" w:w="2858"/>
+          </w:tcPr>
+          <w:p>
+            <w:r/>
+            <w:r>
+              <w:rPr>
+                <w:b w:val="0"/>
+                <w:sz w:val="14"/>
+              </w:rPr>
+              <w:t>Current explicit applicability preserved. T5R7[CREATE]</w:t>
+            </w:r>
+          </w:p>
+        </w:tc>
+      </w:tr>
+      <w:tr>
+        <w:tc>
+          <w:tcPr>
+            <w:tcW w:type="dxa" w:w="2858"/>
+          </w:tcPr>
+          <w:p>
+            <w:r/>
+            <w:r>
+              <w:rPr>
+                <w:b w:val="0"/>
+                <w:sz w:val="14"/>
+              </w:rPr>
+              <w:t>Learning Candidate</w:t>
+            </w:r>
+          </w:p>
+        </w:tc>
+        <w:tc>
+          <w:tcPr>
+            <w:tcW w:type="dxa" w:w="2858"/>
+          </w:tcPr>
+          <w:p>
+            <w:r/>
+            <w:r>
+              <w:rPr>
+                <w:b w:val="0"/>
+                <w:sz w:val="14"/>
+              </w:rPr>
+              <w:t>CREATION_MODE</w:t>
+            </w:r>
+          </w:p>
+        </w:tc>
+        <w:tc>
+          <w:tcPr>
+            <w:tcW w:type="dxa" w:w="2858"/>
+          </w:tcPr>
+          <w:p>
+            <w:r/>
+            <w:r>
+              <w:rPr>
+                <w:b w:val="0"/>
+                <w:sz w:val="14"/>
+              </w:rPr>
+              <w:t>NOT_APPLICABLE</w:t>
+            </w:r>
+          </w:p>
+        </w:tc>
+        <w:tc>
+          <w:tcPr>
+            <w:tcW w:type="dxa" w:w="2858"/>
+          </w:tcPr>
+          <w:p>
+            <w:r/>
+            <w:r>
+              <w:rPr>
+                <w:b w:val="0"/>
+                <w:sz w:val="14"/>
+              </w:rPr>
+              <w:t>Current exact tree b2f81b20322dd9e9268001126b07931b437e27df: zero entity-bound operation evidence for this entity/operation. Mother §71 forbids speculative CRUD/sibling-feature expansion; current revision authorizes no new behavior.</w:t>
+            </w:r>
+          </w:p>
+        </w:tc>
+      </w:tr>
+      <w:tr>
+        <w:tc>
+          <w:tcPr>
+            <w:tcW w:type="dxa" w:w="2858"/>
+          </w:tcPr>
+          <w:p>
+            <w:r/>
+            <w:r>
+              <w:rPr>
+                <w:b w:val="0"/>
+                <w:sz w:val="14"/>
+              </w:rPr>
+              <w:t>Learning Candidate</w:t>
+            </w:r>
+          </w:p>
+        </w:tc>
+        <w:tc>
+          <w:tcPr>
+            <w:tcW w:type="dxa" w:w="2858"/>
+          </w:tcPr>
+          <w:p>
+            <w:r/>
+            <w:r>
+              <w:rPr>
+                <w:b w:val="0"/>
+                <w:sz w:val="14"/>
+              </w:rPr>
+              <w:t>DEPENDENCY_IMPACT</w:t>
+            </w:r>
+          </w:p>
+        </w:tc>
+        <w:tc>
+          <w:tcPr>
+            <w:tcW w:type="dxa" w:w="2858"/>
+          </w:tcPr>
+          <w:p>
+            <w:r/>
+            <w:r>
+              <w:rPr>
+                <w:b w:val="0"/>
+                <w:sz w:val="14"/>
+              </w:rPr>
+              <w:t>NOT_APPLICABLE</w:t>
+            </w:r>
+          </w:p>
+        </w:tc>
+        <w:tc>
+          <w:tcPr>
+            <w:tcW w:type="dxa" w:w="2858"/>
+          </w:tcPr>
+          <w:p>
+            <w:r/>
+            <w:r>
+              <w:rPr>
+                <w:b w:val="0"/>
+                <w:sz w:val="14"/>
+              </w:rPr>
+              <w:t>Current exact tree b2f81b20322dd9e9268001126b07931b437e27df: zero entity-bound operation evidence for this entity/operation. Mother §71 forbids speculative CRUD/sibling-feature expansion; current revision authorizes no new behavior.</w:t>
+            </w:r>
+          </w:p>
+        </w:tc>
+      </w:tr>
+      <w:tr>
+        <w:tc>
+          <w:tcPr>
+            <w:tcW w:type="dxa" w:w="2858"/>
+          </w:tcPr>
+          <w:p>
+            <w:r/>
+            <w:r>
+              <w:rPr>
+                <w:b w:val="0"/>
+                <w:sz w:val="14"/>
+              </w:rPr>
+              <w:t>Learning Candidate</w:t>
+            </w:r>
+          </w:p>
+        </w:tc>
+        <w:tc>
+          <w:tcPr>
+            <w:tcW w:type="dxa" w:w="2858"/>
+          </w:tcPr>
+          <w:p>
+            <w:r/>
+            <w:r>
+              <w:rPr>
+                <w:b w:val="0"/>
+                <w:sz w:val="14"/>
+              </w:rPr>
+              <w:t>DISCOVER_OR_LIST</w:t>
+            </w:r>
+          </w:p>
+        </w:tc>
+        <w:tc>
+          <w:tcPr>
+            <w:tcW w:type="dxa" w:w="2858"/>
+          </w:tcPr>
+          <w:p>
+            <w:r/>
+            <w:r>
+              <w:rPr>
+                <w:b w:val="0"/>
+                <w:sz w:val="14"/>
+              </w:rPr>
+              <w:t>REQUIRED</w:t>
+            </w:r>
+          </w:p>
+        </w:tc>
+        <w:tc>
+          <w:tcPr>
+            <w:tcW w:type="dxa" w:w="2858"/>
+          </w:tcPr>
+          <w:p>
+            <w:r/>
+            <w:r>
+              <w:rPr>
+                <w:b w:val="0"/>
+                <w:sz w:val="14"/>
+              </w:rPr>
+              <w:t>Current explicit applicability preserved. T5R7[OPEN]</w:t>
+            </w:r>
+          </w:p>
+        </w:tc>
+      </w:tr>
+      <w:tr>
+        <w:tc>
+          <w:tcPr>
+            <w:tcW w:type="dxa" w:w="2858"/>
+          </w:tcPr>
+          <w:p>
+            <w:r/>
+            <w:r>
+              <w:rPr>
+                <w:b w:val="0"/>
+                <w:sz w:val="14"/>
+              </w:rPr>
+              <w:t>Learning Candidate</w:t>
+            </w:r>
+          </w:p>
+        </w:tc>
+        <w:tc>
+          <w:tcPr>
+            <w:tcW w:type="dxa" w:w="2858"/>
+          </w:tcPr>
+          <w:p>
+            <w:r/>
+            <w:r>
+              <w:rPr>
+                <w:b w:val="0"/>
+                <w:sz w:val="14"/>
+              </w:rPr>
+              <w:t>DRAFT</w:t>
+            </w:r>
+          </w:p>
+        </w:tc>
+        <w:tc>
+          <w:tcPr>
+            <w:tcW w:type="dxa" w:w="2858"/>
+          </w:tcPr>
+          <w:p>
+            <w:r/>
+            <w:r>
+              <w:rPr>
+                <w:b w:val="0"/>
+                <w:sz w:val="14"/>
+              </w:rPr>
+              <w:t>NOT_APPLICABLE</w:t>
+            </w:r>
+          </w:p>
+        </w:tc>
+        <w:tc>
+          <w:tcPr>
+            <w:tcW w:type="dxa" w:w="2858"/>
+          </w:tcPr>
+          <w:p>
+            <w:r/>
+            <w:r>
+              <w:rPr>
+                <w:b w:val="0"/>
+                <w:sz w:val="14"/>
+              </w:rPr>
+              <w:t>Current exact tree b2f81b20322dd9e9268001126b07931b437e27df: zero entity-bound operation evidence for this entity/operation. Mother §71 forbids speculative CRUD/sibling-feature expansion; current revision authorizes no new behavior.</w:t>
+            </w:r>
+          </w:p>
+        </w:tc>
+      </w:tr>
+      <w:tr>
+        <w:tc>
+          <w:tcPr>
+            <w:tcW w:type="dxa" w:w="2858"/>
+          </w:tcPr>
+          <w:p>
+            <w:r/>
+            <w:r>
+              <w:rPr>
+                <w:b w:val="0"/>
+                <w:sz w:val="14"/>
+              </w:rPr>
+              <w:t>Learning Candidate</w:t>
+            </w:r>
+          </w:p>
+        </w:tc>
+        <w:tc>
+          <w:tcPr>
+            <w:tcW w:type="dxa" w:w="2858"/>
+          </w:tcPr>
+          <w:p>
+            <w:r/>
+            <w:r>
+              <w:rPr>
+                <w:b w:val="0"/>
+                <w:sz w:val="14"/>
+              </w:rPr>
+              <w:t>EDIT</w:t>
+            </w:r>
+          </w:p>
+        </w:tc>
+        <w:tc>
+          <w:tcPr>
+            <w:tcW w:type="dxa" w:w="2858"/>
+          </w:tcPr>
+          <w:p>
+            <w:r/>
+            <w:r>
+              <w:rPr>
+                <w:b w:val="0"/>
+                <w:sz w:val="14"/>
+              </w:rPr>
+              <w:t>REQUIRED</w:t>
+            </w:r>
+          </w:p>
+        </w:tc>
+        <w:tc>
+          <w:tcPr>
+            <w:tcW w:type="dxa" w:w="2858"/>
+          </w:tcPr>
+          <w:p>
+            <w:r/>
+            <w:r>
+              <w:rPr>
+                <w:b w:val="0"/>
+                <w:sz w:val="14"/>
+              </w:rPr>
+              <w:t>Current explicit applicability preserved. T5R7[Draft by registered schema]</w:t>
+            </w:r>
+          </w:p>
+        </w:tc>
+      </w:tr>
+      <w:tr>
+        <w:tc>
+          <w:tcPr>
+            <w:tcW w:type="dxa" w:w="2858"/>
+          </w:tcPr>
+          <w:p>
+            <w:r/>
+            <w:r>
+              <w:rPr>
+                <w:b w:val="0"/>
+                <w:sz w:val="14"/>
+              </w:rPr>
+              <w:t>Learning Candidate</w:t>
+            </w:r>
+          </w:p>
+        </w:tc>
+        <w:tc>
+          <w:tcPr>
+            <w:tcW w:type="dxa" w:w="2858"/>
+          </w:tcPr>
+          <w:p>
+            <w:r/>
+            <w:r>
+              <w:rPr>
+                <w:b w:val="0"/>
+                <w:sz w:val="14"/>
+              </w:rPr>
+              <w:t>ERROR_RECOVERY</w:t>
+            </w:r>
+          </w:p>
+        </w:tc>
+        <w:tc>
+          <w:tcPr>
+            <w:tcW w:type="dxa" w:w="2858"/>
+          </w:tcPr>
+          <w:p>
+            <w:r/>
+            <w:r>
+              <w:rPr>
+                <w:b w:val="0"/>
+                <w:sz w:val="14"/>
+              </w:rPr>
+              <w:t>NOT_APPLICABLE</w:t>
+            </w:r>
+          </w:p>
+        </w:tc>
+        <w:tc>
+          <w:tcPr>
+            <w:tcW w:type="dxa" w:w="2858"/>
+          </w:tcPr>
+          <w:p>
+            <w:r/>
+            <w:r>
+              <w:rPr>
+                <w:b w:val="0"/>
+                <w:sz w:val="14"/>
+              </w:rPr>
+              <w:t>Current exact tree b2f81b20322dd9e9268001126b07931b437e27df: zero entity-bound operation evidence for this entity/operation. Mother §71 forbids speculative CRUD/sibling-feature expansion; current revision authorizes no new behavior.</w:t>
+            </w:r>
+          </w:p>
+        </w:tc>
+      </w:tr>
+      <w:tr>
+        <w:tc>
+          <w:tcPr>
+            <w:tcW w:type="dxa" w:w="2858"/>
+          </w:tcPr>
+          <w:p>
+            <w:r/>
+            <w:r>
+              <w:rPr>
+                <w:b w:val="0"/>
+                <w:sz w:val="14"/>
+              </w:rPr>
+              <w:t>Learning Candidate</w:t>
+            </w:r>
+          </w:p>
+        </w:tc>
+        <w:tc>
+          <w:tcPr>
+            <w:tcW w:type="dxa" w:w="2858"/>
+          </w:tcPr>
+          <w:p>
+            <w:r/>
+            <w:r>
+              <w:rPr>
+                <w:b w:val="0"/>
+                <w:sz w:val="14"/>
+              </w:rPr>
+              <w:t>LOCK_OR_UNLOCK</w:t>
+            </w:r>
+          </w:p>
+        </w:tc>
+        <w:tc>
+          <w:tcPr>
+            <w:tcW w:type="dxa" w:w="2858"/>
+          </w:tcPr>
+          <w:p>
+            <w:r/>
+            <w:r>
+              <w:rPr>
+                <w:b w:val="0"/>
+                <w:sz w:val="14"/>
+              </w:rPr>
+              <w:t>NOT_APPLICABLE</w:t>
+            </w:r>
+          </w:p>
+        </w:tc>
+        <w:tc>
+          <w:tcPr>
+            <w:tcW w:type="dxa" w:w="2858"/>
+          </w:tcPr>
+          <w:p>
+            <w:r/>
+            <w:r>
+              <w:rPr>
+                <w:b w:val="0"/>
+                <w:sz w:val="14"/>
+              </w:rPr>
+              <w:t>Current exact tree b2f81b20322dd9e9268001126b07931b437e27df: zero entity-bound operation evidence for this entity/operation. Mother §71 forbids speculative CRUD/sibling-feature expansion; current revision authorizes no new behavior.</w:t>
+            </w:r>
+          </w:p>
+        </w:tc>
+      </w:tr>
+      <w:tr>
+        <w:tc>
+          <w:tcPr>
+            <w:tcW w:type="dxa" w:w="2858"/>
+          </w:tcPr>
+          <w:p>
+            <w:r/>
+            <w:r>
+              <w:rPr>
+                <w:b w:val="0"/>
+                <w:sz w:val="14"/>
+              </w:rPr>
+              <w:t>Learning Candidate</w:t>
+            </w:r>
+          </w:p>
+        </w:tc>
+        <w:tc>
+          <w:tcPr>
+            <w:tcW w:type="dxa" w:w="2858"/>
+          </w:tcPr>
+          <w:p>
+            <w:r/>
+            <w:r>
+              <w:rPr>
+                <w:b w:val="0"/>
+                <w:sz w:val="14"/>
+              </w:rPr>
+              <w:t>MOVE_OR_REPARENT</w:t>
+            </w:r>
+          </w:p>
+        </w:tc>
+        <w:tc>
+          <w:tcPr>
+            <w:tcW w:type="dxa" w:w="2858"/>
+          </w:tcPr>
+          <w:p>
+            <w:r/>
+            <w:r>
+              <w:rPr>
+                <w:b w:val="0"/>
+                <w:sz w:val="14"/>
+              </w:rPr>
+              <w:t>NOT_APPLICABLE</w:t>
+            </w:r>
+          </w:p>
+        </w:tc>
+        <w:tc>
+          <w:tcPr>
+            <w:tcW w:type="dxa" w:w="2858"/>
+          </w:tcPr>
+          <w:p>
+            <w:r/>
+            <w:r>
+              <w:rPr>
+                <w:b w:val="0"/>
+                <w:sz w:val="14"/>
+              </w:rPr>
+              <w:t>Current exact tree b2f81b20322dd9e9268001126b07931b437e27df: zero entity-bound operation evidence for this entity/operation. Mother §71 forbids speculative CRUD/sibling-feature expansion; current revision authorizes no new behavior.</w:t>
+            </w:r>
+          </w:p>
+        </w:tc>
+      </w:tr>
+      <w:tr>
+        <w:tc>
+          <w:tcPr>
+            <w:tcW w:type="dxa" w:w="2858"/>
+          </w:tcPr>
+          <w:p>
+            <w:r/>
+            <w:r>
+              <w:rPr>
+                <w:b w:val="0"/>
+                <w:sz w:val="14"/>
+              </w:rPr>
+              <w:t>Learning Candidate</w:t>
+            </w:r>
+          </w:p>
+        </w:tc>
+        <w:tc>
+          <w:tcPr>
+            <w:tcW w:type="dxa" w:w="2858"/>
+          </w:tcPr>
+          <w:p>
+            <w:r/>
+            <w:r>
+              <w:rPr>
+                <w:b w:val="0"/>
+                <w:sz w:val="14"/>
+              </w:rPr>
+              <w:t>NEXT_STEP</w:t>
+            </w:r>
+          </w:p>
+        </w:tc>
+        <w:tc>
+          <w:tcPr>
+            <w:tcW w:type="dxa" w:w="2858"/>
+          </w:tcPr>
+          <w:p>
+            <w:r/>
+            <w:r>
+              <w:rPr>
+                <w:b w:val="0"/>
+                <w:sz w:val="14"/>
+              </w:rPr>
+              <w:t>NOT_APPLICABLE</w:t>
+            </w:r>
+          </w:p>
+        </w:tc>
+        <w:tc>
+          <w:tcPr>
+            <w:tcW w:type="dxa" w:w="2858"/>
+          </w:tcPr>
+          <w:p>
+            <w:r/>
+            <w:r>
+              <w:rPr>
+                <w:b w:val="0"/>
+                <w:sz w:val="14"/>
+              </w:rPr>
+              <w:t>Current exact tree b2f81b20322dd9e9268001126b07931b437e27df: zero entity-bound operation evidence for this entity/operation. Mother §71 forbids speculative CRUD/sibling-feature expansion; current revision authorizes no new behavior.</w:t>
+            </w:r>
+          </w:p>
+        </w:tc>
+      </w:tr>
+      <w:tr>
+        <w:tc>
+          <w:tcPr>
+            <w:tcW w:type="dxa" w:w="2858"/>
+          </w:tcPr>
+          <w:p>
+            <w:r/>
+            <w:r>
+              <w:rPr>
+                <w:b w:val="0"/>
+                <w:sz w:val="14"/>
+              </w:rPr>
+              <w:t>Learning Candidate</w:t>
+            </w:r>
+          </w:p>
+        </w:tc>
+        <w:tc>
+          <w:tcPr>
+            <w:tcW w:type="dxa" w:w="2858"/>
+          </w:tcPr>
+          <w:p>
+            <w:r/>
+            <w:r>
+              <w:rPr>
+                <w:b w:val="0"/>
+                <w:sz w:val="14"/>
+              </w:rPr>
+              <w:t>PARENT_BIND</w:t>
+            </w:r>
+          </w:p>
+        </w:tc>
+        <w:tc>
+          <w:tcPr>
+            <w:tcW w:type="dxa" w:w="2858"/>
+          </w:tcPr>
+          <w:p>
+            <w:r/>
+            <w:r>
+              <w:rPr>
+                <w:b w:val="0"/>
+                <w:sz w:val="14"/>
+              </w:rPr>
+              <w:t>NOT_APPLICABLE</w:t>
+            </w:r>
+          </w:p>
+        </w:tc>
+        <w:tc>
+          <w:tcPr>
+            <w:tcW w:type="dxa" w:w="2858"/>
+          </w:tcPr>
+          <w:p>
+            <w:r/>
+            <w:r>
+              <w:rPr>
+                <w:b w:val="0"/>
+                <w:sz w:val="14"/>
+              </w:rPr>
+              <w:t>Current exact tree b2f81b20322dd9e9268001126b07931b437e27df: zero entity-bound operation evidence for this entity/operation. Mother §71 forbids speculative CRUD/sibling-feature expansion; current revision authorizes no new behavior.</w:t>
+            </w:r>
+          </w:p>
+        </w:tc>
+      </w:tr>
+      <w:tr>
+        <w:tc>
+          <w:tcPr>
+            <w:tcW w:type="dxa" w:w="2858"/>
+          </w:tcPr>
+          <w:p>
+            <w:r/>
+            <w:r>
+              <w:rPr>
+                <w:b w:val="0"/>
+                <w:sz w:val="14"/>
+              </w:rPr>
+              <w:t>Learning Candidate</w:t>
+            </w:r>
+          </w:p>
+        </w:tc>
+        <w:tc>
+          <w:tcPr>
+            <w:tcW w:type="dxa" w:w="2858"/>
+          </w:tcPr>
+          <w:p>
+            <w:r/>
+            <w:r>
+              <w:rPr>
+                <w:b w:val="0"/>
+                <w:sz w:val="14"/>
+              </w:rPr>
+              <w:t>REORDER</w:t>
+            </w:r>
+          </w:p>
+        </w:tc>
+        <w:tc>
+          <w:tcPr>
+            <w:tcW w:type="dxa" w:w="2858"/>
+          </w:tcPr>
+          <w:p>
+            <w:r/>
+            <w:r>
+              <w:rPr>
+                <w:b w:val="0"/>
+                <w:sz w:val="14"/>
+              </w:rPr>
+              <w:t>NOT_APPLICABLE</w:t>
+            </w:r>
+          </w:p>
+        </w:tc>
+        <w:tc>
+          <w:tcPr>
+            <w:tcW w:type="dxa" w:w="2858"/>
+          </w:tcPr>
+          <w:p>
+            <w:r/>
+            <w:r>
+              <w:rPr>
+                <w:b w:val="0"/>
+                <w:sz w:val="14"/>
+              </w:rPr>
+              <w:t>Current exact tree b2f81b20322dd9e9268001126b07931b437e27df: zero entity-bound operation evidence for this entity/operation. Mother §71 forbids speculative CRUD/sibling-feature expansion; current revision authorizes no new behavior.</w:t>
+            </w:r>
+          </w:p>
+        </w:tc>
+      </w:tr>
+      <w:tr>
+        <w:tc>
+          <w:tcPr>
+            <w:tcW w:type="dxa" w:w="2858"/>
+          </w:tcPr>
+          <w:p>
+            <w:r/>
+            <w:r>
+              <w:rPr>
+                <w:b w:val="0"/>
+                <w:sz w:val="14"/>
+              </w:rPr>
+              <w:t>Learning Candidate</w:t>
+            </w:r>
+          </w:p>
+        </w:tc>
+        <w:tc>
+          <w:tcPr>
+            <w:tcW w:type="dxa" w:w="2858"/>
+          </w:tcPr>
+          <w:p>
+            <w:r/>
+            <w:r>
+              <w:rPr>
+                <w:b w:val="0"/>
+                <w:sz w:val="14"/>
+              </w:rPr>
+              <w:t>RESTORE</w:t>
+            </w:r>
+          </w:p>
+        </w:tc>
+        <w:tc>
+          <w:tcPr>
+            <w:tcW w:type="dxa" w:w="2858"/>
+          </w:tcPr>
+          <w:p>
+            <w:r/>
+            <w:r>
+              <w:rPr>
+                <w:b w:val="0"/>
+                <w:sz w:val="14"/>
+              </w:rPr>
+              <w:t>NOT_APPLICABLE</w:t>
+            </w:r>
+          </w:p>
+        </w:tc>
+        <w:tc>
+          <w:tcPr>
+            <w:tcW w:type="dxa" w:w="2858"/>
+          </w:tcPr>
+          <w:p>
+            <w:r/>
+            <w:r>
+              <w:rPr>
+                <w:b w:val="0"/>
+                <w:sz w:val="14"/>
+              </w:rPr>
+              <w:t>Current exact tree b2f81b20322dd9e9268001126b07931b437e27df: zero entity-bound operation evidence for this entity/operation. Mother §71 forbids speculative CRUD/sibling-feature expansion; current revision authorizes no new behavior.</w:t>
+            </w:r>
+          </w:p>
+        </w:tc>
+      </w:tr>
+      <w:tr>
+        <w:tc>
+          <w:tcPr>
+            <w:tcW w:type="dxa" w:w="2858"/>
+          </w:tcPr>
+          <w:p>
+            <w:r/>
+            <w:r>
+              <w:rPr>
+                <w:b w:val="0"/>
+                <w:sz w:val="14"/>
+              </w:rPr>
+              <w:t>Learning Candidate</w:t>
+            </w:r>
+          </w:p>
+        </w:tc>
+        <w:tc>
+          <w:tcPr>
+            <w:tcW w:type="dxa" w:w="2858"/>
+          </w:tcPr>
+          <w:p>
+            <w:r/>
+            <w:r>
+              <w:rPr>
+                <w:b w:val="0"/>
+                <w:sz w:val="14"/>
+              </w:rPr>
+              <w:t>RESUME</w:t>
+            </w:r>
+          </w:p>
+        </w:tc>
+        <w:tc>
+          <w:tcPr>
+            <w:tcW w:type="dxa" w:w="2858"/>
+          </w:tcPr>
+          <w:p>
+            <w:r/>
+            <w:r>
+              <w:rPr>
+                <w:b w:val="0"/>
+                <w:sz w:val="14"/>
+              </w:rPr>
+              <w:t>NOT_APPLICABLE</w:t>
+            </w:r>
+          </w:p>
+        </w:tc>
+        <w:tc>
+          <w:tcPr>
+            <w:tcW w:type="dxa" w:w="2858"/>
+          </w:tcPr>
+          <w:p>
+            <w:r/>
+            <w:r>
+              <w:rPr>
+                <w:b w:val="0"/>
+                <w:sz w:val="14"/>
+              </w:rPr>
+              <w:t>Current exact tree b2f81b20322dd9e9268001126b07931b437e27df: zero entity-bound operation evidence for this entity/operation. Mother §71 forbids speculative CRUD/sibling-feature expansion; current revision authorizes no new behavior.</w:t>
+            </w:r>
+          </w:p>
+        </w:tc>
+      </w:tr>
+      <w:tr>
+        <w:tc>
+          <w:tcPr>
+            <w:tcW w:type="dxa" w:w="2858"/>
+          </w:tcPr>
+          <w:p>
+            <w:r/>
+            <w:r>
+              <w:rPr>
+                <w:b w:val="0"/>
+                <w:sz w:val="14"/>
+              </w:rPr>
+              <w:t>Learning Candidate</w:t>
+            </w:r>
+          </w:p>
+        </w:tc>
+        <w:tc>
+          <w:tcPr>
+            <w:tcW w:type="dxa" w:w="2858"/>
+          </w:tcPr>
+          <w:p>
+            <w:r/>
+            <w:r>
+              <w:rPr>
+                <w:b w:val="0"/>
+                <w:sz w:val="14"/>
+              </w:rPr>
+              <w:t>REVISE</w:t>
+            </w:r>
+          </w:p>
+        </w:tc>
+        <w:tc>
+          <w:tcPr>
+            <w:tcW w:type="dxa" w:w="2858"/>
+          </w:tcPr>
+          <w:p>
+            <w:r/>
+            <w:r>
+              <w:rPr>
+                <w:b w:val="0"/>
+                <w:sz w:val="14"/>
+              </w:rPr>
+              <w:t>NOT_APPLICABLE</w:t>
+            </w:r>
+          </w:p>
+        </w:tc>
+        <w:tc>
+          <w:tcPr>
+            <w:tcW w:type="dxa" w:w="2858"/>
+          </w:tcPr>
+          <w:p>
+            <w:r/>
+            <w:r>
+              <w:rPr>
+                <w:b w:val="0"/>
+                <w:sz w:val="14"/>
+              </w:rPr>
+              <w:t>Current exact tree b2f81b20322dd9e9268001126b07931b437e27df: zero entity-bound operation evidence for this entity/operation. Mother §71 forbids speculative CRUD/sibling-feature expansion; current revision authorizes no new behavior.</w:t>
+            </w:r>
+          </w:p>
+        </w:tc>
+      </w:tr>
+      <w:tr>
+        <w:tc>
+          <w:tcPr>
+            <w:tcW w:type="dxa" w:w="2858"/>
+          </w:tcPr>
+          <w:p>
+            <w:r/>
+            <w:r>
+              <w:rPr>
+                <w:b w:val="0"/>
+                <w:sz w:val="14"/>
+              </w:rPr>
+              <w:t>Learning Candidate</w:t>
+            </w:r>
+          </w:p>
+        </w:tc>
+        <w:tc>
+          <w:tcPr>
+            <w:tcW w:type="dxa" w:w="2858"/>
+          </w:tcPr>
+          <w:p>
+            <w:r/>
+            <w:r>
+              <w:rPr>
+                <w:b w:val="0"/>
+                <w:sz w:val="14"/>
+              </w:rPr>
+              <w:t>SAVE</w:t>
+            </w:r>
+          </w:p>
+        </w:tc>
+        <w:tc>
+          <w:tcPr>
+            <w:tcW w:type="dxa" w:w="2858"/>
+          </w:tcPr>
+          <w:p>
+            <w:r/>
+            <w:r>
+              <w:rPr>
+                <w:b w:val="0"/>
+                <w:sz w:val="14"/>
+              </w:rPr>
+              <w:t>NOT_APPLICABLE</w:t>
+            </w:r>
+          </w:p>
+        </w:tc>
+        <w:tc>
+          <w:tcPr>
+            <w:tcW w:type="dxa" w:w="2858"/>
+          </w:tcPr>
+          <w:p>
+            <w:r/>
+            <w:r>
+              <w:rPr>
+                <w:b w:val="0"/>
+                <w:sz w:val="14"/>
+              </w:rPr>
+              <w:t>Current exact tree b2f81b20322dd9e9268001126b07931b437e27df: zero entity-bound operation evidence for this entity/operation. Mother §71 forbids speculative CRUD/sibling-feature expansion; current revision authorizes no new behavior.</w:t>
+            </w:r>
+          </w:p>
+        </w:tc>
+      </w:tr>
+      <w:tr>
+        <w:tc>
+          <w:tcPr>
+            <w:tcW w:type="dxa" w:w="2858"/>
+          </w:tcPr>
+          <w:p>
+            <w:r/>
+            <w:r>
+              <w:rPr>
+                <w:b w:val="0"/>
+                <w:sz w:val="14"/>
+              </w:rPr>
+              <w:t>Learning Candidate</w:t>
+            </w:r>
+          </w:p>
+        </w:tc>
+        <w:tc>
+          <w:tcPr>
+            <w:tcW w:type="dxa" w:w="2858"/>
+          </w:tcPr>
+          <w:p>
+            <w:r/>
+            <w:r>
+              <w:rPr>
+                <w:b w:val="0"/>
+                <w:sz w:val="14"/>
+              </w:rPr>
+              <w:t>SELECT_OR_OPEN</w:t>
+            </w:r>
+          </w:p>
+        </w:tc>
+        <w:tc>
+          <w:tcPr>
+            <w:tcW w:type="dxa" w:w="2858"/>
+          </w:tcPr>
+          <w:p>
+            <w:r/>
+            <w:r>
+              <w:rPr>
+                <w:b w:val="0"/>
+                <w:sz w:val="14"/>
+              </w:rPr>
+              <w:t>REQUIRED</w:t>
+            </w:r>
+          </w:p>
+        </w:tc>
+        <w:tc>
+          <w:tcPr>
+            <w:tcW w:type="dxa" w:w="2858"/>
+          </w:tcPr>
+          <w:p>
+            <w:r/>
+            <w:r>
+              <w:rPr>
+                <w:b w:val="0"/>
+                <w:sz w:val="14"/>
+              </w:rPr>
+              <w:t>Current explicit applicability preserved. T5R7[OPEN]</w:t>
+            </w:r>
+          </w:p>
+        </w:tc>
+      </w:tr>
+      <w:tr>
+        <w:tc>
+          <w:tcPr>
+            <w:tcW w:type="dxa" w:w="2858"/>
+          </w:tcPr>
+          <w:p>
+            <w:r/>
+            <w:r>
+              <w:rPr>
+                <w:b w:val="0"/>
+                <w:sz w:val="14"/>
+              </w:rPr>
+              <w:t>Learning Candidate</w:t>
+            </w:r>
+          </w:p>
+        </w:tc>
+        <w:tc>
+          <w:tcPr>
+            <w:tcW w:type="dxa" w:w="2858"/>
+          </w:tcPr>
+          <w:p>
+            <w:r/>
+            <w:r>
+              <w:rPr>
+                <w:b w:val="0"/>
+                <w:sz w:val="14"/>
+              </w:rPr>
+              <w:t>VALIDATE</w:t>
+            </w:r>
+          </w:p>
+        </w:tc>
+        <w:tc>
+          <w:tcPr>
+            <w:tcW w:type="dxa" w:w="2858"/>
+          </w:tcPr>
+          <w:p>
+            <w:r/>
+            <w:r>
+              <w:rPr>
+                <w:b w:val="0"/>
+                <w:sz w:val="14"/>
+              </w:rPr>
+              <w:t>NOT_APPLICABLE</w:t>
+            </w:r>
+          </w:p>
+        </w:tc>
+        <w:tc>
+          <w:tcPr>
+            <w:tcW w:type="dxa" w:w="2858"/>
+          </w:tcPr>
+          <w:p>
+            <w:r/>
+            <w:r>
+              <w:rPr>
+                <w:b w:val="0"/>
+                <w:sz w:val="14"/>
+              </w:rPr>
+              <w:t>Current exact tree b2f81b20322dd9e9268001126b07931b437e27df: zero entity-bound operation evidence for this entity/operation. Mother §71 forbids speculative CRUD/sibling-feature expansion; current revision authorizes no new behavior.</w:t>
+            </w:r>
+          </w:p>
+        </w:tc>
+      </w:tr>
+      <w:tr>
+        <w:tc>
+          <w:tcPr>
+            <w:tcW w:type="dxa" w:w="2858"/>
+          </w:tcPr>
+          <w:p>
+            <w:r/>
+            <w:r>
+              <w:rPr>
+                <w:b w:val="0"/>
+                <w:sz w:val="14"/>
+              </w:rPr>
+              <w:t>Learning Candidate</w:t>
+            </w:r>
+          </w:p>
+        </w:tc>
+        <w:tc>
+          <w:tcPr>
+            <w:tcW w:type="dxa" w:w="2858"/>
+          </w:tcPr>
+          <w:p>
+            <w:r/>
+            <w:r>
+              <w:rPr>
+                <w:b w:val="0"/>
+                <w:sz w:val="14"/>
+              </w:rPr>
+              <w:t>VERSION</w:t>
+            </w:r>
+          </w:p>
+        </w:tc>
+        <w:tc>
+          <w:tcPr>
+            <w:tcW w:type="dxa" w:w="2858"/>
+          </w:tcPr>
+          <w:p>
+            <w:r/>
+            <w:r>
+              <w:rPr>
+                <w:b w:val="0"/>
+                <w:sz w:val="14"/>
+              </w:rPr>
+              <w:t>NOT_APPLICABLE</w:t>
+            </w:r>
+          </w:p>
+        </w:tc>
+        <w:tc>
+          <w:tcPr>
+            <w:tcW w:type="dxa" w:w="2858"/>
+          </w:tcPr>
+          <w:p>
+            <w:r/>
+            <w:r>
+              <w:rPr>
+                <w:b w:val="0"/>
+                <w:sz w:val="14"/>
+              </w:rPr>
+              <w:t>Current exact tree b2f81b20322dd9e9268001126b07931b437e27df: zero entity-bound operation evidence for this entity/operation. Mother §71 forbids speculative CRUD/sibling-feature expansion; current revision authorizes no new behavior.</w:t>
             </w:r>
           </w:p>
         </w:tc>

--- a/ACPOS_KB-01_知識庫_Mother_Basic_Design_OPTIMIZED.docx
+++ b/ACPOS_KB-01_知識庫_Mother_Basic_Design_OPTIMIZED.docx
@@ -4111,7 +4111,9 @@
               <w:spacing w:after="0"/>
               <w:jc w:val="center"/>
             </w:pPr>
-            <w:r/>
+            <w:r>
+              <w:t>Source Context</w:t>
+            </w:r>
             <w:r>
               <w:rPr>
                 <w:rFonts w:ascii="Noto Sans CJK TC" w:hAnsi="Noto Sans CJK TC" w:eastAsia="Noto Sans CJK TC"/>
@@ -4119,7 +4121,6 @@
                 <w:color w:val="FFFFFF"/>
                 <w:sz w:val="14"/>
               </w:rPr>
-              <w:t>父層 / Source</w:t>
             </w:r>
           </w:p>
         </w:tc>
@@ -4146,7 +4147,9 @@
               <w:spacing w:after="0"/>
               <w:jc w:val="center"/>
             </w:pPr>
-            <w:r/>
+            <w:r>
+              <w:t>Derived Object / Relation</w:t>
+            </w:r>
             <w:r>
               <w:rPr>
                 <w:rFonts w:ascii="Noto Sans CJK TC" w:hAnsi="Noto Sans CJK TC" w:eastAsia="Noto Sans CJK TC"/>
@@ -4154,7 +4157,6 @@
                 <w:color w:val="FFFFFF"/>
                 <w:sz w:val="14"/>
               </w:rPr>
-              <w:t>子層 / Derived Object</w:t>
             </w:r>
           </w:p>
         </w:tc>
@@ -4181,7 +4183,9 @@
               <w:spacing w:after="0"/>
               <w:jc w:val="center"/>
             </w:pPr>
-            <w:r/>
+            <w:r>
+              <w:t>強制關係</w:t>
+            </w:r>
             <w:r>
               <w:rPr>
                 <w:rFonts w:ascii="Noto Sans CJK TC" w:hAnsi="Noto Sans CJK TC" w:eastAsia="Noto Sans CJK TC"/>
@@ -4189,7 +4193,6 @@
                 <w:color w:val="FFFFFF"/>
                 <w:sz w:val="14"/>
               </w:rPr>
-              <w:t>強制關係</w:t>
             </w:r>
           </w:p>
         </w:tc>
@@ -4918,6 +4921,597 @@
                 <w:sz w:val="14"/>
               </w:rPr>
               <w:t>Human Review + mandatory checks + citation/outcome + conflict resolution + expected_version</w:t>
+            </w:r>
+          </w:p>
+        </w:tc>
+      </w:tr>
+    </w:tbl>
+    <w:tbl>
+      <w:tblPr>
+        <w:tblStyle w:val="TableGrid"/>
+        <w:tblW w:type="auto" w:w="0"/>
+        <w:tblLook w:firstColumn="1" w:firstRow="1" w:lastColumn="0" w:lastRow="0" w:noHBand="0" w:noVBand="1" w:val="04A0"/>
+      </w:tblPr>
+      <w:tblGrid>
+        <w:gridCol w:w="817"/>
+        <w:gridCol w:w="817"/>
+        <w:gridCol w:w="817"/>
+        <w:gridCol w:w="817"/>
+        <w:gridCol w:w="817"/>
+        <w:gridCol w:w="817"/>
+        <w:gridCol w:w="817"/>
+        <w:gridCol w:w="817"/>
+        <w:gridCol w:w="817"/>
+        <w:gridCol w:w="817"/>
+        <w:gridCol w:w="817"/>
+        <w:gridCol w:w="817"/>
+        <w:gridCol w:w="817"/>
+        <w:gridCol w:w="817"/>
+      </w:tblGrid>
+      <w:tr>
+        <w:tc>
+          <w:tcPr>
+            <w:tcW w:type="dxa" w:w="817"/>
+          </w:tcPr>
+          <w:p>
+            <w:r>
+              <w:t>Parent Identity</w:t>
+            </w:r>
+          </w:p>
+        </w:tc>
+        <w:tc>
+          <w:tcPr>
+            <w:tcW w:type="dxa" w:w="817"/>
+          </w:tcPr>
+          <w:p>
+            <w:r>
+              <w:t>Child Identity</w:t>
+            </w:r>
+          </w:p>
+        </w:tc>
+        <w:tc>
+          <w:tcPr>
+            <w:tcW w:type="dxa" w:w="817"/>
+          </w:tcPr>
+          <w:p>
+            <w:r>
+              <w:t>Cardinality</w:t>
+            </w:r>
+          </w:p>
+        </w:tc>
+        <w:tc>
+          <w:tcPr>
+            <w:tcW w:type="dxa" w:w="817"/>
+          </w:tcPr>
+          <w:p>
+            <w:r>
+              <w:t>Creation Entry</w:t>
+            </w:r>
+          </w:p>
+        </w:tc>
+        <w:tc>
+          <w:tcPr>
+            <w:tcW w:type="dxa" w:w="817"/>
+          </w:tcPr>
+          <w:p>
+            <w:r>
+              <w:t>Payload / Reference Binding</w:t>
+            </w:r>
+          </w:p>
+        </w:tc>
+        <w:tc>
+          <w:tcPr>
+            <w:tcW w:type="dxa" w:w="817"/>
+          </w:tcPr>
+          <w:p>
+            <w:r>
+              <w:t>Ordering Semantics</w:t>
+            </w:r>
+          </w:p>
+        </w:tc>
+        <w:tc>
+          <w:tcPr>
+            <w:tcW w:type="dxa" w:w="817"/>
+          </w:tcPr>
+          <w:p>
+            <w:r>
+              <w:t>Permission</w:t>
+            </w:r>
+          </w:p>
+        </w:tc>
+        <w:tc>
+          <w:tcPr>
+            <w:tcW w:type="dxa" w:w="817"/>
+          </w:tcPr>
+          <w:p>
+            <w:r>
+              <w:t>State Dependency</w:t>
+            </w:r>
+          </w:p>
+        </w:tc>
+        <w:tc>
+          <w:tcPr>
+            <w:tcW w:type="dxa" w:w="817"/>
+          </w:tcPr>
+          <w:p>
+            <w:r>
+              <w:t>Version Dependency</w:t>
+            </w:r>
+          </w:p>
+        </w:tc>
+        <w:tc>
+          <w:tcPr>
+            <w:tcW w:type="dxa" w:w="817"/>
+          </w:tcPr>
+          <w:p>
+            <w:r>
+              <w:t>Move / Reparent</w:t>
+            </w:r>
+          </w:p>
+        </w:tc>
+        <w:tc>
+          <w:tcPr>
+            <w:tcW w:type="dxa" w:w="817"/>
+          </w:tcPr>
+          <w:p>
+            <w:r>
+              <w:t>Archive / Delete Propagation</w:t>
+            </w:r>
+          </w:p>
+        </w:tc>
+        <w:tc>
+          <w:tcPr>
+            <w:tcW w:type="dxa" w:w="817"/>
+          </w:tcPr>
+          <w:p>
+            <w:r>
+              <w:t>Upstream Change Impact</w:t>
+            </w:r>
+          </w:p>
+        </w:tc>
+        <w:tc>
+          <w:tcPr>
+            <w:tcW w:type="dxa" w:w="817"/>
+          </w:tcPr>
+          <w:p>
+            <w:r>
+              <w:t>Downstream Revalidation</w:t>
+            </w:r>
+          </w:p>
+        </w:tc>
+        <w:tc>
+          <w:tcPr>
+            <w:tcW w:type="dxa" w:w="817"/>
+          </w:tcPr>
+          <w:p>
+            <w:r>
+              <w:t>Authority Evidence</w:t>
+            </w:r>
+          </w:p>
+        </w:tc>
+      </w:tr>
+      <w:tr>
+        <w:tc>
+          <w:tcPr>
+            <w:tcW w:type="dxa" w:w="817"/>
+          </w:tcPr>
+          <w:p>
+            <w:r>
+              <w:t>KnowledgeSource</w:t>
+            </w:r>
+          </w:p>
+        </w:tc>
+        <w:tc>
+          <w:tcPr>
+            <w:tcW w:type="dxa" w:w="817"/>
+          </w:tcPr>
+          <w:p>
+            <w:r>
+              <w:t>Acquisition Run</w:t>
+            </w:r>
+          </w:p>
+        </w:tc>
+        <w:tc>
+          <w:tcPr>
+            <w:tcW w:type="dxa" w:w="817"/>
+          </w:tcPr>
+          <w:p>
+            <w:r>
+              <w:t>1:N</w:t>
+            </w:r>
+          </w:p>
+        </w:tc>
+        <w:tc>
+          <w:tcPr>
+            <w:tcW w:type="dxa" w:w="817"/>
+          </w:tcPr>
+          <w:p>
+            <w:r>
+              <w:t>Submit KnowledgeAcquisitionIntent value object to Shared Acquisition Runtime; create/retry governed Acquisition Run.</w:t>
+            </w:r>
+          </w:p>
+        </w:tc>
+        <w:tc>
+          <w:tcPr>
+            <w:tcW w:type="dxa" w:w="817"/>
+          </w:tcPr>
+          <w:p>
+            <w:r>
+              <w:t>source_ref + scope + acquisition_mode + correlation_id + idempotency_key; Runtime owns fetch/retry/snapshot/dedupe.</w:t>
+            </w:r>
+          </w:p>
+        </w:tc>
+        <w:tc>
+          <w:tcPr>
+            <w:tcW w:type="dxa" w:w="817"/>
+          </w:tcPr>
+          <w:p>
+            <w:r>
+              <w:t>Run creation/attempt sequence; manual REORDER is NOT_APPLICABLE.</w:t>
+            </w:r>
+          </w:p>
+        </w:tc>
+        <w:tc>
+          <w:tcPr>
+            <w:tcW w:type="dxa" w:w="817"/>
+          </w:tcPr>
+          <w:p>
+            <w:r>
+              <w:t>knowledge.source.read + knowledge.ingestion.execute + authorized scope/rights/classification; fail closed.</w:t>
+            </w:r>
+          </w:p>
+        </w:tc>
+        <w:tc>
+          <w:tcPr>
+            <w:tcW w:type="dxa" w:w="817"/>
+          </w:tcPr>
+          <w:p>
+            <w:r>
+              <w:t>KnowledgeSource must be current and allowed by rights/classification/state; retired source cannot silently restart.</w:t>
+            </w:r>
+          </w:p>
+        </w:tc>
+        <w:tc>
+          <w:tcPr>
+            <w:tcW w:type="dxa" w:w="817"/>
+          </w:tcPr>
+          <w:p>
+            <w:r>
+              <w:t>Exact source_ref/source version + run identity/checkpoint; historical run evidence remains immutable.</w:t>
+            </w:r>
+          </w:p>
+        </w:tc>
+        <w:tc>
+          <w:tcPr>
+            <w:tcW w:type="dxa" w:w="817"/>
+          </w:tcPr>
+          <w:p>
+            <w:r>
+              <w:t>NOT_APPLICABLE — Run stays bound to its source_ref.</w:t>
+            </w:r>
+          </w:p>
+        </w:tc>
+        <w:tc>
+          <w:tcPr>
+            <w:tcW w:type="dxa" w:w="817"/>
+          </w:tcPr>
+          <w:p>
+            <w:r>
+              <w:t>NO_CASCADE — retiring Source does not delete immutable Run/Snapshot/Evidence history.</w:t>
+            </w:r>
+          </w:p>
+        </w:tc>
+        <w:tc>
+          <w:tcPr>
+            <w:tcW w:type="dxa" w:w="817"/>
+          </w:tcPr>
+          <w:p>
+            <w:r>
+              <w:t>Source scope/rights/classification/version change invalidates future-run assumptions and affected unresolved consumers.</w:t>
+            </w:r>
+          </w:p>
+        </w:tc>
+        <w:tc>
+          <w:tcPr>
+            <w:tcW w:type="dxa" w:w="817"/>
+          </w:tcPr>
+          <w:p>
+            <w:r>
+              <w:t>Fresh run/consumer verification required where source authority materially changes; historical evidence is preserved.</w:t>
+            </w:r>
+          </w:p>
+        </w:tc>
+        <w:tc>
+          <w:tcPr>
+            <w:tcW w:type="dxa" w:w="817"/>
+          </w:tcPr>
+          <w:p>
+            <w:r>
+              <w:t>KB-01 Tables 5,7,11,13,15,17-20; CreateKnowledgeAcquisitionIntentRequest; Mother §71.</w:t>
+            </w:r>
+          </w:p>
+        </w:tc>
+      </w:tr>
+      <w:tr>
+        <w:tc>
+          <w:tcPr>
+            <w:tcW w:type="dxa" w:w="817"/>
+          </w:tcPr>
+          <w:p>
+            <w:r>
+              <w:t>Experience / Replay</w:t>
+            </w:r>
+          </w:p>
+        </w:tc>
+        <w:tc>
+          <w:tcPr>
+            <w:tcW w:type="dxa" w:w="817"/>
+          </w:tcPr>
+          <w:p>
+            <w:r>
+              <w:t>Learning Candidate</w:t>
+            </w:r>
+          </w:p>
+        </w:tc>
+        <w:tc>
+          <w:tcPr>
+            <w:tcW w:type="dxa" w:w="817"/>
+          </w:tcPr>
+          <w:p>
+            <w:r>
+              <w:t>N:M via experience_refs</w:t>
+            </w:r>
+          </w:p>
+        </w:tc>
+        <w:tc>
+          <w:tcPr>
+            <w:tcW w:type="dxa" w:w="817"/>
+          </w:tcPr>
+          <w:p>
+            <w:r>
+              <w:t>Create Learning Candidate only from real execution with OUTCOME_COMPLETE and resolvable lineage.</w:t>
+            </w:r>
+          </w:p>
+        </w:tc>
+        <w:tc>
+          <w:tcPr>
+            <w:tcW w:type="dxa" w:w="817"/>
+          </w:tcPr>
+          <w:p>
+            <w:r>
+              <w:t>experience_refs + scope + pattern + proposed_improvement + evidence_refs + limitations + correlation/idempotency</w:t>
+            </w:r>
+          </w:p>
+        </w:tc>
+        <w:tc>
+          <w:tcPr>
+            <w:tcW w:type="dxa" w:w="817"/>
+          </w:tcPr>
+          <w:p>
+            <w:r>
+              <w:t>No user-managed sibling order; REORDER is NOT_APPLICABLE.</w:t>
+            </w:r>
+          </w:p>
+        </w:tc>
+        <w:tc>
+          <w:tcPr>
+            <w:tcW w:type="dxa" w:w="817"/>
+          </w:tcPr>
+          <w:p>
+            <w:r>
+              <w:t>knowledge.experience.read + knowledge.learning.create; exact scope/evidence gate; fail closed.</w:t>
+            </w:r>
+          </w:p>
+        </w:tc>
+        <w:tc>
+          <w:tcPr>
+            <w:tcW w:type="dxa" w:w="817"/>
+          </w:tcPr>
+          <w:p>
+            <w:r>
+              <w:t>Experience outcome must be complete; missing real outcome forbids learning creation.</w:t>
+            </w:r>
+          </w:p>
+        </w:tc>
+        <w:tc>
+          <w:tcPr>
+            <w:tcW w:type="dxa" w:w="817"/>
+          </w:tcPr>
+          <w:p>
+            <w:r>
+              <w:t>Exact experience/evidence refs and lineage; supersession preserves prior evidence.</w:t>
+            </w:r>
+          </w:p>
+        </w:tc>
+        <w:tc>
+          <w:tcPr>
+            <w:tcW w:type="dxa" w:w="817"/>
+          </w:tcPr>
+          <w:p>
+            <w:r>
+              <w:t>NOT_APPLICABLE — candidate references exact Experience records; no reparent operation is authorized.</w:t>
+            </w:r>
+          </w:p>
+        </w:tc>
+        <w:tc>
+          <w:tcPr>
+            <w:tcW w:type="dxa" w:w="817"/>
+          </w:tcPr>
+          <w:p>
+            <w:r>
+              <w:t>NO_CASCADE — Experience remains immutable; Learning Candidate may be superseded/rejected by its owner.</w:t>
+            </w:r>
+          </w:p>
+        </w:tc>
+        <w:tc>
+          <w:tcPr>
+            <w:tcW w:type="dxa" w:w="817"/>
+          </w:tcPr>
+          <w:p>
+            <w:r>
+              <w:t>Material evidence/outcome correction requires candidate impact review and invalidates unsupported assumptions.</w:t>
+            </w:r>
+          </w:p>
+        </w:tc>
+        <w:tc>
+          <w:tcPr>
+            <w:tcW w:type="dxa" w:w="817"/>
+          </w:tcPr>
+          <w:p>
+            <w:r>
+              <w:t>Affected Learning Candidate review/adoption evidence becomes REVERIFY_REQUIRED before downstream governance use.</w:t>
+            </w:r>
+          </w:p>
+        </w:tc>
+        <w:tc>
+          <w:tcPr>
+            <w:tcW w:type="dxa" w:w="817"/>
+          </w:tcPr>
+          <w:p>
+            <w:r>
+              <w:t>KB-01 Tables 5,7,11,13,15,17-20; CreateACPOSLearningCandidateRequest; Mother §71.</w:t>
+            </w:r>
+          </w:p>
+        </w:tc>
+      </w:tr>
+      <w:tr>
+        <w:tc>
+          <w:tcPr>
+            <w:tcW w:type="dxa" w:w="817"/>
+          </w:tcPr>
+          <w:p>
+            <w:r>
+              <w:t>Experience / Replay</w:t>
+            </w:r>
+          </w:p>
+        </w:tc>
+        <w:tc>
+          <w:tcPr>
+            <w:tcW w:type="dxa" w:w="817"/>
+          </w:tcPr>
+          <w:p>
+            <w:r>
+              <w:t>KnowledgeVersion</w:t>
+            </w:r>
+          </w:p>
+        </w:tc>
+        <w:tc>
+          <w:tcPr>
+            <w:tcW w:type="dxa" w:w="817"/>
+          </w:tcPr>
+          <w:p>
+            <w:r>
+              <w:t>N:M evidence lineage</w:t>
+            </w:r>
+          </w:p>
+        </w:tc>
+        <w:tc>
+          <w:tcPr>
+            <w:tcW w:type="dxa" w:w="817"/>
+          </w:tcPr>
+          <w:p>
+            <w:r>
+              <w:t>Create Knowledge Draft/Version from Experience, then save draft and enter mandatory Human Review.</w:t>
+            </w:r>
+          </w:p>
+        </w:tc>
+        <w:tc>
+          <w:tcPr>
+            <w:tcW w:type="dxa" w:w="817"/>
+          </w:tcPr>
+          <w:p>
+            <w:r>
+              <w:t>exact experience/evidence refs + knowledge_id + expected_version + title/type/scope/classification + citations/outcomes</w:t>
+            </w:r>
+          </w:p>
+        </w:tc>
+        <w:tc>
+          <w:tcPr>
+            <w:tcW w:type="dxa" w:w="817"/>
+          </w:tcPr>
+          <w:p>
+            <w:r>
+              <w:t>Version sequence is governed; manual REORDER is NOT_APPLICABLE.</w:t>
+            </w:r>
+          </w:p>
+        </w:tc>
+        <w:tc>
+          <w:tcPr>
+            <w:tcW w:type="dxa" w:w="817"/>
+          </w:tcPr>
+          <w:p>
+            <w:r>
+              <w:t>knowledge.experience.read + knowledge draft/review permissions + mandatory review gates; fail closed.</w:t>
+            </w:r>
+          </w:p>
+        </w:tc>
+        <w:tc>
+          <w:tcPr>
+            <w:tcW w:type="dxa" w:w="817"/>
+          </w:tcPr>
+          <w:p>
+            <w:r>
+              <w:t>Real Experience/outcome evidence must resolve; KnowledgeVersion follows DRAFT→REVIEW→APPROVED/RETURNED/REJECTED→SUPERSEDED/RETIRED.</w:t>
+            </w:r>
+          </w:p>
+        </w:tc>
+        <w:tc>
+          <w:tcPr>
+            <w:tcW w:type="dxa" w:w="817"/>
+          </w:tcPr>
+          <w:p>
+            <w:r>
+              <w:t>expected_version + exact prior approved version + evidence/citation refs; Approved version is immutable.</w:t>
+            </w:r>
+          </w:p>
+        </w:tc>
+        <w:tc>
+          <w:tcPr>
+            <w:tcW w:type="dxa" w:w="817"/>
+          </w:tcPr>
+          <w:p>
+            <w:r>
+              <w:t>NOT_APPLICABLE — new version supersedes exact prior; reparent is not an authorized operation.</w:t>
+            </w:r>
+          </w:p>
+        </w:tc>
+        <w:tc>
+          <w:tcPr>
+            <w:tcW w:type="dxa" w:w="817"/>
+          </w:tcPr>
+          <w:p>
+            <w:r>
+              <w:t>NO_CASCADE — supersession/retirement preserves prior approved version and evidence lineage.</w:t>
+            </w:r>
+          </w:p>
+        </w:tc>
+        <w:tc>
+          <w:tcPr>
+            <w:tcW w:type="dxa" w:w="817"/>
+          </w:tcPr>
+          <w:p>
+            <w:r>
+              <w:t>Changed experience/citation/outcome before approval requires diff/impact review; approved immutable versions are not overwritten.</w:t>
+            </w:r>
+          </w:p>
+        </w:tc>
+        <w:tc>
+          <w:tcPr>
+            <w:tcW w:type="dxa" w:w="817"/>
+          </w:tcPr>
+          <w:p>
+            <w:r>
+              <w:t>Mandatory checks + Human Review rerun for impacted Draft/Review candidate before approval.</w:t>
+            </w:r>
+          </w:p>
+        </w:tc>
+        <w:tc>
+          <w:tcPr>
+            <w:tcW w:type="dxa" w:w="817"/>
+          </w:tcPr>
+          <w:p>
+            <w:r>
+              <w:t>KB-01 Tables 5,7,11,13,15,17-20; SaveKnowledgeDraftRequest + Knowledge APPROVE gate; Mother §71.</w:t>
             </w:r>
           </w:p>
         </w:tc>

--- a/ACPOS_KB-01_知識庫_Mother_Basic_Design_OPTIMIZED.docx
+++ b/ACPOS_KB-01_知識庫_Mother_Basic_Design_OPTIMIZED.docx
@@ -32938,6 +32938,249 @@
                 <w:sz w:val="14"/>
               </w:rPr>
               <w:t>Current exact tree b2f81b20322dd9e9268001126b07931b437e27df: zero entity-bound operation evidence for this entity/operation. Mother §71 forbids speculative CRUD/sibling-feature expansion; current revision authorizes no new behavior.</w:t>
+            </w:r>
+          </w:p>
+        </w:tc>
+      </w:tr>
+    </w:tbl>
+    <w:p>
+      <w:r>
+        <w:br w:type="page"/>
+      </w:r>
+    </w:p>
+    <w:p>
+      <w:pPr>
+        <w:pStyle w:val="Heading1"/>
+      </w:pPr>
+      <w:r>
+        <w:t>Mother Planning / Basic Design Closure Annex｜規劃設計規範閉環補充</w:t>
+      </w:r>
+    </w:p>
+    <w:p>
+      <w:r>
+        <w:t>[ACPOS-20260922-PLANNING-DESIGN-CLOSURE-ANNEX-V1]</w:t>
+      </w:r>
+      <w:r>
+        <w:t xml:space="preserve"> 本附錄只補規劃／基本設計規範缺口；原頁面既有功能、Owner、Operation、Permission、Entity、Visual 與跨頁 Authority 仍為同一 Canonical Owner。不得由本附錄發明 Runtime/API/DB/Provider 行為，也不得建立第二套平行規範。</w:t>
+      </w:r>
+    </w:p>
+    <w:p>
+      <w:pPr>
+        <w:pStyle w:val="Heading2"/>
+      </w:pPr>
+      <w:r>
+        <w:t>Design System / Layout Closure｜設計系統與版面補齊</w:t>
+      </w:r>
+    </w:p>
+    <w:p>
+      <w:r>
+        <w:t>[ACPOS-DESIGN-CLOSURE:KB-01:DESIGN-SYSTEM]</w:t>
+      </w:r>
+    </w:p>
+    <w:tbl>
+      <w:tblPr>
+        <w:tblStyle w:val="TableGrid"/>
+        <w:tblW w:type="auto" w:w="0"/>
+        <w:tblLook w:firstColumn="1" w:firstRow="1" w:lastColumn="0" w:lastRow="0" w:noHBand="0" w:noVBand="1" w:val="04A0"/>
+      </w:tblPr>
+      <w:tblGrid>
+        <w:gridCol w:w="5717"/>
+        <w:gridCol w:w="5717"/>
+      </w:tblGrid>
+      <w:tr>
+        <w:tc>
+          <w:tcPr>
+            <w:tcW w:type="dxa" w:w="5717"/>
+          </w:tcPr>
+          <w:p>
+            <w:r>
+              <w:t>Design Item / 設計項目</w:t>
+            </w:r>
+          </w:p>
+        </w:tc>
+        <w:tc>
+          <w:tcPr>
+            <w:tcW w:type="dxa" w:w="5717"/>
+          </w:tcPr>
+          <w:p>
+            <w:r>
+              <w:t>Canonical Planning Design Contract / 正式規劃設計契約</w:t>
+            </w:r>
+          </w:p>
+        </w:tc>
+      </w:tr>
+      <w:tr>
+        <w:tc>
+          <w:tcPr>
+            <w:tcW w:type="dxa" w:w="5717"/>
+          </w:tcPr>
+          <w:p>
+            <w:r>
+              <w:t>Color Tokens</w:t>
+            </w:r>
+          </w:p>
+        </w:tc>
+        <w:tc>
+          <w:tcPr>
+            <w:tcW w:type="dxa" w:w="5717"/>
+          </w:tcPr>
+          <w:p>
+            <w:r>
+              <w:t>SHARED_OWNER_REFERENCE → current Global Home / Shell Design System tech-purple token set; existing page-local approved override, if any, remains authoritative.</w:t>
+            </w:r>
+          </w:p>
+        </w:tc>
+      </w:tr>
+      <w:tr>
+        <w:tc>
+          <w:tcPr>
+            <w:tcW w:type="dxa" w:w="5717"/>
+          </w:tcPr>
+          <w:p>
+            <w:r>
+              <w:t>Typography Tokens</w:t>
+            </w:r>
+          </w:p>
+        </w:tc>
+        <w:tc>
+          <w:tcPr>
+            <w:tcW w:type="dxa" w:w="5717"/>
+          </w:tcPr>
+          <w:p>
+            <w:r>
+              <w:t>SHARED_OWNER_REFERENCE → current Global Design System typography; page-local text hierarchy may only use registered heading/body/label/technical text roles.</w:t>
+            </w:r>
+          </w:p>
+        </w:tc>
+      </w:tr>
+      <w:tr>
+        <w:tc>
+          <w:tcPr>
+            <w:tcW w:type="dxa" w:w="5717"/>
+          </w:tcPr>
+          <w:p>
+            <w:r>
+              <w:t>Spacing Tokens</w:t>
+            </w:r>
+          </w:p>
+        </w:tc>
+        <w:tc>
+          <w:tcPr>
+            <w:tcW w:type="dxa" w:w="5717"/>
+          </w:tcPr>
+          <w:p>
+            <w:r>
+              <w:t>Use registered gap/padding/spacing tokens; existing exact page gaps remain authoritative; no ad-hoc pixel drift.</w:t>
+            </w:r>
+          </w:p>
+        </w:tc>
+      </w:tr>
+      <w:tr>
+        <w:tc>
+          <w:tcPr>
+            <w:tcW w:type="dxa" w:w="5717"/>
+          </w:tcPr>
+          <w:p>
+            <w:r>
+              <w:t>Component States</w:t>
+            </w:r>
+          </w:p>
+        </w:tc>
+        <w:tc>
+          <w:tcPr>
+            <w:tcW w:type="dxa" w:w="5717"/>
+          </w:tcPr>
+          <w:p>
+            <w:r>
+              <w:t>Default / Hover / Focus / Active / Loading / Disabled / Success / Error MUST NOT change the approved component footprint unless the current component contract explicitly allows it.</w:t>
+            </w:r>
+          </w:p>
+        </w:tc>
+      </w:tr>
+      <w:tr>
+        <w:tc>
+          <w:tcPr>
+            <w:tcW w:type="dxa" w:w="5717"/>
+          </w:tcPr>
+          <w:p>
+            <w:r>
+              <w:t>Primary Layout</w:t>
+            </w:r>
+          </w:p>
+        </w:tc>
+        <w:tc>
+          <w:tcPr>
+            <w:tcW w:type="dxa" w:w="5717"/>
+          </w:tcPr>
+          <w:p>
+            <w:r>
+              <w:t>Use this Word's existing Primary Grid / Section / Workspace layout as the page-local authority; this annex introduces no second grid.</w:t>
+            </w:r>
+          </w:p>
+        </w:tc>
+      </w:tr>
+      <w:tr>
+        <w:tc>
+          <w:tcPr>
+            <w:tcW w:type="dxa" w:w="5717"/>
+          </w:tcPr>
+          <w:p>
+            <w:r>
+              <w:t>Navigation Region</w:t>
+            </w:r>
+          </w:p>
+        </w:tc>
+        <w:tc>
+          <w:tcPr>
+            <w:tcW w:type="dxa" w:w="5717"/>
+          </w:tcPr>
+          <w:p>
+            <w:r>
+              <w:t>Global Header and collapsible/overlay Sidebar remain shared shell regions; page Workspace starts in the registered content region.</w:t>
+            </w:r>
+          </w:p>
+        </w:tc>
+      </w:tr>
+      <w:tr>
+        <w:tc>
+          <w:tcPr>
+            <w:tcW w:type="dxa" w:w="5717"/>
+          </w:tcPr>
+          <w:p>
+            <w:r>
+              <w:t>Responsive Behavior</w:t>
+            </w:r>
+          </w:p>
+        </w:tc>
+        <w:tc>
+          <w:tcPr>
+            <w:tcW w:type="dxa" w:w="5717"/>
+          </w:tcPr>
+          <w:p>
+            <w:r>
+              <w:t>Use the current page responsive rule and shared shell breakpoint owner; semantic order and functional topology MUST remain stable across reflow.</w:t>
+            </w:r>
+          </w:p>
+        </w:tc>
+      </w:tr>
+      <w:tr>
+        <w:tc>
+          <w:tcPr>
+            <w:tcW w:type="dxa" w:w="5717"/>
+          </w:tcPr>
+          <w:p>
+            <w:r>
+              <w:t>Design Ownership</w:t>
+            </w:r>
+          </w:p>
+        </w:tc>
+        <w:tc>
+          <w:tcPr>
+            <w:tcW w:type="dxa" w:w="5717"/>
+          </w:tcPr>
+          <w:p>
+            <w:r>
+              <w:t>Page owns page-local layout/components; Global Shell owns shared header/sidebar/tokens; references only, no duplicated shared payload.</w:t>
             </w:r>
           </w:p>
         </w:tc>

--- a/ACPOS_KB-01_知識庫_Mother_Basic_Design_OPTIMIZED.docx
+++ b/ACPOS_KB-01_知識庫_Mother_Basic_Design_OPTIMIZED.docx
@@ -33181,6 +33181,404 @@
           <w:p>
             <w:r>
               <w:t>Page owns page-local layout/components; Global Shell owns shared header/sidebar/tokens; references only, no duplicated shared payload.</w:t>
+            </w:r>
+          </w:p>
+        </w:tc>
+      </w:tr>
+    </w:tbl>
+    <w:p>
+      <w:pPr>
+        <w:pStyle w:val="Heading2"/>
+      </w:pPr>
+      <w:r>
+        <w:t>Visual Geometry Contract Closure｜視覺幾何補齊</w:t>
+      </w:r>
+    </w:p>
+    <w:p>
+      <w:r>
+        <w:t>[ACPOS-DESIGN-CLOSURE:KB-01:GEOMETRY]</w:t>
+      </w:r>
+    </w:p>
+    <w:tbl>
+      <w:tblPr>
+        <w:tblStyle w:val="TableGrid"/>
+        <w:tblW w:type="auto" w:w="0"/>
+        <w:tblLook w:firstColumn="1" w:firstRow="1" w:lastColumn="0" w:lastRow="0" w:noHBand="0" w:noVBand="1" w:val="04A0"/>
+      </w:tblPr>
+      <w:tblGrid>
+        <w:gridCol w:w="5717"/>
+        <w:gridCol w:w="5717"/>
+      </w:tblGrid>
+      <w:tr>
+        <w:tc>
+          <w:tcPr>
+            <w:tcW w:type="dxa" w:w="5717"/>
+          </w:tcPr>
+          <w:p>
+            <w:r>
+              <w:t>Design Item / 設計項目</w:t>
+            </w:r>
+          </w:p>
+        </w:tc>
+        <w:tc>
+          <w:tcPr>
+            <w:tcW w:type="dxa" w:w="5717"/>
+          </w:tcPr>
+          <w:p>
+            <w:r>
+              <w:t>Canonical Planning Design Contract / 正式規劃設計契約</w:t>
+            </w:r>
+          </w:p>
+        </w:tc>
+      </w:tr>
+      <w:tr>
+        <w:tc>
+          <w:tcPr>
+            <w:tcW w:type="dxa" w:w="5717"/>
+          </w:tcPr>
+          <w:p>
+            <w:r>
+              <w:t>Viewport / Breakpoint UID</w:t>
+            </w:r>
+          </w:p>
+        </w:tc>
+        <w:tc>
+          <w:tcPr>
+            <w:tcW w:type="dxa" w:w="5717"/>
+          </w:tcPr>
+          <w:p>
+            <w:r>
+              <w:t>SHARED_OWNER_REFERENCE → current Global Home breakpoint contract; page-specific breakpoint/reflow rules in this Word override only where explicitly registered.</w:t>
+            </w:r>
+          </w:p>
+        </w:tc>
+      </w:tr>
+      <w:tr>
+        <w:tc>
+          <w:tcPr>
+            <w:tcW w:type="dxa" w:w="5717"/>
+          </w:tcPr>
+          <w:p>
+            <w:r>
+              <w:t>Container Width / Min / Max</w:t>
+            </w:r>
+          </w:p>
+        </w:tc>
+        <w:tc>
+          <w:tcPr>
+            <w:tcW w:type="dxa" w:w="5717"/>
+          </w:tcPr>
+          <w:p>
+            <w:r>
+              <w:t>Retain current Global Shell + page Primary Grid width contract. No page-local implicit width may override an existing exact dimension.</w:t>
+            </w:r>
+          </w:p>
+        </w:tc>
+      </w:tr>
+      <w:tr>
+        <w:tc>
+          <w:tcPr>
+            <w:tcW w:type="dxa" w:w="5717"/>
+          </w:tcPr>
+          <w:p>
+            <w:r>
+              <w:t>Grid Columns / Span / Gutter / Outer Margin</w:t>
+            </w:r>
+          </w:p>
+        </w:tc>
+        <w:tc>
+          <w:tcPr>
+            <w:tcW w:type="dxa" w:w="5717"/>
+          </w:tcPr>
+          <w:p>
+            <w:r>
+              <w:t>Use the existing page Primary Grid / section mapping and current gap/margin values; any structural grid change requires Change Set.</w:t>
+            </w:r>
+          </w:p>
+        </w:tc>
+      </w:tr>
+      <w:tr>
+        <w:tc>
+          <w:tcPr>
+            <w:tcW w:type="dxa" w:w="5717"/>
+          </w:tcPr>
+          <w:p>
+            <w:r>
+              <w:t>Section Bounding Rules</w:t>
+            </w:r>
+          </w:p>
+        </w:tc>
+        <w:tc>
+          <w:tcPr>
+            <w:tcW w:type="dxa" w:w="5717"/>
+          </w:tcPr>
+          <w:p>
+            <w:r>
+              <w:t>Every registered Section remains within its current Workspace region; sticky/fixed/overlay areas MUST NOT occlude required controls.</w:t>
+            </w:r>
+          </w:p>
+        </w:tc>
+      </w:tr>
+      <w:tr>
+        <w:tc>
+          <w:tcPr>
+            <w:tcW w:type="dxa" w:w="5717"/>
+          </w:tcPr>
+          <w:p>
+            <w:r>
+              <w:t>Component / Control / Field Width / Height Rules</w:t>
+            </w:r>
+          </w:p>
+        </w:tc>
+        <w:tc>
+          <w:tcPr>
+            <w:tcW w:type="dxa" w:w="5717"/>
+          </w:tcPr>
+          <w:p>
+            <w:r>
+              <w:t>Use current Control/Field Dimensions or shared component token. State transitions MUST NOT cause layout jump.</w:t>
+            </w:r>
+          </w:p>
+        </w:tc>
+      </w:tr>
+      <w:tr>
+        <w:tc>
+          <w:tcPr>
+            <w:tcW w:type="dxa" w:w="5717"/>
+          </w:tcPr>
+          <w:p>
+            <w:r>
+              <w:t>Min / Max Width / Height</w:t>
+            </w:r>
+          </w:p>
+        </w:tc>
+        <w:tc>
+          <w:tcPr>
+            <w:tcW w:type="dxa" w:w="5717"/>
+          </w:tcPr>
+          <w:p>
+            <w:r>
+              <w:t>Inherit current exact values where present; otherwise shared component minimums apply. Required input/button content may not compress below its registered usable size.</w:t>
+            </w:r>
+          </w:p>
+        </w:tc>
+      </w:tr>
+      <w:tr>
+        <w:tc>
+          <w:tcPr>
+            <w:tcW w:type="dxa" w:w="5717"/>
+          </w:tcPr>
+          <w:p>
+            <w:r>
+              <w:t>Gap / Padding / Alignment</w:t>
+            </w:r>
+          </w:p>
+        </w:tc>
+        <w:tc>
+          <w:tcPr>
+            <w:tcW w:type="dxa" w:w="5717"/>
+          </w:tcPr>
+          <w:p>
+            <w:r>
+              <w:t>Use current page spacing/grid tokens; alignment changes outside token tolerance require Visual Review.</w:t>
+            </w:r>
+          </w:p>
+        </w:tc>
+      </w:tr>
+      <w:tr>
+        <w:tc>
+          <w:tcPr>
+            <w:tcW w:type="dxa" w:w="5717"/>
+          </w:tcPr>
+          <w:p>
+            <w:r>
+              <w:t>Aspect Ratio</w:t>
+            </w:r>
+          </w:p>
+        </w:tc>
+        <w:tc>
+          <w:tcPr>
+            <w:tcW w:type="dxa" w:w="5717"/>
+          </w:tcPr>
+          <w:p>
+            <w:r>
+              <w:t>NOT_APPLICABLE unless the current page declares an image/video/preview ratio; when declared, the exact current ratio remains authoritative.</w:t>
+            </w:r>
+          </w:p>
+        </w:tc>
+      </w:tr>
+      <w:tr>
+        <w:tc>
+          <w:tcPr>
+            <w:tcW w:type="dxa" w:w="5717"/>
+          </w:tcPr>
+          <w:p>
+            <w:r>
+              <w:t>Overflow / Scroll Rule</w:t>
+            </w:r>
+          </w:p>
+        </w:tc>
+        <w:tc>
+          <w:tcPr>
+            <w:tcW w:type="dxa" w:w="5717"/>
+          </w:tcPr>
+          <w:p>
+            <w:r>
+              <w:t>No hidden overflow for actionable content. Long technical values use existing ellipsis + tooltip/drawer rule; large tables may use the current controlled horizontal-scroll rule.</w:t>
+            </w:r>
+          </w:p>
+        </w:tc>
+      </w:tr>
+      <w:tr>
+        <w:tc>
+          <w:tcPr>
+            <w:tcW w:type="dxa" w:w="5717"/>
+          </w:tcPr>
+          <w:p>
+            <w:r>
+              <w:t>Collapse / Stack / Wrap Rule</w:t>
+            </w:r>
+          </w:p>
+        </w:tc>
+        <w:tc>
+          <w:tcPr>
+            <w:tcW w:type="dxa" w:w="5717"/>
+          </w:tcPr>
+          <w:p>
+            <w:r>
+              <w:t>Reflow may stack/collapse only within the current responsive contract; semantic order, required adjacency and operation order MUST NOT change.</w:t>
+            </w:r>
+          </w:p>
+        </w:tc>
+      </w:tr>
+      <w:tr>
+        <w:tc>
+          <w:tcPr>
+            <w:tcW w:type="dxa" w:w="5717"/>
+          </w:tcPr>
+          <w:p>
+            <w:r>
+              <w:t>Z-order / Overlay Rule</w:t>
+            </w:r>
+          </w:p>
+        </w:tc>
+        <w:tc>
+          <w:tcPr>
+            <w:tcW w:type="dxa" w:w="5717"/>
+          </w:tcPr>
+          <w:p>
+            <w:r>
+              <w:t>Global Header / Sidebar overlay / Dialog / Drawer layers remain above Workspace without blocking required content; overlay expansion MUST NOT reflow the primary Workspace unless explicitly specified.</w:t>
+            </w:r>
+          </w:p>
+        </w:tc>
+      </w:tr>
+      <w:tr>
+        <w:tc>
+          <w:tcPr>
+            <w:tcW w:type="dxa" w:w="5717"/>
+          </w:tcPr>
+          <w:p>
+            <w:r>
+              <w:t>Text Capacity / Truncation / Wrap Rule</w:t>
+            </w:r>
+          </w:p>
+        </w:tc>
+        <w:tc>
+          <w:tcPr>
+            <w:tcW w:type="dxa" w:w="5717"/>
+          </w:tcPr>
+          <w:p>
+            <w:r>
+              <w:t>Required labels/status/error text may not be clipped. Long IDs/technical values use controlled ellipsis with recoverable full value; no silent semantic truncation.</w:t>
+            </w:r>
+          </w:p>
+        </w:tc>
+      </w:tr>
+      <w:tr>
+        <w:tc>
+          <w:tcPr>
+            <w:tcW w:type="dxa" w:w="5717"/>
+          </w:tcPr>
+          <w:p>
+            <w:r>
+              <w:t>Asset Object-fit / Object-position</w:t>
+            </w:r>
+          </w:p>
+        </w:tc>
+        <w:tc>
+          <w:tcPr>
+            <w:tcW w:type="dxa" w:w="5717"/>
+          </w:tcPr>
+          <w:p>
+            <w:r>
+              <w:t>REFERENCE_ONLY → current Asset Binding owner when a formal visual asset exists; otherwise NOT_APPLICABLE.</w:t>
+            </w:r>
+          </w:p>
+        </w:tc>
+      </w:tr>
+      <w:tr>
+        <w:tc>
+          <w:tcPr>
+            <w:tcW w:type="dxa" w:w="5717"/>
+          </w:tcPr>
+          <w:p>
+            <w:r>
+              <w:t>Locked Visual Anchors</w:t>
+            </w:r>
+          </w:p>
+        </w:tc>
+        <w:tc>
+          <w:tcPr>
+            <w:tcW w:type="dxa" w:w="5717"/>
+          </w:tcPr>
+          <w:p>
+            <w:r>
+              <w:t>Bound to the Visual Anchor Registry in this annex; unlisted regions are not implicitly editable.</w:t>
+            </w:r>
+          </w:p>
+        </w:tc>
+      </w:tr>
+      <w:tr>
+        <w:tc>
+          <w:tcPr>
+            <w:tcW w:type="dxa" w:w="5717"/>
+          </w:tcPr>
+          <w:p>
+            <w:r>
+              <w:t>Allowed Tolerance / Diff Threshold</w:t>
+            </w:r>
+          </w:p>
+        </w:tc>
+        <w:tc>
+          <w:tcPr>
+            <w:tcW w:type="dxa" w:w="5717"/>
+          </w:tcPr>
+          <w:p>
+            <w:r>
+              <w:t>Locked anchors and structural grid: zero unapproved drift. Token-level micro adjustment is allowed only inside current Design Token/Layout rules; structural changes require Change Set + re-review.</w:t>
+            </w:r>
+          </w:p>
+        </w:tc>
+      </w:tr>
+      <w:tr>
+        <w:tc>
+          <w:tcPr>
+            <w:tcW w:type="dxa" w:w="5717"/>
+          </w:tcPr>
+          <w:p>
+            <w:r>
+              <w:t>Geometry Failure Set</w:t>
+            </w:r>
+          </w:p>
+        </w:tc>
+        <w:tc>
+          <w:tcPr>
+            <w:tcW w:type="dxa" w:w="5717"/>
+          </w:tcPr>
+          <w:p>
+            <w:r>
+              <w:t>Detect overlap, clipping, horizontal overflow, unapproved scroll, control compression, unexpected wrap/stack, aspect drift, misalignment, sticky/fixed occlusion and header/sidebar/workspace collision.</w:t>
             </w:r>
           </w:p>
         </w:tc>

--- a/ACPOS_KB-01_知識庫_Mother_Basic_Design_OPTIMIZED.docx
+++ b/ACPOS_KB-01_知識庫_Mother_Basic_Design_OPTIMIZED.docx
@@ -33579,6 +33579,441 @@
           <w:p>
             <w:r>
               <w:t>Detect overlap, clipping, horizontal overflow, unapproved scroll, control compression, unexpected wrap/stack, aspect drift, misalignment, sticky/fixed occlusion and header/sidebar/workspace collision.</w:t>
+            </w:r>
+          </w:p>
+        </w:tc>
+      </w:tr>
+    </w:tbl>
+    <w:p>
+      <w:pPr>
+        <w:pStyle w:val="Heading2"/>
+      </w:pPr>
+      <w:r>
+        <w:t>Visual Anchor / Preview / Review Contract｜視覺錨點與預覽審查補齊</w:t>
+      </w:r>
+    </w:p>
+    <w:p>
+      <w:r>
+        <w:t>[ACPOS-DESIGN-CLOSURE:KB-01:VISUAL]</w:t>
+      </w:r>
+    </w:p>
+    <w:tbl>
+      <w:tblPr>
+        <w:tblStyle w:val="TableGrid"/>
+        <w:tblW w:type="auto" w:w="0"/>
+        <w:tblLook w:firstColumn="1" w:firstRow="1" w:lastColumn="0" w:lastRow="0" w:noHBand="0" w:noVBand="1" w:val="04A0"/>
+      </w:tblPr>
+      <w:tblGrid>
+        <w:gridCol w:w="2287"/>
+        <w:gridCol w:w="2287"/>
+        <w:gridCol w:w="2287"/>
+        <w:gridCol w:w="2287"/>
+        <w:gridCol w:w="2287"/>
+      </w:tblGrid>
+      <w:tr>
+        <w:tc>
+          <w:tcPr>
+            <w:tcW w:type="dxa" w:w="2287"/>
+          </w:tcPr>
+          <w:p>
+            <w:r>
+              <w:t>Anchor UID</w:t>
+            </w:r>
+          </w:p>
+        </w:tc>
+        <w:tc>
+          <w:tcPr>
+            <w:tcW w:type="dxa" w:w="2287"/>
+          </w:tcPr>
+          <w:p>
+            <w:r>
+              <w:t>Position Rule</w:t>
+            </w:r>
+          </w:p>
+        </w:tc>
+        <w:tc>
+          <w:tcPr>
+            <w:tcW w:type="dxa" w:w="2287"/>
+          </w:tcPr>
+          <w:p>
+            <w:r>
+              <w:t>Dimension Rule</w:t>
+            </w:r>
+          </w:p>
+        </w:tc>
+        <w:tc>
+          <w:tcPr>
+            <w:tcW w:type="dxa" w:w="2287"/>
+          </w:tcPr>
+          <w:p>
+            <w:r>
+              <w:t>Relationship Rule</w:t>
+            </w:r>
+          </w:p>
+        </w:tc>
+        <w:tc>
+          <w:tcPr>
+            <w:tcW w:type="dxa" w:w="2287"/>
+          </w:tcPr>
+          <w:p>
+            <w:r>
+              <w:t>Lock Status</w:t>
+            </w:r>
+          </w:p>
+        </w:tc>
+      </w:tr>
+      <w:tr>
+        <w:tc>
+          <w:tcPr>
+            <w:tcW w:type="dxa" w:w="2287"/>
+          </w:tcPr>
+          <w:p>
+            <w:r>
+              <w:t>KB-01-VA-HEADER</w:t>
+            </w:r>
+          </w:p>
+        </w:tc>
+        <w:tc>
+          <w:tcPr>
+            <w:tcW w:type="dxa" w:w="2287"/>
+          </w:tcPr>
+          <w:p>
+            <w:r>
+              <w:t>Fixed at top of shared shell</w:t>
+            </w:r>
+          </w:p>
+        </w:tc>
+        <w:tc>
+          <w:tcPr>
+            <w:tcW w:type="dxa" w:w="2287"/>
+          </w:tcPr>
+          <w:p>
+            <w:r>
+              <w:t>58px full-width according to current shell authority</w:t>
+            </w:r>
+          </w:p>
+        </w:tc>
+        <w:tc>
+          <w:tcPr>
+            <w:tcW w:type="dxa" w:w="2287"/>
+          </w:tcPr>
+          <w:p>
+            <w:r>
+              <w:t>Above Sidebar/Workspace; must not be covered by page content</w:t>
+            </w:r>
+          </w:p>
+        </w:tc>
+        <w:tc>
+          <w:tcPr>
+            <w:tcW w:type="dxa" w:w="2287"/>
+          </w:tcPr>
+          <w:p>
+            <w:r>
+              <w:t>LOCKED</w:t>
+            </w:r>
+          </w:p>
+        </w:tc>
+      </w:tr>
+      <w:tr>
+        <w:tc>
+          <w:tcPr>
+            <w:tcW w:type="dxa" w:w="2287"/>
+          </w:tcPr>
+          <w:p>
+            <w:r>
+              <w:t>KB-01-VA-SIDEBAR</w:t>
+            </w:r>
+          </w:p>
+        </w:tc>
+        <w:tc>
+          <w:tcPr>
+            <w:tcW w:type="dxa" w:w="2287"/>
+          </w:tcPr>
+          <w:p>
+            <w:r>
+              <w:t>Fixed left rail under shared shell header</w:t>
+            </w:r>
+          </w:p>
+        </w:tc>
+        <w:tc>
+          <w:tcPr>
+            <w:tcW w:type="dxa" w:w="2287"/>
+          </w:tcPr>
+          <w:p>
+            <w:r>
+              <w:t>64px resting; 221px overlay expansion where current shell defines it</w:t>
+            </w:r>
+          </w:p>
+        </w:tc>
+        <w:tc>
+          <w:tcPr>
+            <w:tcW w:type="dxa" w:w="2287"/>
+          </w:tcPr>
+          <w:p>
+            <w:r>
+              <w:t>Overlay expansion must not silently change the approved page Primary Grid</w:t>
+            </w:r>
+          </w:p>
+        </w:tc>
+        <w:tc>
+          <w:tcPr>
+            <w:tcW w:type="dxa" w:w="2287"/>
+          </w:tcPr>
+          <w:p>
+            <w:r>
+              <w:t>LOCKED</w:t>
+            </w:r>
+          </w:p>
+        </w:tc>
+      </w:tr>
+      <w:tr>
+        <w:tc>
+          <w:tcPr>
+            <w:tcW w:type="dxa" w:w="2287"/>
+          </w:tcPr>
+          <w:p>
+            <w:r>
+              <w:t>KB-01-VA-WORKSPACE</w:t>
+            </w:r>
+          </w:p>
+        </w:tc>
+        <w:tc>
+          <w:tcPr>
+            <w:tcW w:type="dxa" w:w="2287"/>
+          </w:tcPr>
+          <w:p>
+            <w:r>
+              <w:t>Current page primary content region below Header / beside resting rail</w:t>
+            </w:r>
+          </w:p>
+        </w:tc>
+        <w:tc>
+          <w:tcPr>
+            <w:tcW w:type="dxa" w:w="2287"/>
+          </w:tcPr>
+          <w:p>
+            <w:r>
+              <w:t>Use this Word's existing Primary Grid / section dimensions</w:t>
+            </w:r>
+          </w:p>
+        </w:tc>
+        <w:tc>
+          <w:tcPr>
+            <w:tcW w:type="dxa" w:w="2287"/>
+          </w:tcPr>
+          <w:p>
+            <w:r>
+              <w:t>Owns page-local section geometry; dialogs/drawers are overlays, not replacement layout</w:t>
+            </w:r>
+          </w:p>
+        </w:tc>
+        <w:tc>
+          <w:tcPr>
+            <w:tcW w:type="dxa" w:w="2287"/>
+          </w:tcPr>
+          <w:p>
+            <w:r>
+              <w:t>LOCKED_EXCEPT_AUTHORIZED_CHANGE_SET</w:t>
+            </w:r>
+          </w:p>
+        </w:tc>
+      </w:tr>
+    </w:tbl>
+    <w:p>
+      <w:pPr>
+        <w:pStyle w:val="Heading2"/>
+      </w:pPr>
+      <w:r>
+        <w:t>Visual Generation / Review Planning Contract</w:t>
+      </w:r>
+    </w:p>
+    <w:p>
+      <w:r>
+        <w:t>[ACPOS-DESIGN-CLOSURE:KB-01:VISUAL-CONTRACT]</w:t>
+      </w:r>
+    </w:p>
+    <w:tbl>
+      <w:tblPr>
+        <w:tblStyle w:val="TableGrid"/>
+        <w:tblW w:type="auto" w:w="0"/>
+        <w:tblLook w:firstColumn="1" w:firstRow="1" w:lastColumn="0" w:lastRow="0" w:noHBand="0" w:noVBand="1" w:val="04A0"/>
+      </w:tblPr>
+      <w:tblGrid>
+        <w:gridCol w:w="5717"/>
+        <w:gridCol w:w="5717"/>
+      </w:tblGrid>
+      <w:tr>
+        <w:tc>
+          <w:tcPr>
+            <w:tcW w:type="dxa" w:w="5717"/>
+          </w:tcPr>
+          <w:p>
+            <w:r>
+              <w:t>Design Item / 設計項目</w:t>
+            </w:r>
+          </w:p>
+        </w:tc>
+        <w:tc>
+          <w:tcPr>
+            <w:tcW w:type="dxa" w:w="5717"/>
+          </w:tcPr>
+          <w:p>
+            <w:r>
+              <w:t>Canonical Planning Design Contract / 正式規劃設計契約</w:t>
+            </w:r>
+          </w:p>
+        </w:tc>
+      </w:tr>
+      <w:tr>
+        <w:tc>
+          <w:tcPr>
+            <w:tcW w:type="dxa" w:w="5717"/>
+          </w:tcPr>
+          <w:p>
+            <w:r>
+              <w:t>Current Canonical Visual</w:t>
+            </w:r>
+          </w:p>
+        </w:tc>
+        <w:tc>
+          <w:tcPr>
+            <w:tcW w:type="dxa" w:w="5717"/>
+          </w:tcPr>
+          <w:p>
+            <w:r>
+              <w:t>REFERENCE_ONLY → current visual/baseline already named in this Word or shared current visual owner. This annex does not replace it.</w:t>
+            </w:r>
+          </w:p>
+        </w:tc>
+      </w:tr>
+      <w:tr>
+        <w:tc>
+          <w:tcPr>
+            <w:tcW w:type="dxa" w:w="5717"/>
+          </w:tcPr>
+          <w:p>
+            <w:r>
+              <w:t>Visual Candidate UID</w:t>
+            </w:r>
+          </w:p>
+        </w:tc>
+        <w:tc>
+          <w:tcPr>
+            <w:tcW w:type="dxa" w:w="5717"/>
+          </w:tcPr>
+          <w:p>
+            <w:r>
+              <w:t>Generated candidate MUST receive a unique Visual UID and Parent Visual UID; no candidate is deemed approved merely by this annex.</w:t>
+            </w:r>
+          </w:p>
+        </w:tc>
+      </w:tr>
+      <w:tr>
+        <w:tc>
+          <w:tcPr>
+            <w:tcW w:type="dxa" w:w="5717"/>
+          </w:tcPr>
+          <w:p>
+            <w:r>
+              <w:t>Generation Manifest</w:t>
+            </w:r>
+          </w:p>
+        </w:tc>
+        <w:tc>
+          <w:tcPr>
+            <w:tcW w:type="dxa" w:w="5717"/>
+          </w:tcPr>
+          <w:p>
+            <w:r>
+              <w:t>Required before generation; MUST bind Page UID, Design Version, Reference Visual UID, Design System Version, Layout UID, Component Versions, Asset refs, Viewport, Language, Theme, Change Level/Set and locked/editable areas.</w:t>
+            </w:r>
+          </w:p>
+        </w:tc>
+      </w:tr>
+      <w:tr>
+        <w:tc>
+          <w:tcPr>
+            <w:tcW w:type="dxa" w:w="5717"/>
+          </w:tcPr>
+          <w:p>
+            <w:r>
+              <w:t>Visual Preview</w:t>
+            </w:r>
+          </w:p>
+        </w:tc>
+        <w:tc>
+          <w:tcPr>
+            <w:tcW w:type="dxa" w:w="5717"/>
+          </w:tcPr>
+          <w:p>
+            <w:r>
+              <w:t>MUST represent the actual website structure, not a moodboard. Preview occurs after page/design specification and before Design Freeze.</w:t>
+            </w:r>
+          </w:p>
+        </w:tc>
+      </w:tr>
+      <w:tr>
+        <w:tc>
+          <w:tcPr>
+            <w:tcW w:type="dxa" w:w="5717"/>
+          </w:tcPr>
+          <w:p>
+            <w:r>
+              <w:t>Visual Review</w:t>
+            </w:r>
+          </w:p>
+        </w:tc>
+        <w:tc>
+          <w:tcPr>
+            <w:tcW w:type="dxa" w:w="5717"/>
+          </w:tcPr>
+          <w:p>
+            <w:r>
+              <w:t>Authorized reviewer checks function-to-visual mapping, geometry, anchors, responsive order, A11y/i18n and visual drift.</w:t>
+            </w:r>
+          </w:p>
+        </w:tc>
+      </w:tr>
+      <w:tr>
+        <w:tc>
+          <w:tcPr>
+            <w:tcW w:type="dxa" w:w="5717"/>
+          </w:tcPr>
+          <w:p>
+            <w:r>
+              <w:t>Approval Status</w:t>
+            </w:r>
+          </w:p>
+        </w:tc>
+        <w:tc>
+          <w:tcPr>
+            <w:tcW w:type="dxa" w:w="5717"/>
+          </w:tcPr>
+          <w:p>
+            <w:r>
+              <w:t>VISUAL_APPROVED is required before DESIGN_FROZEN. This planning annex does NOT self-approve the page.</w:t>
+            </w:r>
+          </w:p>
+        </w:tc>
+      </w:tr>
+      <w:tr>
+        <w:tc>
+          <w:tcPr>
+            <w:tcW w:type="dxa" w:w="5717"/>
+          </w:tcPr>
+          <w:p>
+            <w:r>
+              <w:t>Change Set / Drift</w:t>
+            </w:r>
+          </w:p>
+        </w:tc>
+        <w:tc>
+          <w:tcPr>
+            <w:tcW w:type="dxa" w:w="5717"/>
+          </w:tcPr>
+          <w:p>
+            <w:r>
+              <w:t>Any layout/asset/typography/color/component/navigation/dimension/information-hierarchy change outside the approved Change Set is VISUAL_DRIFT_FAIL.</w:t>
             </w:r>
           </w:p>
         </w:tc>

--- a/ACPOS_KB-01_知識庫_Mother_Basic_Design_OPTIMIZED.docx
+++ b/ACPOS_KB-01_知識庫_Mother_Basic_Design_OPTIMIZED.docx
@@ -34014,6 +34014,184 @@
           <w:p>
             <w:r>
               <w:t>Any layout/asset/typography/color/component/navigation/dimension/information-hierarchy change outside the approved Change Set is VISUAL_DRIFT_FAIL.</w:t>
+            </w:r>
+          </w:p>
+        </w:tc>
+      </w:tr>
+    </w:tbl>
+    <w:p>
+      <w:pPr>
+        <w:pStyle w:val="Heading2"/>
+      </w:pPr>
+      <w:r>
+        <w:t>Asset Registry / Binding Applicability Closure｜素材註冊與綁定補齊</w:t>
+      </w:r>
+    </w:p>
+    <w:p>
+      <w:r>
+        <w:t>[ACPOS-DESIGN-CLOSURE:KB-01:ASSET]</w:t>
+      </w:r>
+    </w:p>
+    <w:tbl>
+      <w:tblPr>
+        <w:tblStyle w:val="TableGrid"/>
+        <w:tblW w:type="auto" w:w="0"/>
+        <w:tblLook w:firstColumn="1" w:firstRow="1" w:lastColumn="0" w:lastRow="0" w:noHBand="0" w:noVBand="1" w:val="04A0"/>
+      </w:tblPr>
+      <w:tblGrid>
+        <w:gridCol w:w="5717"/>
+        <w:gridCol w:w="5717"/>
+      </w:tblGrid>
+      <w:tr>
+        <w:tc>
+          <w:tcPr>
+            <w:tcW w:type="dxa" w:w="5717"/>
+          </w:tcPr>
+          <w:p>
+            <w:r>
+              <w:t>Design Item / 設計項目</w:t>
+            </w:r>
+          </w:p>
+        </w:tc>
+        <w:tc>
+          <w:tcPr>
+            <w:tcW w:type="dxa" w:w="5717"/>
+          </w:tcPr>
+          <w:p>
+            <w:r>
+              <w:t>Canonical Planning Design Contract / 正式規劃設計契約</w:t>
+            </w:r>
+          </w:p>
+        </w:tc>
+      </w:tr>
+      <w:tr>
+        <w:tc>
+          <w:tcPr>
+            <w:tcW w:type="dxa" w:w="5717"/>
+          </w:tcPr>
+          <w:p>
+            <w:r>
+              <w:t>Page-local Asset Registry Applicability</w:t>
+            </w:r>
+          </w:p>
+        </w:tc>
+        <w:tc>
+          <w:tcPr>
+            <w:tcW w:type="dxa" w:w="5717"/>
+          </w:tcPr>
+          <w:p>
+            <w:r>
+              <w:t>REFERENCE_ONLY / CONDITIONAL. Existing page-owned formal Asset UID rows, if present, remain authoritative; this annex creates no duplicate Asset UID.</w:t>
+            </w:r>
+          </w:p>
+        </w:tc>
+      </w:tr>
+      <w:tr>
+        <w:tc>
+          <w:tcPr>
+            <w:tcW w:type="dxa" w:w="5717"/>
+          </w:tcPr>
+          <w:p>
+            <w:r>
+              <w:t>Shared Shell Assets</w:t>
+            </w:r>
+          </w:p>
+        </w:tc>
+        <w:tc>
+          <w:tcPr>
+            <w:tcW w:type="dxa" w:w="5717"/>
+          </w:tcPr>
+          <w:p>
+            <w:r>
+              <w:t>SHARED_OWNER_REFERENCE → Global Home / Design System owns logo, navigation icons, generic status icons and shared shell visuals; page MUST NOT clone them.</w:t>
+            </w:r>
+          </w:p>
+        </w:tc>
+      </w:tr>
+      <w:tr>
+        <w:tc>
+          <w:tcPr>
+            <w:tcW w:type="dxa" w:w="5717"/>
+          </w:tcPr>
+          <w:p>
+            <w:r>
+              <w:t>Dynamic Business Content</w:t>
+            </w:r>
+          </w:p>
+        </w:tc>
+        <w:tc>
+          <w:tcPr>
+            <w:tcW w:type="dxa" w:w="5717"/>
+          </w:tcPr>
+          <w:p>
+            <w:r>
+              <w:t>Provider logos, thumbnails, output previews, evidence images or other runtime/business data are NOT automatically design assets; they remain data/projection unless current page explicitly registers an Asset UID.</w:t>
+            </w:r>
+          </w:p>
+        </w:tc>
+      </w:tr>
+      <w:tr>
+        <w:tc>
+          <w:tcPr>
+            <w:tcW w:type="dxa" w:w="5717"/>
+          </w:tcPr>
+          <w:p>
+            <w:r>
+              <w:t>Binding Contract</w:t>
+            </w:r>
+          </w:p>
+        </w:tc>
+        <w:tc>
+          <w:tcPr>
+            <w:tcW w:type="dxa" w:w="5717"/>
+          </w:tcPr>
+          <w:p>
+            <w:r>
+              <w:t>Any formal page-owned asset MUST bind Page UID + Section UID + Component UID + Asset UID + position + width/height + aspect ratio + crop/object-fit/object-position + lock status.</w:t>
+            </w:r>
+          </w:p>
+        </w:tc>
+      </w:tr>
+      <w:tr>
+        <w:tc>
+          <w:tcPr>
+            <w:tcW w:type="dxa" w:w="5717"/>
+          </w:tcPr>
+          <w:p>
+            <w:r>
+              <w:t>Modification Rule</w:t>
+            </w:r>
+          </w:p>
+        </w:tc>
+        <w:tc>
+          <w:tcPr>
+            <w:tcW w:type="dxa" w:w="5717"/>
+          </w:tcPr>
+          <w:p>
+            <w:r>
+              <w:t>APPROVED/LOCKED assets may not be regenerated, recolored, cropped or repurposed without an authorized Change Set and Visual Review.</w:t>
+            </w:r>
+          </w:p>
+        </w:tc>
+      </w:tr>
+      <w:tr>
+        <w:tc>
+          <w:tcPr>
+            <w:tcW w:type="dxa" w:w="5717"/>
+          </w:tcPr>
+          <w:p>
+            <w:r>
+              <w:t>N/A Authority</w:t>
+            </w:r>
+          </w:p>
+        </w:tc>
+        <w:tc>
+          <w:tcPr>
+            <w:tcW w:type="dxa" w:w="5717"/>
+          </w:tcPr>
+          <w:p>
+            <w:r>
+              <w:t>When a page has no page-owned formal visual asset, page-local Asset Binding is NOT_APPLICABLE with this reason; shared assets remain referenced from their existing canonical owner.</w:t>
             </w:r>
           </w:p>
         </w:tc>

--- a/ACPOS_KB-01_知識庫_Mother_Basic_Design_OPTIMIZED.docx
+++ b/ACPOS_KB-01_知識庫_Mother_Basic_Design_OPTIMIZED.docx
@@ -34192,6 +34192,404 @@
           <w:p>
             <w:r>
               <w:t>When a page has no page-owned formal visual asset, page-local Asset Binding is NOT_APPLICABLE with this reason; shared assets remain referenced from their existing canonical owner.</w:t>
+            </w:r>
+          </w:p>
+        </w:tc>
+      </w:tr>
+    </w:tbl>
+    <w:p>
+      <w:pPr>
+        <w:pStyle w:val="Heading2"/>
+      </w:pPr>
+      <w:r>
+        <w:t>Design Freeze Package Closure｜設計封板包補齊</w:t>
+      </w:r>
+    </w:p>
+    <w:p>
+      <w:r>
+        <w:t>[ACPOS-DESIGN-CLOSURE:KB-01:FREEZE]</w:t>
+      </w:r>
+    </w:p>
+    <w:tbl>
+      <w:tblPr>
+        <w:tblStyle w:val="TableGrid"/>
+        <w:tblW w:type="auto" w:w="0"/>
+        <w:tblLook w:firstColumn="1" w:firstRow="1" w:lastColumn="0" w:lastRow="0" w:noHBand="0" w:noVBand="1" w:val="04A0"/>
+      </w:tblPr>
+      <w:tblGrid>
+        <w:gridCol w:w="5717"/>
+        <w:gridCol w:w="5717"/>
+      </w:tblGrid>
+      <w:tr>
+        <w:tc>
+          <w:tcPr>
+            <w:tcW w:type="dxa" w:w="5717"/>
+          </w:tcPr>
+          <w:p>
+            <w:r>
+              <w:t>Design Item / 設計項目</w:t>
+            </w:r>
+          </w:p>
+        </w:tc>
+        <w:tc>
+          <w:tcPr>
+            <w:tcW w:type="dxa" w:w="5717"/>
+          </w:tcPr>
+          <w:p>
+            <w:r>
+              <w:t>Canonical Planning Design Contract / 正式規劃設計契約</w:t>
+            </w:r>
+          </w:p>
+        </w:tc>
+      </w:tr>
+      <w:tr>
+        <w:tc>
+          <w:tcPr>
+            <w:tcW w:type="dxa" w:w="5717"/>
+          </w:tcPr>
+          <w:p>
+            <w:r>
+              <w:t>Canonical UID</w:t>
+            </w:r>
+          </w:p>
+        </w:tc>
+        <w:tc>
+          <w:tcPr>
+            <w:tcW w:type="dxa" w:w="5717"/>
+          </w:tcPr>
+          <w:p>
+            <w:r>
+              <w:t>KB-01</w:t>
+            </w:r>
+          </w:p>
+        </w:tc>
+      </w:tr>
+      <w:tr>
+        <w:tc>
+          <w:tcPr>
+            <w:tcW w:type="dxa" w:w="5717"/>
+          </w:tcPr>
+          <w:p>
+            <w:r>
+              <w:t>Canonical Name</w:t>
+            </w:r>
+          </w:p>
+        </w:tc>
+        <w:tc>
+          <w:tcPr>
+            <w:tcW w:type="dxa" w:w="5717"/>
+          </w:tcPr>
+          <w:p>
+            <w:r>
+              <w:t>KB-01</w:t>
+            </w:r>
+          </w:p>
+        </w:tc>
+      </w:tr>
+      <w:tr>
+        <w:tc>
+          <w:tcPr>
+            <w:tcW w:type="dxa" w:w="5717"/>
+          </w:tcPr>
+          <w:p>
+            <w:r>
+              <w:t>Owner File</w:t>
+            </w:r>
+          </w:p>
+        </w:tc>
+        <w:tc>
+          <w:tcPr>
+            <w:tcW w:type="dxa" w:w="5717"/>
+          </w:tcPr>
+          <w:p>
+            <w:r>
+              <w:t>ACPOS_KB-01_知識庫_Mother_Basic_Design_OPTIMIZED.docx</w:t>
+            </w:r>
+          </w:p>
+        </w:tc>
+      </w:tr>
+      <w:tr>
+        <w:tc>
+          <w:tcPr>
+            <w:tcW w:type="dxa" w:w="5717"/>
+          </w:tcPr>
+          <w:p>
+            <w:r>
+              <w:t>Page / Capability Spec</w:t>
+            </w:r>
+          </w:p>
+        </w:tc>
+        <w:tc>
+          <w:tcPr>
+            <w:tcW w:type="dxa" w:w="5717"/>
+          </w:tcPr>
+          <w:p>
+            <w:r>
+              <w:t>This current Word remains the single page design Canonical Owner.</w:t>
+            </w:r>
+          </w:p>
+        </w:tc>
+      </w:tr>
+      <w:tr>
+        <w:tc>
+          <w:tcPr>
+            <w:tcW w:type="dxa" w:w="5717"/>
+          </w:tcPr>
+          <w:p>
+            <w:r>
+              <w:t>Layout Mapping</w:t>
+            </w:r>
+          </w:p>
+        </w:tc>
+        <w:tc>
+          <w:tcPr>
+            <w:tcW w:type="dxa" w:w="5717"/>
+          </w:tcPr>
+          <w:p>
+            <w:r>
+              <w:t>REFERENCE → existing Page Layout / Primary Grid / Section mapping + Design System/Layout closure annex.</w:t>
+            </w:r>
+          </w:p>
+        </w:tc>
+      </w:tr>
+      <w:tr>
+        <w:tc>
+          <w:tcPr>
+            <w:tcW w:type="dxa" w:w="5717"/>
+          </w:tcPr>
+          <w:p>
+            <w:r>
+              <w:t>Component Mapping</w:t>
+            </w:r>
+          </w:p>
+        </w:tc>
+        <w:tc>
+          <w:tcPr>
+            <w:tcW w:type="dxa" w:w="5717"/>
+          </w:tcPr>
+          <w:p>
+            <w:r>
+              <w:t>REFERENCE → current Component/Section registry in this Word; no duplicate component inventory is introduced.</w:t>
+            </w:r>
+          </w:p>
+        </w:tc>
+      </w:tr>
+      <w:tr>
+        <w:tc>
+          <w:tcPr>
+            <w:tcW w:type="dxa" w:w="5717"/>
+          </w:tcPr>
+          <w:p>
+            <w:r>
+              <w:t>Control / Field Mapping</w:t>
+            </w:r>
+          </w:p>
+        </w:tc>
+        <w:tc>
+          <w:tcPr>
+            <w:tcW w:type="dxa" w:w="5717"/>
+          </w:tcPr>
+          <w:p>
+            <w:r>
+              <w:t>REFERENCE → current Control / Field / Action / Permission design tables and invariants in this Word.</w:t>
+            </w:r>
+          </w:p>
+        </w:tc>
+      </w:tr>
+      <w:tr>
+        <w:tc>
+          <w:tcPr>
+            <w:tcW w:type="dxa" w:w="5717"/>
+          </w:tcPr>
+          <w:p>
+            <w:r>
+              <w:t>Asset Mapping</w:t>
+            </w:r>
+          </w:p>
+        </w:tc>
+        <w:tc>
+          <w:tcPr>
+            <w:tcW w:type="dxa" w:w="5717"/>
+          </w:tcPr>
+          <w:p>
+            <w:r>
+              <w:t>REFERENCE → current page Asset Registry if any; otherwise explicit shared-owner / NOT_APPLICABLE asset rule in this annex.</w:t>
+            </w:r>
+          </w:p>
+        </w:tc>
+      </w:tr>
+      <w:tr>
+        <w:tc>
+          <w:tcPr>
+            <w:tcW w:type="dxa" w:w="5717"/>
+          </w:tcPr>
+          <w:p>
+            <w:r>
+              <w:t>Responsive Spec</w:t>
+            </w:r>
+          </w:p>
+        </w:tc>
+        <w:tc>
+          <w:tcPr>
+            <w:tcW w:type="dxa" w:w="5717"/>
+          </w:tcPr>
+          <w:p>
+            <w:r>
+              <w:t>REFERENCE → current page responsive rules + Visual Geometry closure annex.</w:t>
+            </w:r>
+          </w:p>
+        </w:tc>
+      </w:tr>
+      <w:tr>
+        <w:tc>
+          <w:tcPr>
+            <w:tcW w:type="dxa" w:w="5717"/>
+          </w:tcPr>
+          <w:p>
+            <w:r>
+              <w:t>Current Canonical Visual</w:t>
+            </w:r>
+          </w:p>
+        </w:tc>
+        <w:tc>
+          <w:tcPr>
+            <w:tcW w:type="dxa" w:w="5717"/>
+          </w:tcPr>
+          <w:p>
+            <w:r>
+              <w:t>REFERENCE → current visual/baseline already owned by this page/shared visual authority; candidate does not replace it without approval.</w:t>
+            </w:r>
+          </w:p>
+        </w:tc>
+      </w:tr>
+      <w:tr>
+        <w:tc>
+          <w:tcPr>
+            <w:tcW w:type="dxa" w:w="5717"/>
+          </w:tcPr>
+          <w:p>
+            <w:r>
+              <w:t>Generation Manifest</w:t>
+            </w:r>
+          </w:p>
+        </w:tc>
+        <w:tc>
+          <w:tcPr>
+            <w:tcW w:type="dxa" w:w="5717"/>
+          </w:tcPr>
+          <w:p>
+            <w:r>
+              <w:t>REQUIRED before a new candidate is generated; fields are defined by the Visual contract in this annex.</w:t>
+            </w:r>
+          </w:p>
+        </w:tc>
+      </w:tr>
+      <w:tr>
+        <w:tc>
+          <w:tcPr>
+            <w:tcW w:type="dxa" w:w="5717"/>
+          </w:tcPr>
+          <w:p>
+            <w:r>
+              <w:t>Audit Baseline</w:t>
+            </w:r>
+          </w:p>
+        </w:tc>
+        <w:tc>
+          <w:tcPr>
+            <w:tcW w:type="dxa" w:w="5717"/>
+          </w:tcPr>
+          <w:p>
+            <w:r>
+              <w:t>REFERENCE → existing Audit/Acceptance section in this Word.</w:t>
+            </w:r>
+          </w:p>
+        </w:tc>
+      </w:tr>
+      <w:tr>
+        <w:tc>
+          <w:tcPr>
+            <w:tcW w:type="dxa" w:w="5717"/>
+          </w:tcPr>
+          <w:p>
+            <w:r>
+              <w:t>Acceptance Matrix</w:t>
+            </w:r>
+          </w:p>
+        </w:tc>
+        <w:tc>
+          <w:tcPr>
+            <w:tcW w:type="dxa" w:w="5717"/>
+          </w:tcPr>
+          <w:p>
+            <w:r>
+              <w:t>Current page acceptance section plus this annex; REQUIRED / OPTIONAL / NOT_APPLICABLE classification is preserved.</w:t>
+            </w:r>
+          </w:p>
+        </w:tc>
+      </w:tr>
+      <w:tr>
+        <w:tc>
+          <w:tcPr>
+            <w:tcW w:type="dxa" w:w="5717"/>
+          </w:tcPr>
+          <w:p>
+            <w:r>
+              <w:t>Definition of Done</w:t>
+            </w:r>
+          </w:p>
+        </w:tc>
+        <w:tc>
+          <w:tcPr>
+            <w:tcW w:type="dxa" w:w="5717"/>
+          </w:tcPr>
+          <w:p>
+            <w:r>
+              <w:t>Planning/basic-design DoD is the current page DoD plus zero unresolved REQUIRED design-spec gaps.</w:t>
+            </w:r>
+          </w:p>
+        </w:tc>
+      </w:tr>
+      <w:tr>
+        <w:tc>
+          <w:tcPr>
+            <w:tcW w:type="dxa" w:w="5717"/>
+          </w:tcPr>
+          <w:p>
+            <w:r>
+              <w:t>Design Version</w:t>
+            </w:r>
+          </w:p>
+        </w:tc>
+        <w:tc>
+          <w:tcPr>
+            <w:tcW w:type="dxa" w:w="5717"/>
+          </w:tcPr>
+          <w:p>
+            <w:r>
+              <w:t>Use this Word's current version metadata / exact repository revision; this annex MUST NOT invent a parallel design version.</w:t>
+            </w:r>
+          </w:p>
+        </w:tc>
+      </w:tr>
+      <w:tr>
+        <w:tc>
+          <w:tcPr>
+            <w:tcW w:type="dxa" w:w="5717"/>
+          </w:tcPr>
+          <w:p>
+            <w:r>
+              <w:t>Freeze Status</w:t>
+            </w:r>
+          </w:p>
+        </w:tc>
+        <w:tc>
+          <w:tcPr>
+            <w:tcW w:type="dxa" w:w="5717"/>
+          </w:tcPr>
+          <w:p>
+            <w:r>
+              <w:t>DESIGN_FREEZE_PACKAGE_DEFINED. DESIGN_FROZEN may be asserted only after required Visual Preview/Review/Approval and all applicable design gates actually pass; this annex does not self-approve.</w:t>
             </w:r>
           </w:p>
         </w:tc>

--- a/ACPOS_KB-01_知識庫_Mother_Basic_Design_OPTIMIZED.docx
+++ b/ACPOS_KB-01_知識庫_Mother_Basic_Design_OPTIMIZED.docx
@@ -25931,7 +25931,7 @@
                 <w:b w:val="0"/>
                 <w:sz w:val="14"/>
               </w:rPr>
-              <w:t>Current exact tree b2f81b20322dd9e9268001126b07931b437e27df: zero entity-bound operation evidence for this entity/operation. Mother §71 forbids speculative CRUD/sibling-feature expansion; current revision authorizes no new behavior.</w:t>
+              <w:t>Current Word tree: RESOLVE_FRESH_AT_AUDIT_TIME: zero entity-bound operation evidence for this entity/operation. Mother §71 forbids speculative CRUD/sibling-feature expansion; current revision authorizes no new behavior.</w:t>
             </w:r>
           </w:p>
         </w:tc>
@@ -25993,7 +25993,7 @@
                 <w:b w:val="0"/>
                 <w:sz w:val="14"/>
               </w:rPr>
-              <w:t>Current exact tree b2f81b20322dd9e9268001126b07931b437e27df: zero entity-bound operation evidence for this entity/operation. Mother §71 forbids speculative CRUD/sibling-feature expansion; current revision authorizes no new behavior.</w:t>
+              <w:t>Current Word tree: RESOLVE_FRESH_AT_AUDIT_TIME: zero entity-bound operation evidence for this entity/operation. Mother §71 forbids speculative CRUD/sibling-feature expansion; current revision authorizes no new behavior.</w:t>
             </w:r>
           </w:p>
         </w:tc>
@@ -26055,7 +26055,7 @@
                 <w:b w:val="0"/>
                 <w:sz w:val="14"/>
               </w:rPr>
-              <w:t>Current exact tree b2f81b20322dd9e9268001126b07931b437e27df: zero entity-bound operation evidence for this entity/operation. Mother §71 forbids speculative CRUD/sibling-feature expansion; current revision authorizes no new behavior.</w:t>
+              <w:t>Current Word tree: RESOLVE_FRESH_AT_AUDIT_TIME: zero entity-bound operation evidence for this entity/operation. Mother §71 forbids speculative CRUD/sibling-feature expansion; current revision authorizes no new behavior.</w:t>
             </w:r>
           </w:p>
         </w:tc>
@@ -26179,7 +26179,7 @@
                 <w:b w:val="0"/>
                 <w:sz w:val="14"/>
               </w:rPr>
-              <w:t>Current exact tree b2f81b20322dd9e9268001126b07931b437e27df: zero entity-bound operation evidence for this entity/operation. Mother §71 forbids speculative CRUD/sibling-feature expansion; current revision authorizes no new behavior.</w:t>
+              <w:t>Current Word tree: RESOLVE_FRESH_AT_AUDIT_TIME: zero entity-bound operation evidence for this entity/operation. Mother §71 forbids speculative CRUD/sibling-feature expansion; current revision authorizes no new behavior.</w:t>
             </w:r>
           </w:p>
         </w:tc>
@@ -26241,7 +26241,7 @@
                 <w:b w:val="0"/>
                 <w:sz w:val="14"/>
               </w:rPr>
-              <w:t>Current exact tree b2f81b20322dd9e9268001126b07931b437e27df: zero entity-bound operation evidence for this entity/operation. Mother §71 forbids speculative CRUD/sibling-feature expansion; current revision authorizes no new behavior.</w:t>
+              <w:t>Current Word tree: RESOLVE_FRESH_AT_AUDIT_TIME: zero entity-bound operation evidence for this entity/operation. Mother §71 forbids speculative CRUD/sibling-feature expansion; current revision authorizes no new behavior.</w:t>
             </w:r>
           </w:p>
         </w:tc>
@@ -26365,7 +26365,7 @@
                 <w:b w:val="0"/>
                 <w:sz w:val="14"/>
               </w:rPr>
-              <w:t>Current exact tree b2f81b20322dd9e9268001126b07931b437e27df: zero entity-bound operation evidence for this entity/operation. Mother §71 forbids speculative CRUD/sibling-feature expansion; current revision authorizes no new behavior.</w:t>
+              <w:t>Current Word tree: RESOLVE_FRESH_AT_AUDIT_TIME: zero entity-bound operation evidence for this entity/operation. Mother §71 forbids speculative CRUD/sibling-feature expansion; current revision authorizes no new behavior.</w:t>
             </w:r>
           </w:p>
         </w:tc>
@@ -26489,7 +26489,7 @@
                 <w:b w:val="0"/>
                 <w:sz w:val="14"/>
               </w:rPr>
-              <w:t>Current exact tree b2f81b20322dd9e9268001126b07931b437e27df: zero entity-bound operation evidence for this entity/operation. Mother §71 forbids speculative CRUD/sibling-feature expansion; current revision authorizes no new behavior.</w:t>
+              <w:t>Current Word tree: RESOLVE_FRESH_AT_AUDIT_TIME: zero entity-bound operation evidence for this entity/operation. Mother §71 forbids speculative CRUD/sibling-feature expansion; current revision authorizes no new behavior.</w:t>
             </w:r>
           </w:p>
         </w:tc>
@@ -26551,7 +26551,7 @@
                 <w:b w:val="0"/>
                 <w:sz w:val="14"/>
               </w:rPr>
-              <w:t>Current exact tree b2f81b20322dd9e9268001126b07931b437e27df: zero entity-bound operation evidence for this entity/operation. Mother §71 forbids speculative CRUD/sibling-feature expansion; current revision authorizes no new behavior.</w:t>
+              <w:t>Current Word tree: RESOLVE_FRESH_AT_AUDIT_TIME: zero entity-bound operation evidence for this entity/operation. Mother §71 forbids speculative CRUD/sibling-feature expansion; current revision authorizes no new behavior.</w:t>
             </w:r>
           </w:p>
         </w:tc>
@@ -26613,7 +26613,7 @@
                 <w:b w:val="0"/>
                 <w:sz w:val="14"/>
               </w:rPr>
-              <w:t>Current exact tree b2f81b20322dd9e9268001126b07931b437e27df: zero entity-bound operation evidence for this entity/operation. Mother §71 forbids speculative CRUD/sibling-feature expansion; current revision authorizes no new behavior.</w:t>
+              <w:t>Current Word tree: RESOLVE_FRESH_AT_AUDIT_TIME: zero entity-bound operation evidence for this entity/operation. Mother §71 forbids speculative CRUD/sibling-feature expansion; current revision authorizes no new behavior.</w:t>
             </w:r>
           </w:p>
         </w:tc>
@@ -26675,7 +26675,7 @@
                 <w:b w:val="0"/>
                 <w:sz w:val="14"/>
               </w:rPr>
-              <w:t>Current exact tree b2f81b20322dd9e9268001126b07931b437e27df: zero entity-bound operation evidence for this entity/operation. Mother §71 forbids speculative CRUD/sibling-feature expansion; current revision authorizes no new behavior.</w:t>
+              <w:t>Current Word tree: RESOLVE_FRESH_AT_AUDIT_TIME: zero entity-bound operation evidence for this entity/operation. Mother §71 forbids speculative CRUD/sibling-feature expansion; current revision authorizes no new behavior.</w:t>
             </w:r>
           </w:p>
         </w:tc>
@@ -26737,7 +26737,7 @@
                 <w:b w:val="0"/>
                 <w:sz w:val="14"/>
               </w:rPr>
-              <w:t>Current exact tree b2f81b20322dd9e9268001126b07931b437e27df: zero entity-bound operation evidence for this entity/operation. Mother §71 forbids speculative CRUD/sibling-feature expansion; current revision authorizes no new behavior.</w:t>
+              <w:t>Current Word tree: RESOLVE_FRESH_AT_AUDIT_TIME: zero entity-bound operation evidence for this entity/operation. Mother §71 forbids speculative CRUD/sibling-feature expansion; current revision authorizes no new behavior.</w:t>
             </w:r>
           </w:p>
         </w:tc>
@@ -26799,7 +26799,7 @@
                 <w:b w:val="0"/>
                 <w:sz w:val="14"/>
               </w:rPr>
-              <w:t>Current exact tree b2f81b20322dd9e9268001126b07931b437e27df: zero entity-bound operation evidence for this entity/operation. Mother §71 forbids speculative CRUD/sibling-feature expansion; current revision authorizes no new behavior.</w:t>
+              <w:t>Current Word tree: RESOLVE_FRESH_AT_AUDIT_TIME: zero entity-bound operation evidence for this entity/operation. Mother §71 forbids speculative CRUD/sibling-feature expansion; current revision authorizes no new behavior.</w:t>
             </w:r>
           </w:p>
         </w:tc>
@@ -26861,7 +26861,7 @@
                 <w:b w:val="0"/>
                 <w:sz w:val="14"/>
               </w:rPr>
-              <w:t>Current exact tree b2f81b20322dd9e9268001126b07931b437e27df: zero entity-bound operation evidence for this entity/operation. Mother §71 forbids speculative CRUD/sibling-feature expansion; current revision authorizes no new behavior.</w:t>
+              <w:t>Current Word tree: RESOLVE_FRESH_AT_AUDIT_TIME: zero entity-bound operation evidence for this entity/operation. Mother §71 forbids speculative CRUD/sibling-feature expansion; current revision authorizes no new behavior.</w:t>
             </w:r>
           </w:p>
         </w:tc>
@@ -26923,7 +26923,7 @@
                 <w:b w:val="0"/>
                 <w:sz w:val="14"/>
               </w:rPr>
-              <w:t>Current exact tree b2f81b20322dd9e9268001126b07931b437e27df: zero entity-bound operation evidence for this entity/operation. Mother §71 forbids speculative CRUD/sibling-feature expansion; current revision authorizes no new behavior.</w:t>
+              <w:t>Current Word tree: RESOLVE_FRESH_AT_AUDIT_TIME: zero entity-bound operation evidence for this entity/operation. Mother §71 forbids speculative CRUD/sibling-feature expansion; current revision authorizes no new behavior.</w:t>
             </w:r>
           </w:p>
         </w:tc>
@@ -26985,7 +26985,7 @@
                 <w:b w:val="0"/>
                 <w:sz w:val="14"/>
               </w:rPr>
-              <w:t>Current exact tree b2f81b20322dd9e9268001126b07931b437e27df: zero entity-bound operation evidence for this entity/operation. Mother §71 forbids speculative CRUD/sibling-feature expansion; current revision authorizes no new behavior.</w:t>
+              <w:t>Current Word tree: RESOLVE_FRESH_AT_AUDIT_TIME: zero entity-bound operation evidence for this entity/operation. Mother §71 forbids speculative CRUD/sibling-feature expansion; current revision authorizes no new behavior.</w:t>
             </w:r>
           </w:p>
         </w:tc>
@@ -27047,7 +27047,7 @@
                 <w:b w:val="0"/>
                 <w:sz w:val="14"/>
               </w:rPr>
-              <w:t>Current exact tree b2f81b20322dd9e9268001126b07931b437e27df: zero entity-bound operation evidence for this entity/operation. Mother §71 forbids speculative CRUD/sibling-feature expansion; current revision authorizes no new behavior.</w:t>
+              <w:t>Current Word tree: RESOLVE_FRESH_AT_AUDIT_TIME: zero entity-bound operation evidence for this entity/operation. Mother §71 forbids speculative CRUD/sibling-feature expansion; current revision authorizes no new behavior.</w:t>
             </w:r>
           </w:p>
         </w:tc>
@@ -27171,7 +27171,7 @@
                 <w:b w:val="0"/>
                 <w:sz w:val="14"/>
               </w:rPr>
-              <w:t>Current exact tree b2f81b20322dd9e9268001126b07931b437e27df: zero entity-bound operation evidence for this entity/operation. Mother §71 forbids speculative CRUD/sibling-feature expansion; current revision authorizes no new behavior.</w:t>
+              <w:t>Current Word tree: RESOLVE_FRESH_AT_AUDIT_TIME: zero entity-bound operation evidence for this entity/operation. Mother §71 forbids speculative CRUD/sibling-feature expansion; current revision authorizes no new behavior.</w:t>
             </w:r>
           </w:p>
         </w:tc>
@@ -27233,7 +27233,7 @@
                 <w:b w:val="0"/>
                 <w:sz w:val="14"/>
               </w:rPr>
-              <w:t>Current exact tree b2f81b20322dd9e9268001126b07931b437e27df: zero entity-bound operation evidence for this entity/operation. Mother §71 forbids speculative CRUD/sibling-feature expansion; current revision authorizes no new behavior.</w:t>
+              <w:t>Current Word tree: RESOLVE_FRESH_AT_AUDIT_TIME: zero entity-bound operation evidence for this entity/operation. Mother §71 forbids speculative CRUD/sibling-feature expansion; current revision authorizes no new behavior.</w:t>
             </w:r>
           </w:p>
         </w:tc>
@@ -27357,7 +27357,7 @@
                 <w:b w:val="0"/>
                 <w:sz w:val="14"/>
               </w:rPr>
-              <w:t>Current exact tree b2f81b20322dd9e9268001126b07931b437e27df: zero entity-bound operation evidence for this entity/operation. Mother §71 forbids speculative CRUD/sibling-feature expansion; current revision authorizes no new behavior.</w:t>
+              <w:t>Current Word tree: RESOLVE_FRESH_AT_AUDIT_TIME: zero entity-bound operation evidence for this entity/operation. Mother §71 forbids speculative CRUD/sibling-feature expansion; current revision authorizes no new behavior.</w:t>
             </w:r>
           </w:p>
         </w:tc>
@@ -27419,7 +27419,7 @@
                 <w:b w:val="0"/>
                 <w:sz w:val="14"/>
               </w:rPr>
-              <w:t>Current exact tree b2f81b20322dd9e9268001126b07931b437e27df: zero entity-bound operation evidence for this entity/operation. Mother §71 forbids speculative CRUD/sibling-feature expansion; current revision authorizes no new behavior.</w:t>
+              <w:t>Current Word tree: RESOLVE_FRESH_AT_AUDIT_TIME: zero entity-bound operation evidence for this entity/operation. Mother §71 forbids speculative CRUD/sibling-feature expansion; current revision authorizes no new behavior.</w:t>
             </w:r>
           </w:p>
         </w:tc>
@@ -27481,7 +27481,7 @@
                 <w:b w:val="0"/>
                 <w:sz w:val="14"/>
               </w:rPr>
-              <w:t>Current exact tree b2f81b20322dd9e9268001126b07931b437e27df: zero entity-bound operation evidence for this entity/operation. Mother §71 forbids speculative CRUD/sibling-feature expansion; current revision authorizes no new behavior.</w:t>
+              <w:t>Current Word tree: RESOLVE_FRESH_AT_AUDIT_TIME: zero entity-bound operation evidence for this entity/operation. Mother §71 forbids speculative CRUD/sibling-feature expansion; current revision authorizes no new behavior.</w:t>
             </w:r>
           </w:p>
         </w:tc>
@@ -27605,7 +27605,7 @@
                 <w:b w:val="0"/>
                 <w:sz w:val="14"/>
               </w:rPr>
-              <w:t>Current exact tree b2f81b20322dd9e9268001126b07931b437e27df: zero entity-bound operation evidence for this entity/operation. Mother §71 forbids speculative CRUD/sibling-feature expansion; current revision authorizes no new behavior.</w:t>
+              <w:t>Current Word tree: RESOLVE_FRESH_AT_AUDIT_TIME: zero entity-bound operation evidence for this entity/operation. Mother §71 forbids speculative CRUD/sibling-feature expansion; current revision authorizes no new behavior.</w:t>
             </w:r>
           </w:p>
         </w:tc>
@@ -27667,7 +27667,7 @@
                 <w:b w:val="0"/>
                 <w:sz w:val="14"/>
               </w:rPr>
-              <w:t>Current exact tree b2f81b20322dd9e9268001126b07931b437e27df: zero entity-bound operation evidence for this entity/operation. Mother §71 forbids speculative CRUD/sibling-feature expansion; current revision authorizes no new behavior.</w:t>
+              <w:t>Current Word tree: RESOLVE_FRESH_AT_AUDIT_TIME: zero entity-bound operation evidence for this entity/operation. Mother §71 forbids speculative CRUD/sibling-feature expansion; current revision authorizes no new behavior.</w:t>
             </w:r>
           </w:p>
         </w:tc>
@@ -27791,7 +27791,7 @@
                 <w:b w:val="0"/>
                 <w:sz w:val="14"/>
               </w:rPr>
-              <w:t>Current exact tree b2f81b20322dd9e9268001126b07931b437e27df: zero entity-bound operation evidence for this entity/operation. Mother §71 forbids speculative CRUD/sibling-feature expansion; current revision authorizes no new behavior.</w:t>
+              <w:t>Current Word tree: RESOLVE_FRESH_AT_AUDIT_TIME: zero entity-bound operation evidence for this entity/operation. Mother §71 forbids speculative CRUD/sibling-feature expansion; current revision authorizes no new behavior.</w:t>
             </w:r>
           </w:p>
         </w:tc>
@@ -27915,7 +27915,7 @@
                 <w:b w:val="0"/>
                 <w:sz w:val="14"/>
               </w:rPr>
-              <w:t>Current exact tree b2f81b20322dd9e9268001126b07931b437e27df: zero entity-bound operation evidence for this entity/operation. Mother §71 forbids speculative CRUD/sibling-feature expansion; current revision authorizes no new behavior.</w:t>
+              <w:t>Current Word tree: RESOLVE_FRESH_AT_AUDIT_TIME: zero entity-bound operation evidence for this entity/operation. Mother §71 forbids speculative CRUD/sibling-feature expansion; current revision authorizes no new behavior.</w:t>
             </w:r>
           </w:p>
         </w:tc>
@@ -27977,7 +27977,7 @@
                 <w:b w:val="0"/>
                 <w:sz w:val="14"/>
               </w:rPr>
-              <w:t>Current exact tree b2f81b20322dd9e9268001126b07931b437e27df: zero entity-bound operation evidence for this entity/operation. Mother §71 forbids speculative CRUD/sibling-feature expansion; current revision authorizes no new behavior.</w:t>
+              <w:t>Current Word tree: RESOLVE_FRESH_AT_AUDIT_TIME: zero entity-bound operation evidence for this entity/operation. Mother §71 forbids speculative CRUD/sibling-feature expansion; current revision authorizes no new behavior.</w:t>
             </w:r>
           </w:p>
         </w:tc>
@@ -28039,7 +28039,7 @@
                 <w:b w:val="0"/>
                 <w:sz w:val="14"/>
               </w:rPr>
-              <w:t>Current exact tree b2f81b20322dd9e9268001126b07931b437e27df: zero entity-bound operation evidence for this entity/operation. Mother §71 forbids speculative CRUD/sibling-feature expansion; current revision authorizes no new behavior.</w:t>
+              <w:t>Current Word tree: RESOLVE_FRESH_AT_AUDIT_TIME: zero entity-bound operation evidence for this entity/operation. Mother §71 forbids speculative CRUD/sibling-feature expansion; current revision authorizes no new behavior.</w:t>
             </w:r>
           </w:p>
         </w:tc>
@@ -28101,7 +28101,7 @@
                 <w:b w:val="0"/>
                 <w:sz w:val="14"/>
               </w:rPr>
-              <w:t>Current exact tree b2f81b20322dd9e9268001126b07931b437e27df: zero entity-bound operation evidence for this entity/operation. Mother §71 forbids speculative CRUD/sibling-feature expansion; current revision authorizes no new behavior.</w:t>
+              <w:t>Current Word tree: RESOLVE_FRESH_AT_AUDIT_TIME: zero entity-bound operation evidence for this entity/operation. Mother §71 forbids speculative CRUD/sibling-feature expansion; current revision authorizes no new behavior.</w:t>
             </w:r>
           </w:p>
         </w:tc>
@@ -28163,7 +28163,7 @@
                 <w:b w:val="0"/>
                 <w:sz w:val="14"/>
               </w:rPr>
-              <w:t>Current exact tree b2f81b20322dd9e9268001126b07931b437e27df: zero entity-bound operation evidence for this entity/operation. Mother §71 forbids speculative CRUD/sibling-feature expansion; current revision authorizes no new behavior.</w:t>
+              <w:t>Current Word tree: RESOLVE_FRESH_AT_AUDIT_TIME: zero entity-bound operation evidence for this entity/operation. Mother §71 forbids speculative CRUD/sibling-feature expansion; current revision authorizes no new behavior.</w:t>
             </w:r>
           </w:p>
         </w:tc>
@@ -28225,7 +28225,7 @@
                 <w:b w:val="0"/>
                 <w:sz w:val="14"/>
               </w:rPr>
-              <w:t>Current exact tree b2f81b20322dd9e9268001126b07931b437e27df: zero entity-bound operation evidence for this entity/operation. Mother §71 forbids speculative CRUD/sibling-feature expansion; current revision authorizes no new behavior.</w:t>
+              <w:t>Current Word tree: RESOLVE_FRESH_AT_AUDIT_TIME: zero entity-bound operation evidence for this entity/operation. Mother §71 forbids speculative CRUD/sibling-feature expansion; current revision authorizes no new behavior.</w:t>
             </w:r>
           </w:p>
         </w:tc>
@@ -28287,7 +28287,7 @@
                 <w:b w:val="0"/>
                 <w:sz w:val="14"/>
               </w:rPr>
-              <w:t>Current exact tree b2f81b20322dd9e9268001126b07931b437e27df: zero entity-bound operation evidence for this entity/operation. Mother §71 forbids speculative CRUD/sibling-feature expansion; current revision authorizes no new behavior.</w:t>
+              <w:t>Current Word tree: RESOLVE_FRESH_AT_AUDIT_TIME: zero entity-bound operation evidence for this entity/operation. Mother §71 forbids speculative CRUD/sibling-feature expansion; current revision authorizes no new behavior.</w:t>
             </w:r>
           </w:p>
         </w:tc>
@@ -28349,7 +28349,7 @@
                 <w:b w:val="0"/>
                 <w:sz w:val="14"/>
               </w:rPr>
-              <w:t>Current exact tree b2f81b20322dd9e9268001126b07931b437e27df: zero entity-bound operation evidence for this entity/operation. Mother §71 forbids speculative CRUD/sibling-feature expansion; current revision authorizes no new behavior.</w:t>
+              <w:t>Current Word tree: RESOLVE_FRESH_AT_AUDIT_TIME: zero entity-bound operation evidence for this entity/operation. Mother §71 forbids speculative CRUD/sibling-feature expansion; current revision authorizes no new behavior.</w:t>
             </w:r>
           </w:p>
         </w:tc>
@@ -28411,7 +28411,7 @@
                 <w:b w:val="0"/>
                 <w:sz w:val="14"/>
               </w:rPr>
-              <w:t>Current exact tree b2f81b20322dd9e9268001126b07931b437e27df: zero entity-bound operation evidence for this entity/operation. Mother §71 forbids speculative CRUD/sibling-feature expansion; current revision authorizes no new behavior.</w:t>
+              <w:t>Current Word tree: RESOLVE_FRESH_AT_AUDIT_TIME: zero entity-bound operation evidence for this entity/operation. Mother §71 forbids speculative CRUD/sibling-feature expansion; current revision authorizes no new behavior.</w:t>
             </w:r>
           </w:p>
         </w:tc>
@@ -28473,7 +28473,7 @@
                 <w:b w:val="0"/>
                 <w:sz w:val="14"/>
               </w:rPr>
-              <w:t>Current exact tree b2f81b20322dd9e9268001126b07931b437e27df: zero entity-bound operation evidence for this entity/operation. Mother §71 forbids speculative CRUD/sibling-feature expansion; current revision authorizes no new behavior.</w:t>
+              <w:t>Current Word tree: RESOLVE_FRESH_AT_AUDIT_TIME: zero entity-bound operation evidence for this entity/operation. Mother §71 forbids speculative CRUD/sibling-feature expansion; current revision authorizes no new behavior.</w:t>
             </w:r>
           </w:p>
         </w:tc>
@@ -28597,7 +28597,7 @@
                 <w:b w:val="0"/>
                 <w:sz w:val="14"/>
               </w:rPr>
-              <w:t>Current exact tree b2f81b20322dd9e9268001126b07931b437e27df: zero entity-bound operation evidence for this entity/operation. Mother §71 forbids speculative CRUD/sibling-feature expansion; current revision authorizes no new behavior.</w:t>
+              <w:t>Current Word tree: RESOLVE_FRESH_AT_AUDIT_TIME: zero entity-bound operation evidence for this entity/operation. Mother §71 forbids speculative CRUD/sibling-feature expansion; current revision authorizes no new behavior.</w:t>
             </w:r>
           </w:p>
         </w:tc>
@@ -28659,7 +28659,7 @@
                 <w:b w:val="0"/>
                 <w:sz w:val="14"/>
               </w:rPr>
-              <w:t>Current exact tree b2f81b20322dd9e9268001126b07931b437e27df: zero entity-bound operation evidence for this entity/operation. Mother §71 forbids speculative CRUD/sibling-feature expansion; current revision authorizes no new behavior.</w:t>
+              <w:t>Current Word tree: RESOLVE_FRESH_AT_AUDIT_TIME: zero entity-bound operation evidence for this entity/operation. Mother §71 forbids speculative CRUD/sibling-feature expansion; current revision authorizes no new behavior.</w:t>
             </w:r>
           </w:p>
         </w:tc>
@@ -28783,7 +28783,7 @@
                 <w:b w:val="0"/>
                 <w:sz w:val="14"/>
               </w:rPr>
-              <w:t>Current exact tree b2f81b20322dd9e9268001126b07931b437e27df: zero entity-bound operation evidence for this entity/operation. Mother §71 forbids speculative CRUD/sibling-feature expansion; current revision authorizes no new behavior.</w:t>
+              <w:t>Current Word tree: RESOLVE_FRESH_AT_AUDIT_TIME: zero entity-bound operation evidence for this entity/operation. Mother §71 forbids speculative CRUD/sibling-feature expansion; current revision authorizes no new behavior.</w:t>
             </w:r>
           </w:p>
         </w:tc>
@@ -28845,7 +28845,7 @@
                 <w:b w:val="0"/>
                 <w:sz w:val="14"/>
               </w:rPr>
-              <w:t>Current exact tree b2f81b20322dd9e9268001126b07931b437e27df: zero entity-bound operation evidence for this entity/operation. Mother §71 forbids speculative CRUD/sibling-feature expansion; current revision authorizes no new behavior.</w:t>
+              <w:t>Current Word tree: RESOLVE_FRESH_AT_AUDIT_TIME: zero entity-bound operation evidence for this entity/operation. Mother §71 forbids speculative CRUD/sibling-feature expansion; current revision authorizes no new behavior.</w:t>
             </w:r>
           </w:p>
         </w:tc>
@@ -28907,7 +28907,7 @@
                 <w:b w:val="0"/>
                 <w:sz w:val="14"/>
               </w:rPr>
-              <w:t>Current exact tree b2f81b20322dd9e9268001126b07931b437e27df: zero entity-bound operation evidence for this entity/operation. Mother §71 forbids speculative CRUD/sibling-feature expansion; current revision authorizes no new behavior.</w:t>
+              <w:t>Current Word tree: RESOLVE_FRESH_AT_AUDIT_TIME: zero entity-bound operation evidence for this entity/operation. Mother §71 forbids speculative CRUD/sibling-feature expansion; current revision authorizes no new behavior.</w:t>
             </w:r>
           </w:p>
         </w:tc>
@@ -29031,7 +29031,7 @@
                 <w:b w:val="0"/>
                 <w:sz w:val="14"/>
               </w:rPr>
-              <w:t>Current exact tree b2f81b20322dd9e9268001126b07931b437e27df: zero entity-bound operation evidence for this entity/operation. Mother §71 forbids speculative CRUD/sibling-feature expansion; current revision authorizes no new behavior.</w:t>
+              <w:t>Current Word tree: RESOLVE_FRESH_AT_AUDIT_TIME: zero entity-bound operation evidence for this entity/operation. Mother §71 forbids speculative CRUD/sibling-feature expansion; current revision authorizes no new behavior.</w:t>
             </w:r>
           </w:p>
         </w:tc>
@@ -29093,7 +29093,7 @@
                 <w:b w:val="0"/>
                 <w:sz w:val="14"/>
               </w:rPr>
-              <w:t>Current exact tree b2f81b20322dd9e9268001126b07931b437e27df: zero entity-bound operation evidence for this entity/operation. Mother §71 forbids speculative CRUD/sibling-feature expansion; current revision authorizes no new behavior.</w:t>
+              <w:t>Current Word tree: RESOLVE_FRESH_AT_AUDIT_TIME: zero entity-bound operation evidence for this entity/operation. Mother §71 forbids speculative CRUD/sibling-feature expansion; current revision authorizes no new behavior.</w:t>
             </w:r>
           </w:p>
         </w:tc>
@@ -29217,7 +29217,7 @@
                 <w:b w:val="0"/>
                 <w:sz w:val="14"/>
               </w:rPr>
-              <w:t>Current exact tree b2f81b20322dd9e9268001126b07931b437e27df: zero entity-bound operation evidence for this entity/operation. Mother §71 forbids speculative CRUD/sibling-feature expansion; current revision authorizes no new behavior.</w:t>
+              <w:t>Current Word tree: RESOLVE_FRESH_AT_AUDIT_TIME: zero entity-bound operation evidence for this entity/operation. Mother §71 forbids speculative CRUD/sibling-feature expansion; current revision authorizes no new behavior.</w:t>
             </w:r>
           </w:p>
         </w:tc>
@@ -29341,7 +29341,7 @@
                 <w:b w:val="0"/>
                 <w:sz w:val="14"/>
               </w:rPr>
-              <w:t>Current exact tree b2f81b20322dd9e9268001126b07931b437e27df: zero entity-bound operation evidence for this entity/operation. Mother §71 forbids speculative CRUD/sibling-feature expansion; current revision authorizes no new behavior.</w:t>
+              <w:t>Current Word tree: RESOLVE_FRESH_AT_AUDIT_TIME: zero entity-bound operation evidence for this entity/operation. Mother §71 forbids speculative CRUD/sibling-feature expansion; current revision authorizes no new behavior.</w:t>
             </w:r>
           </w:p>
         </w:tc>
@@ -29403,7 +29403,7 @@
                 <w:b w:val="0"/>
                 <w:sz w:val="14"/>
               </w:rPr>
-              <w:t>Current exact tree b2f81b20322dd9e9268001126b07931b437e27df: zero entity-bound operation evidence for this entity/operation. Mother §71 forbids speculative CRUD/sibling-feature expansion; current revision authorizes no new behavior.</w:t>
+              <w:t>Current Word tree: RESOLVE_FRESH_AT_AUDIT_TIME: zero entity-bound operation evidence for this entity/operation. Mother §71 forbids speculative CRUD/sibling-feature expansion; current revision authorizes no new behavior.</w:t>
             </w:r>
           </w:p>
         </w:tc>
@@ -29465,7 +29465,7 @@
                 <w:b w:val="0"/>
                 <w:sz w:val="14"/>
               </w:rPr>
-              <w:t>Current exact tree b2f81b20322dd9e9268001126b07931b437e27df: zero entity-bound operation evidence for this entity/operation. Mother §71 forbids speculative CRUD/sibling-feature expansion; current revision authorizes no new behavior.</w:t>
+              <w:t>Current Word tree: RESOLVE_FRESH_AT_AUDIT_TIME: zero entity-bound operation evidence for this entity/operation. Mother §71 forbids speculative CRUD/sibling-feature expansion; current revision authorizes no new behavior.</w:t>
             </w:r>
           </w:p>
         </w:tc>
@@ -29527,7 +29527,7 @@
                 <w:b w:val="0"/>
                 <w:sz w:val="14"/>
               </w:rPr>
-              <w:t>Current exact tree b2f81b20322dd9e9268001126b07931b437e27df: zero entity-bound operation evidence for this entity/operation. Mother §71 forbids speculative CRUD/sibling-feature expansion; current revision authorizes no new behavior.</w:t>
+              <w:t>Current Word tree: RESOLVE_FRESH_AT_AUDIT_TIME: zero entity-bound operation evidence for this entity/operation. Mother §71 forbids speculative CRUD/sibling-feature expansion; current revision authorizes no new behavior.</w:t>
             </w:r>
           </w:p>
         </w:tc>
@@ -29589,7 +29589,7 @@
                 <w:b w:val="0"/>
                 <w:sz w:val="14"/>
               </w:rPr>
-              <w:t>Current exact tree b2f81b20322dd9e9268001126b07931b437e27df: zero entity-bound operation evidence for this entity/operation. Mother §71 forbids speculative CRUD/sibling-feature expansion; current revision authorizes no new behavior.</w:t>
+              <w:t>Current Word tree: RESOLVE_FRESH_AT_AUDIT_TIME: zero entity-bound operation evidence for this entity/operation. Mother §71 forbids speculative CRUD/sibling-feature expansion; current revision authorizes no new behavior.</w:t>
             </w:r>
           </w:p>
         </w:tc>
@@ -29651,7 +29651,7 @@
                 <w:b w:val="0"/>
                 <w:sz w:val="14"/>
               </w:rPr>
-              <w:t>Current exact tree b2f81b20322dd9e9268001126b07931b437e27df: zero entity-bound operation evidence for this entity/operation. Mother §71 forbids speculative CRUD/sibling-feature expansion; current revision authorizes no new behavior.</w:t>
+              <w:t>Current Word tree: RESOLVE_FRESH_AT_AUDIT_TIME: zero entity-bound operation evidence for this entity/operation. Mother §71 forbids speculative CRUD/sibling-feature expansion; current revision authorizes no new behavior.</w:t>
             </w:r>
           </w:p>
         </w:tc>
@@ -29713,7 +29713,7 @@
                 <w:b w:val="0"/>
                 <w:sz w:val="14"/>
               </w:rPr>
-              <w:t>Current exact tree b2f81b20322dd9e9268001126b07931b437e27df: zero entity-bound operation evidence for this entity/operation. Mother §71 forbids speculative CRUD/sibling-feature expansion; current revision authorizes no new behavior.</w:t>
+              <w:t>Current Word tree: RESOLVE_FRESH_AT_AUDIT_TIME: zero entity-bound operation evidence for this entity/operation. Mother §71 forbids speculative CRUD/sibling-feature expansion; current revision authorizes no new behavior.</w:t>
             </w:r>
           </w:p>
         </w:tc>
@@ -29837,7 +29837,7 @@
                 <w:b w:val="0"/>
                 <w:sz w:val="14"/>
               </w:rPr>
-              <w:t>Current exact tree b2f81b20322dd9e9268001126b07931b437e27df: zero entity-bound operation evidence for this entity/operation. Mother §71 forbids speculative CRUD/sibling-feature expansion; current revision authorizes no new behavior.</w:t>
+              <w:t>Current Word tree: RESOLVE_FRESH_AT_AUDIT_TIME: zero entity-bound operation evidence for this entity/operation. Mother §71 forbids speculative CRUD/sibling-feature expansion; current revision authorizes no new behavior.</w:t>
             </w:r>
           </w:p>
         </w:tc>
@@ -29899,7 +29899,7 @@
                 <w:b w:val="0"/>
                 <w:sz w:val="14"/>
               </w:rPr>
-              <w:t>Current exact tree b2f81b20322dd9e9268001126b07931b437e27df: zero entity-bound operation evidence for this entity/operation. Mother §71 forbids speculative CRUD/sibling-feature expansion; current revision authorizes no new behavior.</w:t>
+              <w:t>Current Word tree: RESOLVE_FRESH_AT_AUDIT_TIME: zero entity-bound operation evidence for this entity/operation. Mother §71 forbids speculative CRUD/sibling-feature expansion; current revision authorizes no new behavior.</w:t>
             </w:r>
           </w:p>
         </w:tc>
@@ -30023,7 +30023,7 @@
                 <w:b w:val="0"/>
                 <w:sz w:val="14"/>
               </w:rPr>
-              <w:t>Current exact tree b2f81b20322dd9e9268001126b07931b437e27df: zero entity-bound operation evidence for this entity/operation. Mother §71 forbids speculative CRUD/sibling-feature expansion; current revision authorizes no new behavior.</w:t>
+              <w:t>Current Word tree: RESOLVE_FRESH_AT_AUDIT_TIME: zero entity-bound operation evidence for this entity/operation. Mother §71 forbids speculative CRUD/sibling-feature expansion; current revision authorizes no new behavior.</w:t>
             </w:r>
           </w:p>
         </w:tc>
@@ -30085,7 +30085,7 @@
                 <w:b w:val="0"/>
                 <w:sz w:val="14"/>
               </w:rPr>
-              <w:t>Current exact tree b2f81b20322dd9e9268001126b07931b437e27df: zero entity-bound operation evidence for this entity/operation. Mother §71 forbids speculative CRUD/sibling-feature expansion; current revision authorizes no new behavior.</w:t>
+              <w:t>Current Word tree: RESOLVE_FRESH_AT_AUDIT_TIME: zero entity-bound operation evidence for this entity/operation. Mother §71 forbids speculative CRUD/sibling-feature expansion; current revision authorizes no new behavior.</w:t>
             </w:r>
           </w:p>
         </w:tc>
@@ -30209,7 +30209,7 @@
                 <w:b w:val="0"/>
                 <w:sz w:val="14"/>
               </w:rPr>
-              <w:t>Current exact tree b2f81b20322dd9e9268001126b07931b437e27df: zero entity-bound operation evidence for this entity/operation. Mother §71 forbids speculative CRUD/sibling-feature expansion; current revision authorizes no new behavior.</w:t>
+              <w:t>Current Word tree: RESOLVE_FRESH_AT_AUDIT_TIME: zero entity-bound operation evidence for this entity/operation. Mother §71 forbids speculative CRUD/sibling-feature expansion; current revision authorizes no new behavior.</w:t>
             </w:r>
           </w:p>
         </w:tc>
@@ -30271,7 +30271,7 @@
                 <w:b w:val="0"/>
                 <w:sz w:val="14"/>
               </w:rPr>
-              <w:t>Current exact tree b2f81b20322dd9e9268001126b07931b437e27df: zero entity-bound operation evidence for this entity/operation. Mother §71 forbids speculative CRUD/sibling-feature expansion; current revision authorizes no new behavior.</w:t>
+              <w:t>Current Word tree: RESOLVE_FRESH_AT_AUDIT_TIME: zero entity-bound operation evidence for this entity/operation. Mother §71 forbids speculative CRUD/sibling-feature expansion; current revision authorizes no new behavior.</w:t>
             </w:r>
           </w:p>
         </w:tc>
@@ -30457,7 +30457,7 @@
                 <w:b w:val="0"/>
                 <w:sz w:val="14"/>
               </w:rPr>
-              <w:t>Current exact tree b2f81b20322dd9e9268001126b07931b437e27df: zero entity-bound operation evidence for this entity/operation. Mother §71 forbids speculative CRUD/sibling-feature expansion; current revision authorizes no new behavior.</w:t>
+              <w:t>Current Word tree: RESOLVE_FRESH_AT_AUDIT_TIME: zero entity-bound operation evidence for this entity/operation. Mother §71 forbids speculative CRUD/sibling-feature expansion; current revision authorizes no new behavior.</w:t>
             </w:r>
           </w:p>
         </w:tc>
@@ -30519,7 +30519,7 @@
                 <w:b w:val="0"/>
                 <w:sz w:val="14"/>
               </w:rPr>
-              <w:t>Current exact tree b2f81b20322dd9e9268001126b07931b437e27df: zero entity-bound operation evidence for this entity/operation. Mother §71 forbids speculative CRUD/sibling-feature expansion; current revision authorizes no new behavior.</w:t>
+              <w:t>Current Word tree: RESOLVE_FRESH_AT_AUDIT_TIME: zero entity-bound operation evidence for this entity/operation. Mother §71 forbids speculative CRUD/sibling-feature expansion; current revision authorizes no new behavior.</w:t>
             </w:r>
           </w:p>
         </w:tc>
@@ -30643,7 +30643,7 @@
                 <w:b w:val="0"/>
                 <w:sz w:val="14"/>
               </w:rPr>
-              <w:t>Current exact tree b2f81b20322dd9e9268001126b07931b437e27df: zero entity-bound operation evidence for this entity/operation. Mother §71 forbids speculative CRUD/sibling-feature expansion; current revision authorizes no new behavior.</w:t>
+              <w:t>Current Word tree: RESOLVE_FRESH_AT_AUDIT_TIME: zero entity-bound operation evidence for this entity/operation. Mother §71 forbids speculative CRUD/sibling-feature expansion; current revision authorizes no new behavior.</w:t>
             </w:r>
           </w:p>
         </w:tc>
@@ -30767,7 +30767,7 @@
                 <w:b w:val="0"/>
                 <w:sz w:val="14"/>
               </w:rPr>
-              <w:t>Current exact tree b2f81b20322dd9e9268001126b07931b437e27df: zero entity-bound operation evidence for this entity/operation. Mother §71 forbids speculative CRUD/sibling-feature expansion; current revision authorizes no new behavior.</w:t>
+              <w:t>Current Word tree: RESOLVE_FRESH_AT_AUDIT_TIME: zero entity-bound operation evidence for this entity/operation. Mother §71 forbids speculative CRUD/sibling-feature expansion; current revision authorizes no new behavior.</w:t>
             </w:r>
           </w:p>
         </w:tc>
@@ -30829,7 +30829,7 @@
                 <w:b w:val="0"/>
                 <w:sz w:val="14"/>
               </w:rPr>
-              <w:t>Current exact tree b2f81b20322dd9e9268001126b07931b437e27df: zero entity-bound operation evidence for this entity/operation. Mother §71 forbids speculative CRUD/sibling-feature expansion; current revision authorizes no new behavior.</w:t>
+              <w:t>Current Word tree: RESOLVE_FRESH_AT_AUDIT_TIME: zero entity-bound operation evidence for this entity/operation. Mother §71 forbids speculative CRUD/sibling-feature expansion; current revision authorizes no new behavior.</w:t>
             </w:r>
           </w:p>
         </w:tc>
@@ -30891,7 +30891,7 @@
                 <w:b w:val="0"/>
                 <w:sz w:val="14"/>
               </w:rPr>
-              <w:t>Current exact tree b2f81b20322dd9e9268001126b07931b437e27df: zero entity-bound operation evidence for this entity/operation. Mother §71 forbids speculative CRUD/sibling-feature expansion; current revision authorizes no new behavior.</w:t>
+              <w:t>Current Word tree: RESOLVE_FRESH_AT_AUDIT_TIME: zero entity-bound operation evidence for this entity/operation. Mother §71 forbids speculative CRUD/sibling-feature expansion; current revision authorizes no new behavior.</w:t>
             </w:r>
           </w:p>
         </w:tc>
@@ -30953,7 +30953,7 @@
                 <w:b w:val="0"/>
                 <w:sz w:val="14"/>
               </w:rPr>
-              <w:t>Current exact tree b2f81b20322dd9e9268001126b07931b437e27df: zero entity-bound operation evidence for this entity/operation. Mother §71 forbids speculative CRUD/sibling-feature expansion; current revision authorizes no new behavior.</w:t>
+              <w:t>Current Word tree: RESOLVE_FRESH_AT_AUDIT_TIME: zero entity-bound operation evidence for this entity/operation. Mother §71 forbids speculative CRUD/sibling-feature expansion; current revision authorizes no new behavior.</w:t>
             </w:r>
           </w:p>
         </w:tc>
@@ -31015,7 +31015,7 @@
                 <w:b w:val="0"/>
                 <w:sz w:val="14"/>
               </w:rPr>
-              <w:t>Current exact tree b2f81b20322dd9e9268001126b07931b437e27df: zero entity-bound operation evidence for this entity/operation. Mother §71 forbids speculative CRUD/sibling-feature expansion; current revision authorizes no new behavior.</w:t>
+              <w:t>Current Word tree: RESOLVE_FRESH_AT_AUDIT_TIME: zero entity-bound operation evidence for this entity/operation. Mother §71 forbids speculative CRUD/sibling-feature expansion; current revision authorizes no new behavior.</w:t>
             </w:r>
           </w:p>
         </w:tc>
@@ -31077,7 +31077,7 @@
                 <w:b w:val="0"/>
                 <w:sz w:val="14"/>
               </w:rPr>
-              <w:t>Current exact tree b2f81b20322dd9e9268001126b07931b437e27df: zero entity-bound operation evidence for this entity/operation. Mother §71 forbids speculative CRUD/sibling-feature expansion; current revision authorizes no new behavior.</w:t>
+              <w:t>Current Word tree: RESOLVE_FRESH_AT_AUDIT_TIME: zero entity-bound operation evidence for this entity/operation. Mother §71 forbids speculative CRUD/sibling-feature expansion; current revision authorizes no new behavior.</w:t>
             </w:r>
           </w:p>
         </w:tc>
@@ -31139,7 +31139,7 @@
                 <w:b w:val="0"/>
                 <w:sz w:val="14"/>
               </w:rPr>
-              <w:t>Current exact tree b2f81b20322dd9e9268001126b07931b437e27df: zero entity-bound operation evidence for this entity/operation. Mother §71 forbids speculative CRUD/sibling-feature expansion; current revision authorizes no new behavior.</w:t>
+              <w:t>Current Word tree: RESOLVE_FRESH_AT_AUDIT_TIME: zero entity-bound operation evidence for this entity/operation. Mother §71 forbids speculative CRUD/sibling-feature expansion; current revision authorizes no new behavior.</w:t>
             </w:r>
           </w:p>
         </w:tc>
@@ -31201,7 +31201,7 @@
                 <w:b w:val="0"/>
                 <w:sz w:val="14"/>
               </w:rPr>
-              <w:t>Current exact tree b2f81b20322dd9e9268001126b07931b437e27df: zero entity-bound operation evidence for this entity/operation. Mother §71 forbids speculative CRUD/sibling-feature expansion; current revision authorizes no new behavior.</w:t>
+              <w:t>Current Word tree: RESOLVE_FRESH_AT_AUDIT_TIME: zero entity-bound operation evidence for this entity/operation. Mother §71 forbids speculative CRUD/sibling-feature expansion; current revision authorizes no new behavior.</w:t>
             </w:r>
           </w:p>
         </w:tc>
@@ -31263,7 +31263,7 @@
                 <w:b w:val="0"/>
                 <w:sz w:val="14"/>
               </w:rPr>
-              <w:t>Current exact tree b2f81b20322dd9e9268001126b07931b437e27df: zero entity-bound operation evidence for this entity/operation. Mother §71 forbids speculative CRUD/sibling-feature expansion; current revision authorizes no new behavior.</w:t>
+              <w:t>Current Word tree: RESOLVE_FRESH_AT_AUDIT_TIME: zero entity-bound operation evidence for this entity/operation. Mother §71 forbids speculative CRUD/sibling-feature expansion; current revision authorizes no new behavior.</w:t>
             </w:r>
           </w:p>
         </w:tc>
@@ -31325,7 +31325,7 @@
                 <w:b w:val="0"/>
                 <w:sz w:val="14"/>
               </w:rPr>
-              <w:t>Current exact tree b2f81b20322dd9e9268001126b07931b437e27df: zero entity-bound operation evidence for this entity/operation. Mother §71 forbids speculative CRUD/sibling-feature expansion; current revision authorizes no new behavior.</w:t>
+              <w:t>Current Word tree: RESOLVE_FRESH_AT_AUDIT_TIME: zero entity-bound operation evidence for this entity/operation. Mother §71 forbids speculative CRUD/sibling-feature expansion; current revision authorizes no new behavior.</w:t>
             </w:r>
           </w:p>
         </w:tc>
@@ -31449,7 +31449,7 @@
                 <w:b w:val="0"/>
                 <w:sz w:val="14"/>
               </w:rPr>
-              <w:t>Current exact tree b2f81b20322dd9e9268001126b07931b437e27df: zero entity-bound operation evidence for this entity/operation. Mother §71 forbids speculative CRUD/sibling-feature expansion; current revision authorizes no new behavior.</w:t>
+              <w:t>Current Word tree: RESOLVE_FRESH_AT_AUDIT_TIME: zero entity-bound operation evidence for this entity/operation. Mother §71 forbids speculative CRUD/sibling-feature expansion; current revision authorizes no new behavior.</w:t>
             </w:r>
           </w:p>
         </w:tc>
@@ -31511,7 +31511,7 @@
                 <w:b w:val="0"/>
                 <w:sz w:val="14"/>
               </w:rPr>
-              <w:t>Current exact tree b2f81b20322dd9e9268001126b07931b437e27df: zero entity-bound operation evidence for this entity/operation. Mother §71 forbids speculative CRUD/sibling-feature expansion; current revision authorizes no new behavior.</w:t>
+              <w:t>Current Word tree: RESOLVE_FRESH_AT_AUDIT_TIME: zero entity-bound operation evidence for this entity/operation. Mother §71 forbids speculative CRUD/sibling-feature expansion; current revision authorizes no new behavior.</w:t>
             </w:r>
           </w:p>
         </w:tc>
@@ -31635,7 +31635,7 @@
                 <w:b w:val="0"/>
                 <w:sz w:val="14"/>
               </w:rPr>
-              <w:t>Current exact tree b2f81b20322dd9e9268001126b07931b437e27df: zero entity-bound operation evidence for this entity/operation. Mother §71 forbids speculative CRUD/sibling-feature expansion; current revision authorizes no new behavior.</w:t>
+              <w:t>Current Word tree: RESOLVE_FRESH_AT_AUDIT_TIME: zero entity-bound operation evidence for this entity/operation. Mother §71 forbids speculative CRUD/sibling-feature expansion; current revision authorizes no new behavior.</w:t>
             </w:r>
           </w:p>
         </w:tc>
@@ -31697,7 +31697,7 @@
                 <w:b w:val="0"/>
                 <w:sz w:val="14"/>
               </w:rPr>
-              <w:t>Current exact tree b2f81b20322dd9e9268001126b07931b437e27df: zero entity-bound operation evidence for this entity/operation. Mother §71 forbids speculative CRUD/sibling-feature expansion; current revision authorizes no new behavior.</w:t>
+              <w:t>Current Word tree: RESOLVE_FRESH_AT_AUDIT_TIME: zero entity-bound operation evidence for this entity/operation. Mother §71 forbids speculative CRUD/sibling-feature expansion; current revision authorizes no new behavior.</w:t>
             </w:r>
           </w:p>
         </w:tc>
@@ -31759,7 +31759,7 @@
                 <w:b w:val="0"/>
                 <w:sz w:val="14"/>
               </w:rPr>
-              <w:t>Current exact tree b2f81b20322dd9e9268001126b07931b437e27df: zero entity-bound operation evidence for this entity/operation. Mother §71 forbids speculative CRUD/sibling-feature expansion; current revision authorizes no new behavior.</w:t>
+              <w:t>Current Word tree: RESOLVE_FRESH_AT_AUDIT_TIME: zero entity-bound operation evidence for this entity/operation. Mother §71 forbids speculative CRUD/sibling-feature expansion; current revision authorizes no new behavior.</w:t>
             </w:r>
           </w:p>
         </w:tc>
@@ -31883,7 +31883,7 @@
                 <w:b w:val="0"/>
                 <w:sz w:val="14"/>
               </w:rPr>
-              <w:t>Current exact tree b2f81b20322dd9e9268001126b07931b437e27df: zero entity-bound operation evidence for this entity/operation. Mother §71 forbids speculative CRUD/sibling-feature expansion; current revision authorizes no new behavior.</w:t>
+              <w:t>Current Word tree: RESOLVE_FRESH_AT_AUDIT_TIME: zero entity-bound operation evidence for this entity/operation. Mother §71 forbids speculative CRUD/sibling-feature expansion; current revision authorizes no new behavior.</w:t>
             </w:r>
           </w:p>
         </w:tc>
@@ -31945,7 +31945,7 @@
                 <w:b w:val="0"/>
                 <w:sz w:val="14"/>
               </w:rPr>
-              <w:t>Current exact tree b2f81b20322dd9e9268001126b07931b437e27df: zero entity-bound operation evidence for this entity/operation. Mother §71 forbids speculative CRUD/sibling-feature expansion; current revision authorizes no new behavior.</w:t>
+              <w:t>Current Word tree: RESOLVE_FRESH_AT_AUDIT_TIME: zero entity-bound operation evidence for this entity/operation. Mother §71 forbids speculative CRUD/sibling-feature expansion; current revision authorizes no new behavior.</w:t>
             </w:r>
           </w:p>
         </w:tc>
@@ -32069,7 +32069,7 @@
                 <w:b w:val="0"/>
                 <w:sz w:val="14"/>
               </w:rPr>
-              <w:t>Current exact tree b2f81b20322dd9e9268001126b07931b437e27df: zero entity-bound operation evidence for this entity/operation. Mother §71 forbids speculative CRUD/sibling-feature expansion; current revision authorizes no new behavior.</w:t>
+              <w:t>Current Word tree: RESOLVE_FRESH_AT_AUDIT_TIME: zero entity-bound operation evidence for this entity/operation. Mother §71 forbids speculative CRUD/sibling-feature expansion; current revision authorizes no new behavior.</w:t>
             </w:r>
           </w:p>
         </w:tc>
@@ -32193,7 +32193,7 @@
                 <w:b w:val="0"/>
                 <w:sz w:val="14"/>
               </w:rPr>
-              <w:t>Current exact tree b2f81b20322dd9e9268001126b07931b437e27df: zero entity-bound operation evidence for this entity/operation. Mother §71 forbids speculative CRUD/sibling-feature expansion; current revision authorizes no new behavior.</w:t>
+              <w:t>Current Word tree: RESOLVE_FRESH_AT_AUDIT_TIME: zero entity-bound operation evidence for this entity/operation. Mother §71 forbids speculative CRUD/sibling-feature expansion; current revision authorizes no new behavior.</w:t>
             </w:r>
           </w:p>
         </w:tc>
@@ -32255,7 +32255,7 @@
                 <w:b w:val="0"/>
                 <w:sz w:val="14"/>
               </w:rPr>
-              <w:t>Current exact tree b2f81b20322dd9e9268001126b07931b437e27df: zero entity-bound operation evidence for this entity/operation. Mother §71 forbids speculative CRUD/sibling-feature expansion; current revision authorizes no new behavior.</w:t>
+              <w:t>Current Word tree: RESOLVE_FRESH_AT_AUDIT_TIME: zero entity-bound operation evidence for this entity/operation. Mother §71 forbids speculative CRUD/sibling-feature expansion; current revision authorizes no new behavior.</w:t>
             </w:r>
           </w:p>
         </w:tc>
@@ -32317,7 +32317,7 @@
                 <w:b w:val="0"/>
                 <w:sz w:val="14"/>
               </w:rPr>
-              <w:t>Current exact tree b2f81b20322dd9e9268001126b07931b437e27df: zero entity-bound operation evidence for this entity/operation. Mother §71 forbids speculative CRUD/sibling-feature expansion; current revision authorizes no new behavior.</w:t>
+              <w:t>Current Word tree: RESOLVE_FRESH_AT_AUDIT_TIME: zero entity-bound operation evidence for this entity/operation. Mother §71 forbids speculative CRUD/sibling-feature expansion; current revision authorizes no new behavior.</w:t>
             </w:r>
           </w:p>
         </w:tc>
@@ -32379,7 +32379,7 @@
                 <w:b w:val="0"/>
                 <w:sz w:val="14"/>
               </w:rPr>
-              <w:t>Current exact tree b2f81b20322dd9e9268001126b07931b437e27df: zero entity-bound operation evidence for this entity/operation. Mother §71 forbids speculative CRUD/sibling-feature expansion; current revision authorizes no new behavior.</w:t>
+              <w:t>Current Word tree: RESOLVE_FRESH_AT_AUDIT_TIME: zero entity-bound operation evidence for this entity/operation. Mother §71 forbids speculative CRUD/sibling-feature expansion; current revision authorizes no new behavior.</w:t>
             </w:r>
           </w:p>
         </w:tc>
@@ -32441,7 +32441,7 @@
                 <w:b w:val="0"/>
                 <w:sz w:val="14"/>
               </w:rPr>
-              <w:t>Current exact tree b2f81b20322dd9e9268001126b07931b437e27df: zero entity-bound operation evidence for this entity/operation. Mother §71 forbids speculative CRUD/sibling-feature expansion; current revision authorizes no new behavior.</w:t>
+              <w:t>Current Word tree: RESOLVE_FRESH_AT_AUDIT_TIME: zero entity-bound operation evidence for this entity/operation. Mother §71 forbids speculative CRUD/sibling-feature expansion; current revision authorizes no new behavior.</w:t>
             </w:r>
           </w:p>
         </w:tc>
@@ -32503,7 +32503,7 @@
                 <w:b w:val="0"/>
                 <w:sz w:val="14"/>
               </w:rPr>
-              <w:t>Current exact tree b2f81b20322dd9e9268001126b07931b437e27df: zero entity-bound operation evidence for this entity/operation. Mother §71 forbids speculative CRUD/sibling-feature expansion; current revision authorizes no new behavior.</w:t>
+              <w:t>Current Word tree: RESOLVE_FRESH_AT_AUDIT_TIME: zero entity-bound operation evidence for this entity/operation. Mother §71 forbids speculative CRUD/sibling-feature expansion; current revision authorizes no new behavior.</w:t>
             </w:r>
           </w:p>
         </w:tc>
@@ -32565,7 +32565,7 @@
                 <w:b w:val="0"/>
                 <w:sz w:val="14"/>
               </w:rPr>
-              <w:t>Current exact tree b2f81b20322dd9e9268001126b07931b437e27df: zero entity-bound operation evidence for this entity/operation. Mother §71 forbids speculative CRUD/sibling-feature expansion; current revision authorizes no new behavior.</w:t>
+              <w:t>Current Word tree: RESOLVE_FRESH_AT_AUDIT_TIME: zero entity-bound operation evidence for this entity/operation. Mother §71 forbids speculative CRUD/sibling-feature expansion; current revision authorizes no new behavior.</w:t>
             </w:r>
           </w:p>
         </w:tc>
@@ -32627,7 +32627,7 @@
                 <w:b w:val="0"/>
                 <w:sz w:val="14"/>
               </w:rPr>
-              <w:t>Current exact tree b2f81b20322dd9e9268001126b07931b437e27df: zero entity-bound operation evidence for this entity/operation. Mother §71 forbids speculative CRUD/sibling-feature expansion; current revision authorizes no new behavior.</w:t>
+              <w:t>Current Word tree: RESOLVE_FRESH_AT_AUDIT_TIME: zero entity-bound operation evidence for this entity/operation. Mother §71 forbids speculative CRUD/sibling-feature expansion; current revision authorizes no new behavior.</w:t>
             </w:r>
           </w:p>
         </w:tc>
@@ -32689,7 +32689,7 @@
                 <w:b w:val="0"/>
                 <w:sz w:val="14"/>
               </w:rPr>
-              <w:t>Current exact tree b2f81b20322dd9e9268001126b07931b437e27df: zero entity-bound operation evidence for this entity/operation. Mother §71 forbids speculative CRUD/sibling-feature expansion; current revision authorizes no new behavior.</w:t>
+              <w:t>Current Word tree: RESOLVE_FRESH_AT_AUDIT_TIME: zero entity-bound operation evidence for this entity/operation. Mother §71 forbids speculative CRUD/sibling-feature expansion; current revision authorizes no new behavior.</w:t>
             </w:r>
           </w:p>
         </w:tc>
@@ -32751,7 +32751,7 @@
                 <w:b w:val="0"/>
                 <w:sz w:val="14"/>
               </w:rPr>
-              <w:t>Current exact tree b2f81b20322dd9e9268001126b07931b437e27df: zero entity-bound operation evidence for this entity/operation. Mother §71 forbids speculative CRUD/sibling-feature expansion; current revision authorizes no new behavior.</w:t>
+              <w:t>Current Word tree: RESOLVE_FRESH_AT_AUDIT_TIME: zero entity-bound operation evidence for this entity/operation. Mother §71 forbids speculative CRUD/sibling-feature expansion; current revision authorizes no new behavior.</w:t>
             </w:r>
           </w:p>
         </w:tc>
@@ -32875,7 +32875,7 @@
                 <w:b w:val="0"/>
                 <w:sz w:val="14"/>
               </w:rPr>
-              <w:t>Current exact tree b2f81b20322dd9e9268001126b07931b437e27df: zero entity-bound operation evidence for this entity/operation. Mother §71 forbids speculative CRUD/sibling-feature expansion; current revision authorizes no new behavior.</w:t>
+              <w:t>Current Word tree: RESOLVE_FRESH_AT_AUDIT_TIME: zero entity-bound operation evidence for this entity/operation. Mother §71 forbids speculative CRUD/sibling-feature expansion; current revision authorizes no new behavior.</w:t>
             </w:r>
           </w:p>
         </w:tc>
@@ -32937,7 +32937,7 @@
                 <w:b w:val="0"/>
                 <w:sz w:val="14"/>
               </w:rPr>
-              <w:t>Current exact tree b2f81b20322dd9e9268001126b07931b437e27df: zero entity-bound operation evidence for this entity/operation. Mother §71 forbids speculative CRUD/sibling-feature expansion; current revision authorizes no new behavior.</w:t>
+              <w:t>Current Word tree: RESOLVE_FRESH_AT_AUDIT_TIME: zero entity-bound operation evidence for this entity/operation. Mother §71 forbids speculative CRUD/sibling-feature expansion; current revision authorizes no new behavior.</w:t>
             </w:r>
           </w:p>
         </w:tc>

--- a/ACPOS_KB-01_知識庫_Mother_Basic_Design_OPTIMIZED.docx
+++ b/ACPOS_KB-01_知識庫_Mother_Basic_Design_OPTIMIZED.docx
@@ -21629,7 +21629,7 @@
               <w:rPr>
                 <w:sz w:val="10"/>
               </w:rPr>
-              <w:t>—</w:t>
+              <w:t>KnowledgeExperienceService / KnowledgeSource State + Version + Audit</w:t>
             </w:r>
           </w:p>
         </w:tc>
@@ -21800,7 +21800,7 @@
               <w:rPr>
                 <w:sz w:val="10"/>
               </w:rPr>
-              <w:t>—</w:t>
+              <w:t>KnowledgeExperienceService / KnowledgeSource State + Version + Audit</w:t>
             </w:r>
           </w:p>
         </w:tc>
@@ -21971,7 +21971,7 @@
               <w:rPr>
                 <w:sz w:val="10"/>
               </w:rPr>
-              <w:t>—</w:t>
+              <w:t>KnowledgeExperienceService / KnowledgeSource State + Version + Audit</w:t>
             </w:r>
           </w:p>
         </w:tc>
@@ -22142,7 +22142,7 @@
               <w:rPr>
                 <w:sz w:val="10"/>
               </w:rPr>
-              <w:t>—</w:t>
+              <w:t>KnowledgeExperienceService / KnowledgeSource State + Version + Audit</w:t>
             </w:r>
           </w:p>
         </w:tc>
@@ -22313,7 +22313,7 @@
               <w:rPr>
                 <w:sz w:val="10"/>
               </w:rPr>
-              <w:t>—</w:t>
+              <w:t>KnowledgeExperienceService / KnowledgeSource State + Version + Audit</w:t>
             </w:r>
           </w:p>
         </w:tc>
@@ -22484,7 +22484,7 @@
               <w:rPr>
                 <w:sz w:val="10"/>
               </w:rPr>
-              <w:t>—</w:t>
+              <w:t>Shared Acquisition Runtime / Acquisition Run + Snapshot/Evidence + Audit</w:t>
             </w:r>
           </w:p>
         </w:tc>
@@ -22655,7 +22655,7 @@
               <w:rPr>
                 <w:sz w:val="10"/>
               </w:rPr>
-              <w:t>—</w:t>
+              <w:t>Shared Acquisition Runtime / Acquisition Run + Snapshot/Evidence + Audit</w:t>
             </w:r>
           </w:p>
         </w:tc>
@@ -23510,7 +23510,7 @@
               <w:rPr>
                 <w:sz w:val="10"/>
               </w:rPr>
-              <w:t>—</w:t>
+              <w:t>ACPOSContextEngine / ACPOSContextCandidate + Evidence/Audit</w:t>
             </w:r>
           </w:p>
         </w:tc>
@@ -24023,7 +24023,7 @@
               <w:rPr>
                 <w:sz w:val="10"/>
               </w:rPr>
-              <w:t>—</w:t>
+              <w:t>ACPOSEvolutionEngine / ACPOSLearningCandidate + Evidence/Audit</w:t>
             </w:r>
           </w:p>
         </w:tc>
@@ -24194,7 +24194,7 @@
               <w:rPr>
                 <w:sz w:val="10"/>
               </w:rPr>
-              <w:t>—</w:t>
+              <w:t>KnowledgeExperienceService / KnowledgeVersion Draft + Evidence/Citation + Audit</w:t>
             </w:r>
           </w:p>
         </w:tc>
@@ -24365,7 +24365,7 @@
               <w:rPr>
                 <w:sz w:val="10"/>
               </w:rPr>
-              <w:t>—</w:t>
+              <w:t>KnowledgeExperienceService / KnowledgeVersion Draft + Evidence/Citation + Audit</w:t>
             </w:r>
           </w:p>
         </w:tc>
@@ -24707,7 +24707,7 @@
               <w:rPr>
                 <w:sz w:val="10"/>
               </w:rPr>
-              <w:t>—</w:t>
+              <w:t>KnowledgeExperienceService / KnowledgeVersion Review State + Approval/Review + Audit</w:t>
             </w:r>
           </w:p>
         </w:tc>
@@ -24878,7 +24878,7 @@
               <w:rPr>
                 <w:sz w:val="10"/>
               </w:rPr>
-              <w:t>—</w:t>
+              <w:t>KnowledgeExperienceService / KnowledgeVersion Review State + Approval/Review + Audit</w:t>
             </w:r>
           </w:p>
         </w:tc>
@@ -25049,7 +25049,7 @@
               <w:rPr>
                 <w:sz w:val="10"/>
               </w:rPr>
-              <w:t>—</w:t>
+              <w:t>KnowledgeExperienceService / KnowledgeVersion Review State + Approval/Review + Audit</w:t>
             </w:r>
           </w:p>
         </w:tc>
@@ -34590,6 +34590,881 @@
           <w:p>
             <w:r>
               <w:t>DESIGN_FREEZE_PACKAGE_DEFINED. DESIGN_FROZEN may be asserted only after required Visual Preview/Review/Approval and all applicable design gates actually pass; this annex does not self-approve.</w:t>
+            </w:r>
+          </w:p>
+        </w:tc>
+      </w:tr>
+    </w:tbl>
+    <w:p>
+      <w:r>
+        <w:br w:type="page"/>
+      </w:r>
+    </w:p>
+    <w:p>
+      <w:pPr>
+        <w:pStyle w:val="Heading1"/>
+      </w:pPr>
+      <w:r>
+        <w:t>KB-01 Persistence Owner Closure｜知識與經驗持久化 Owner 收斂</w:t>
+      </w:r>
+    </w:p>
+    <w:p>
+      <w:r>
+        <w:t>[ACPOS-KB-PERSISTENCE-OWNER-CLOSURE-V1] This annex closes the 14 KB-01 mutation Persistence Owner gaps from the existing Entity/Canonical Owner table, lifecycle matrix, relationship contract and Action Group/Owner table. It introduces no second Knowledge, Context, Learning or Acquisition owner.</w:t>
+      </w:r>
+    </w:p>
+    <w:tbl>
+      <w:tblPr>
+        <w:tblStyle w:val="TableGrid"/>
+        <w:tblW w:type="auto" w:w="0"/>
+        <w:tblLook w:firstColumn="1" w:firstRow="1" w:lastColumn="0" w:lastRow="0" w:noHBand="0" w:noVBand="1" w:val="04A0"/>
+      </w:tblPr>
+      <w:tblGrid>
+        <w:gridCol w:w="2858"/>
+        <w:gridCol w:w="2858"/>
+        <w:gridCol w:w="2858"/>
+        <w:gridCol w:w="2858"/>
+      </w:tblGrid>
+      <w:tr>
+        <w:trPr>
+          <w:cantSplit/>
+        </w:trPr>
+        <w:tc>
+          <w:tcPr>
+            <w:tcW w:type="dxa" w:w="2858"/>
+          </w:tcPr>
+          <w:p>
+            <w:r>
+              <w:t>Control UID</w:t>
+            </w:r>
+          </w:p>
+        </w:tc>
+        <w:tc>
+          <w:tcPr>
+            <w:tcW w:type="dxa" w:w="2858"/>
+          </w:tcPr>
+          <w:p>
+            <w:r>
+              <w:t>Business Entity / Resolution</w:t>
+            </w:r>
+          </w:p>
+        </w:tc>
+        <w:tc>
+          <w:tcPr>
+            <w:tcW w:type="dxa" w:w="2858"/>
+          </w:tcPr>
+          <w:p>
+            <w:r>
+              <w:t>Canonical Persistence Owner</w:t>
+            </w:r>
+          </w:p>
+        </w:tc>
+        <w:tc>
+          <w:tcPr>
+            <w:tcW w:type="dxa" w:w="2858"/>
+          </w:tcPr>
+          <w:p>
+            <w:r>
+              <w:t>Design Semantics</w:t>
+            </w:r>
+          </w:p>
+        </w:tc>
+      </w:tr>
+      <w:tr>
+        <w:trPr>
+          <w:cantSplit/>
+        </w:trPr>
+        <w:tc>
+          <w:tcPr>
+            <w:tcW w:type="dxa" w:w="2858"/>
+          </w:tcPr>
+          <w:p>
+            <w:r>
+              <w:t>KB-01-CTL-SOURCE-CREATE</w:t>
+            </w:r>
+          </w:p>
+        </w:tc>
+        <w:tc>
+          <w:tcPr>
+            <w:tcW w:type="dxa" w:w="2858"/>
+          </w:tcPr>
+          <w:p>
+            <w:r>
+              <w:t>KnowledgeSource</w:t>
+            </w:r>
+          </w:p>
+        </w:tc>
+        <w:tc>
+          <w:tcPr>
+            <w:tcW w:type="dxa" w:w="2858"/>
+          </w:tcPr>
+          <w:p>
+            <w:r>
+              <w:t>KnowledgeExperienceService / KnowledgeSource State + Version + Audit</w:t>
+            </w:r>
+          </w:p>
+        </w:tc>
+        <w:tc>
+          <w:tcPr>
+            <w:tcW w:type="dxa" w:w="2858"/>
+          </w:tcPr>
+          <w:p>
+            <w:r>
+              <w:t>Source create/update/state-transition persists the exact KnowledgeSource identity, scope/rights/classification/configuration, lifecycle state/version and audit lineage. RETIRED may not be silently revived; historical source/version evidence remains addressable.</w:t>
+            </w:r>
+          </w:p>
+        </w:tc>
+      </w:tr>
+      <w:tr>
+        <w:trPr>
+          <w:cantSplit/>
+        </w:trPr>
+        <w:tc>
+          <w:tcPr>
+            <w:tcW w:type="dxa" w:w="2858"/>
+          </w:tcPr>
+          <w:p>
+            <w:r>
+              <w:t>KB-01-CTL-SOURCE-SAVE</w:t>
+            </w:r>
+          </w:p>
+        </w:tc>
+        <w:tc>
+          <w:tcPr>
+            <w:tcW w:type="dxa" w:w="2858"/>
+          </w:tcPr>
+          <w:p>
+            <w:r>
+              <w:t>KnowledgeSource</w:t>
+            </w:r>
+          </w:p>
+        </w:tc>
+        <w:tc>
+          <w:tcPr>
+            <w:tcW w:type="dxa" w:w="2858"/>
+          </w:tcPr>
+          <w:p>
+            <w:r>
+              <w:t>KnowledgeExperienceService / KnowledgeSource State + Version + Audit</w:t>
+            </w:r>
+          </w:p>
+        </w:tc>
+        <w:tc>
+          <w:tcPr>
+            <w:tcW w:type="dxa" w:w="2858"/>
+          </w:tcPr>
+          <w:p>
+            <w:r>
+              <w:t>Source create/update/state-transition persists the exact KnowledgeSource identity, scope/rights/classification/configuration, lifecycle state/version and audit lineage. RETIRED may not be silently revived; historical source/version evidence remains addressable.</w:t>
+            </w:r>
+          </w:p>
+        </w:tc>
+      </w:tr>
+      <w:tr>
+        <w:trPr>
+          <w:cantSplit/>
+        </w:trPr>
+        <w:tc>
+          <w:tcPr>
+            <w:tcW w:type="dxa" w:w="2858"/>
+          </w:tcPr>
+          <w:p>
+            <w:r>
+              <w:t>KB-01-CTL-SOURCE-PAUSE</w:t>
+            </w:r>
+          </w:p>
+        </w:tc>
+        <w:tc>
+          <w:tcPr>
+            <w:tcW w:type="dxa" w:w="2858"/>
+          </w:tcPr>
+          <w:p>
+            <w:r>
+              <w:t>KnowledgeSource</w:t>
+            </w:r>
+          </w:p>
+        </w:tc>
+        <w:tc>
+          <w:tcPr>
+            <w:tcW w:type="dxa" w:w="2858"/>
+          </w:tcPr>
+          <w:p>
+            <w:r>
+              <w:t>KnowledgeExperienceService / KnowledgeSource State + Version + Audit</w:t>
+            </w:r>
+          </w:p>
+        </w:tc>
+        <w:tc>
+          <w:tcPr>
+            <w:tcW w:type="dxa" w:w="2858"/>
+          </w:tcPr>
+          <w:p>
+            <w:r>
+              <w:t>Source create/update/state-transition persists the exact KnowledgeSource identity, scope/rights/classification/configuration, lifecycle state/version and audit lineage. RETIRED may not be silently revived; historical source/version evidence remains addressable.</w:t>
+            </w:r>
+          </w:p>
+        </w:tc>
+      </w:tr>
+      <w:tr>
+        <w:trPr>
+          <w:cantSplit/>
+        </w:trPr>
+        <w:tc>
+          <w:tcPr>
+            <w:tcW w:type="dxa" w:w="2858"/>
+          </w:tcPr>
+          <w:p>
+            <w:r>
+              <w:t>KB-01-CTL-SOURCE-RESUME</w:t>
+            </w:r>
+          </w:p>
+        </w:tc>
+        <w:tc>
+          <w:tcPr>
+            <w:tcW w:type="dxa" w:w="2858"/>
+          </w:tcPr>
+          <w:p>
+            <w:r>
+              <w:t>KnowledgeSource</w:t>
+            </w:r>
+          </w:p>
+        </w:tc>
+        <w:tc>
+          <w:tcPr>
+            <w:tcW w:type="dxa" w:w="2858"/>
+          </w:tcPr>
+          <w:p>
+            <w:r>
+              <w:t>KnowledgeExperienceService / KnowledgeSource State + Version + Audit</w:t>
+            </w:r>
+          </w:p>
+        </w:tc>
+        <w:tc>
+          <w:tcPr>
+            <w:tcW w:type="dxa" w:w="2858"/>
+          </w:tcPr>
+          <w:p>
+            <w:r>
+              <w:t>Source create/update/state-transition persists the exact KnowledgeSource identity, scope/rights/classification/configuration, lifecycle state/version and audit lineage. RETIRED may not be silently revived; historical source/version evidence remains addressable.</w:t>
+            </w:r>
+          </w:p>
+        </w:tc>
+      </w:tr>
+      <w:tr>
+        <w:trPr>
+          <w:cantSplit/>
+        </w:trPr>
+        <w:tc>
+          <w:tcPr>
+            <w:tcW w:type="dxa" w:w="2858"/>
+          </w:tcPr>
+          <w:p>
+            <w:r>
+              <w:t>KB-01-CTL-SOURCE-RETIRE</w:t>
+            </w:r>
+          </w:p>
+        </w:tc>
+        <w:tc>
+          <w:tcPr>
+            <w:tcW w:type="dxa" w:w="2858"/>
+          </w:tcPr>
+          <w:p>
+            <w:r>
+              <w:t>KnowledgeSource</w:t>
+            </w:r>
+          </w:p>
+        </w:tc>
+        <w:tc>
+          <w:tcPr>
+            <w:tcW w:type="dxa" w:w="2858"/>
+          </w:tcPr>
+          <w:p>
+            <w:r>
+              <w:t>KnowledgeExperienceService / KnowledgeSource State + Version + Audit</w:t>
+            </w:r>
+          </w:p>
+        </w:tc>
+        <w:tc>
+          <w:tcPr>
+            <w:tcW w:type="dxa" w:w="2858"/>
+          </w:tcPr>
+          <w:p>
+            <w:r>
+              <w:t>Source create/update/state-transition persists the exact KnowledgeSource identity, scope/rights/classification/configuration, lifecycle state/version and audit lineage. RETIRED may not be silently revived; historical source/version evidence remains addressable.</w:t>
+            </w:r>
+          </w:p>
+        </w:tc>
+      </w:tr>
+      <w:tr>
+        <w:trPr>
+          <w:cantSplit/>
+        </w:trPr>
+        <w:tc>
+          <w:tcPr>
+            <w:tcW w:type="dxa" w:w="2858"/>
+          </w:tcPr>
+          <w:p>
+            <w:r>
+              <w:t>KB-01-CTL-INGEST-START</w:t>
+            </w:r>
+          </w:p>
+        </w:tc>
+        <w:tc>
+          <w:tcPr>
+            <w:tcW w:type="dxa" w:w="2858"/>
+          </w:tcPr>
+          <w:p>
+            <w:r>
+              <w:t>Acquisition Run</w:t>
+            </w:r>
+          </w:p>
+        </w:tc>
+        <w:tc>
+          <w:tcPr>
+            <w:tcW w:type="dxa" w:w="2858"/>
+          </w:tcPr>
+          <w:p>
+            <w:r>
+              <w:t>Shared Acquisition Runtime / Acquisition Run + Snapshot/Evidence + Audit</w:t>
+            </w:r>
+          </w:p>
+        </w:tc>
+        <w:tc>
+          <w:tcPr>
+            <w:tcW w:type="dxa" w:w="2858"/>
+          </w:tcPr>
+          <w:p>
+            <w:r>
+              <w:t>KnowledgeAcquisitionIntent is a value object; create/retry persists a governed Acquisition Run under Shared Acquisition Runtime with exact source_ref/scope/mode/correlation/idempotency, attempt/checkpoint, immutable snapshot/evidence and audit lineage. It does not create a second crawler owner.</w:t>
+            </w:r>
+          </w:p>
+        </w:tc>
+      </w:tr>
+      <w:tr>
+        <w:trPr>
+          <w:cantSplit/>
+        </w:trPr>
+        <w:tc>
+          <w:tcPr>
+            <w:tcW w:type="dxa" w:w="2858"/>
+          </w:tcPr>
+          <w:p>
+            <w:r>
+              <w:t>KB-01-CTL-INGEST-RETRY</w:t>
+            </w:r>
+          </w:p>
+        </w:tc>
+        <w:tc>
+          <w:tcPr>
+            <w:tcW w:type="dxa" w:w="2858"/>
+          </w:tcPr>
+          <w:p>
+            <w:r>
+              <w:t>Acquisition Run</w:t>
+            </w:r>
+          </w:p>
+        </w:tc>
+        <w:tc>
+          <w:tcPr>
+            <w:tcW w:type="dxa" w:w="2858"/>
+          </w:tcPr>
+          <w:p>
+            <w:r>
+              <w:t>Shared Acquisition Runtime / Acquisition Run + Snapshot/Evidence + Audit</w:t>
+            </w:r>
+          </w:p>
+        </w:tc>
+        <w:tc>
+          <w:tcPr>
+            <w:tcW w:type="dxa" w:w="2858"/>
+          </w:tcPr>
+          <w:p>
+            <w:r>
+              <w:t>KnowledgeAcquisitionIntent is a value object; create/retry persists a governed Acquisition Run under Shared Acquisition Runtime with exact source_ref/scope/mode/correlation/idempotency, attempt/checkpoint, immutable snapshot/evidence and audit lineage. It does not create a second crawler owner.</w:t>
+            </w:r>
+          </w:p>
+        </w:tc>
+      </w:tr>
+      <w:tr>
+        <w:trPr>
+          <w:cantSplit/>
+        </w:trPr>
+        <w:tc>
+          <w:tcPr>
+            <w:tcW w:type="dxa" w:w="2858"/>
+          </w:tcPr>
+          <w:p>
+            <w:r>
+              <w:t>KB-01-CTL-CONTEXT-CREATE</w:t>
+            </w:r>
+          </w:p>
+        </w:tc>
+        <w:tc>
+          <w:tcPr>
+            <w:tcW w:type="dxa" w:w="2858"/>
+          </w:tcPr>
+          <w:p>
+            <w:r>
+              <w:t>ACPOSContextCandidate</w:t>
+            </w:r>
+          </w:p>
+        </w:tc>
+        <w:tc>
+          <w:tcPr>
+            <w:tcW w:type="dxa" w:w="2858"/>
+          </w:tcPr>
+          <w:p>
+            <w:r>
+              <w:t>ACPOSContextEngine / ACPOSContextCandidate + Evidence/Audit</w:t>
+            </w:r>
+          </w:p>
+        </w:tc>
+        <w:tc>
+          <w:tcPr>
+            <w:tcW w:type="dxa" w:w="2858"/>
+          </w:tcPr>
+          <w:p>
+            <w:r>
+              <w:t>Creates a governed Context Candidate from authorized Knowledge/Fact/Evidence refs. Candidate remains READY_FOR_CONSUMER_REVIEW and does not self-adopt or duplicate source Authority payload.</w:t>
+            </w:r>
+          </w:p>
+        </w:tc>
+      </w:tr>
+      <w:tr>
+        <w:trPr>
+          <w:cantSplit/>
+        </w:trPr>
+        <w:tc>
+          <w:tcPr>
+            <w:tcW w:type="dxa" w:w="2858"/>
+          </w:tcPr>
+          <w:p>
+            <w:r>
+              <w:t>KB-01-CTL-LEARNING-CREATE</w:t>
+            </w:r>
+          </w:p>
+        </w:tc>
+        <w:tc>
+          <w:tcPr>
+            <w:tcW w:type="dxa" w:w="2858"/>
+          </w:tcPr>
+          <w:p>
+            <w:r>
+              <w:t>ACPOSLearningCandidate</w:t>
+            </w:r>
+          </w:p>
+        </w:tc>
+        <w:tc>
+          <w:tcPr>
+            <w:tcW w:type="dxa" w:w="2858"/>
+          </w:tcPr>
+          <w:p>
+            <w:r>
+              <w:t>ACPOSEvolutionEngine / ACPOSLearningCandidate + Evidence/Audit</w:t>
+            </w:r>
+          </w:p>
+        </w:tc>
+        <w:tc>
+          <w:tcPr>
+            <w:tcW w:type="dxa" w:w="2858"/>
+          </w:tcPr>
+          <w:p>
+            <w:r>
+              <w:t>Creates a governed Learning Candidate only from complete real Experience/outcome lineage. Candidate remains non-authoritative until separate governed review/adoption and may not self-write Canon/Criteria/Policy.</w:t>
+            </w:r>
+          </w:p>
+        </w:tc>
+      </w:tr>
+      <w:tr>
+        <w:trPr>
+          <w:cantSplit/>
+        </w:trPr>
+        <w:tc>
+          <w:tcPr>
+            <w:tcW w:type="dxa" w:w="2858"/>
+          </w:tcPr>
+          <w:p>
+            <w:r>
+              <w:t>KB-01-CTL-DRAFT-FROM-EXP</w:t>
+            </w:r>
+          </w:p>
+        </w:tc>
+        <w:tc>
+          <w:tcPr>
+            <w:tcW w:type="dxa" w:w="2858"/>
+          </w:tcPr>
+          <w:p>
+            <w:r>
+              <w:t>KnowledgeVersion / Draft</w:t>
+            </w:r>
+          </w:p>
+        </w:tc>
+        <w:tc>
+          <w:tcPr>
+            <w:tcW w:type="dxa" w:w="2858"/>
+          </w:tcPr>
+          <w:p>
+            <w:r>
+              <w:t>KnowledgeExperienceService / KnowledgeVersion Draft + Evidence/Citation + Audit</w:t>
+            </w:r>
+          </w:p>
+        </w:tc>
+        <w:tc>
+          <w:tcPr>
+            <w:tcW w:type="dxa" w:w="2858"/>
+          </w:tcPr>
+          <w:p>
+            <w:r>
+              <w:t>Creates or updates the governed KnowledgeVersion DRAFT from exact Experience/Evidence/Citation refs and expected version. Draft mutation is versioned and auditable and does not imply approval.</w:t>
+            </w:r>
+          </w:p>
+        </w:tc>
+      </w:tr>
+      <w:tr>
+        <w:trPr>
+          <w:cantSplit/>
+        </w:trPr>
+        <w:tc>
+          <w:tcPr>
+            <w:tcW w:type="dxa" w:w="2858"/>
+          </w:tcPr>
+          <w:p>
+            <w:r>
+              <w:t>KB-01-CTL-DRAFT-SAVE</w:t>
+            </w:r>
+          </w:p>
+        </w:tc>
+        <w:tc>
+          <w:tcPr>
+            <w:tcW w:type="dxa" w:w="2858"/>
+          </w:tcPr>
+          <w:p>
+            <w:r>
+              <w:t>KnowledgeVersion / Draft</w:t>
+            </w:r>
+          </w:p>
+        </w:tc>
+        <w:tc>
+          <w:tcPr>
+            <w:tcW w:type="dxa" w:w="2858"/>
+          </w:tcPr>
+          <w:p>
+            <w:r>
+              <w:t>KnowledgeExperienceService / KnowledgeVersion Draft + Evidence/Citation + Audit</w:t>
+            </w:r>
+          </w:p>
+        </w:tc>
+        <w:tc>
+          <w:tcPr>
+            <w:tcW w:type="dxa" w:w="2858"/>
+          </w:tcPr>
+          <w:p>
+            <w:r>
+              <w:t>Creates or updates the governed KnowledgeVersion DRAFT from exact Experience/Evidence/Citation refs and expected version. Draft mutation is versioned and auditable and does not imply approval.</w:t>
+            </w:r>
+          </w:p>
+        </w:tc>
+      </w:tr>
+      <w:tr>
+        <w:trPr>
+          <w:cantSplit/>
+        </w:trPr>
+        <w:tc>
+          <w:tcPr>
+            <w:tcW w:type="dxa" w:w="2858"/>
+          </w:tcPr>
+          <w:p>
+            <w:r>
+              <w:t>KB-01-CTL-APPROVE</w:t>
+            </w:r>
+          </w:p>
+        </w:tc>
+        <w:tc>
+          <w:tcPr>
+            <w:tcW w:type="dxa" w:w="2858"/>
+          </w:tcPr>
+          <w:p>
+            <w:r>
+              <w:t>KnowledgeVersion / Review</w:t>
+            </w:r>
+          </w:p>
+        </w:tc>
+        <w:tc>
+          <w:tcPr>
+            <w:tcW w:type="dxa" w:w="2858"/>
+          </w:tcPr>
+          <w:p>
+            <w:r>
+              <w:t>KnowledgeExperienceService / KnowledgeVersion Review State + Approval/Review + Audit</w:t>
+            </w:r>
+          </w:p>
+        </w:tc>
+        <w:tc>
+          <w:tcPr>
+            <w:tcW w:type="dxa" w:w="2858"/>
+          </w:tcPr>
+          <w:p>
+            <w:r>
+              <w:t>Persists the exact KnowledgeVersion review transition and human review evidence. APPROVE makes the governed approved version immutable; RETURN/REJECT preserve prior approved versions and evidence lineage rather than overwriting history.</w:t>
+            </w:r>
+          </w:p>
+        </w:tc>
+      </w:tr>
+      <w:tr>
+        <w:trPr>
+          <w:cantSplit/>
+        </w:trPr>
+        <w:tc>
+          <w:tcPr>
+            <w:tcW w:type="dxa" w:w="2858"/>
+          </w:tcPr>
+          <w:p>
+            <w:r>
+              <w:t>KB-01-CTL-RETURN</w:t>
+            </w:r>
+          </w:p>
+        </w:tc>
+        <w:tc>
+          <w:tcPr>
+            <w:tcW w:type="dxa" w:w="2858"/>
+          </w:tcPr>
+          <w:p>
+            <w:r>
+              <w:t>KnowledgeVersion / Review</w:t>
+            </w:r>
+          </w:p>
+        </w:tc>
+        <w:tc>
+          <w:tcPr>
+            <w:tcW w:type="dxa" w:w="2858"/>
+          </w:tcPr>
+          <w:p>
+            <w:r>
+              <w:t>KnowledgeExperienceService / KnowledgeVersion Review State + Approval/Review + Audit</w:t>
+            </w:r>
+          </w:p>
+        </w:tc>
+        <w:tc>
+          <w:tcPr>
+            <w:tcW w:type="dxa" w:w="2858"/>
+          </w:tcPr>
+          <w:p>
+            <w:r>
+              <w:t>Persists the exact KnowledgeVersion review transition and human review evidence. APPROVE makes the governed approved version immutable; RETURN/REJECT preserve prior approved versions and evidence lineage rather than overwriting history.</w:t>
+            </w:r>
+          </w:p>
+        </w:tc>
+      </w:tr>
+      <w:tr>
+        <w:trPr>
+          <w:cantSplit/>
+        </w:trPr>
+        <w:tc>
+          <w:tcPr>
+            <w:tcW w:type="dxa" w:w="2858"/>
+          </w:tcPr>
+          <w:p>
+            <w:r>
+              <w:t>KB-01-CTL-REJECT</w:t>
+            </w:r>
+          </w:p>
+        </w:tc>
+        <w:tc>
+          <w:tcPr>
+            <w:tcW w:type="dxa" w:w="2858"/>
+          </w:tcPr>
+          <w:p>
+            <w:r>
+              <w:t>KnowledgeVersion / Review</w:t>
+            </w:r>
+          </w:p>
+        </w:tc>
+        <w:tc>
+          <w:tcPr>
+            <w:tcW w:type="dxa" w:w="2858"/>
+          </w:tcPr>
+          <w:p>
+            <w:r>
+              <w:t>KnowledgeExperienceService / KnowledgeVersion Review State + Approval/Review + Audit</w:t>
+            </w:r>
+          </w:p>
+        </w:tc>
+        <w:tc>
+          <w:tcPr>
+            <w:tcW w:type="dxa" w:w="2858"/>
+          </w:tcPr>
+          <w:p>
+            <w:r>
+              <w:t>Persists the exact KnowledgeVersion review transition and human review evidence. APPROVE makes the governed approved version immutable; RETURN/REJECT preserve prior approved versions and evidence lineage rather than overwriting history.</w:t>
+            </w:r>
+          </w:p>
+        </w:tc>
+      </w:tr>
+    </w:tbl>
+    <w:p>
+      <w:pPr>
+        <w:pStyle w:val="Heading2"/>
+      </w:pPr>
+      <w:r>
+        <w:t>Shared Invariants / 共用不變式</w:t>
+      </w:r>
+    </w:p>
+    <w:tbl>
+      <w:tblPr>
+        <w:tblStyle w:val="TableGrid"/>
+        <w:tblW w:type="auto" w:w="0"/>
+        <w:tblLook w:firstColumn="1" w:firstRow="1" w:lastColumn="0" w:lastRow="0" w:noHBand="0" w:noVBand="1" w:val="04A0"/>
+      </w:tblPr>
+      <w:tblGrid>
+        <w:gridCol w:w="5717"/>
+        <w:gridCol w:w="5717"/>
+      </w:tblGrid>
+      <w:tr>
+        <w:trPr>
+          <w:cantSplit/>
+        </w:trPr>
+        <w:tc>
+          <w:tcPr>
+            <w:tcW w:type="dxa" w:w="5717"/>
+          </w:tcPr>
+          <w:p>
+            <w:r>
+              <w:t>Invariant</w:t>
+            </w:r>
+          </w:p>
+        </w:tc>
+        <w:tc>
+          <w:tcPr>
+            <w:tcW w:type="dxa" w:w="5717"/>
+          </w:tcPr>
+          <w:p>
+            <w:r>
+              <w:t>Rule</w:t>
+            </w:r>
+          </w:p>
+        </w:tc>
+      </w:tr>
+      <w:tr>
+        <w:trPr>
+          <w:cantSplit/>
+        </w:trPr>
+        <w:tc>
+          <w:tcPr>
+            <w:tcW w:type="dxa" w:w="5717"/>
+          </w:tcPr>
+          <w:p>
+            <w:r>
+              <w:t>Ingress ≠ Persistence Owner</w:t>
+            </w:r>
+          </w:p>
+        </w:tc>
+        <w:tc>
+          <w:tcPr>
+            <w:tcW w:type="dxa" w:w="5717"/>
+          </w:tcPr>
+          <w:p>
+            <w:r>
+              <w:t>Shared route/runtime/identity ingress does not transfer business data authority. The target resource/entity decides canonical persistence.</w:t>
+            </w:r>
+          </w:p>
+        </w:tc>
+      </w:tr>
+      <w:tr>
+        <w:trPr>
+          <w:cantSplit/>
+        </w:trPr>
+        <w:tc>
+          <w:tcPr>
+            <w:tcW w:type="dxa" w:w="5717"/>
+          </w:tcPr>
+          <w:p>
+            <w:r>
+              <w:t>Exact identity/version</w:t>
+            </w:r>
+          </w:p>
+        </w:tc>
+        <w:tc>
+          <w:tcPr>
+            <w:tcW w:type="dxa" w:w="5717"/>
+          </w:tcPr>
+          <w:p>
+            <w:r>
+              <w:t>Every effectful mutation MUST resolve the exact entity/resource identity and version/state required by its current gate; latest/current aliases may not silently replace exact binding.</w:t>
+            </w:r>
+          </w:p>
+        </w:tc>
+      </w:tr>
+      <w:tr>
+        <w:trPr>
+          <w:cantSplit/>
+        </w:trPr>
+        <w:tc>
+          <w:tcPr>
+            <w:tcW w:type="dxa" w:w="5717"/>
+          </w:tcPr>
+          <w:p>
+            <w:r>
+              <w:t>Audit lineage</w:t>
+            </w:r>
+          </w:p>
+        </w:tc>
+        <w:tc>
+          <w:tcPr>
+            <w:tcW w:type="dxa" w:w="5717"/>
+          </w:tcPr>
+          <w:p>
+            <w:r>
+              <w:t>Effectful state/version changes preserve correlation/idempotency/evidence or rationale as applicable and generate/retain governed audit lineage.</w:t>
+            </w:r>
+          </w:p>
+        </w:tc>
+      </w:tr>
+      <w:tr>
+        <w:trPr>
+          <w:cantSplit/>
+        </w:trPr>
+        <w:tc>
+          <w:tcPr>
+            <w:tcW w:type="dxa" w:w="5717"/>
+          </w:tcPr>
+          <w:p>
+            <w:r>
+              <w:t>No parallel authority</w:t>
+            </w:r>
+          </w:p>
+        </w:tc>
+        <w:tc>
+          <w:tcPr>
+            <w:tcW w:type="dxa" w:w="5717"/>
+          </w:tcPr>
+          <w:p>
+            <w:r>
+              <w:t>The closure reuses the existing canonical owner shown in the current Word corpus and MUST NOT create a duplicate store/service for the same concept.</w:t>
+            </w:r>
+          </w:p>
+        </w:tc>
+      </w:tr>
+      <w:tr>
+        <w:trPr>
+          <w:cantSplit/>
+        </w:trPr>
+        <w:tc>
+          <w:tcPr>
+            <w:tcW w:type="dxa" w:w="5717"/>
+          </w:tcPr>
+          <w:p>
+            <w:r>
+              <w:t>Runtime evidence separation</w:t>
+            </w:r>
+          </w:p>
+        </w:tc>
+        <w:tc>
+          <w:tcPr>
+            <w:tcW w:type="dxa" w:w="5717"/>
+          </w:tcPr>
+          <w:p>
+            <w:r>
+              <w:t>A complete design Persistence Owner does not claim application/API/DB/Production execution. Runtime status remains separately evidenced and may remain NOT_EXECUTED where the current Word says so.</w:t>
             </w:r>
           </w:p>
         </w:tc>
